--- a/GsdAutomatico/pdf/RELATORIO_DELTA.docx
+++ b/GsdAutomatico/pdf/RELATORIO_DELTA.docx
@@ -46,7 +46,7 @@
     </w:p>
     <w:p>
       <w:pPr>
-        <w:pStyle w:val="924"/>
+        <w:pStyle w:val="926"/>
         <w:pBdr/>
         <w:spacing/>
         <w:ind/>
@@ -81,7 +81,7 @@
     </w:p>
     <w:p>
       <w:pPr>
-        <w:pStyle w:val="924"/>
+        <w:pStyle w:val="926"/>
         <w:pBdr/>
         <w:spacing/>
         <w:ind/>
@@ -108,10 +108,16 @@
           <w:bCs/>
         </w:rPr>
       </w:r>
+      <w:r>
+        <w:rPr>
+          <w:b/>
+          <w:bCs/>
+        </w:rPr>
+      </w:r>
     </w:p>
     <w:p>
       <w:pPr>
-        <w:pStyle w:val="924"/>
+        <w:pStyle w:val="926"/>
         <w:pBdr/>
         <w:spacing/>
         <w:ind/>
@@ -138,10 +144,16 @@
           <w:bCs/>
         </w:rPr>
       </w:r>
+      <w:r>
+        <w:rPr>
+          <w:b/>
+          <w:bCs/>
+        </w:rPr>
+      </w:r>
     </w:p>
     <w:p>
       <w:pPr>
-        <w:pStyle w:val="924"/>
+        <w:pStyle w:val="926"/>
         <w:pBdr/>
         <w:spacing/>
         <w:ind/>
@@ -189,7 +201,7 @@
     </w:p>
     <w:p>
       <w:pPr>
-        <w:pStyle w:val="917"/>
+        <w:pStyle w:val="919"/>
         <w:pBdr/>
         <w:spacing w:before="120"/>
         <w:ind/>
@@ -232,7 +244,7 @@
     </w:p>
     <w:p>
       <w:pPr>
-        <w:pStyle w:val="927"/>
+        <w:pStyle w:val="929"/>
         <w:pBdr/>
         <w:tabs>
           <w:tab w:val="left" w:leader="none" w:pos="0"/>
@@ -268,7 +280,7 @@
     </w:p>
     <w:p>
       <w:pPr>
-        <w:pStyle w:val="926"/>
+        <w:pStyle w:val="928"/>
         <w:pBdr/>
         <w:spacing/>
         <w:ind/>
@@ -300,7 +312,7 @@
     </w:p>
     <w:p>
       <w:pPr>
-        <w:pStyle w:val="926"/>
+        <w:pStyle w:val="928"/>
         <w:pBdr/>
         <w:tabs>
           <w:tab w:val="left" w:leader="none" w:pos="0"/>
@@ -340,7 +352,7 @@
     </w:p>
     <w:p>
       <w:pPr>
-        <w:pStyle w:val="917"/>
+        <w:pStyle w:val="919"/>
         <w:pBdr/>
         <w:spacing w:before="120"/>
         <w:ind/>
@@ -371,7 +383,7 @@
     </w:p>
     <w:p>
       <w:pPr>
-        <w:pStyle w:val="917"/>
+        <w:pStyle w:val="919"/>
         <w:pBdr/>
         <w:spacing/>
         <w:ind/>
@@ -436,7 +448,7 @@
     </w:p>
     <w:p>
       <w:pPr>
-        <w:pStyle w:val="917"/>
+        <w:pStyle w:val="919"/>
         <w:pBdr/>
         <w:spacing/>
         <w:ind/>
@@ -448,7 +460,7 @@
     </w:p>
     <w:p>
       <w:pPr>
-        <w:pStyle w:val="917"/>
+        <w:pStyle w:val="919"/>
         <w:pBdr/>
         <w:spacing/>
         <w:ind/>
@@ -460,7 +472,7 @@
     </w:p>
     <w:p>
       <w:pPr>
-        <w:pStyle w:val="917"/>
+        <w:pStyle w:val="919"/>
         <w:pBdr/>
         <w:spacing/>
         <w:ind/>
@@ -553,7 +565,7 @@
     </w:p>
     <w:p>
       <w:pPr>
-        <w:pStyle w:val="917"/>
+        <w:pStyle w:val="919"/>
         <w:pBdr/>
         <w:spacing/>
         <w:ind/>
@@ -580,7 +592,7 @@
     </w:p>
     <w:p>
       <w:pPr>
-        <w:pStyle w:val="917"/>
+        <w:pStyle w:val="919"/>
         <w:pBdr/>
         <w:spacing/>
         <w:ind w:firstLine="708"/>
@@ -717,7 +729,7 @@
     </w:p>
     <w:p>
       <w:pPr>
-        <w:pStyle w:val="917"/>
+        <w:pStyle w:val="919"/>
         <w:pBdr/>
         <w:spacing/>
         <w:ind/>
@@ -729,7 +741,7 @@
     </w:p>
     <w:p>
       <w:pPr>
-        <w:pStyle w:val="917"/>
+        <w:pStyle w:val="919"/>
         <w:pBdr/>
         <w:spacing w:line="276" w:lineRule="auto"/>
         <w:ind w:firstLine="708"/>
@@ -788,7 +800,7 @@
     </w:p>
     <w:p>
       <w:pPr>
-        <w:pStyle w:val="917"/>
+        <w:pStyle w:val="919"/>
         <w:pBdr/>
         <w:spacing w:line="276" w:lineRule="auto"/>
         <w:ind w:firstLine="708"/>
@@ -831,16 +843,16 @@
       </w:r>
       <w:r>
         <w:rPr>
-          <w:b/>
-          <w:bCs/>
+          <w:b w:val="0"/>
+          <w:bCs w:val="0"/>
           <w:color w:val="ff0000"/>
         </w:rPr>
         <w:t xml:space="preserve">Saram Militar Arrolado</w:t>
       </w:r>
       <w:r>
         <w:rPr>
-          <w:b/>
-          <w:bCs/>
+          <w:b w:val="0"/>
+          <w:bCs w:val="0"/>
           <w:color w:val="ff0000"/>
         </w:rPr>
         <w:t xml:space="preserve">}</w:t>
@@ -924,7 +936,7 @@
     </w:p>
     <w:p>
       <w:pPr>
-        <w:pStyle w:val="917"/>
+        <w:pStyle w:val="919"/>
         <w:pBdr/>
         <w:spacing w:line="276" w:lineRule="auto"/>
         <w:ind w:firstLine="708"/>
@@ -936,7 +948,7 @@
     </w:p>
     <w:p>
       <w:pPr>
-        <w:pStyle w:val="917"/>
+        <w:pStyle w:val="919"/>
         <w:pBdr/>
         <w:spacing w:line="276" w:lineRule="auto"/>
         <w:ind w:firstLine="708"/>
@@ -950,7 +962,7 @@
     </w:p>
     <w:p>
       <w:pPr>
-        <w:pStyle w:val="917"/>
+        <w:pStyle w:val="919"/>
         <w:pBdr/>
         <w:spacing w:line="276" w:lineRule="auto"/>
         <w:ind w:firstLine="708"/>
@@ -962,7 +974,7 @@
     </w:p>
     <w:p>
       <w:pPr>
-        <w:pStyle w:val="917"/>
+        <w:pStyle w:val="919"/>
         <w:pBdr/>
         <w:spacing w:line="276" w:lineRule="auto"/>
         <w:ind w:firstLine="708"/>
@@ -997,7 +1009,7 @@
     </w:p>
     <w:p>
       <w:pPr>
-        <w:pStyle w:val="917"/>
+        <w:pStyle w:val="919"/>
         <w:pBdr/>
         <w:spacing w:line="276" w:lineRule="auto"/>
         <w:ind w:firstLine="708"/>
@@ -1009,7 +1021,7 @@
     </w:p>
     <w:p>
       <w:pPr>
-        <w:pStyle w:val="917"/>
+        <w:pStyle w:val="919"/>
         <w:pBdr/>
         <w:spacing w:line="276" w:lineRule="auto"/>
         <w:ind w:firstLine="708"/>
@@ -1023,7 +1035,7 @@
     </w:p>
     <w:p>
       <w:pPr>
-        <w:pStyle w:val="917"/>
+        <w:pStyle w:val="919"/>
         <w:pBdr/>
         <w:spacing/>
         <w:ind/>
@@ -1035,7 +1047,7 @@
     </w:p>
     <w:p>
       <w:pPr>
-        <w:pStyle w:val="917"/>
+        <w:pStyle w:val="919"/>
         <w:pBdr/>
         <w:spacing/>
         <w:ind/>
@@ -1052,7 +1064,7 @@
     </w:p>
     <w:p>
       <w:pPr>
-        <w:pStyle w:val="917"/>
+        <w:pStyle w:val="919"/>
         <w:pBdr/>
         <w:spacing/>
         <w:ind/>
@@ -1064,7 +1076,7 @@
     </w:p>
     <w:p>
       <w:pPr>
-        <w:pStyle w:val="917"/>
+        <w:pStyle w:val="919"/>
         <w:pBdr/>
         <w:spacing/>
         <w:ind/>
@@ -1076,7 +1088,7 @@
     </w:p>
     <w:p>
       <w:pPr>
-        <w:pStyle w:val="917"/>
+        <w:pStyle w:val="919"/>
         <w:pBdr/>
         <w:spacing/>
         <w:ind/>
@@ -1088,7 +1100,7 @@
     </w:p>
     <w:p>
       <w:pPr>
-        <w:pStyle w:val="917"/>
+        <w:pStyle w:val="919"/>
         <w:pBdr/>
         <w:spacing/>
         <w:ind/>
@@ -1100,7 +1112,7 @@
     </w:p>
     <w:p>
       <w:pPr>
-        <w:pStyle w:val="917"/>
+        <w:pStyle w:val="919"/>
         <w:pBdr/>
         <w:spacing/>
         <w:ind/>
@@ -1144,7 +1156,7 @@
     </w:p>
     <w:p>
       <w:pPr>
-        <w:pStyle w:val="917"/>
+        <w:pStyle w:val="919"/>
         <w:pBdr/>
         <w:spacing/>
         <w:ind/>
@@ -1165,16 +1177,16 @@
         <w:jc w:val="center"/>
         <w:rPr>
           <w:rFonts w:eastAsia="Times New Roman"/>
-          <w:b/>
-          <w:bCs/>
+          <w:b w:val="0"/>
+          <w:bCs w:val="0"/>
           <w:color w:val="ff0000"/>
         </w:rPr>
       </w:pPr>
       <w:r>
         <w:rPr>
           <w:rFonts w:eastAsia="Times New Roman"/>
-          <w:b/>
-          <w:bCs/>
+          <w:b w:val="0"/>
+          <w:bCs w:val="0"/>
           <w:color w:val="ff0000"/>
         </w:rPr>
         <w:t xml:space="preserve">{nova_pagina}</w:t>
@@ -1182,23 +1194,23 @@
       <w:r>
         <w:rPr>
           <w:rFonts w:eastAsia="Times New Roman"/>
-          <w:b/>
-          <w:bCs/>
+          <w:b w:val="0"/>
+          <w:bCs w:val="0"/>
           <w:color w:val="ff0000"/>
         </w:rPr>
       </w:r>
       <w:r>
         <w:rPr>
           <w:rFonts w:eastAsia="Times New Roman"/>
-          <w:b/>
-          <w:bCs/>
+          <w:b w:val="0"/>
+          <w:bCs w:val="0"/>
           <w:color w:val="ff0000"/>
         </w:rPr>
       </w:r>
     </w:p>
     <w:p>
       <w:pPr>
-        <w:pStyle w:val="924"/>
+        <w:pStyle w:val="926"/>
         <w:pBdr/>
         <w:spacing/>
         <w:ind/>
@@ -1238,7 +1250,7 @@
     </w:p>
     <w:p>
       <w:pPr>
-        <w:pStyle w:val="924"/>
+        <w:pStyle w:val="926"/>
         <w:pBdr/>
         <w:spacing/>
         <w:ind/>
@@ -1282,7 +1294,7 @@
     </w:p>
     <w:p>
       <w:pPr>
-        <w:pStyle w:val="924"/>
+        <w:pStyle w:val="926"/>
         <w:pBdr/>
         <w:spacing/>
         <w:ind/>
@@ -1326,7 +1338,7 @@
     </w:p>
     <w:p>
       <w:pPr>
-        <w:pStyle w:val="924"/>
+        <w:pStyle w:val="926"/>
         <w:pBdr/>
         <w:spacing/>
         <w:ind/>
@@ -1357,6 +1369,7 @@
           <w:color w:val="ff0000"/>
           <w:sz w:val="18"/>
           <w:szCs w:val="18"/>
+          <w:highlight w:val="none"/>
         </w:rPr>
       </w:r>
       <w:r>
@@ -1372,7 +1385,7 @@
     </w:p>
     <w:p>
       <w:pPr>
-        <w:pStyle w:val="924"/>
+        <w:pStyle w:val="926"/>
         <w:pBdr/>
         <w:spacing/>
         <w:ind/>
@@ -1407,7 +1420,7 @@
     </w:p>
     <w:p>
       <w:pPr>
-        <w:pStyle w:val="917"/>
+        <w:pStyle w:val="919"/>
         <w:pBdr/>
         <w:spacing w:before="120"/>
         <w:ind/>
@@ -1450,7 +1463,7 @@
     </w:p>
     <w:p>
       <w:pPr>
-        <w:pStyle w:val="924"/>
+        <w:pStyle w:val="926"/>
         <w:pBdr/>
         <w:spacing/>
         <w:ind/>
@@ -1474,7 +1487,6 @@
           <w:color w:val="ff0000"/>
           <w:sz w:val="18"/>
           <w:szCs w:val="18"/>
-          <w:highlight w:val="none"/>
         </w:rPr>
       </w:r>
       <w:r>
@@ -1487,7 +1499,7 @@
     </w:p>
     <w:p>
       <w:pPr>
-        <w:pStyle w:val="917"/>
+        <w:pStyle w:val="919"/>
         <w:pBdr/>
         <w:spacing/>
         <w:ind/>
@@ -1499,7 +1511,7 @@
     </w:p>
     <w:p>
       <w:pPr>
-        <w:pStyle w:val="917"/>
+        <w:pStyle w:val="919"/>
         <w:pBdr/>
         <w:spacing/>
         <w:ind/>
@@ -1513,7 +1525,7 @@
     </w:p>
     <w:p>
       <w:pPr>
-        <w:pStyle w:val="917"/>
+        <w:pStyle w:val="919"/>
         <w:pBdr/>
         <w:spacing/>
         <w:ind/>
@@ -1525,7 +1537,7 @@
     </w:p>
     <w:p>
       <w:pPr>
-        <w:pStyle w:val="917"/>
+        <w:pStyle w:val="919"/>
         <w:pBdr/>
         <w:spacing/>
         <w:ind/>
@@ -1580,16 +1592,16 @@
       </w:r>
       <w:r>
         <w:rPr>
-          <w:b/>
-          <w:bCs/>
+          <w:b w:val="0"/>
+          <w:bCs w:val="0"/>
           <w:color w:val="ff0000"/>
         </w:rPr>
         <w:t xml:space="preserve">Saram Militar Arrolado</w:t>
       </w:r>
       <w:r>
         <w:rPr>
-          <w:b/>
-          <w:bCs/>
+          <w:b w:val="0"/>
+          <w:bCs w:val="0"/>
           <w:color w:val="ff0000"/>
         </w:rPr>
         <w:t xml:space="preserve">}</w:t>
@@ -1655,7 +1667,7 @@
     </w:p>
     <w:p>
       <w:pPr>
-        <w:pStyle w:val="917"/>
+        <w:pStyle w:val="919"/>
         <w:pBdr/>
         <w:spacing/>
         <w:ind/>
@@ -1667,7 +1679,7 @@
     </w:p>
     <w:p>
       <w:pPr>
-        <w:pStyle w:val="917"/>
+        <w:pStyle w:val="919"/>
         <w:pBdr/>
         <w:spacing/>
         <w:ind/>
@@ -1914,7 +1926,7 @@
     </w:p>
     <w:p>
       <w:pPr>
-        <w:pStyle w:val="917"/>
+        <w:pStyle w:val="919"/>
         <w:pBdr/>
         <w:spacing/>
         <w:ind/>
@@ -1926,7 +1938,7 @@
     </w:p>
     <w:p>
       <w:pPr>
-        <w:pStyle w:val="917"/>
+        <w:pStyle w:val="919"/>
         <w:pBdr/>
         <w:spacing/>
         <w:ind/>
@@ -1941,7 +1953,7 @@
     </w:p>
     <w:p>
       <w:pPr>
-        <w:pStyle w:val="917"/>
+        <w:pStyle w:val="919"/>
         <w:pBdr/>
         <w:spacing/>
         <w:ind/>
@@ -1953,7 +1965,7 @@
     </w:p>
     <w:p>
       <w:pPr>
-        <w:pStyle w:val="917"/>
+        <w:pStyle w:val="919"/>
         <w:pBdr/>
         <w:spacing/>
         <w:ind/>
@@ -2018,7 +2030,7 @@
     </w:p>
     <w:p>
       <w:pPr>
-        <w:pStyle w:val="917"/>
+        <w:pStyle w:val="919"/>
         <w:pBdr/>
         <w:spacing/>
         <w:ind/>
@@ -2030,7 +2042,7 @@
     </w:p>
     <w:p>
       <w:pPr>
-        <w:pStyle w:val="917"/>
+        <w:pStyle w:val="919"/>
         <w:pBdr/>
         <w:spacing/>
         <w:ind/>
@@ -2069,7 +2081,7 @@
     </w:p>
     <w:p>
       <w:pPr>
-        <w:pStyle w:val="917"/>
+        <w:pStyle w:val="919"/>
         <w:pBdr/>
         <w:spacing/>
         <w:ind/>
@@ -2083,7 +2095,7 @@
     </w:p>
     <w:p>
       <w:pPr>
-        <w:pStyle w:val="917"/>
+        <w:pStyle w:val="919"/>
         <w:pBdr/>
         <w:spacing/>
         <w:ind/>
@@ -2119,7 +2131,7 @@
     </w:p>
     <w:p>
       <w:pPr>
-        <w:pStyle w:val="917"/>
+        <w:pStyle w:val="919"/>
         <w:pBdr/>
         <w:spacing/>
         <w:ind/>
@@ -2147,7 +2159,7 @@
     </w:p>
     <w:p>
       <w:pPr>
-        <w:pStyle w:val="917"/>
+        <w:pStyle w:val="919"/>
         <w:pBdr/>
         <w:spacing/>
         <w:ind/>
@@ -2159,7 +2171,7 @@
     </w:p>
     <w:p>
       <w:pPr>
-        <w:pStyle w:val="917"/>
+        <w:pStyle w:val="919"/>
         <w:pBdr/>
         <w:spacing/>
         <w:ind/>
@@ -2261,7 +2273,7 @@
     </w:p>
     <w:p>
       <w:pPr>
-        <w:pStyle w:val="924"/>
+        <w:pStyle w:val="926"/>
         <w:pBdr/>
         <w:spacing/>
         <w:ind/>
@@ -2301,7 +2313,7 @@
     </w:p>
     <w:p>
       <w:pPr>
-        <w:pStyle w:val="924"/>
+        <w:pStyle w:val="926"/>
         <w:pBdr/>
         <w:spacing/>
         <w:ind/>
@@ -2345,7 +2357,7 @@
     </w:p>
     <w:p>
       <w:pPr>
-        <w:pStyle w:val="924"/>
+        <w:pStyle w:val="926"/>
         <w:pBdr/>
         <w:spacing/>
         <w:ind/>
@@ -2389,7 +2401,7 @@
     </w:p>
     <w:p>
       <w:pPr>
-        <w:pStyle w:val="924"/>
+        <w:pStyle w:val="926"/>
         <w:pBdr/>
         <w:spacing/>
         <w:ind/>
@@ -2433,7 +2445,7 @@
     </w:p>
     <w:p>
       <w:pPr>
-        <w:pStyle w:val="917"/>
+        <w:pStyle w:val="919"/>
         <w:pBdr/>
         <w:spacing/>
         <w:ind/>
@@ -2463,7 +2475,7 @@
     </w:p>
     <w:p>
       <w:pPr>
-        <w:pStyle w:val="912"/>
+        <w:pStyle w:val="914"/>
         <w:pBdr/>
         <w:spacing w:line="298" w:lineRule="exact"/>
         <w:ind w:firstLine="708" w:left="2832"/>
@@ -2479,11 +2491,10 @@
         <w:t xml:space="preserve">{Brasao da Republica}</w:t>
       </w:r>
       <w:r/>
-      <w:r/>
     </w:p>
     <w:p>
       <w:pPr>
-        <w:pStyle w:val="917"/>
+        <w:pStyle w:val="919"/>
         <w:pBdr/>
         <w:spacing/>
         <w:ind/>
@@ -2493,7 +2504,6 @@
           <w:bCs/>
         </w:rPr>
       </w:pPr>
-      <w:r/>
       <w:r>
         <w:rPr>
           <w:b/>
@@ -2506,10 +2516,16 @@
           <w:bCs/>
         </w:rPr>
       </w:r>
+      <w:r>
+        <w:rPr>
+          <w:b/>
+          <w:bCs/>
+        </w:rPr>
+      </w:r>
     </w:p>
     <w:p>
       <w:pPr>
-        <w:pStyle w:val="913"/>
+        <w:pStyle w:val="915"/>
         <w:pBdr/>
         <w:spacing w:after="0" w:line="240" w:lineRule="auto"/>
         <w:ind/>
@@ -2545,7 +2561,7 @@
     </w:p>
     <w:p>
       <w:pPr>
-        <w:pStyle w:val="913"/>
+        <w:pStyle w:val="915"/>
         <w:pBdr/>
         <w:spacing w:after="0" w:line="240" w:lineRule="auto"/>
         <w:ind/>
@@ -2585,7 +2601,7 @@
     </w:p>
     <w:p>
       <w:pPr>
-        <w:pStyle w:val="917"/>
+        <w:pStyle w:val="919"/>
         <w:pBdr/>
         <w:spacing/>
         <w:ind/>
@@ -2621,7 +2637,7 @@
     </w:p>
     <w:p>
       <w:pPr>
-        <w:pStyle w:val="917"/>
+        <w:pStyle w:val="919"/>
         <w:pBdr/>
         <w:spacing/>
         <w:ind/>
@@ -2652,7 +2668,7 @@
     </w:p>
     <w:p>
       <w:pPr>
-        <w:pStyle w:val="917"/>
+        <w:pStyle w:val="919"/>
         <w:pBdr/>
         <w:spacing/>
         <w:ind/>
@@ -2683,7 +2699,7 @@
     </w:p>
     <w:p>
       <w:pPr>
-        <w:pStyle w:val="917"/>
+        <w:pStyle w:val="919"/>
         <w:pBdr/>
         <w:spacing/>
         <w:ind/>
@@ -2714,7 +2730,7 @@
     </w:p>
     <w:p>
       <w:pPr>
-        <w:pStyle w:val="917"/>
+        <w:pStyle w:val="919"/>
         <w:pBdr/>
         <w:spacing w:before="120"/>
         <w:ind/>
@@ -2776,7 +2792,7 @@
     </w:p>
     <w:p>
       <w:pPr>
-        <w:pStyle w:val="917"/>
+        <w:pStyle w:val="919"/>
         <w:pBdr/>
         <w:spacing/>
         <w:ind/>
@@ -2788,7 +2804,7 @@
     </w:p>
     <w:p>
       <w:pPr>
-        <w:pStyle w:val="917"/>
+        <w:pStyle w:val="919"/>
         <w:pBdr/>
         <w:spacing/>
         <w:ind/>
@@ -2819,7 +2835,7 @@
     </w:p>
     <w:p>
       <w:pPr>
-        <w:pStyle w:val="917"/>
+        <w:pStyle w:val="919"/>
         <w:pBdr/>
         <w:spacing/>
         <w:ind/>
@@ -3096,7 +3112,7 @@
     </w:p>
     <w:p>
       <w:pPr>
-        <w:pStyle w:val="917"/>
+        <w:pStyle w:val="919"/>
         <w:pBdr/>
         <w:spacing/>
         <w:ind/>
@@ -3108,7 +3124,7 @@
     </w:p>
     <w:p>
       <w:pPr>
-        <w:pStyle w:val="917"/>
+        <w:pStyle w:val="919"/>
         <w:pBdr/>
         <w:spacing/>
         <w:ind/>
@@ -3120,7 +3136,7 @@
     </w:p>
     <w:p>
       <w:pPr>
-        <w:pStyle w:val="917"/>
+        <w:pStyle w:val="919"/>
         <w:pBdr/>
         <w:spacing/>
         <w:ind/>
@@ -3132,7 +3148,7 @@
     </w:p>
     <w:p>
       <w:pPr>
-        <w:pStyle w:val="917"/>
+        <w:pStyle w:val="919"/>
         <w:pBdr/>
         <w:spacing/>
         <w:ind/>
@@ -3146,7 +3162,7 @@
     </w:p>
     <w:p>
       <w:pPr>
-        <w:pStyle w:val="917"/>
+        <w:pStyle w:val="919"/>
         <w:pBdr/>
         <w:spacing/>
         <w:ind/>
@@ -3172,7 +3188,7 @@
     </w:p>
     <w:p>
       <w:pPr>
-        <w:pStyle w:val="917"/>
+        <w:pStyle w:val="919"/>
         <w:pBdr/>
         <w:spacing/>
         <w:ind/>
@@ -3199,7 +3215,7 @@
     </w:p>
     <w:p>
       <w:pPr>
-        <w:pStyle w:val="917"/>
+        <w:pStyle w:val="919"/>
         <w:pBdr/>
         <w:spacing/>
         <w:ind/>
@@ -3267,7 +3283,7 @@
     </w:p>
     <w:p>
       <w:pPr>
-        <w:pStyle w:val="917"/>
+        <w:pStyle w:val="919"/>
         <w:pBdr/>
         <w:spacing/>
         <w:ind/>
@@ -3294,7 +3310,7 @@
     </w:p>
     <w:p>
       <w:pPr>
-        <w:pStyle w:val="917"/>
+        <w:pStyle w:val="919"/>
         <w:pBdr/>
         <w:spacing/>
         <w:ind/>
@@ -3308,7 +3324,7 @@
     </w:p>
     <w:p>
       <w:pPr>
-        <w:pStyle w:val="917"/>
+        <w:pStyle w:val="919"/>
         <w:pBdr/>
         <w:spacing/>
         <w:ind/>
@@ -3325,7 +3341,7 @@
     </w:p>
     <w:p>
       <w:pPr>
-        <w:pStyle w:val="917"/>
+        <w:pStyle w:val="919"/>
         <w:pBdr/>
         <w:spacing/>
         <w:ind/>
@@ -3339,7 +3355,7 @@
     </w:p>
     <w:p>
       <w:pPr>
-        <w:pStyle w:val="917"/>
+        <w:pStyle w:val="919"/>
         <w:pBdr/>
         <w:spacing/>
         <w:ind/>
@@ -3415,7 +3431,7 @@
 <w:ftr xmlns:wpc="http://schemas.microsoft.com/office/word/2010/wordprocessingCanvas" xmlns:mc="http://schemas.openxmlformats.org/markup-compatibility/2006" xmlns:o="urn:schemas-microsoft-com:office:office" xmlns:r="http://schemas.openxmlformats.org/officeDocument/2006/relationships" xmlns:m="http://schemas.openxmlformats.org/officeDocument/2006/math" xmlns:v="urn:schemas-microsoft-com:vml" xmlns:wp14="http://schemas.microsoft.com/office/word/2010/wordprocessingDrawing" xmlns:wp="http://schemas.openxmlformats.org/drawingml/2006/wordprocessingDrawing" xmlns:w10="urn:schemas-microsoft-com:office:word" xmlns:w="http://schemas.openxmlformats.org/wordprocessingml/2006/main" xmlns:w14="http://schemas.microsoft.com/office/word/2010/wordml" xmlns:w15="http://schemas.microsoft.com/office/word/2012/wordml" xmlns:wpg="http://schemas.microsoft.com/office/word/2010/wordprocessingGroup" xmlns:wpi="http://schemas.microsoft.com/office/word/2010/wordprocessingInk" xmlns:wne="http://schemas.microsoft.com/office/word/2006/wordml" xmlns:a="http://schemas.openxmlformats.org/drawingml/2006/main" xmlns:wps="http://schemas.microsoft.com/office/word/2010/wordprocessingShape" mc:Ignorable="w14 w15 wp14">
   <w:p>
     <w:pPr>
-      <w:pStyle w:val="925"/>
+      <w:pStyle w:val="927"/>
       <w:pBdr/>
       <w:spacing/>
       <w:ind/>
@@ -3453,7 +3469,7 @@
   </w:p>
   <w:p>
     <w:pPr>
-      <w:pStyle w:val="925"/>
+      <w:pStyle w:val="927"/>
       <w:pBdr/>
       <w:spacing/>
       <w:ind/>
@@ -3491,7 +3507,7 @@
   </w:p>
   <w:p>
     <w:pPr>
-      <w:pStyle w:val="925"/>
+      <w:pStyle w:val="927"/>
       <w:pBdr/>
       <w:spacing/>
       <w:ind/>
@@ -3543,7 +3559,7 @@
 <w:hdr xmlns:wpc="http://schemas.microsoft.com/office/word/2010/wordprocessingCanvas" xmlns:mc="http://schemas.openxmlformats.org/markup-compatibility/2006" xmlns:o="urn:schemas-microsoft-com:office:office" xmlns:r="http://schemas.openxmlformats.org/officeDocument/2006/relationships" xmlns:m="http://schemas.openxmlformats.org/officeDocument/2006/math" xmlns:v="urn:schemas-microsoft-com:vml" xmlns:wp14="http://schemas.microsoft.com/office/word/2010/wordprocessingDrawing" xmlns:wp="http://schemas.openxmlformats.org/drawingml/2006/wordprocessingDrawing" xmlns:w10="urn:schemas-microsoft-com:office:word" xmlns:w="http://schemas.openxmlformats.org/wordprocessingml/2006/main" xmlns:w14="http://schemas.microsoft.com/office/word/2010/wordml" xmlns:w15="http://schemas.microsoft.com/office/word/2012/wordml" xmlns:wpg="http://schemas.microsoft.com/office/word/2010/wordprocessingGroup" xmlns:wpi="http://schemas.microsoft.com/office/word/2010/wordprocessingInk" xmlns:wne="http://schemas.microsoft.com/office/word/2006/wordml" xmlns:a="http://schemas.openxmlformats.org/drawingml/2006/main" xmlns:wps="http://schemas.microsoft.com/office/word/2010/wordprocessingShape" mc:Ignorable="w14 w15 wp14">
   <w:p>
     <w:pPr>
-      <w:pStyle w:val="924"/>
+      <w:pStyle w:val="926"/>
       <w:pBdr/>
       <w:spacing/>
       <w:ind/>
@@ -3714,9 +3730,9 @@
     <w:lsdException w:name="Bibliography" w:uiPriority="37"/>
     <w:lsdException w:name="TOC Heading" w:uiPriority="39" w:qFormat="1"/>
   </w:latentStyles>
-  <w:style w:type="table" w:styleId="731">
+  <w:style w:type="table" w:styleId="733">
     <w:name w:val="Table Grid"/>
-    <w:basedOn w:val="915"/>
+    <w:basedOn w:val="917"/>
     <w:uiPriority w:val="59"/>
     <w:pPr>
       <w:pBdr/>
@@ -3913,9 +3929,9 @@
       </w:tcPr>
     </w:tblStylePr>
   </w:style>
-  <w:style w:type="table" w:styleId="732">
+  <w:style w:type="table" w:styleId="734">
     <w:name w:val="Table Grid Light"/>
-    <w:basedOn w:val="915"/>
+    <w:basedOn w:val="917"/>
     <w:uiPriority w:val="59"/>
     <w:pPr>
       <w:pBdr/>
@@ -4112,9 +4128,9 @@
       </w:tcPr>
     </w:tblStylePr>
   </w:style>
-  <w:style w:type="table" w:styleId="733">
+  <w:style w:type="table" w:styleId="735">
     <w:name w:val="Plain Table 1"/>
-    <w:basedOn w:val="915"/>
+    <w:basedOn w:val="917"/>
     <w:uiPriority w:val="59"/>
     <w:pPr>
       <w:pBdr/>
@@ -4337,9 +4353,9 @@
       </w:tcPr>
     </w:tblStylePr>
   </w:style>
-  <w:style w:type="table" w:styleId="734">
+  <w:style w:type="table" w:styleId="736">
     <w:name w:val="Plain Table 2"/>
-    <w:basedOn w:val="915"/>
+    <w:basedOn w:val="917"/>
     <w:uiPriority w:val="59"/>
     <w:pPr>
       <w:pBdr/>
@@ -4570,9 +4586,9 @@
       </w:tcPr>
     </w:tblStylePr>
   </w:style>
-  <w:style w:type="table" w:styleId="735">
+  <w:style w:type="table" w:styleId="737">
     <w:name w:val="Plain Table 3"/>
-    <w:basedOn w:val="915"/>
+    <w:basedOn w:val="917"/>
     <w:uiPriority w:val="99"/>
     <w:pPr>
       <w:pBdr/>
@@ -4800,9 +4816,9 @@
       </w:tcPr>
     </w:tblStylePr>
   </w:style>
-  <w:style w:type="table" w:styleId="736">
+  <w:style w:type="table" w:styleId="738">
     <w:name w:val="Plain Table 4"/>
-    <w:basedOn w:val="915"/>
+    <w:basedOn w:val="917"/>
     <w:uiPriority w:val="99"/>
     <w:pPr>
       <w:pBdr/>
@@ -5016,9 +5032,9 @@
       </w:tcPr>
     </w:tblStylePr>
   </w:style>
-  <w:style w:type="table" w:styleId="737">
+  <w:style w:type="table" w:styleId="739">
     <w:name w:val="Plain Table 5"/>
-    <w:basedOn w:val="915"/>
+    <w:basedOn w:val="917"/>
     <w:uiPriority w:val="99"/>
     <w:pPr>
       <w:pBdr/>
@@ -5249,9 +5265,9 @@
       </w:tcPr>
     </w:tblStylePr>
   </w:style>
-  <w:style w:type="table" w:styleId="738">
+  <w:style w:type="table" w:styleId="740">
     <w:name w:val="Grid Table 1 Light"/>
-    <w:basedOn w:val="915"/>
+    <w:basedOn w:val="917"/>
     <w:uiPriority w:val="99"/>
     <w:pPr>
       <w:pBdr/>
@@ -5472,9 +5488,9 @@
       </w:tcPr>
     </w:tblStylePr>
   </w:style>
-  <w:style w:type="table" w:styleId="739">
+  <w:style w:type="table" w:styleId="741">
     <w:name w:val="Grid Table 1 Light - Accent 1"/>
-    <w:basedOn w:val="915"/>
+    <w:basedOn w:val="917"/>
     <w:uiPriority w:val="99"/>
     <w:pPr>
       <w:pBdr/>
@@ -5695,9 +5711,9 @@
       </w:tcPr>
     </w:tblStylePr>
   </w:style>
-  <w:style w:type="table" w:styleId="740">
+  <w:style w:type="table" w:styleId="742">
     <w:name w:val="Grid Table 1 Light - Accent 2"/>
-    <w:basedOn w:val="915"/>
+    <w:basedOn w:val="917"/>
     <w:uiPriority w:val="99"/>
     <w:pPr>
       <w:pBdr/>
@@ -5918,9 +5934,9 @@
       </w:tcPr>
     </w:tblStylePr>
   </w:style>
-  <w:style w:type="table" w:styleId="741">
+  <w:style w:type="table" w:styleId="743">
     <w:name w:val="Grid Table 1 Light - Accent 3"/>
-    <w:basedOn w:val="915"/>
+    <w:basedOn w:val="917"/>
     <w:uiPriority w:val="99"/>
     <w:pPr>
       <w:pBdr/>
@@ -6141,9 +6157,9 @@
       </w:tcPr>
     </w:tblStylePr>
   </w:style>
-  <w:style w:type="table" w:styleId="742">
+  <w:style w:type="table" w:styleId="744">
     <w:name w:val="Grid Table 1 Light - Accent 4"/>
-    <w:basedOn w:val="915"/>
+    <w:basedOn w:val="917"/>
     <w:uiPriority w:val="99"/>
     <w:pPr>
       <w:pBdr/>
@@ -6364,9 +6380,9 @@
       </w:tcPr>
     </w:tblStylePr>
   </w:style>
-  <w:style w:type="table" w:styleId="743">
+  <w:style w:type="table" w:styleId="745">
     <w:name w:val="Grid Table 1 Light - Accent 5"/>
-    <w:basedOn w:val="915"/>
+    <w:basedOn w:val="917"/>
     <w:uiPriority w:val="99"/>
     <w:pPr>
       <w:pBdr/>
@@ -6587,9 +6603,9 @@
       </w:tcPr>
     </w:tblStylePr>
   </w:style>
-  <w:style w:type="table" w:styleId="744">
+  <w:style w:type="table" w:styleId="746">
     <w:name w:val="Grid Table 1 Light - Accent 6"/>
-    <w:basedOn w:val="915"/>
+    <w:basedOn w:val="917"/>
     <w:uiPriority w:val="99"/>
     <w:pPr>
       <w:pBdr/>
@@ -6810,9 +6826,9 @@
       </w:tcPr>
     </w:tblStylePr>
   </w:style>
-  <w:style w:type="table" w:styleId="745">
+  <w:style w:type="table" w:styleId="747">
     <w:name w:val="Grid Table 2"/>
-    <w:basedOn w:val="915"/>
+    <w:basedOn w:val="917"/>
     <w:uiPriority w:val="99"/>
     <w:pPr>
       <w:pBdr/>
@@ -7042,9 +7058,9 @@
       </w:tcPr>
     </w:tblStylePr>
   </w:style>
-  <w:style w:type="table" w:styleId="746">
+  <w:style w:type="table" w:styleId="748">
     <w:name w:val="Grid Table 2 - Accent 1"/>
-    <w:basedOn w:val="915"/>
+    <w:basedOn w:val="917"/>
     <w:uiPriority w:val="99"/>
     <w:pPr>
       <w:pBdr/>
@@ -7274,9 +7290,9 @@
       </w:tcPr>
     </w:tblStylePr>
   </w:style>
-  <w:style w:type="table" w:styleId="747">
+  <w:style w:type="table" w:styleId="749">
     <w:name w:val="Grid Table 2 - Accent 2"/>
-    <w:basedOn w:val="915"/>
+    <w:basedOn w:val="917"/>
     <w:uiPriority w:val="99"/>
     <w:pPr>
       <w:pBdr/>
@@ -7506,9 +7522,9 @@
       </w:tcPr>
     </w:tblStylePr>
   </w:style>
-  <w:style w:type="table" w:styleId="748">
+  <w:style w:type="table" w:styleId="750">
     <w:name w:val="Grid Table 2 - Accent 3"/>
-    <w:basedOn w:val="915"/>
+    <w:basedOn w:val="917"/>
     <w:uiPriority w:val="99"/>
     <w:pPr>
       <w:pBdr/>
@@ -7738,9 +7754,9 @@
       </w:tcPr>
     </w:tblStylePr>
   </w:style>
-  <w:style w:type="table" w:styleId="749">
+  <w:style w:type="table" w:styleId="751">
     <w:name w:val="Grid Table 2 - Accent 4"/>
-    <w:basedOn w:val="915"/>
+    <w:basedOn w:val="917"/>
     <w:uiPriority w:val="99"/>
     <w:pPr>
       <w:pBdr/>
@@ -7970,9 +7986,9 @@
       </w:tcPr>
     </w:tblStylePr>
   </w:style>
-  <w:style w:type="table" w:styleId="750">
+  <w:style w:type="table" w:styleId="752">
     <w:name w:val="Grid Table 2 - Accent 5"/>
-    <w:basedOn w:val="915"/>
+    <w:basedOn w:val="917"/>
     <w:uiPriority w:val="99"/>
     <w:pPr>
       <w:pBdr/>
@@ -8202,9 +8218,9 @@
       </w:tcPr>
     </w:tblStylePr>
   </w:style>
-  <w:style w:type="table" w:styleId="751">
+  <w:style w:type="table" w:styleId="753">
     <w:name w:val="Grid Table 2 - Accent 6"/>
-    <w:basedOn w:val="915"/>
+    <w:basedOn w:val="917"/>
     <w:uiPriority w:val="99"/>
     <w:pPr>
       <w:pBdr/>
@@ -8434,9 +8450,9 @@
       </w:tcPr>
     </w:tblStylePr>
   </w:style>
-  <w:style w:type="table" w:styleId="752">
+  <w:style w:type="table" w:styleId="754">
     <w:name w:val="Grid Table 3"/>
-    <w:basedOn w:val="915"/>
+    <w:basedOn w:val="917"/>
     <w:uiPriority w:val="99"/>
     <w:pPr>
       <w:pBdr/>
@@ -8679,9 +8695,9 @@
       </w:tcPr>
     </w:tblStylePr>
   </w:style>
-  <w:style w:type="table" w:styleId="753">
+  <w:style w:type="table" w:styleId="755">
     <w:name w:val="Grid Table 3 - Accent 1"/>
-    <w:basedOn w:val="915"/>
+    <w:basedOn w:val="917"/>
     <w:uiPriority w:val="99"/>
     <w:pPr>
       <w:pBdr/>
@@ -8924,9 +8940,9 @@
       </w:tcPr>
     </w:tblStylePr>
   </w:style>
-  <w:style w:type="table" w:styleId="754">
+  <w:style w:type="table" w:styleId="756">
     <w:name w:val="Grid Table 3 - Accent 2"/>
-    <w:basedOn w:val="915"/>
+    <w:basedOn w:val="917"/>
     <w:uiPriority w:val="99"/>
     <w:pPr>
       <w:pBdr/>
@@ -9169,9 +9185,9 @@
       </w:tcPr>
     </w:tblStylePr>
   </w:style>
-  <w:style w:type="table" w:styleId="755">
+  <w:style w:type="table" w:styleId="757">
     <w:name w:val="Grid Table 3 - Accent 3"/>
-    <w:basedOn w:val="915"/>
+    <w:basedOn w:val="917"/>
     <w:uiPriority w:val="99"/>
     <w:pPr>
       <w:pBdr/>
@@ -9414,9 +9430,9 @@
       </w:tcPr>
     </w:tblStylePr>
   </w:style>
-  <w:style w:type="table" w:styleId="756">
+  <w:style w:type="table" w:styleId="758">
     <w:name w:val="Grid Table 3 - Accent 4"/>
-    <w:basedOn w:val="915"/>
+    <w:basedOn w:val="917"/>
     <w:uiPriority w:val="99"/>
     <w:pPr>
       <w:pBdr/>
@@ -9659,9 +9675,9 @@
       </w:tcPr>
     </w:tblStylePr>
   </w:style>
-  <w:style w:type="table" w:styleId="757">
+  <w:style w:type="table" w:styleId="759">
     <w:name w:val="Grid Table 3 - Accent 5"/>
-    <w:basedOn w:val="915"/>
+    <w:basedOn w:val="917"/>
     <w:uiPriority w:val="99"/>
     <w:pPr>
       <w:pBdr/>
@@ -9904,9 +9920,9 @@
       </w:tcPr>
     </w:tblStylePr>
   </w:style>
-  <w:style w:type="table" w:styleId="758">
+  <w:style w:type="table" w:styleId="760">
     <w:name w:val="Grid Table 3 - Accent 6"/>
-    <w:basedOn w:val="915"/>
+    <w:basedOn w:val="917"/>
     <w:uiPriority w:val="99"/>
     <w:pPr>
       <w:pBdr/>
@@ -10149,9 +10165,9 @@
       </w:tcPr>
     </w:tblStylePr>
   </w:style>
-  <w:style w:type="table" w:styleId="759">
+  <w:style w:type="table" w:styleId="761">
     <w:name w:val="Grid Table 4"/>
-    <w:basedOn w:val="915"/>
+    <w:basedOn w:val="917"/>
     <w:uiPriority w:val="59"/>
     <w:pPr>
       <w:pBdr/>
@@ -10382,9 +10398,9 @@
       </w:tcPr>
     </w:tblStylePr>
   </w:style>
-  <w:style w:type="table" w:styleId="760">
+  <w:style w:type="table" w:styleId="762">
     <w:name w:val="Grid Table 4 - Accent 1"/>
-    <w:basedOn w:val="915"/>
+    <w:basedOn w:val="917"/>
     <w:uiPriority w:val="59"/>
     <w:pPr>
       <w:pBdr/>
@@ -10615,9 +10631,9 @@
       </w:tcPr>
     </w:tblStylePr>
   </w:style>
-  <w:style w:type="table" w:styleId="761">
+  <w:style w:type="table" w:styleId="763">
     <w:name w:val="Grid Table 4 - Accent 2"/>
-    <w:basedOn w:val="915"/>
+    <w:basedOn w:val="917"/>
     <w:uiPriority w:val="59"/>
     <w:pPr>
       <w:pBdr/>
@@ -10848,9 +10864,9 @@
       </w:tcPr>
     </w:tblStylePr>
   </w:style>
-  <w:style w:type="table" w:styleId="762">
+  <w:style w:type="table" w:styleId="764">
     <w:name w:val="Grid Table 4 - Accent 3"/>
-    <w:basedOn w:val="915"/>
+    <w:basedOn w:val="917"/>
     <w:uiPriority w:val="59"/>
     <w:pPr>
       <w:pBdr/>
@@ -11081,9 +11097,9 @@
       </w:tcPr>
     </w:tblStylePr>
   </w:style>
-  <w:style w:type="table" w:styleId="763">
+  <w:style w:type="table" w:styleId="765">
     <w:name w:val="Grid Table 4 - Accent 4"/>
-    <w:basedOn w:val="915"/>
+    <w:basedOn w:val="917"/>
     <w:uiPriority w:val="59"/>
     <w:pPr>
       <w:pBdr/>
@@ -11314,9 +11330,9 @@
       </w:tcPr>
     </w:tblStylePr>
   </w:style>
-  <w:style w:type="table" w:styleId="764">
+  <w:style w:type="table" w:styleId="766">
     <w:name w:val="Grid Table 4 - Accent 5"/>
-    <w:basedOn w:val="915"/>
+    <w:basedOn w:val="917"/>
     <w:uiPriority w:val="59"/>
     <w:pPr>
       <w:pBdr/>
@@ -11547,9 +11563,9 @@
       </w:tcPr>
     </w:tblStylePr>
   </w:style>
-  <w:style w:type="table" w:styleId="765">
+  <w:style w:type="table" w:styleId="767">
     <w:name w:val="Grid Table 4 - Accent 6"/>
-    <w:basedOn w:val="915"/>
+    <w:basedOn w:val="917"/>
     <w:uiPriority w:val="59"/>
     <w:pPr>
       <w:pBdr/>
@@ -11780,9 +11796,9 @@
       </w:tcPr>
     </w:tblStylePr>
   </w:style>
-  <w:style w:type="table" w:styleId="766">
+  <w:style w:type="table" w:styleId="768">
     <w:name w:val="Grid Table 5 Dark"/>
-    <w:basedOn w:val="915"/>
+    <w:basedOn w:val="917"/>
     <w:uiPriority w:val="99"/>
     <w:pPr>
       <w:pBdr/>
@@ -12008,9 +12024,9 @@
       </w:tcPr>
     </w:tblStylePr>
   </w:style>
-  <w:style w:type="table" w:styleId="767">
+  <w:style w:type="table" w:styleId="769">
     <w:name w:val="Grid Table 5 Dark- Accent 1"/>
-    <w:basedOn w:val="915"/>
+    <w:basedOn w:val="917"/>
     <w:uiPriority w:val="99"/>
     <w:pPr>
       <w:pBdr/>
@@ -12236,9 +12252,9 @@
       </w:tcPr>
     </w:tblStylePr>
   </w:style>
-  <w:style w:type="table" w:styleId="768">
+  <w:style w:type="table" w:styleId="770">
     <w:name w:val="Grid Table 5 Dark - Accent 2"/>
-    <w:basedOn w:val="915"/>
+    <w:basedOn w:val="917"/>
     <w:uiPriority w:val="99"/>
     <w:pPr>
       <w:pBdr/>
@@ -12464,9 +12480,9 @@
       </w:tcPr>
     </w:tblStylePr>
   </w:style>
-  <w:style w:type="table" w:styleId="769">
+  <w:style w:type="table" w:styleId="771">
     <w:name w:val="Grid Table 5 Dark - Accent 3"/>
-    <w:basedOn w:val="915"/>
+    <w:basedOn w:val="917"/>
     <w:uiPriority w:val="99"/>
     <w:pPr>
       <w:pBdr/>
@@ -12692,9 +12708,9 @@
       </w:tcPr>
     </w:tblStylePr>
   </w:style>
-  <w:style w:type="table" w:styleId="770">
+  <w:style w:type="table" w:styleId="772">
     <w:name w:val="Grid Table 5 Dark- Accent 4"/>
-    <w:basedOn w:val="915"/>
+    <w:basedOn w:val="917"/>
     <w:uiPriority w:val="99"/>
     <w:pPr>
       <w:pBdr/>
@@ -12920,9 +12936,9 @@
       </w:tcPr>
     </w:tblStylePr>
   </w:style>
-  <w:style w:type="table" w:styleId="771">
+  <w:style w:type="table" w:styleId="773">
     <w:name w:val="Grid Table 5 Dark - Accent 5"/>
-    <w:basedOn w:val="915"/>
+    <w:basedOn w:val="917"/>
     <w:uiPriority w:val="99"/>
     <w:pPr>
       <w:pBdr/>
@@ -13148,9 +13164,9 @@
       </w:tcPr>
     </w:tblStylePr>
   </w:style>
-  <w:style w:type="table" w:styleId="772">
+  <w:style w:type="table" w:styleId="774">
     <w:name w:val="Grid Table 5 Dark - Accent 6"/>
-    <w:basedOn w:val="915"/>
+    <w:basedOn w:val="917"/>
     <w:uiPriority w:val="99"/>
     <w:pPr>
       <w:pBdr/>
@@ -13376,9 +13392,9 @@
       </w:tcPr>
     </w:tblStylePr>
   </w:style>
-  <w:style w:type="table" w:styleId="773">
+  <w:style w:type="table" w:styleId="775">
     <w:name w:val="Grid Table 6 Colorful"/>
-    <w:basedOn w:val="915"/>
+    <w:basedOn w:val="917"/>
     <w:uiPriority w:val="99"/>
     <w:pPr>
       <w:pBdr/>
@@ -13606,9 +13622,9 @@
       </w:tcPr>
     </w:tblStylePr>
   </w:style>
-  <w:style w:type="table" w:styleId="774">
+  <w:style w:type="table" w:styleId="776">
     <w:name w:val="Grid Table 6 Colorful - Accent 1"/>
-    <w:basedOn w:val="915"/>
+    <w:basedOn w:val="917"/>
     <w:uiPriority w:val="99"/>
     <w:pPr>
       <w:pBdr/>
@@ -13836,9 +13852,9 @@
       </w:tcPr>
     </w:tblStylePr>
   </w:style>
-  <w:style w:type="table" w:styleId="775">
+  <w:style w:type="table" w:styleId="777">
     <w:name w:val="Grid Table 6 Colorful - Accent 2"/>
-    <w:basedOn w:val="915"/>
+    <w:basedOn w:val="917"/>
     <w:uiPriority w:val="99"/>
     <w:pPr>
       <w:pBdr/>
@@ -14066,9 +14082,9 @@
       </w:tcPr>
     </w:tblStylePr>
   </w:style>
-  <w:style w:type="table" w:styleId="776">
+  <w:style w:type="table" w:styleId="778">
     <w:name w:val="Grid Table 6 Colorful - Accent 3"/>
-    <w:basedOn w:val="915"/>
+    <w:basedOn w:val="917"/>
     <w:uiPriority w:val="99"/>
     <w:pPr>
       <w:pBdr/>
@@ -14296,9 +14312,9 @@
       </w:tcPr>
     </w:tblStylePr>
   </w:style>
-  <w:style w:type="table" w:styleId="777">
+  <w:style w:type="table" w:styleId="779">
     <w:name w:val="Grid Table 6 Colorful - Accent 4"/>
-    <w:basedOn w:val="915"/>
+    <w:basedOn w:val="917"/>
     <w:uiPriority w:val="99"/>
     <w:pPr>
       <w:pBdr/>
@@ -14526,9 +14542,9 @@
       </w:tcPr>
     </w:tblStylePr>
   </w:style>
-  <w:style w:type="table" w:styleId="778">
+  <w:style w:type="table" w:styleId="780">
     <w:name w:val="Grid Table 6 Colorful - Accent 5"/>
-    <w:basedOn w:val="915"/>
+    <w:basedOn w:val="917"/>
     <w:uiPriority w:val="99"/>
     <w:pPr>
       <w:pBdr/>
@@ -14756,9 +14772,9 @@
       </w:tcPr>
     </w:tblStylePr>
   </w:style>
-  <w:style w:type="table" w:styleId="779">
+  <w:style w:type="table" w:styleId="781">
     <w:name w:val="Grid Table 6 Colorful - Accent 6"/>
-    <w:basedOn w:val="915"/>
+    <w:basedOn w:val="917"/>
     <w:uiPriority w:val="99"/>
     <w:pPr>
       <w:pBdr/>
@@ -14986,9 +15002,9 @@
       </w:tcPr>
     </w:tblStylePr>
   </w:style>
-  <w:style w:type="table" w:styleId="780">
+  <w:style w:type="table" w:styleId="782">
     <w:name w:val="Grid Table 7 Colorful"/>
-    <w:basedOn w:val="915"/>
+    <w:basedOn w:val="917"/>
     <w:uiPriority w:val="99"/>
     <w:pPr>
       <w:pBdr/>
@@ -15240,9 +15256,9 @@
       </w:tcPr>
     </w:tblStylePr>
   </w:style>
-  <w:style w:type="table" w:styleId="781">
+  <w:style w:type="table" w:styleId="783">
     <w:name w:val="Grid Table 7 Colorful - Accent 1"/>
-    <w:basedOn w:val="915"/>
+    <w:basedOn w:val="917"/>
     <w:uiPriority w:val="99"/>
     <w:pPr>
       <w:pBdr/>
@@ -15494,9 +15510,9 @@
       </w:tcPr>
     </w:tblStylePr>
   </w:style>
-  <w:style w:type="table" w:styleId="782">
+  <w:style w:type="table" w:styleId="784">
     <w:name w:val="Grid Table 7 Colorful - Accent 2"/>
-    <w:basedOn w:val="915"/>
+    <w:basedOn w:val="917"/>
     <w:uiPriority w:val="99"/>
     <w:pPr>
       <w:pBdr/>
@@ -15748,9 +15764,9 @@
       </w:tcPr>
     </w:tblStylePr>
   </w:style>
-  <w:style w:type="table" w:styleId="783">
+  <w:style w:type="table" w:styleId="785">
     <w:name w:val="Grid Table 7 Colorful - Accent 3"/>
-    <w:basedOn w:val="915"/>
+    <w:basedOn w:val="917"/>
     <w:uiPriority w:val="99"/>
     <w:pPr>
       <w:pBdr/>
@@ -16002,9 +16018,9 @@
       </w:tcPr>
     </w:tblStylePr>
   </w:style>
-  <w:style w:type="table" w:styleId="784">
+  <w:style w:type="table" w:styleId="786">
     <w:name w:val="Grid Table 7 Colorful - Accent 4"/>
-    <w:basedOn w:val="915"/>
+    <w:basedOn w:val="917"/>
     <w:uiPriority w:val="99"/>
     <w:pPr>
       <w:pBdr/>
@@ -16256,9 +16272,9 @@
       </w:tcPr>
     </w:tblStylePr>
   </w:style>
-  <w:style w:type="table" w:styleId="785">
+  <w:style w:type="table" w:styleId="787">
     <w:name w:val="Grid Table 7 Colorful - Accent 5"/>
-    <w:basedOn w:val="915"/>
+    <w:basedOn w:val="917"/>
     <w:uiPriority w:val="99"/>
     <w:pPr>
       <w:pBdr/>
@@ -16510,9 +16526,9 @@
       </w:tcPr>
     </w:tblStylePr>
   </w:style>
-  <w:style w:type="table" w:styleId="786">
+  <w:style w:type="table" w:styleId="788">
     <w:name w:val="Grid Table 7 Colorful - Accent 6"/>
-    <w:basedOn w:val="915"/>
+    <w:basedOn w:val="917"/>
     <w:uiPriority w:val="99"/>
     <w:pPr>
       <w:pBdr/>
@@ -16764,9 +16780,9 @@
       </w:tcPr>
     </w:tblStylePr>
   </w:style>
-  <w:style w:type="table" w:styleId="787">
+  <w:style w:type="table" w:styleId="789">
     <w:name w:val="List Table 1 Light"/>
-    <w:basedOn w:val="915"/>
+    <w:basedOn w:val="917"/>
     <w:uiPriority w:val="99"/>
     <w:pPr>
       <w:pBdr/>
@@ -16980,9 +16996,9 @@
       </w:tcPr>
     </w:tblStylePr>
   </w:style>
-  <w:style w:type="table" w:styleId="788">
+  <w:style w:type="table" w:styleId="790">
     <w:name w:val="List Table 1 Light - Accent 1"/>
-    <w:basedOn w:val="915"/>
+    <w:basedOn w:val="917"/>
     <w:uiPriority w:val="99"/>
     <w:pPr>
       <w:pBdr/>
@@ -17196,9 +17212,9 @@
       </w:tcPr>
     </w:tblStylePr>
   </w:style>
-  <w:style w:type="table" w:styleId="789">
+  <w:style w:type="table" w:styleId="791">
     <w:name w:val="List Table 1 Light - Accent 2"/>
-    <w:basedOn w:val="915"/>
+    <w:basedOn w:val="917"/>
     <w:uiPriority w:val="99"/>
     <w:pPr>
       <w:pBdr/>
@@ -17412,9 +17428,9 @@
       </w:tcPr>
     </w:tblStylePr>
   </w:style>
-  <w:style w:type="table" w:styleId="790">
+  <w:style w:type="table" w:styleId="792">
     <w:name w:val="List Table 1 Light - Accent 3"/>
-    <w:basedOn w:val="915"/>
+    <w:basedOn w:val="917"/>
     <w:uiPriority w:val="99"/>
     <w:pPr>
       <w:pBdr/>
@@ -17628,9 +17644,9 @@
       </w:tcPr>
     </w:tblStylePr>
   </w:style>
-  <w:style w:type="table" w:styleId="791">
+  <w:style w:type="table" w:styleId="793">
     <w:name w:val="List Table 1 Light - Accent 4"/>
-    <w:basedOn w:val="915"/>
+    <w:basedOn w:val="917"/>
     <w:uiPriority w:val="99"/>
     <w:pPr>
       <w:pBdr/>
@@ -17844,9 +17860,9 @@
       </w:tcPr>
     </w:tblStylePr>
   </w:style>
-  <w:style w:type="table" w:styleId="792">
+  <w:style w:type="table" w:styleId="794">
     <w:name w:val="List Table 1 Light - Accent 5"/>
-    <w:basedOn w:val="915"/>
+    <w:basedOn w:val="917"/>
     <w:uiPriority w:val="99"/>
     <w:pPr>
       <w:pBdr/>
@@ -18060,9 +18076,9 @@
       </w:tcPr>
     </w:tblStylePr>
   </w:style>
-  <w:style w:type="table" w:styleId="793">
+  <w:style w:type="table" w:styleId="795">
     <w:name w:val="List Table 1 Light - Accent 6"/>
-    <w:basedOn w:val="915"/>
+    <w:basedOn w:val="917"/>
     <w:uiPriority w:val="99"/>
     <w:pPr>
       <w:pBdr/>
@@ -18276,9 +18292,9 @@
       </w:tcPr>
     </w:tblStylePr>
   </w:style>
-  <w:style w:type="table" w:styleId="794">
+  <w:style w:type="table" w:styleId="796">
     <w:name w:val="List Table 2"/>
-    <w:basedOn w:val="915"/>
+    <w:basedOn w:val="917"/>
     <w:uiPriority w:val="99"/>
     <w:pPr>
       <w:pBdr/>
@@ -18514,9 +18530,9 @@
       </w:tcPr>
     </w:tblStylePr>
   </w:style>
-  <w:style w:type="table" w:styleId="795">
+  <w:style w:type="table" w:styleId="797">
     <w:name w:val="List Table 2 - Accent 1"/>
-    <w:basedOn w:val="915"/>
+    <w:basedOn w:val="917"/>
     <w:uiPriority w:val="99"/>
     <w:pPr>
       <w:pBdr/>
@@ -18752,9 +18768,9 @@
       </w:tcPr>
     </w:tblStylePr>
   </w:style>
-  <w:style w:type="table" w:styleId="796">
+  <w:style w:type="table" w:styleId="798">
     <w:name w:val="List Table 2 - Accent 2"/>
-    <w:basedOn w:val="915"/>
+    <w:basedOn w:val="917"/>
     <w:uiPriority w:val="99"/>
     <w:pPr>
       <w:pBdr/>
@@ -18990,9 +19006,9 @@
       </w:tcPr>
     </w:tblStylePr>
   </w:style>
-  <w:style w:type="table" w:styleId="797">
+  <w:style w:type="table" w:styleId="799">
     <w:name w:val="List Table 2 - Accent 3"/>
-    <w:basedOn w:val="915"/>
+    <w:basedOn w:val="917"/>
     <w:uiPriority w:val="99"/>
     <w:pPr>
       <w:pBdr/>
@@ -19228,9 +19244,9 @@
       </w:tcPr>
     </w:tblStylePr>
   </w:style>
-  <w:style w:type="table" w:styleId="798">
+  <w:style w:type="table" w:styleId="800">
     <w:name w:val="List Table 2 - Accent 4"/>
-    <w:basedOn w:val="915"/>
+    <w:basedOn w:val="917"/>
     <w:uiPriority w:val="99"/>
     <w:pPr>
       <w:pBdr/>
@@ -19466,9 +19482,9 @@
       </w:tcPr>
     </w:tblStylePr>
   </w:style>
-  <w:style w:type="table" w:styleId="799">
+  <w:style w:type="table" w:styleId="801">
     <w:name w:val="List Table 2 - Accent 5"/>
-    <w:basedOn w:val="915"/>
+    <w:basedOn w:val="917"/>
     <w:uiPriority w:val="99"/>
     <w:pPr>
       <w:pBdr/>
@@ -19704,9 +19720,9 @@
       </w:tcPr>
     </w:tblStylePr>
   </w:style>
-  <w:style w:type="table" w:styleId="800">
+  <w:style w:type="table" w:styleId="802">
     <w:name w:val="List Table 2 - Accent 6"/>
-    <w:basedOn w:val="915"/>
+    <w:basedOn w:val="917"/>
     <w:uiPriority w:val="99"/>
     <w:pPr>
       <w:pBdr/>
@@ -19942,9 +19958,9 @@
       </w:tcPr>
     </w:tblStylePr>
   </w:style>
-  <w:style w:type="table" w:styleId="801">
+  <w:style w:type="table" w:styleId="803">
     <w:name w:val="List Table 3"/>
-    <w:basedOn w:val="915"/>
+    <w:basedOn w:val="917"/>
     <w:uiPriority w:val="99"/>
     <w:pPr>
       <w:pBdr/>
@@ -20170,9 +20186,9 @@
       </w:tcPr>
     </w:tblStylePr>
   </w:style>
-  <w:style w:type="table" w:styleId="802">
+  <w:style w:type="table" w:styleId="804">
     <w:name w:val="List Table 3 - Accent 1"/>
-    <w:basedOn w:val="915"/>
+    <w:basedOn w:val="917"/>
     <w:uiPriority w:val="99"/>
     <w:pPr>
       <w:pBdr/>
@@ -20398,9 +20414,9 @@
       </w:tcPr>
     </w:tblStylePr>
   </w:style>
-  <w:style w:type="table" w:styleId="803">
+  <w:style w:type="table" w:styleId="805">
     <w:name w:val="List Table 3 - Accent 2"/>
-    <w:basedOn w:val="915"/>
+    <w:basedOn w:val="917"/>
     <w:uiPriority w:val="99"/>
     <w:pPr>
       <w:pBdr/>
@@ -20626,9 +20642,9 @@
       </w:tcPr>
     </w:tblStylePr>
   </w:style>
-  <w:style w:type="table" w:styleId="804">
+  <w:style w:type="table" w:styleId="806">
     <w:name w:val="List Table 3 - Accent 3"/>
-    <w:basedOn w:val="915"/>
+    <w:basedOn w:val="917"/>
     <w:uiPriority w:val="99"/>
     <w:pPr>
       <w:pBdr/>
@@ -20854,9 +20870,9 @@
       </w:tcPr>
     </w:tblStylePr>
   </w:style>
-  <w:style w:type="table" w:styleId="805">
+  <w:style w:type="table" w:styleId="807">
     <w:name w:val="List Table 3 - Accent 4"/>
-    <w:basedOn w:val="915"/>
+    <w:basedOn w:val="917"/>
     <w:uiPriority w:val="99"/>
     <w:pPr>
       <w:pBdr/>
@@ -21082,9 +21098,9 @@
       </w:tcPr>
     </w:tblStylePr>
   </w:style>
-  <w:style w:type="table" w:styleId="806">
+  <w:style w:type="table" w:styleId="808">
     <w:name w:val="List Table 3 - Accent 5"/>
-    <w:basedOn w:val="915"/>
+    <w:basedOn w:val="917"/>
     <w:uiPriority w:val="99"/>
     <w:pPr>
       <w:pBdr/>
@@ -21310,9 +21326,9 @@
       </w:tcPr>
     </w:tblStylePr>
   </w:style>
-  <w:style w:type="table" w:styleId="807">
+  <w:style w:type="table" w:styleId="809">
     <w:name w:val="List Table 3 - Accent 6"/>
-    <w:basedOn w:val="915"/>
+    <w:basedOn w:val="917"/>
     <w:uiPriority w:val="99"/>
     <w:pPr>
       <w:pBdr/>
@@ -21538,9 +21554,9 @@
       </w:tcPr>
     </w:tblStylePr>
   </w:style>
-  <w:style w:type="table" w:styleId="808">
+  <w:style w:type="table" w:styleId="810">
     <w:name w:val="List Table 4"/>
-    <w:basedOn w:val="915"/>
+    <w:basedOn w:val="917"/>
     <w:uiPriority w:val="99"/>
     <w:pPr>
       <w:pBdr/>
@@ -21763,9 +21779,9 @@
       </w:tcPr>
     </w:tblStylePr>
   </w:style>
-  <w:style w:type="table" w:styleId="809">
+  <w:style w:type="table" w:styleId="811">
     <w:name w:val="List Table 4 - Accent 1"/>
-    <w:basedOn w:val="915"/>
+    <w:basedOn w:val="917"/>
     <w:uiPriority w:val="99"/>
     <w:pPr>
       <w:pBdr/>
@@ -21988,9 +22004,9 @@
       </w:tcPr>
     </w:tblStylePr>
   </w:style>
-  <w:style w:type="table" w:styleId="810">
+  <w:style w:type="table" w:styleId="812">
     <w:name w:val="List Table 4 - Accent 2"/>
-    <w:basedOn w:val="915"/>
+    <w:basedOn w:val="917"/>
     <w:uiPriority w:val="99"/>
     <w:pPr>
       <w:pBdr/>
@@ -22213,9 +22229,9 @@
       </w:tcPr>
     </w:tblStylePr>
   </w:style>
-  <w:style w:type="table" w:styleId="811">
+  <w:style w:type="table" w:styleId="813">
     <w:name w:val="List Table 4 - Accent 3"/>
-    <w:basedOn w:val="915"/>
+    <w:basedOn w:val="917"/>
     <w:uiPriority w:val="99"/>
     <w:pPr>
       <w:pBdr/>
@@ -22438,9 +22454,9 @@
       </w:tcPr>
     </w:tblStylePr>
   </w:style>
-  <w:style w:type="table" w:styleId="812">
+  <w:style w:type="table" w:styleId="814">
     <w:name w:val="List Table 4 - Accent 4"/>
-    <w:basedOn w:val="915"/>
+    <w:basedOn w:val="917"/>
     <w:uiPriority w:val="99"/>
     <w:pPr>
       <w:pBdr/>
@@ -22663,9 +22679,9 @@
       </w:tcPr>
     </w:tblStylePr>
   </w:style>
-  <w:style w:type="table" w:styleId="813">
+  <w:style w:type="table" w:styleId="815">
     <w:name w:val="List Table 4 - Accent 5"/>
-    <w:basedOn w:val="915"/>
+    <w:basedOn w:val="917"/>
     <w:uiPriority w:val="99"/>
     <w:pPr>
       <w:pBdr/>
@@ -22888,9 +22904,9 @@
       </w:tcPr>
     </w:tblStylePr>
   </w:style>
-  <w:style w:type="table" w:styleId="814">
+  <w:style w:type="table" w:styleId="816">
     <w:name w:val="List Table 4 - Accent 6"/>
-    <w:basedOn w:val="915"/>
+    <w:basedOn w:val="917"/>
     <w:uiPriority w:val="99"/>
     <w:pPr>
       <w:pBdr/>
@@ -23113,9 +23129,9 @@
       </w:tcPr>
     </w:tblStylePr>
   </w:style>
-  <w:style w:type="table" w:styleId="815">
+  <w:style w:type="table" w:styleId="817">
     <w:name w:val="List Table 5 Dark"/>
-    <w:basedOn w:val="915"/>
+    <w:basedOn w:val="917"/>
     <w:uiPriority w:val="99"/>
     <w:pPr>
       <w:pBdr/>
@@ -23355,9 +23371,9 @@
       </w:tcPr>
     </w:tblStylePr>
   </w:style>
-  <w:style w:type="table" w:styleId="816">
+  <w:style w:type="table" w:styleId="818">
     <w:name w:val="List Table 5 Dark - Accent 1"/>
-    <w:basedOn w:val="915"/>
+    <w:basedOn w:val="917"/>
     <w:uiPriority w:val="99"/>
     <w:pPr>
       <w:pBdr/>
@@ -23597,9 +23613,9 @@
       </w:tcPr>
     </w:tblStylePr>
   </w:style>
-  <w:style w:type="table" w:styleId="817">
+  <w:style w:type="table" w:styleId="819">
     <w:name w:val="List Table 5 Dark - Accent 2"/>
-    <w:basedOn w:val="915"/>
+    <w:basedOn w:val="917"/>
     <w:uiPriority w:val="99"/>
     <w:pPr>
       <w:pBdr/>
@@ -23839,9 +23855,9 @@
       </w:tcPr>
     </w:tblStylePr>
   </w:style>
-  <w:style w:type="table" w:styleId="818">
+  <w:style w:type="table" w:styleId="820">
     <w:name w:val="List Table 5 Dark - Accent 3"/>
-    <w:basedOn w:val="915"/>
+    <w:basedOn w:val="917"/>
     <w:uiPriority w:val="99"/>
     <w:pPr>
       <w:pBdr/>
@@ -24081,9 +24097,9 @@
       </w:tcPr>
     </w:tblStylePr>
   </w:style>
-  <w:style w:type="table" w:styleId="819">
+  <w:style w:type="table" w:styleId="821">
     <w:name w:val="List Table 5 Dark - Accent 4"/>
-    <w:basedOn w:val="915"/>
+    <w:basedOn w:val="917"/>
     <w:uiPriority w:val="99"/>
     <w:pPr>
       <w:pBdr/>
@@ -24323,9 +24339,9 @@
       </w:tcPr>
     </w:tblStylePr>
   </w:style>
-  <w:style w:type="table" w:styleId="820">
+  <w:style w:type="table" w:styleId="822">
     <w:name w:val="List Table 5 Dark - Accent 5"/>
-    <w:basedOn w:val="915"/>
+    <w:basedOn w:val="917"/>
     <w:uiPriority w:val="99"/>
     <w:pPr>
       <w:pBdr/>
@@ -24565,9 +24581,9 @@
       </w:tcPr>
     </w:tblStylePr>
   </w:style>
-  <w:style w:type="table" w:styleId="821">
+  <w:style w:type="table" w:styleId="823">
     <w:name w:val="List Table 5 Dark - Accent 6"/>
-    <w:basedOn w:val="915"/>
+    <w:basedOn w:val="917"/>
     <w:uiPriority w:val="99"/>
     <w:pPr>
       <w:pBdr/>
@@ -24807,9 +24823,9 @@
       </w:tcPr>
     </w:tblStylePr>
   </w:style>
-  <w:style w:type="table" w:styleId="822">
+  <w:style w:type="table" w:styleId="824">
     <w:name w:val="List Table 6 Colorful"/>
-    <w:basedOn w:val="915"/>
+    <w:basedOn w:val="917"/>
     <w:uiPriority w:val="99"/>
     <w:pPr>
       <w:pBdr/>
@@ -25030,9 +25046,9 @@
       </w:tcPr>
     </w:tblStylePr>
   </w:style>
-  <w:style w:type="table" w:styleId="823">
+  <w:style w:type="table" w:styleId="825">
     <w:name w:val="List Table 6 Colorful - Accent 1"/>
-    <w:basedOn w:val="915"/>
+    <w:basedOn w:val="917"/>
     <w:uiPriority w:val="99"/>
     <w:pPr>
       <w:pBdr/>
@@ -25253,9 +25269,9 @@
       </w:tcPr>
     </w:tblStylePr>
   </w:style>
-  <w:style w:type="table" w:styleId="824">
+  <w:style w:type="table" w:styleId="826">
     <w:name w:val="List Table 6 Colorful - Accent 2"/>
-    <w:basedOn w:val="915"/>
+    <w:basedOn w:val="917"/>
     <w:uiPriority w:val="99"/>
     <w:pPr>
       <w:pBdr/>
@@ -25476,9 +25492,9 @@
       </w:tcPr>
     </w:tblStylePr>
   </w:style>
-  <w:style w:type="table" w:styleId="825">
+  <w:style w:type="table" w:styleId="827">
     <w:name w:val="List Table 6 Colorful - Accent 3"/>
-    <w:basedOn w:val="915"/>
+    <w:basedOn w:val="917"/>
     <w:uiPriority w:val="99"/>
     <w:pPr>
       <w:pBdr/>
@@ -25699,9 +25715,9 @@
       </w:tcPr>
     </w:tblStylePr>
   </w:style>
-  <w:style w:type="table" w:styleId="826">
+  <w:style w:type="table" w:styleId="828">
     <w:name w:val="List Table 6 Colorful - Accent 4"/>
-    <w:basedOn w:val="915"/>
+    <w:basedOn w:val="917"/>
     <w:uiPriority w:val="99"/>
     <w:pPr>
       <w:pBdr/>
@@ -25922,9 +25938,9 @@
       </w:tcPr>
     </w:tblStylePr>
   </w:style>
-  <w:style w:type="table" w:styleId="827">
+  <w:style w:type="table" w:styleId="829">
     <w:name w:val="List Table 6 Colorful - Accent 5"/>
-    <w:basedOn w:val="915"/>
+    <w:basedOn w:val="917"/>
     <w:uiPriority w:val="99"/>
     <w:pPr>
       <w:pBdr/>
@@ -26145,9 +26161,9 @@
       </w:tcPr>
     </w:tblStylePr>
   </w:style>
-  <w:style w:type="table" w:styleId="828">
+  <w:style w:type="table" w:styleId="830">
     <w:name w:val="List Table 6 Colorful - Accent 6"/>
-    <w:basedOn w:val="915"/>
+    <w:basedOn w:val="917"/>
     <w:uiPriority w:val="99"/>
     <w:pPr>
       <w:pBdr/>
@@ -26368,9 +26384,9 @@
       </w:tcPr>
     </w:tblStylePr>
   </w:style>
-  <w:style w:type="table" w:styleId="829">
+  <w:style w:type="table" w:styleId="831">
     <w:name w:val="List Table 7 Colorful"/>
-    <w:basedOn w:val="915"/>
+    <w:basedOn w:val="917"/>
     <w:uiPriority w:val="99"/>
     <w:pPr>
       <w:pBdr/>
@@ -26624,9 +26640,9 @@
       </w:tcPr>
     </w:tblStylePr>
   </w:style>
-  <w:style w:type="table" w:styleId="830">
+  <w:style w:type="table" w:styleId="832">
     <w:name w:val="List Table 7 Colorful - Accent 1"/>
-    <w:basedOn w:val="915"/>
+    <w:basedOn w:val="917"/>
     <w:uiPriority w:val="99"/>
     <w:pPr>
       <w:pBdr/>
@@ -26880,9 +26896,9 @@
       </w:tcPr>
     </w:tblStylePr>
   </w:style>
-  <w:style w:type="table" w:styleId="831">
+  <w:style w:type="table" w:styleId="833">
     <w:name w:val="List Table 7 Colorful - Accent 2"/>
-    <w:basedOn w:val="915"/>
+    <w:basedOn w:val="917"/>
     <w:uiPriority w:val="99"/>
     <w:pPr>
       <w:pBdr/>
@@ -27136,9 +27152,9 @@
       </w:tcPr>
     </w:tblStylePr>
   </w:style>
-  <w:style w:type="table" w:styleId="832">
+  <w:style w:type="table" w:styleId="834">
     <w:name w:val="List Table 7 Colorful - Accent 3"/>
-    <w:basedOn w:val="915"/>
+    <w:basedOn w:val="917"/>
     <w:uiPriority w:val="99"/>
     <w:pPr>
       <w:pBdr/>
@@ -27392,9 +27408,9 @@
       </w:tcPr>
     </w:tblStylePr>
   </w:style>
-  <w:style w:type="table" w:styleId="833">
+  <w:style w:type="table" w:styleId="835">
     <w:name w:val="List Table 7 Colorful - Accent 4"/>
-    <w:basedOn w:val="915"/>
+    <w:basedOn w:val="917"/>
     <w:uiPriority w:val="99"/>
     <w:pPr>
       <w:pBdr/>
@@ -27648,9 +27664,9 @@
       </w:tcPr>
     </w:tblStylePr>
   </w:style>
-  <w:style w:type="table" w:styleId="834">
+  <w:style w:type="table" w:styleId="836">
     <w:name w:val="List Table 7 Colorful - Accent 5"/>
-    <w:basedOn w:val="915"/>
+    <w:basedOn w:val="917"/>
     <w:uiPriority w:val="99"/>
     <w:pPr>
       <w:pBdr/>
@@ -27904,9 +27920,9 @@
       </w:tcPr>
     </w:tblStylePr>
   </w:style>
-  <w:style w:type="table" w:styleId="835">
+  <w:style w:type="table" w:styleId="837">
     <w:name w:val="List Table 7 Colorful - Accent 6"/>
-    <w:basedOn w:val="915"/>
+    <w:basedOn w:val="917"/>
     <w:uiPriority w:val="99"/>
     <w:pPr>
       <w:pBdr/>
@@ -28160,9 +28176,9 @@
       </w:tcPr>
     </w:tblStylePr>
   </w:style>
-  <w:style w:type="table" w:styleId="836">
+  <w:style w:type="table" w:styleId="838">
     <w:name w:val="Lined - Accent"/>
-    <w:basedOn w:val="915"/>
+    <w:basedOn w:val="917"/>
     <w:uiPriority w:val="99"/>
     <w:pPr>
       <w:pBdr/>
@@ -28397,9 +28413,9 @@
       </w:tcPr>
     </w:tblStylePr>
   </w:style>
-  <w:style w:type="table" w:styleId="837">
+  <w:style w:type="table" w:styleId="839">
     <w:name w:val="Lined - Accent 1"/>
-    <w:basedOn w:val="915"/>
+    <w:basedOn w:val="917"/>
     <w:uiPriority w:val="99"/>
     <w:pPr>
       <w:pBdr/>
@@ -28634,9 +28650,9 @@
       </w:tcPr>
     </w:tblStylePr>
   </w:style>
-  <w:style w:type="table" w:styleId="838">
+  <w:style w:type="table" w:styleId="840">
     <w:name w:val="Lined - Accent 2"/>
-    <w:basedOn w:val="915"/>
+    <w:basedOn w:val="917"/>
     <w:uiPriority w:val="99"/>
     <w:pPr>
       <w:pBdr/>
@@ -28871,9 +28887,9 @@
       </w:tcPr>
     </w:tblStylePr>
   </w:style>
-  <w:style w:type="table" w:styleId="839">
+  <w:style w:type="table" w:styleId="841">
     <w:name w:val="Lined - Accent 3"/>
-    <w:basedOn w:val="915"/>
+    <w:basedOn w:val="917"/>
     <w:uiPriority w:val="99"/>
     <w:pPr>
       <w:pBdr/>
@@ -29108,9 +29124,9 @@
       </w:tcPr>
     </w:tblStylePr>
   </w:style>
-  <w:style w:type="table" w:styleId="840">
+  <w:style w:type="table" w:styleId="842">
     <w:name w:val="Lined - Accent 4"/>
-    <w:basedOn w:val="915"/>
+    <w:basedOn w:val="917"/>
     <w:uiPriority w:val="99"/>
     <w:pPr>
       <w:pBdr/>
@@ -29345,9 +29361,9 @@
       </w:tcPr>
     </w:tblStylePr>
   </w:style>
-  <w:style w:type="table" w:styleId="841">
+  <w:style w:type="table" w:styleId="843">
     <w:name w:val="Lined - Accent 5"/>
-    <w:basedOn w:val="915"/>
+    <w:basedOn w:val="917"/>
     <w:uiPriority w:val="99"/>
     <w:pPr>
       <w:pBdr/>
@@ -29582,9 +29598,9 @@
       </w:tcPr>
     </w:tblStylePr>
   </w:style>
-  <w:style w:type="table" w:styleId="842">
+  <w:style w:type="table" w:styleId="844">
     <w:name w:val="Lined - Accent 6"/>
-    <w:basedOn w:val="915"/>
+    <w:basedOn w:val="917"/>
     <w:uiPriority w:val="99"/>
     <w:pPr>
       <w:pBdr/>
@@ -29819,9 +29835,9 @@
       </w:tcPr>
     </w:tblStylePr>
   </w:style>
-  <w:style w:type="table" w:styleId="843">
+  <w:style w:type="table" w:styleId="845">
     <w:name w:val="Bordered &amp; Lined - Accent"/>
-    <w:basedOn w:val="915"/>
+    <w:basedOn w:val="917"/>
     <w:uiPriority w:val="99"/>
     <w:pPr>
       <w:pBdr/>
@@ -30063,9 +30079,9 @@
       </w:tcPr>
     </w:tblStylePr>
   </w:style>
-  <w:style w:type="table" w:styleId="844">
+  <w:style w:type="table" w:styleId="846">
     <w:name w:val="Bordered &amp; Lined - Accent 1"/>
-    <w:basedOn w:val="915"/>
+    <w:basedOn w:val="917"/>
     <w:uiPriority w:val="99"/>
     <w:pPr>
       <w:pBdr/>
@@ -30307,9 +30323,9 @@
       </w:tcPr>
     </w:tblStylePr>
   </w:style>
-  <w:style w:type="table" w:styleId="845">
+  <w:style w:type="table" w:styleId="847">
     <w:name w:val="Bordered &amp; Lined - Accent 2"/>
-    <w:basedOn w:val="915"/>
+    <w:basedOn w:val="917"/>
     <w:uiPriority w:val="99"/>
     <w:pPr>
       <w:pBdr/>
@@ -30551,9 +30567,9 @@
       </w:tcPr>
     </w:tblStylePr>
   </w:style>
-  <w:style w:type="table" w:styleId="846">
+  <w:style w:type="table" w:styleId="848">
     <w:name w:val="Bordered &amp; Lined - Accent 3"/>
-    <w:basedOn w:val="915"/>
+    <w:basedOn w:val="917"/>
     <w:uiPriority w:val="99"/>
     <w:pPr>
       <w:pBdr/>
@@ -30795,9 +30811,9 @@
       </w:tcPr>
     </w:tblStylePr>
   </w:style>
-  <w:style w:type="table" w:styleId="847">
+  <w:style w:type="table" w:styleId="849">
     <w:name w:val="Bordered &amp; Lined - Accent 4"/>
-    <w:basedOn w:val="915"/>
+    <w:basedOn w:val="917"/>
     <w:uiPriority w:val="99"/>
     <w:pPr>
       <w:pBdr/>
@@ -31039,9 +31055,9 @@
       </w:tcPr>
     </w:tblStylePr>
   </w:style>
-  <w:style w:type="table" w:styleId="848">
+  <w:style w:type="table" w:styleId="850">
     <w:name w:val="Bordered &amp; Lined - Accent 5"/>
-    <w:basedOn w:val="915"/>
+    <w:basedOn w:val="917"/>
     <w:uiPriority w:val="99"/>
     <w:pPr>
       <w:pBdr/>
@@ -31283,9 +31299,9 @@
       </w:tcPr>
     </w:tblStylePr>
   </w:style>
-  <w:style w:type="table" w:styleId="849">
+  <w:style w:type="table" w:styleId="851">
     <w:name w:val="Bordered &amp; Lined - Accent 6"/>
-    <w:basedOn w:val="915"/>
+    <w:basedOn w:val="917"/>
     <w:uiPriority w:val="99"/>
     <w:pPr>
       <w:pBdr/>
@@ -31527,9 +31543,9 @@
       </w:tcPr>
     </w:tblStylePr>
   </w:style>
-  <w:style w:type="table" w:styleId="850">
+  <w:style w:type="table" w:styleId="852">
     <w:name w:val="Bordered"/>
-    <w:basedOn w:val="915"/>
+    <w:basedOn w:val="917"/>
     <w:uiPriority w:val="99"/>
     <w:pPr>
       <w:pBdr/>
@@ -31758,9 +31774,9 @@
       </w:tcPr>
     </w:tblStylePr>
   </w:style>
-  <w:style w:type="table" w:styleId="851">
+  <w:style w:type="table" w:styleId="853">
     <w:name w:val="Bordered - Accent 1"/>
-    <w:basedOn w:val="915"/>
+    <w:basedOn w:val="917"/>
     <w:uiPriority w:val="99"/>
     <w:pPr>
       <w:pBdr/>
@@ -31989,9 +32005,9 @@
       </w:tcPr>
     </w:tblStylePr>
   </w:style>
-  <w:style w:type="table" w:styleId="852">
+  <w:style w:type="table" w:styleId="854">
     <w:name w:val="Bordered - Accent 2"/>
-    <w:basedOn w:val="915"/>
+    <w:basedOn w:val="917"/>
     <w:uiPriority w:val="99"/>
     <w:pPr>
       <w:pBdr/>
@@ -32220,9 +32236,9 @@
       </w:tcPr>
     </w:tblStylePr>
   </w:style>
-  <w:style w:type="table" w:styleId="853">
+  <w:style w:type="table" w:styleId="855">
     <w:name w:val="Bordered - Accent 3"/>
-    <w:basedOn w:val="915"/>
+    <w:basedOn w:val="917"/>
     <w:uiPriority w:val="99"/>
     <w:pPr>
       <w:pBdr/>
@@ -32451,9 +32467,9 @@
       </w:tcPr>
     </w:tblStylePr>
   </w:style>
-  <w:style w:type="table" w:styleId="854">
+  <w:style w:type="table" w:styleId="856">
     <w:name w:val="Bordered - Accent 4"/>
-    <w:basedOn w:val="915"/>
+    <w:basedOn w:val="917"/>
     <w:uiPriority w:val="99"/>
     <w:pPr>
       <w:pBdr/>
@@ -32682,9 +32698,9 @@
       </w:tcPr>
     </w:tblStylePr>
   </w:style>
-  <w:style w:type="table" w:styleId="855">
+  <w:style w:type="table" w:styleId="857">
     <w:name w:val="Bordered - Accent 5"/>
-    <w:basedOn w:val="915"/>
+    <w:basedOn w:val="917"/>
     <w:uiPriority w:val="99"/>
     <w:pPr>
       <w:pBdr/>
@@ -32913,9 +32929,9 @@
       </w:tcPr>
     </w:tblStylePr>
   </w:style>
-  <w:style w:type="table" w:styleId="856">
+  <w:style w:type="table" w:styleId="858">
     <w:name w:val="Bordered - Accent 6"/>
-    <w:basedOn w:val="915"/>
+    <w:basedOn w:val="917"/>
     <w:uiPriority w:val="99"/>
     <w:pPr>
       <w:pBdr/>
@@ -33144,11 +33160,11 @@
       </w:tcPr>
     </w:tblStylePr>
   </w:style>
-  <w:style w:type="paragraph" w:styleId="857">
+  <w:style w:type="paragraph" w:styleId="859">
     <w:name w:val="Heading 2"/>
-    <w:basedOn w:val="912"/>
-    <w:next w:val="912"/>
-    <w:link w:val="866"/>
+    <w:basedOn w:val="914"/>
+    <w:next w:val="914"/>
+    <w:link w:val="868"/>
     <w:uiPriority w:val="9"/>
     <w:unhideWhenUsed/>
     <w:qFormat/>
@@ -33167,11 +33183,11 @@
       <w:szCs w:val="32"/>
     </w:rPr>
   </w:style>
-  <w:style w:type="paragraph" w:styleId="858">
+  <w:style w:type="paragraph" w:styleId="860">
     <w:name w:val="Heading 3"/>
-    <w:basedOn w:val="912"/>
-    <w:next w:val="912"/>
-    <w:link w:val="867"/>
+    <w:basedOn w:val="914"/>
+    <w:next w:val="914"/>
+    <w:link w:val="869"/>
     <w:uiPriority w:val="9"/>
     <w:unhideWhenUsed/>
     <w:qFormat/>
@@ -33190,11 +33206,11 @@
       <w:szCs w:val="28"/>
     </w:rPr>
   </w:style>
-  <w:style w:type="paragraph" w:styleId="859">
+  <w:style w:type="paragraph" w:styleId="861">
     <w:name w:val="Heading 4"/>
-    <w:basedOn w:val="912"/>
-    <w:next w:val="912"/>
-    <w:link w:val="868"/>
+    <w:basedOn w:val="914"/>
+    <w:next w:val="914"/>
+    <w:link w:val="870"/>
     <w:uiPriority w:val="9"/>
     <w:unhideWhenUsed/>
     <w:qFormat/>
@@ -33213,11 +33229,11 @@
       <w:color w:val="0f4761" w:themeColor="accent1" w:themeShade="BF"/>
     </w:rPr>
   </w:style>
-  <w:style w:type="paragraph" w:styleId="860">
+  <w:style w:type="paragraph" w:styleId="862">
     <w:name w:val="Heading 5"/>
-    <w:basedOn w:val="912"/>
-    <w:next w:val="912"/>
-    <w:link w:val="869"/>
+    <w:basedOn w:val="914"/>
+    <w:next w:val="914"/>
+    <w:link w:val="871"/>
     <w:uiPriority w:val="9"/>
     <w:unhideWhenUsed/>
     <w:qFormat/>
@@ -33234,11 +33250,11 @@
       <w:color w:val="0f4761" w:themeColor="accent1" w:themeShade="BF"/>
     </w:rPr>
   </w:style>
-  <w:style w:type="paragraph" w:styleId="861">
+  <w:style w:type="paragraph" w:styleId="863">
     <w:name w:val="Heading 6"/>
-    <w:basedOn w:val="912"/>
-    <w:next w:val="912"/>
-    <w:link w:val="870"/>
+    <w:basedOn w:val="914"/>
+    <w:next w:val="914"/>
+    <w:link w:val="872"/>
     <w:uiPriority w:val="9"/>
     <w:unhideWhenUsed/>
     <w:qFormat/>
@@ -33257,11 +33273,11 @@
       <w:color w:val="595959" w:themeColor="text1" w:themeTint="A6"/>
     </w:rPr>
   </w:style>
-  <w:style w:type="paragraph" w:styleId="862">
+  <w:style w:type="paragraph" w:styleId="864">
     <w:name w:val="Heading 7"/>
-    <w:basedOn w:val="912"/>
-    <w:next w:val="912"/>
-    <w:link w:val="871"/>
+    <w:basedOn w:val="914"/>
+    <w:next w:val="914"/>
+    <w:link w:val="873"/>
     <w:uiPriority w:val="9"/>
     <w:unhideWhenUsed/>
     <w:qFormat/>
@@ -33278,11 +33294,11 @@
       <w:color w:val="595959" w:themeColor="text1" w:themeTint="A6"/>
     </w:rPr>
   </w:style>
-  <w:style w:type="paragraph" w:styleId="863">
+  <w:style w:type="paragraph" w:styleId="865">
     <w:name w:val="Heading 8"/>
-    <w:basedOn w:val="912"/>
-    <w:next w:val="912"/>
-    <w:link w:val="872"/>
+    <w:basedOn w:val="914"/>
+    <w:next w:val="914"/>
+    <w:link w:val="874"/>
     <w:uiPriority w:val="9"/>
     <w:unhideWhenUsed/>
     <w:qFormat/>
@@ -33301,11 +33317,11 @@
       <w:color w:val="272727" w:themeColor="text1" w:themeTint="D8"/>
     </w:rPr>
   </w:style>
-  <w:style w:type="paragraph" w:styleId="864">
+  <w:style w:type="paragraph" w:styleId="866">
     <w:name w:val="Heading 9"/>
-    <w:basedOn w:val="912"/>
-    <w:next w:val="912"/>
-    <w:link w:val="873"/>
+    <w:basedOn w:val="914"/>
+    <w:next w:val="914"/>
+    <w:link w:val="875"/>
     <w:uiPriority w:val="9"/>
     <w:unhideWhenUsed/>
     <w:qFormat/>
@@ -33324,10 +33340,10 @@
       <w:color w:val="272727" w:themeColor="text1" w:themeTint="D8"/>
     </w:rPr>
   </w:style>
-  <w:style w:type="character" w:styleId="865">
+  <w:style w:type="character" w:styleId="867">
     <w:name w:val="Heading 1 Char"/>
-    <w:basedOn w:val="914"/>
-    <w:link w:val="913"/>
+    <w:basedOn w:val="916"/>
+    <w:link w:val="915"/>
     <w:uiPriority w:val="9"/>
     <w:pPr>
       <w:pBdr/>
@@ -33341,10 +33357,10 @@
       <w:szCs w:val="40"/>
     </w:rPr>
   </w:style>
-  <w:style w:type="character" w:styleId="866">
+  <w:style w:type="character" w:styleId="868">
     <w:name w:val="Heading 2 Char"/>
-    <w:basedOn w:val="914"/>
-    <w:link w:val="857"/>
+    <w:basedOn w:val="916"/>
+    <w:link w:val="859"/>
     <w:uiPriority w:val="9"/>
     <w:pPr>
       <w:pBdr/>
@@ -33358,10 +33374,10 @@
       <w:szCs w:val="32"/>
     </w:rPr>
   </w:style>
-  <w:style w:type="character" w:styleId="867">
+  <w:style w:type="character" w:styleId="869">
     <w:name w:val="Heading 3 Char"/>
-    <w:basedOn w:val="914"/>
-    <w:link w:val="858"/>
+    <w:basedOn w:val="916"/>
+    <w:link w:val="860"/>
     <w:uiPriority w:val="9"/>
     <w:pPr>
       <w:pBdr/>
@@ -33375,10 +33391,10 @@
       <w:szCs w:val="28"/>
     </w:rPr>
   </w:style>
-  <w:style w:type="character" w:styleId="868">
+  <w:style w:type="character" w:styleId="870">
     <w:name w:val="Heading 4 Char"/>
-    <w:basedOn w:val="914"/>
-    <w:link w:val="859"/>
+    <w:basedOn w:val="916"/>
+    <w:link w:val="861"/>
     <w:uiPriority w:val="9"/>
     <w:pPr>
       <w:pBdr/>
@@ -33392,10 +33408,10 @@
       <w:color w:val="0f4761" w:themeColor="accent1" w:themeShade="BF"/>
     </w:rPr>
   </w:style>
-  <w:style w:type="character" w:styleId="869">
+  <w:style w:type="character" w:styleId="871">
     <w:name w:val="Heading 5 Char"/>
-    <w:basedOn w:val="914"/>
-    <w:link w:val="860"/>
+    <w:basedOn w:val="916"/>
+    <w:link w:val="862"/>
     <w:uiPriority w:val="9"/>
     <w:pPr>
       <w:pBdr/>
@@ -33407,10 +33423,10 @@
       <w:color w:val="0f4761" w:themeColor="accent1" w:themeShade="BF"/>
     </w:rPr>
   </w:style>
-  <w:style w:type="character" w:styleId="870">
+  <w:style w:type="character" w:styleId="872">
     <w:name w:val="Heading 6 Char"/>
-    <w:basedOn w:val="914"/>
-    <w:link w:val="861"/>
+    <w:basedOn w:val="916"/>
+    <w:link w:val="863"/>
     <w:uiPriority w:val="9"/>
     <w:pPr>
       <w:pBdr/>
@@ -33424,10 +33440,10 @@
       <w:color w:val="595959" w:themeColor="text1" w:themeTint="A6"/>
     </w:rPr>
   </w:style>
-  <w:style w:type="character" w:styleId="871">
+  <w:style w:type="character" w:styleId="873">
     <w:name w:val="Heading 7 Char"/>
-    <w:basedOn w:val="914"/>
-    <w:link w:val="862"/>
+    <w:basedOn w:val="916"/>
+    <w:link w:val="864"/>
     <w:uiPriority w:val="9"/>
     <w:pPr>
       <w:pBdr/>
@@ -33439,10 +33455,10 @@
       <w:color w:val="595959" w:themeColor="text1" w:themeTint="A6"/>
     </w:rPr>
   </w:style>
-  <w:style w:type="character" w:styleId="872">
+  <w:style w:type="character" w:styleId="874">
     <w:name w:val="Heading 8 Char"/>
-    <w:basedOn w:val="914"/>
-    <w:link w:val="863"/>
+    <w:basedOn w:val="916"/>
+    <w:link w:val="865"/>
     <w:uiPriority w:val="9"/>
     <w:pPr>
       <w:pBdr/>
@@ -33456,10 +33472,10 @@
       <w:color w:val="272727" w:themeColor="text1" w:themeTint="D8"/>
     </w:rPr>
   </w:style>
-  <w:style w:type="character" w:styleId="873">
+  <w:style w:type="character" w:styleId="875">
     <w:name w:val="Heading 9 Char"/>
-    <w:basedOn w:val="914"/>
-    <w:link w:val="864"/>
+    <w:basedOn w:val="916"/>
+    <w:link w:val="866"/>
     <w:uiPriority w:val="9"/>
     <w:pPr>
       <w:pBdr/>
@@ -33473,11 +33489,11 @@
       <w:color w:val="272727" w:themeColor="text1" w:themeTint="D8"/>
     </w:rPr>
   </w:style>
-  <w:style w:type="paragraph" w:styleId="874">
+  <w:style w:type="paragraph" w:styleId="876">
     <w:name w:val="Title"/>
-    <w:basedOn w:val="912"/>
-    <w:next w:val="912"/>
-    <w:link w:val="875"/>
+    <w:basedOn w:val="914"/>
+    <w:next w:val="914"/>
+    <w:link w:val="877"/>
     <w:uiPriority w:val="10"/>
     <w:qFormat/>
     <w:pPr>
@@ -33493,10 +33509,10 @@
       <w:szCs w:val="56"/>
     </w:rPr>
   </w:style>
-  <w:style w:type="character" w:styleId="875">
+  <w:style w:type="character" w:styleId="877">
     <w:name w:val="Title Char"/>
-    <w:basedOn w:val="914"/>
-    <w:link w:val="874"/>
+    <w:basedOn w:val="916"/>
+    <w:link w:val="876"/>
     <w:uiPriority w:val="10"/>
     <w:pPr>
       <w:pBdr/>
@@ -33510,10 +33526,10 @@
       <w:szCs w:val="56"/>
     </w:rPr>
   </w:style>
-  <w:style w:type="character" w:styleId="876">
+  <w:style w:type="character" w:styleId="878">
     <w:name w:val="Subtitle Char"/>
-    <w:basedOn w:val="914"/>
-    <w:link w:val="920"/>
+    <w:basedOn w:val="916"/>
+    <w:link w:val="922"/>
     <w:uiPriority w:val="11"/>
     <w:pPr>
       <w:pBdr/>
@@ -33527,11 +33543,11 @@
       <w:szCs w:val="28"/>
     </w:rPr>
   </w:style>
-  <w:style w:type="paragraph" w:styleId="877">
+  <w:style w:type="paragraph" w:styleId="879">
     <w:name w:val="Quote"/>
-    <w:basedOn w:val="912"/>
-    <w:next w:val="912"/>
-    <w:link w:val="878"/>
+    <w:basedOn w:val="914"/>
+    <w:next w:val="914"/>
+    <w:link w:val="880"/>
     <w:uiPriority w:val="29"/>
     <w:qFormat/>
     <w:pPr>
@@ -33546,10 +33562,10 @@
       <w:color w:val="404040" w:themeColor="text1" w:themeTint="BF"/>
     </w:rPr>
   </w:style>
-  <w:style w:type="character" w:styleId="878">
+  <w:style w:type="character" w:styleId="880">
     <w:name w:val="Quote Char"/>
-    <w:basedOn w:val="914"/>
-    <w:link w:val="877"/>
+    <w:basedOn w:val="916"/>
+    <w:link w:val="879"/>
     <w:uiPriority w:val="29"/>
     <w:pPr>
       <w:pBdr/>
@@ -33562,9 +33578,9 @@
       <w:color w:val="404040" w:themeColor="text1" w:themeTint="BF"/>
     </w:rPr>
   </w:style>
-  <w:style w:type="paragraph" w:styleId="879">
+  <w:style w:type="paragraph" w:styleId="881">
     <w:name w:val="List Paragraph"/>
-    <w:basedOn w:val="912"/>
+    <w:basedOn w:val="914"/>
     <w:uiPriority w:val="34"/>
     <w:qFormat/>
     <w:pPr>
@@ -33574,9 +33590,9 @@
       <w:contextualSpacing w:val="true"/>
     </w:pPr>
   </w:style>
-  <w:style w:type="character" w:styleId="880">
+  <w:style w:type="character" w:styleId="882">
     <w:name w:val="Intense Emphasis"/>
-    <w:basedOn w:val="914"/>
+    <w:basedOn w:val="916"/>
     <w:uiPriority w:val="21"/>
     <w:qFormat/>
     <w:pPr>
@@ -33590,11 +33606,11 @@
       <w:color w:val="0f4761" w:themeColor="accent1" w:themeShade="BF"/>
     </w:rPr>
   </w:style>
-  <w:style w:type="paragraph" w:styleId="881">
+  <w:style w:type="paragraph" w:styleId="883">
     <w:name w:val="Intense Quote"/>
-    <w:basedOn w:val="912"/>
-    <w:next w:val="912"/>
-    <w:link w:val="882"/>
+    <w:basedOn w:val="914"/>
+    <w:next w:val="914"/>
+    <w:link w:val="884"/>
     <w:uiPriority w:val="30"/>
     <w:qFormat/>
     <w:pPr>
@@ -33612,10 +33628,10 @@
       <w:color w:val="0f4761" w:themeColor="accent1" w:themeShade="BF"/>
     </w:rPr>
   </w:style>
-  <w:style w:type="character" w:styleId="882">
+  <w:style w:type="character" w:styleId="884">
     <w:name w:val="Intense Quote Char"/>
-    <w:basedOn w:val="914"/>
-    <w:link w:val="881"/>
+    <w:basedOn w:val="916"/>
+    <w:link w:val="883"/>
     <w:uiPriority w:val="30"/>
     <w:pPr>
       <w:pBdr/>
@@ -33628,9 +33644,9 @@
       <w:color w:val="0f4761" w:themeColor="accent1" w:themeShade="BF"/>
     </w:rPr>
   </w:style>
-  <w:style w:type="character" w:styleId="883">
+  <w:style w:type="character" w:styleId="885">
     <w:name w:val="Intense Reference"/>
-    <w:basedOn w:val="914"/>
+    <w:basedOn w:val="916"/>
     <w:uiPriority w:val="32"/>
     <w:qFormat/>
     <w:pPr>
@@ -33646,9 +33662,9 @@
       <w:spacing w:val="5"/>
     </w:rPr>
   </w:style>
-  <w:style w:type="paragraph" w:styleId="884">
+  <w:style w:type="paragraph" w:styleId="886">
     <w:name w:val="No Spacing"/>
-    <w:basedOn w:val="912"/>
+    <w:basedOn w:val="914"/>
     <w:uiPriority w:val="1"/>
     <w:qFormat/>
     <w:pPr>
@@ -33657,9 +33673,9 @@
       <w:ind/>
     </w:pPr>
   </w:style>
-  <w:style w:type="character" w:styleId="885">
+  <w:style w:type="character" w:styleId="887">
     <w:name w:val="Subtle Emphasis"/>
-    <w:basedOn w:val="914"/>
+    <w:basedOn w:val="916"/>
     <w:uiPriority w:val="19"/>
     <w:qFormat/>
     <w:pPr>
@@ -33673,9 +33689,9 @@
       <w:color w:val="404040" w:themeColor="text1" w:themeTint="BF"/>
     </w:rPr>
   </w:style>
-  <w:style w:type="character" w:styleId="886">
+  <w:style w:type="character" w:styleId="888">
     <w:name w:val="Emphasis"/>
-    <w:basedOn w:val="914"/>
+    <w:basedOn w:val="916"/>
     <w:uiPriority w:val="20"/>
     <w:qFormat/>
     <w:pPr>
@@ -33688,9 +33704,9 @@
       <w:iCs/>
     </w:rPr>
   </w:style>
-  <w:style w:type="character" w:styleId="887">
+  <w:style w:type="character" w:styleId="889">
     <w:name w:val="Strong"/>
-    <w:basedOn w:val="914"/>
+    <w:basedOn w:val="916"/>
     <w:uiPriority w:val="22"/>
     <w:qFormat/>
     <w:pPr>
@@ -33703,9 +33719,9 @@
       <w:bCs/>
     </w:rPr>
   </w:style>
-  <w:style w:type="character" w:styleId="888">
+  <w:style w:type="character" w:styleId="890">
     <w:name w:val="Subtle Reference"/>
-    <w:basedOn w:val="914"/>
+    <w:basedOn w:val="916"/>
     <w:uiPriority w:val="31"/>
     <w:qFormat/>
     <w:pPr>
@@ -33718,9 +33734,9 @@
       <w:color w:val="5a5a5a" w:themeColor="text1" w:themeTint="A5"/>
     </w:rPr>
   </w:style>
-  <w:style w:type="character" w:styleId="889">
+  <w:style w:type="character" w:styleId="891">
     <w:name w:val="Book Title"/>
-    <w:basedOn w:val="914"/>
+    <w:basedOn w:val="916"/>
     <w:uiPriority w:val="33"/>
     <w:qFormat/>
     <w:pPr>
@@ -33736,10 +33752,10 @@
       <w:spacing w:val="5"/>
     </w:rPr>
   </w:style>
-  <w:style w:type="character" w:styleId="890">
+  <w:style w:type="character" w:styleId="892">
     <w:name w:val="Header Char"/>
-    <w:basedOn w:val="914"/>
-    <w:link w:val="924"/>
+    <w:basedOn w:val="916"/>
+    <w:link w:val="926"/>
     <w:uiPriority w:val="99"/>
     <w:pPr>
       <w:pBdr/>
@@ -33747,10 +33763,10 @@
       <w:ind/>
     </w:pPr>
   </w:style>
-  <w:style w:type="character" w:styleId="891">
+  <w:style w:type="character" w:styleId="893">
     <w:name w:val="Footer Char"/>
-    <w:basedOn w:val="914"/>
-    <w:link w:val="925"/>
+    <w:basedOn w:val="916"/>
+    <w:link w:val="927"/>
     <w:uiPriority w:val="99"/>
     <w:pPr>
       <w:pBdr/>
@@ -33758,10 +33774,10 @@
       <w:ind/>
     </w:pPr>
   </w:style>
-  <w:style w:type="paragraph" w:styleId="892">
+  <w:style w:type="paragraph" w:styleId="894">
     <w:name w:val="footnote text"/>
-    <w:basedOn w:val="912"/>
-    <w:link w:val="893"/>
+    <w:basedOn w:val="914"/>
+    <w:link w:val="895"/>
     <w:uiPriority w:val="99"/>
     <w:semiHidden/>
     <w:unhideWhenUsed/>
@@ -33775,10 +33791,10 @@
       <w:szCs w:val="20"/>
     </w:rPr>
   </w:style>
-  <w:style w:type="character" w:styleId="893">
+  <w:style w:type="character" w:styleId="895">
     <w:name w:val="Footnote Text Char"/>
-    <w:basedOn w:val="914"/>
-    <w:link w:val="892"/>
+    <w:basedOn w:val="916"/>
+    <w:link w:val="894"/>
     <w:uiPriority w:val="99"/>
     <w:semiHidden/>
     <w:pPr>
@@ -33791,9 +33807,9 @@
       <w:szCs w:val="20"/>
     </w:rPr>
   </w:style>
-  <w:style w:type="character" w:styleId="894">
+  <w:style w:type="character" w:styleId="896">
     <w:name w:val="footnote reference"/>
-    <w:basedOn w:val="914"/>
+    <w:basedOn w:val="916"/>
     <w:uiPriority w:val="99"/>
     <w:semiHidden/>
     <w:unhideWhenUsed/>
@@ -33806,10 +33822,10 @@
       <w:vertAlign w:val="superscript"/>
     </w:rPr>
   </w:style>
-  <w:style w:type="paragraph" w:styleId="895">
+  <w:style w:type="paragraph" w:styleId="897">
     <w:name w:val="endnote text"/>
-    <w:basedOn w:val="912"/>
-    <w:link w:val="896"/>
+    <w:basedOn w:val="914"/>
+    <w:link w:val="898"/>
     <w:uiPriority w:val="99"/>
     <w:semiHidden/>
     <w:unhideWhenUsed/>
@@ -33823,10 +33839,10 @@
       <w:szCs w:val="20"/>
     </w:rPr>
   </w:style>
-  <w:style w:type="character" w:styleId="896">
+  <w:style w:type="character" w:styleId="898">
     <w:name w:val="Endnote Text Char"/>
-    <w:basedOn w:val="914"/>
-    <w:link w:val="895"/>
+    <w:basedOn w:val="916"/>
+    <w:link w:val="897"/>
     <w:uiPriority w:val="99"/>
     <w:semiHidden/>
     <w:pPr>
@@ -33839,9 +33855,9 @@
       <w:szCs w:val="20"/>
     </w:rPr>
   </w:style>
-  <w:style w:type="character" w:styleId="897">
+  <w:style w:type="character" w:styleId="899">
     <w:name w:val="endnote reference"/>
-    <w:basedOn w:val="914"/>
+    <w:basedOn w:val="916"/>
     <w:uiPriority w:val="99"/>
     <w:semiHidden/>
     <w:unhideWhenUsed/>
@@ -33854,9 +33870,9 @@
       <w:vertAlign w:val="superscript"/>
     </w:rPr>
   </w:style>
-  <w:style w:type="character" w:styleId="898">
+  <w:style w:type="character" w:styleId="900">
     <w:name w:val="Hyperlink"/>
-    <w:basedOn w:val="914"/>
+    <w:basedOn w:val="916"/>
     <w:uiPriority w:val="99"/>
     <w:unhideWhenUsed/>
     <w:pPr>
@@ -33869,9 +33885,9 @@
       <w:u w:val="single"/>
     </w:rPr>
   </w:style>
-  <w:style w:type="character" w:styleId="899">
+  <w:style w:type="character" w:styleId="901">
     <w:name w:val="FollowedHyperlink"/>
-    <w:basedOn w:val="914"/>
+    <w:basedOn w:val="916"/>
     <w:uiPriority w:val="99"/>
     <w:semiHidden/>
     <w:unhideWhenUsed/>
@@ -33885,10 +33901,10 @@
       <w:u w:val="single"/>
     </w:rPr>
   </w:style>
-  <w:style w:type="paragraph" w:styleId="900">
+  <w:style w:type="paragraph" w:styleId="902">
     <w:name w:val="toc 1"/>
-    <w:basedOn w:val="912"/>
-    <w:next w:val="912"/>
+    <w:basedOn w:val="914"/>
+    <w:next w:val="914"/>
     <w:uiPriority w:val="39"/>
     <w:unhideWhenUsed/>
     <w:pPr>
@@ -33897,10 +33913,10 @@
       <w:ind/>
     </w:pPr>
   </w:style>
-  <w:style w:type="paragraph" w:styleId="901">
+  <w:style w:type="paragraph" w:styleId="903">
     <w:name w:val="toc 2"/>
-    <w:basedOn w:val="912"/>
-    <w:next w:val="912"/>
+    <w:basedOn w:val="914"/>
+    <w:next w:val="914"/>
     <w:uiPriority w:val="39"/>
     <w:unhideWhenUsed/>
     <w:pPr>
@@ -33909,10 +33925,10 @@
       <w:ind w:left="220"/>
     </w:pPr>
   </w:style>
-  <w:style w:type="paragraph" w:styleId="902">
+  <w:style w:type="paragraph" w:styleId="904">
     <w:name w:val="toc 3"/>
-    <w:basedOn w:val="912"/>
-    <w:next w:val="912"/>
+    <w:basedOn w:val="914"/>
+    <w:next w:val="914"/>
     <w:uiPriority w:val="39"/>
     <w:unhideWhenUsed/>
     <w:pPr>
@@ -33921,10 +33937,10 @@
       <w:ind w:left="440"/>
     </w:pPr>
   </w:style>
-  <w:style w:type="paragraph" w:styleId="903">
+  <w:style w:type="paragraph" w:styleId="905">
     <w:name w:val="toc 4"/>
-    <w:basedOn w:val="912"/>
-    <w:next w:val="912"/>
+    <w:basedOn w:val="914"/>
+    <w:next w:val="914"/>
     <w:uiPriority w:val="39"/>
     <w:unhideWhenUsed/>
     <w:pPr>
@@ -33933,10 +33949,10 @@
       <w:ind w:left="660"/>
     </w:pPr>
   </w:style>
-  <w:style w:type="paragraph" w:styleId="904">
+  <w:style w:type="paragraph" w:styleId="906">
     <w:name w:val="toc 5"/>
-    <w:basedOn w:val="912"/>
-    <w:next w:val="912"/>
+    <w:basedOn w:val="914"/>
+    <w:next w:val="914"/>
     <w:uiPriority w:val="39"/>
     <w:unhideWhenUsed/>
     <w:pPr>
@@ -33945,10 +33961,10 @@
       <w:ind w:left="880"/>
     </w:pPr>
   </w:style>
-  <w:style w:type="paragraph" w:styleId="905">
+  <w:style w:type="paragraph" w:styleId="907">
     <w:name w:val="toc 6"/>
-    <w:basedOn w:val="912"/>
-    <w:next w:val="912"/>
+    <w:basedOn w:val="914"/>
+    <w:next w:val="914"/>
     <w:uiPriority w:val="39"/>
     <w:unhideWhenUsed/>
     <w:pPr>
@@ -33957,10 +33973,10 @@
       <w:ind w:left="1100"/>
     </w:pPr>
   </w:style>
-  <w:style w:type="paragraph" w:styleId="906">
+  <w:style w:type="paragraph" w:styleId="908">
     <w:name w:val="toc 7"/>
-    <w:basedOn w:val="912"/>
-    <w:next w:val="912"/>
+    <w:basedOn w:val="914"/>
+    <w:next w:val="914"/>
     <w:uiPriority w:val="39"/>
     <w:unhideWhenUsed/>
     <w:pPr>
@@ -33969,10 +33985,10 @@
       <w:ind w:left="1320"/>
     </w:pPr>
   </w:style>
-  <w:style w:type="paragraph" w:styleId="907">
+  <w:style w:type="paragraph" w:styleId="909">
     <w:name w:val="toc 8"/>
-    <w:basedOn w:val="912"/>
-    <w:next w:val="912"/>
+    <w:basedOn w:val="914"/>
+    <w:next w:val="914"/>
     <w:uiPriority w:val="39"/>
     <w:unhideWhenUsed/>
     <w:pPr>
@@ -33981,10 +33997,10 @@
       <w:ind w:left="1540"/>
     </w:pPr>
   </w:style>
-  <w:style w:type="paragraph" w:styleId="908">
+  <w:style w:type="paragraph" w:styleId="910">
     <w:name w:val="toc 9"/>
-    <w:basedOn w:val="912"/>
-    <w:next w:val="912"/>
+    <w:basedOn w:val="914"/>
+    <w:next w:val="914"/>
     <w:uiPriority w:val="39"/>
     <w:unhideWhenUsed/>
     <w:pPr>
@@ -33993,9 +34009,9 @@
       <w:ind w:left="1760"/>
     </w:pPr>
   </w:style>
-  <w:style w:type="character" w:styleId="909">
+  <w:style w:type="character" w:styleId="911">
     <w:name w:val="Placeholder Text"/>
-    <w:basedOn w:val="914"/>
+    <w:basedOn w:val="916"/>
     <w:uiPriority w:val="99"/>
     <w:semiHidden/>
     <w:pPr>
@@ -34007,7 +34023,7 @@
       <w:color w:val="666666"/>
     </w:rPr>
   </w:style>
-  <w:style w:type="paragraph" w:styleId="910">
+  <w:style w:type="paragraph" w:styleId="912">
     <w:name w:val="TOC Heading"/>
     <w:uiPriority w:val="39"/>
     <w:unhideWhenUsed/>
@@ -34017,10 +34033,10 @@
       <w:ind/>
     </w:pPr>
   </w:style>
-  <w:style w:type="paragraph" w:styleId="911">
+  <w:style w:type="paragraph" w:styleId="913">
     <w:name w:val="table of figures"/>
-    <w:basedOn w:val="912"/>
-    <w:next w:val="912"/>
+    <w:basedOn w:val="914"/>
+    <w:next w:val="914"/>
     <w:uiPriority w:val="99"/>
     <w:unhideWhenUsed/>
     <w:pPr>
@@ -34029,7 +34045,7 @@
       <w:ind/>
     </w:pPr>
   </w:style>
-  <w:style w:type="paragraph" w:styleId="912" w:default="1">
+  <w:style w:type="paragraph" w:styleId="914" w:default="1">
     <w:name w:val="Normal"/>
     <w:pPr>
       <w:pBdr/>
@@ -34037,11 +34053,11 @@
       <w:ind/>
     </w:pPr>
   </w:style>
-  <w:style w:type="paragraph" w:styleId="913">
+  <w:style w:type="paragraph" w:styleId="915">
     <w:name w:val="Heading 1"/>
-    <w:basedOn w:val="912"/>
-    <w:next w:val="917"/>
-    <w:link w:val="932"/>
+    <w:basedOn w:val="914"/>
+    <w:next w:val="919"/>
+    <w:link w:val="934"/>
     <w:qFormat/>
     <w:pPr>
       <w:keepNext w:val="true"/>
@@ -34060,7 +34076,7 @@
       <w:lang w:eastAsia="en-US"/>
     </w:rPr>
   </w:style>
-  <w:style w:type="character" w:styleId="914" w:default="1">
+  <w:style w:type="character" w:styleId="916" w:default="1">
     <w:name w:val="Default Paragraph Font"/>
     <w:uiPriority w:val="1"/>
     <w:semiHidden/>
@@ -34071,7 +34087,7 @@
       <w:ind/>
     </w:pPr>
   </w:style>
-  <w:style w:type="table" w:styleId="915" w:default="1">
+  <w:style w:type="table" w:styleId="917" w:default="1">
     <w:name w:val="Normal Table"/>
     <w:uiPriority w:val="99"/>
     <w:semiHidden/>
@@ -34264,7 +34280,7 @@
       </w:tcPr>
     </w:tblStylePr>
   </w:style>
-  <w:style w:type="numbering" w:styleId="916" w:default="1">
+  <w:style w:type="numbering" w:styleId="918" w:default="1">
     <w:name w:val="No List"/>
     <w:uiPriority w:val="99"/>
     <w:semiHidden/>
@@ -34275,7 +34291,7 @@
       <w:ind/>
     </w:pPr>
   </w:style>
-  <w:style w:type="paragraph" w:styleId="917" w:customStyle="1">
+  <w:style w:type="paragraph" w:styleId="919" w:customStyle="1">
     <w:name w:val="Standard"/>
     <w:qFormat/>
     <w:pPr>
@@ -34284,10 +34300,10 @@
       <w:ind/>
     </w:pPr>
   </w:style>
-  <w:style w:type="paragraph" w:styleId="918" w:customStyle="1">
+  <w:style w:type="paragraph" w:styleId="920" w:customStyle="1">
     <w:name w:val="Heading"/>
-    <w:basedOn w:val="917"/>
-    <w:next w:val="919"/>
+    <w:basedOn w:val="919"/>
+    <w:next w:val="921"/>
     <w:pPr>
       <w:keepNext w:val="true"/>
       <w:pBdr/>
@@ -34300,19 +34316,19 @@
       <w:szCs w:val="28"/>
     </w:rPr>
   </w:style>
-  <w:style w:type="paragraph" w:styleId="919" w:customStyle="1">
+  <w:style w:type="paragraph" w:styleId="921" w:customStyle="1">
     <w:name w:val="Text body"/>
-    <w:basedOn w:val="917"/>
+    <w:basedOn w:val="919"/>
     <w:pPr>
       <w:pBdr/>
       <w:spacing w:after="120"/>
       <w:ind/>
     </w:pPr>
   </w:style>
-  <w:style w:type="paragraph" w:styleId="920">
+  <w:style w:type="paragraph" w:styleId="922">
     <w:name w:val="Subtitle"/>
-    <w:basedOn w:val="918"/>
-    <w:next w:val="919"/>
+    <w:basedOn w:val="920"/>
+    <w:next w:val="921"/>
     <w:pPr>
       <w:pBdr/>
       <w:spacing/>
@@ -34324,18 +34340,18 @@
       <w:iCs/>
     </w:rPr>
   </w:style>
-  <w:style w:type="paragraph" w:styleId="921">
+  <w:style w:type="paragraph" w:styleId="923">
     <w:name w:val="List"/>
-    <w:basedOn w:val="919"/>
+    <w:basedOn w:val="921"/>
     <w:pPr>
       <w:pBdr/>
       <w:spacing/>
       <w:ind/>
     </w:pPr>
   </w:style>
-  <w:style w:type="paragraph" w:styleId="922">
+  <w:style w:type="paragraph" w:styleId="924">
     <w:name w:val="Caption"/>
-    <w:basedOn w:val="917"/>
+    <w:basedOn w:val="919"/>
     <w:pPr>
       <w:suppressLineNumbers w:val="true"/>
       <w:pBdr/>
@@ -34347,9 +34363,9 @@
       <w:iCs/>
     </w:rPr>
   </w:style>
-  <w:style w:type="paragraph" w:styleId="923" w:customStyle="1">
+  <w:style w:type="paragraph" w:styleId="925" w:customStyle="1">
     <w:name w:val="Index"/>
-    <w:basedOn w:val="917"/>
+    <w:basedOn w:val="919"/>
     <w:pPr>
       <w:suppressLineNumbers w:val="true"/>
       <w:pBdr/>
@@ -34357,9 +34373,9 @@
       <w:ind/>
     </w:pPr>
   </w:style>
-  <w:style w:type="paragraph" w:styleId="924">
+  <w:style w:type="paragraph" w:styleId="926">
     <w:name w:val="Header"/>
-    <w:basedOn w:val="912"/>
+    <w:basedOn w:val="914"/>
     <w:uiPriority w:val="99"/>
     <w:pPr>
       <w:pBdr/>
@@ -34371,9 +34387,9 @@
       <w:ind/>
     </w:pPr>
   </w:style>
-  <w:style w:type="paragraph" w:styleId="925">
+  <w:style w:type="paragraph" w:styleId="927">
     <w:name w:val="Footer"/>
-    <w:basedOn w:val="912"/>
+    <w:basedOn w:val="914"/>
     <w:uiPriority w:val="99"/>
     <w:pPr>
       <w:pBdr/>
@@ -34385,7 +34401,7 @@
       <w:ind/>
     </w:pPr>
   </w:style>
-  <w:style w:type="paragraph" w:styleId="926" w:customStyle="1">
+  <w:style w:type="paragraph" w:styleId="928" w:customStyle="1">
     <w:name w:val="WW-Padrão"/>
     <w:pPr>
       <w:pBdr/>
@@ -34398,10 +34414,10 @@
       <w:szCs w:val="20"/>
     </w:rPr>
   </w:style>
-  <w:style w:type="paragraph" w:styleId="927" w:customStyle="1">
+  <w:style w:type="paragraph" w:styleId="929" w:customStyle="1">
     <w:name w:val="WW-heading 1"/>
-    <w:basedOn w:val="926"/>
-    <w:next w:val="926"/>
+    <w:basedOn w:val="928"/>
+    <w:next w:val="928"/>
     <w:pPr>
       <w:keepNext w:val="true"/>
       <w:pBdr/>
@@ -34414,43 +34430,8 @@
       <w:szCs w:val="28"/>
     </w:rPr>
   </w:style>
-  <w:style w:type="paragraph" w:styleId="928">
+  <w:style w:type="paragraph" w:styleId="930">
     <w:name w:val="Balloon Text"/>
-    <w:basedOn w:val="912"/>
-    <w:pPr>
-      <w:pBdr/>
-      <w:spacing/>
-      <w:ind/>
-    </w:pPr>
-    <w:rPr>
-      <w:rFonts w:ascii="Segoe UI" w:hAnsi="Segoe UI" w:eastAsia="Segoe UI" w:cs="Segoe UI"/>
-      <w:sz w:val="18"/>
-      <w:szCs w:val="18"/>
-    </w:rPr>
-  </w:style>
-  <w:style w:type="character" w:styleId="929" w:customStyle="1">
-    <w:name w:val="Cabeçalho Char"/>
-    <w:basedOn w:val="914"/>
-    <w:uiPriority w:val="99"/>
-    <w:qFormat/>
-    <w:pPr>
-      <w:pBdr/>
-      <w:spacing/>
-      <w:ind/>
-    </w:pPr>
-  </w:style>
-  <w:style w:type="character" w:styleId="930" w:customStyle="1">
-    <w:name w:val="Rodapé Char"/>
-    <w:basedOn w:val="914"/>
-    <w:uiPriority w:val="99"/>
-    <w:pPr>
-      <w:pBdr/>
-      <w:spacing/>
-      <w:ind/>
-    </w:pPr>
-  </w:style>
-  <w:style w:type="character" w:styleId="931" w:customStyle="1">
-    <w:name w:val="Texto de balão Char"/>
     <w:basedOn w:val="914"/>
     <w:pPr>
       <w:pBdr/>
@@ -34463,10 +34444,45 @@
       <w:szCs w:val="18"/>
     </w:rPr>
   </w:style>
+  <w:style w:type="character" w:styleId="931" w:customStyle="1">
+    <w:name w:val="Cabeçalho Char"/>
+    <w:basedOn w:val="916"/>
+    <w:uiPriority w:val="99"/>
+    <w:qFormat/>
+    <w:pPr>
+      <w:pBdr/>
+      <w:spacing/>
+      <w:ind/>
+    </w:pPr>
+  </w:style>
   <w:style w:type="character" w:styleId="932" w:customStyle="1">
+    <w:name w:val="Rodapé Char"/>
+    <w:basedOn w:val="916"/>
+    <w:uiPriority w:val="99"/>
+    <w:pPr>
+      <w:pBdr/>
+      <w:spacing/>
+      <w:ind/>
+    </w:pPr>
+  </w:style>
+  <w:style w:type="character" w:styleId="933" w:customStyle="1">
+    <w:name w:val="Texto de balão Char"/>
+    <w:basedOn w:val="916"/>
+    <w:pPr>
+      <w:pBdr/>
+      <w:spacing/>
+      <w:ind/>
+    </w:pPr>
+    <w:rPr>
+      <w:rFonts w:ascii="Segoe UI" w:hAnsi="Segoe UI" w:eastAsia="Segoe UI" w:cs="Segoe UI"/>
+      <w:sz w:val="18"/>
+      <w:szCs w:val="18"/>
+    </w:rPr>
+  </w:style>
+  <w:style w:type="character" w:styleId="934" w:customStyle="1">
     <w:name w:val="Título 1 Char"/>
-    <w:basedOn w:val="914"/>
-    <w:link w:val="913"/>
+    <w:basedOn w:val="916"/>
+    <w:link w:val="915"/>
     <w:qFormat/>
     <w:pPr>
       <w:pBdr/>
@@ -34482,18 +34498,18 @@
       <w:lang w:eastAsia="en-US"/>
     </w:rPr>
   </w:style>
-  <w:style w:type="character" w:styleId="933" w:customStyle="1">
+  <w:style w:type="character" w:styleId="935" w:customStyle="1">
     <w:name w:val="ilfuvd"/>
-    <w:basedOn w:val="914"/>
+    <w:basedOn w:val="916"/>
     <w:pPr>
       <w:pBdr/>
       <w:spacing/>
       <w:ind/>
     </w:pPr>
   </w:style>
-  <w:style w:type="character" w:styleId="934" w:customStyle="1">
+  <w:style w:type="character" w:styleId="936" w:customStyle="1">
     <w:name w:val="fontstyle01"/>
-    <w:basedOn w:val="914"/>
+    <w:basedOn w:val="916"/>
     <w:pPr>
       <w:pBdr/>
       <w:spacing/>

--- a/GsdAutomatico/pdf/RELATORIO_DELTA.docx
+++ b/GsdAutomatico/pdf/RELATORIO_DELTA.docx
@@ -4,56 +4,14 @@
   <w:body>
     <w:p>
       <w:pPr>
-        <w:pBdr/>
-        <w:tabs>
-          <w:tab w:val="left" w:leader="none" w:pos="7033"/>
-        </w:tabs>
-        <w:spacing/>
+        <w:pStyle w:val="926"/>
+        <w:pBdr/>
+        <w:spacing w:before="0" w:beforeAutospacing="0" w:line="240" w:lineRule="auto"/>
         <w:ind/>
         <w:jc w:val="center"/>
         <w:rPr>
-          <w:rFonts w:eastAsia="Times New Roman" w:asciiTheme="minorHAnsi" w:hAnsiTheme="minorHAnsi" w:cstheme="minorBidi"/>
-          <w:b/>
-          <w:bCs/>
-          <w:color w:val="ff0000"/>
-        </w:rPr>
-      </w:pPr>
-      <w:r>
-        <w:rPr>
-          <w:rFonts w:eastAsia="Times New Roman"/>
-          <w:b/>
-          <w:bCs/>
-          <w:color w:val="ff0000"/>
-        </w:rPr>
-        <w:t xml:space="preserve">{nova_pagina}</w:t>
-      </w:r>
-      <w:r>
-        <w:rPr>
-          <w:rFonts w:eastAsia="Times New Roman" w:asciiTheme="minorHAnsi" w:hAnsiTheme="minorHAnsi" w:cstheme="minorBidi"/>
-          <w:b/>
-          <w:bCs/>
-          <w:color w:val="ff0000"/>
-        </w:rPr>
-      </w:r>
-      <w:r>
-        <w:rPr>
-          <w:rFonts w:eastAsia="Times New Roman" w:asciiTheme="minorHAnsi" w:hAnsiTheme="minorHAnsi" w:cstheme="minorBidi"/>
-          <w:b/>
-          <w:bCs/>
-          <w:color w:val="ff0000"/>
-        </w:rPr>
-      </w:r>
-    </w:p>
-    <w:p>
-      <w:pPr>
-        <w:pStyle w:val="926"/>
-        <w:pBdr/>
-        <w:spacing/>
-        <w:ind/>
-        <w:jc w:val="center"/>
-        <w:rPr>
-          <w:sz w:val="28"/>
-          <w:szCs w:val="28"/>
+          <w:sz w:val="24"/>
+          <w:szCs w:val="24"/>
         </w:rPr>
       </w:pPr>
       <w:r>
@@ -61,21 +19,21 @@
           <w:rFonts w:cs="Times New Roman"/>
           <w:b/>
           <w:color w:val="ff0000"/>
-          <w:sz w:val="28"/>
-          <w:szCs w:val="28"/>
+          <w:sz w:val="24"/>
+          <w:szCs w:val="24"/>
         </w:rPr>
         <w:t xml:space="preserve">INFORMAÇÃO PESSOAL – ACESSO RESTRITO</w:t>
       </w:r>
       <w:r>
         <w:rPr>
-          <w:sz w:val="28"/>
-          <w:szCs w:val="28"/>
-        </w:rPr>
-      </w:r>
-      <w:r>
-        <w:rPr>
-          <w:sz w:val="28"/>
-          <w:szCs w:val="28"/>
+          <w:sz w:val="24"/>
+          <w:szCs w:val="24"/>
+        </w:rPr>
+      </w:r>
+      <w:r>
+        <w:rPr>
+          <w:sz w:val="24"/>
+          <w:szCs w:val="24"/>
         </w:rPr>
       </w:r>
     </w:p>
@@ -83,162 +41,186 @@
       <w:pPr>
         <w:pStyle w:val="926"/>
         <w:pBdr/>
-        <w:spacing/>
+        <w:spacing w:before="0" w:beforeAutospacing="0" w:line="240" w:lineRule="auto"/>
+        <w:ind/>
+        <w:jc w:val="center"/>
+        <w:rPr>
+          <w:b w:val="0"/>
+          <w:bCs w:val="0"/>
+          <w:sz w:val="24"/>
+          <w:szCs w:val="24"/>
+        </w:rPr>
+      </w:pPr>
+      <w:r>
+        <w:rPr>
+          <w:rFonts w:cs="Times New Roman"/>
+          <w:b w:val="0"/>
+          <w:bCs w:val="0"/>
+          <w:color w:val="ff0000"/>
+          <w:sz w:val="24"/>
+          <w:szCs w:val="24"/>
+        </w:rPr>
+        <w:t xml:space="preserve">Art. 5º, Inciso X, da Constituição Federal do Brasil, de 1988</w:t>
+      </w:r>
+      <w:r>
+        <w:rPr>
+          <w:b w:val="0"/>
+          <w:bCs w:val="0"/>
+          <w:sz w:val="24"/>
+          <w:szCs w:val="24"/>
+        </w:rPr>
+      </w:r>
+      <w:r>
+        <w:rPr>
+          <w:b w:val="0"/>
+          <w:bCs w:val="0"/>
+          <w:sz w:val="24"/>
+          <w:szCs w:val="24"/>
+        </w:rPr>
+      </w:r>
+    </w:p>
+    <w:p>
+      <w:pPr>
+        <w:pStyle w:val="926"/>
+        <w:pBdr/>
+        <w:spacing w:before="0" w:beforeAutospacing="0" w:line="240" w:lineRule="auto"/>
+        <w:ind/>
+        <w:jc w:val="center"/>
+        <w:rPr>
+          <w:b w:val="0"/>
+          <w:bCs w:val="0"/>
+          <w:sz w:val="24"/>
+          <w:szCs w:val="24"/>
+        </w:rPr>
+      </w:pPr>
+      <w:r>
+        <w:rPr>
+          <w:rFonts w:cs="Times New Roman"/>
+          <w:b w:val="0"/>
+          <w:bCs w:val="0"/>
+          <w:color w:val="ff0000"/>
+          <w:sz w:val="24"/>
+          <w:szCs w:val="24"/>
+        </w:rPr>
+        <w:t xml:space="preserve">Art. 31 da Lei nº 12.527, de 2011</w:t>
+      </w:r>
+      <w:r>
+        <w:rPr>
+          <w:b w:val="0"/>
+          <w:bCs w:val="0"/>
+          <w:sz w:val="24"/>
+          <w:szCs w:val="24"/>
+        </w:rPr>
+      </w:r>
+      <w:r>
+        <w:rPr>
+          <w:b w:val="0"/>
+          <w:bCs w:val="0"/>
+          <w:sz w:val="24"/>
+          <w:szCs w:val="24"/>
+        </w:rPr>
+      </w:r>
+    </w:p>
+    <w:p>
+      <w:pPr>
+        <w:pStyle w:val="926"/>
+        <w:pBdr/>
+        <w:spacing w:before="0" w:beforeAutospacing="0" w:line="240" w:lineRule="auto"/>
+        <w:ind/>
+        <w:jc w:val="center"/>
+        <w:rPr>
+          <w:rFonts w:cs="Times New Roman"/>
+          <w:b w:val="0"/>
+          <w:bCs w:val="0"/>
+          <w:color w:val="ff0000"/>
+          <w:sz w:val="24"/>
+          <w:szCs w:val="24"/>
+        </w:rPr>
+      </w:pPr>
+      <w:r>
+        <w:rPr>
+          <w:rFonts w:cs="Times New Roman"/>
+          <w:b w:val="0"/>
+          <w:bCs w:val="0"/>
+          <w:color w:val="ff0000"/>
+          <w:sz w:val="24"/>
+          <w:szCs w:val="24"/>
+        </w:rPr>
+        <w:t xml:space="preserve">Arts. 55 a 62 do Decreto nº 7.724, de 2012</w:t>
+      </w:r>
+      <w:r>
+        <w:rPr>
+          <w:rFonts w:cs="Times New Roman"/>
+          <w:b w:val="0"/>
+          <w:bCs w:val="0"/>
+          <w:color w:val="ff0000"/>
+          <w:sz w:val="24"/>
+          <w:szCs w:val="24"/>
+        </w:rPr>
+      </w:r>
+      <w:r>
+        <w:rPr>
+          <w:rFonts w:cs="Times New Roman"/>
+          <w:b w:val="0"/>
+          <w:bCs w:val="0"/>
+          <w:color w:val="ff0000"/>
+          <w:sz w:val="24"/>
+          <w:szCs w:val="24"/>
+        </w:rPr>
+      </w:r>
+    </w:p>
+    <w:p>
+      <w:pPr>
+        <w:pStyle w:val="919"/>
+        <w:pBdr/>
+        <w:spacing w:before="0" w:beforeAutospacing="0" w:line="240" w:lineRule="auto"/>
         <w:ind/>
         <w:jc w:val="center"/>
         <w:rPr>
           <w:b/>
           <w:bCs/>
-        </w:rPr>
-      </w:pPr>
-      <w:r>
-        <w:rPr>
-          <w:rFonts w:cs="Times New Roman"/>
+          <w:sz w:val="24"/>
+          <w:szCs w:val="24"/>
+        </w:rPr>
+      </w:pPr>
+      <w:r>
+        <w:rPr>
+          <w:rFonts w:eastAsia="Times New Roman"/>
+          <w:sz w:val="24"/>
+          <w:szCs w:val="24"/>
+        </w:rPr>
+        <w:t xml:space="preserve">{Brasao da</w:t>
+      </w:r>
+      <w:r>
+        <w:rPr>
+          <w:rFonts w:eastAsia="Times New Roman"/>
+          <w:sz w:val="24"/>
+          <w:szCs w:val="24"/>
+        </w:rPr>
+        <w:t xml:space="preserve"> </w:t>
+      </w:r>
+      <w:r>
+        <w:rPr>
+          <w:rFonts w:eastAsia="Times New Roman"/>
+          <w:sz w:val="24"/>
+          <w:szCs w:val="24"/>
+        </w:rPr>
+        <w:t xml:space="preserve">Republica}</w:t>
+      </w:r>
+      <w:r>
+        <w:rPr>
           <w:b/>
           <w:bCs/>
-          <w:color w:val="ff0000"/>
-          <w:sz w:val="18"/>
-          <w:szCs w:val="18"/>
-        </w:rPr>
-        <w:t xml:space="preserve">Art. 5º, Inciso X, da Constituição Federal do Brasil, de 1988</w:t>
+          <w:sz w:val="24"/>
+          <w:szCs w:val="24"/>
+        </w:rPr>
       </w:r>
       <w:r>
         <w:rPr>
           <w:b/>
           <w:bCs/>
-        </w:rPr>
-      </w:r>
-      <w:r>
-        <w:rPr>
-          <w:b/>
-          <w:bCs/>
-        </w:rPr>
-      </w:r>
-    </w:p>
-    <w:p>
-      <w:pPr>
-        <w:pStyle w:val="926"/>
-        <w:pBdr/>
-        <w:spacing/>
-        <w:ind/>
-        <w:jc w:val="center"/>
-        <w:rPr>
-          <w:b/>
-          <w:bCs/>
-        </w:rPr>
-      </w:pPr>
-      <w:r>
-        <w:rPr>
-          <w:rFonts w:cs="Times New Roman"/>
-          <w:b/>
-          <w:bCs/>
-          <w:color w:val="ff0000"/>
-          <w:sz w:val="18"/>
-          <w:szCs w:val="18"/>
-        </w:rPr>
-        <w:t xml:space="preserve">Art. 31 da Lei nº 12.527, de 2011</w:t>
-      </w:r>
-      <w:r>
-        <w:rPr>
-          <w:b/>
-          <w:bCs/>
-        </w:rPr>
-      </w:r>
-      <w:r>
-        <w:rPr>
-          <w:b/>
-          <w:bCs/>
-        </w:rPr>
-      </w:r>
-    </w:p>
-    <w:p>
-      <w:pPr>
-        <w:pStyle w:val="926"/>
-        <w:pBdr/>
-        <w:spacing/>
-        <w:ind/>
-        <w:jc w:val="center"/>
-        <w:rPr>
-          <w:rFonts w:cs="Times New Roman"/>
-          <w:b/>
-          <w:bCs/>
-          <w:color w:val="ff0000"/>
-          <w:sz w:val="18"/>
-          <w:szCs w:val="18"/>
-        </w:rPr>
-      </w:pPr>
-      <w:r>
-        <w:rPr>
-          <w:rFonts w:cs="Times New Roman"/>
-          <w:b/>
-          <w:bCs/>
-          <w:color w:val="ff0000"/>
-          <w:sz w:val="18"/>
-          <w:szCs w:val="18"/>
-        </w:rPr>
-        <w:t xml:space="preserve">Arts. 55 a 62 do Decreto nº 7.724, de 2012</w:t>
-      </w:r>
-      <w:r>
-        <w:rPr>
-          <w:rFonts w:cs="Times New Roman"/>
-          <w:b/>
-          <w:bCs/>
-          <w:color w:val="ff0000"/>
-          <w:sz w:val="18"/>
-          <w:szCs w:val="18"/>
-        </w:rPr>
-      </w:r>
-      <w:r>
-        <w:rPr>
-          <w:rFonts w:cs="Times New Roman"/>
-          <w:b/>
-          <w:bCs/>
-          <w:color w:val="ff0000"/>
-          <w:sz w:val="18"/>
-          <w:szCs w:val="18"/>
-        </w:rPr>
-      </w:r>
-    </w:p>
-    <w:p>
-      <w:pPr>
-        <w:pStyle w:val="919"/>
-        <w:pBdr/>
-        <w:spacing w:before="120"/>
-        <w:ind/>
-        <w:jc w:val="center"/>
-        <w:rPr>
-          <w:b/>
-          <w:bCs/>
-        </w:rPr>
-      </w:pPr>
-      <w:r>
-        <w:rPr>
-          <w:rFonts w:eastAsia="Times New Roman"/>
-        </w:rPr>
-        <w:t xml:space="preserve">{Brasao da</w:t>
-      </w:r>
-      <w:r>
-        <w:rPr>
-          <w:rFonts w:eastAsia="Times New Roman"/>
-        </w:rPr>
-        <w:t xml:space="preserve"> </w:t>
-      </w:r>
-      <w:r>
-        <w:rPr>
-          <w:rFonts w:eastAsia="Times New Roman"/>
-        </w:rPr>
-        <w:t xml:space="preserve">Republica}</w:t>
-      </w:r>
-      <w:r>
-        <w:rPr>
-          <w:b/>
-          <w:bCs/>
-        </w:rPr>
-      </w:r>
-      <w:r>
-        <w:rPr>
-          <w:b/>
-          <w:bCs/>
+          <w:sz w:val="24"/>
+          <w:szCs w:val="24"/>
         </w:rPr>
       </w:r>
     </w:p>
@@ -249,7 +231,7 @@
         <w:tabs>
           <w:tab w:val="left" w:leader="none" w:pos="0"/>
         </w:tabs>
-        <w:spacing/>
+        <w:spacing w:before="0" w:beforeAutospacing="0" w:line="240" w:lineRule="auto"/>
         <w:ind/>
         <w:rPr>
           <w:sz w:val="24"/>
@@ -282,7 +264,7 @@
       <w:pPr>
         <w:pStyle w:val="928"/>
         <w:pBdr/>
-        <w:spacing/>
+        <w:spacing w:before="0" w:beforeAutospacing="0" w:line="240" w:lineRule="auto"/>
         <w:ind/>
         <w:jc w:val="center"/>
         <w:rPr>
@@ -318,7 +300,7 @@
           <w:tab w:val="left" w:leader="none" w:pos="0"/>
           <w:tab w:val="left" w:leader="none" w:pos="10348"/>
         </w:tabs>
-        <w:spacing/>
+        <w:spacing w:before="0" w:beforeAutospacing="0" w:line="240" w:lineRule="auto"/>
         <w:ind/>
         <w:jc w:val="center"/>
         <w:rPr>
@@ -354,30 +336,38 @@
       <w:pPr>
         <w:pStyle w:val="919"/>
         <w:pBdr/>
-        <w:spacing w:before="120"/>
+        <w:spacing w:before="0" w:beforeAutospacing="0" w:line="240" w:lineRule="auto"/>
         <w:ind/>
         <w:jc w:val="center"/>
         <w:rPr>
           <w:b/>
           <w:bCs/>
+          <w:sz w:val="24"/>
+          <w:szCs w:val="24"/>
         </w:rPr>
       </w:pPr>
       <w:r>
         <w:rPr>
           <w:b/>
           <w:bCs/>
+          <w:sz w:val="24"/>
+          <w:szCs w:val="24"/>
         </w:rPr>
       </w:r>
       <w:r>
         <w:rPr>
           <w:b/>
           <w:bCs/>
+          <w:sz w:val="24"/>
+          <w:szCs w:val="24"/>
         </w:rPr>
       </w:r>
       <w:r>
         <w:rPr>
           <w:b/>
           <w:bCs/>
+          <w:sz w:val="24"/>
+          <w:szCs w:val="24"/>
         </w:rPr>
       </w:r>
     </w:p>
@@ -385,18 +375,22 @@
       <w:pPr>
         <w:pStyle w:val="919"/>
         <w:pBdr/>
-        <w:spacing/>
+        <w:spacing w:before="0" w:beforeAutospacing="0" w:line="240" w:lineRule="auto"/>
         <w:ind/>
         <w:jc w:val="center"/>
         <w:rPr>
           <w:b/>
           <w:bCs/>
+          <w:sz w:val="24"/>
+          <w:szCs w:val="24"/>
         </w:rPr>
       </w:pPr>
       <w:r>
         <w:rPr>
           <w:b/>
           <w:bCs/>
+          <w:sz w:val="24"/>
+          <w:szCs w:val="24"/>
         </w:rPr>
         <w:t xml:space="preserve">RELATÓRIO DO OFICIAL APURADOR</w:t>
       </w:r>
@@ -404,22 +398,30 @@
         <w:rPr>
           <w:b/>
           <w:bCs/>
+          <w:sz w:val="24"/>
+          <w:szCs w:val="24"/>
         </w:rPr>
       </w:r>
       <w:r>
         <w:rPr>
           <w:b/>
           <w:bCs/>
+          <w:sz w:val="24"/>
+          <w:szCs w:val="24"/>
         </w:rPr>
       </w:r>
     </w:p>
     <w:p>
       <w:pPr>
         <w:pBdr/>
-        <w:spacing/>
+        <w:spacing w:before="0" w:beforeAutospacing="0" w:line="240" w:lineRule="auto"/>
         <w:ind/>
         <w:jc w:val="center"/>
-        <w:rPr/>
+        <w:rPr>
+          <w:color w:val="000000" w:themeColor="text1"/>
+          <w:sz w:val="22"/>
+          <w:szCs w:val="22"/>
+        </w:rPr>
       </w:pPr>
       <w:r>
         <w:rPr>
@@ -427,752 +429,2366 @@
           <w:b/>
           <w:bCs/>
           <w:color w:val="000000" w:themeColor="text1"/>
+          <w:sz w:val="22"/>
+          <w:szCs w:val="22"/>
           <w:lang w:val="en-US"/>
         </w:rPr>
         <w:t xml:space="preserve">PATD Nº</w:t>
       </w:r>
-      <w:r>
-        <w:rPr>
-          <w:rFonts w:eastAsia="Times New Roman"/>
-          <w:b/>
-          <w:bCs/>
-          <w:color w:val="ff0000"/>
-          <w:lang w:val="en-US"/>
-        </w:rPr>
-        <w:t xml:space="preserve"> {N PATD}/BAGL-GSDGL/{DataPatd}</w:t>
-      </w:r>
-      <w:r>
-        <w:t xml:space="preserve"> </w:t>
-      </w:r>
-      <w:r/>
-    </w:p>
-    <w:p>
-      <w:pPr>
-        <w:pStyle w:val="919"/>
-        <w:pBdr/>
-        <w:spacing/>
-        <w:ind/>
-        <w:jc w:val="center"/>
-        <w:rPr/>
-      </w:pPr>
-      <w:r/>
-      <w:r/>
-    </w:p>
-    <w:p>
-      <w:pPr>
-        <w:pStyle w:val="919"/>
-        <w:pBdr/>
-        <w:spacing/>
-        <w:ind/>
-        <w:jc w:val="both"/>
-        <w:rPr/>
-      </w:pPr>
-      <w:r/>
-      <w:r/>
-    </w:p>
-    <w:p>
-      <w:pPr>
-        <w:pStyle w:val="919"/>
-        <w:pBdr/>
-        <w:spacing/>
-        <w:ind/>
-        <w:jc w:val="both"/>
-        <w:rPr>
-          <w:color w:val="ff0000"/>
-        </w:rPr>
-      </w:pPr>
-      <w:r>
-        <w:tab/>
-      </w:r>
-      <w:r>
-        <w:t xml:space="preserve">O presente PATD foi instaurado com a finalidade de apurar suposta transgressão disciplinar cometida p</w:t>
-      </w:r>
-      <w:r>
-        <w:t xml:space="preserve">elo</w:t>
-      </w:r>
-      <w:r>
-        <w:t xml:space="preserve"> </w:t>
-      </w:r>
-      <w:r>
-        <w:rPr>
-          <w:b w:val="0"/>
-          <w:bCs w:val="0"/>
-        </w:rPr>
-        <w:t xml:space="preserve">{Militar Arrolado}</w:t>
-      </w:r>
-      <w:r>
-        <w:rPr>
-          <w:b/>
-        </w:rPr>
-        <w:t xml:space="preserve"> </w:t>
-      </w:r>
-      <w:r>
-        <w:rPr>
-          <w:color w:val="ff0000"/>
-        </w:rPr>
-        <w:t xml:space="preserve">(Nº Ord.:</w:t>
-      </w:r>
-      <w:r>
-        <w:rPr>
-          <w:color w:val="ff0000"/>
-        </w:rPr>
-        <w:t xml:space="preserve"> </w:t>
-      </w:r>
-      <w:r>
-        <w:rPr>
-          <w:b w:val="0"/>
-          <w:bCs w:val="0"/>
-          <w:color w:val="ff0000"/>
-        </w:rPr>
-        <w:t xml:space="preserve">{</w:t>
-      </w:r>
-      <w:r>
-        <w:rPr>
-          <w:b w:val="0"/>
-          <w:bCs w:val="0"/>
-          <w:color w:val="ff0000"/>
-        </w:rPr>
-        <w:t xml:space="preserve">Saram Militar Arrolado}</w:t>
-      </w:r>
-      <w:r>
-        <w:rPr>
-          <w:color w:val="ff0000"/>
-        </w:rPr>
-        <w:t xml:space="preserve">)</w:t>
-      </w:r>
-      <w:r>
-        <w:rPr>
-          <w:color w:val="ff0000"/>
-        </w:rPr>
-        <w:t xml:space="preserve">.</w:t>
-      </w:r>
-      <w:r>
-        <w:rPr>
-          <w:color w:val="ff0000"/>
-        </w:rPr>
-        <w:t xml:space="preserve"> </w:t>
-      </w:r>
-      <w:r>
-        <w:rPr>
-          <w:color w:val="ff0000"/>
-        </w:rPr>
-      </w:r>
-      <w:r>
-        <w:rPr>
-          <w:color w:val="ff0000"/>
-        </w:rPr>
-      </w:r>
-    </w:p>
-    <w:p>
-      <w:pPr>
-        <w:pStyle w:val="919"/>
-        <w:pBdr/>
-        <w:spacing/>
-        <w:ind/>
-        <w:jc w:val="both"/>
-        <w:rPr>
-          <w:color w:val="ff0000"/>
-        </w:rPr>
-      </w:pPr>
-      <w:r>
-        <w:rPr>
-          <w:color w:val="ff0000"/>
-        </w:rPr>
-      </w:r>
-      <w:r>
-        <w:rPr>
-          <w:color w:val="ff0000"/>
-        </w:rPr>
-      </w:r>
-      <w:r>
-        <w:rPr>
-          <w:color w:val="ff0000"/>
-        </w:rPr>
-      </w:r>
-    </w:p>
-    <w:p>
-      <w:pPr>
-        <w:pStyle w:val="919"/>
-        <w:pBdr/>
-        <w:spacing/>
-        <w:ind w:firstLine="708"/>
-        <w:jc w:val="both"/>
-        <w:rPr>
-          <w:color w:val="ff0000"/>
-        </w:rPr>
-      </w:pPr>
-      <w:r>
-        <w:rPr>
-          <w:color w:val="ff0000"/>
-        </w:rPr>
-        <w:t xml:space="preserve">{</w:t>
-      </w:r>
-      <w:r>
-        <w:rPr>
-          <w:rFonts w:eastAsia="Times New Roman"/>
-          <w:color w:val="000000" w:themeColor="text1"/>
-        </w:rPr>
-        <w:t xml:space="preserve">Ocorrencia reescrita</w:t>
-      </w:r>
-      <w:r>
-        <w:rPr>
-          <w:color w:val="ff0000"/>
-        </w:rPr>
-        <w:t xml:space="preserve">}</w:t>
-      </w:r>
-      <w:r>
-        <w:t xml:space="preserve">, conforme a ocorrência relatada no Ofício </w:t>
-      </w:r>
-      <w:r>
-        <w:t xml:space="preserve">N</w:t>
-      </w:r>
-      <w:r>
-        <w:t xml:space="preserve">°</w:t>
-      </w:r>
-      <w:r>
-        <w:t xml:space="preserve"> {</w:t>
-      </w:r>
-      <w:r>
-        <w:rPr>
-          <w:color w:val="ee0000"/>
-        </w:rPr>
-        <w:t xml:space="preserve">Oficio Transgre</w:t>
-      </w:r>
-      <w:r>
-        <w:rPr>
-          <w:color w:val="ee0000"/>
-        </w:rPr>
-        <w:t xml:space="preserve">ss</w:t>
-      </w:r>
-      <w:r>
-        <w:rPr>
-          <w:color w:val="ee0000"/>
-        </w:rPr>
-        <w:t xml:space="preserve">ao}</w:t>
-      </w:r>
-      <w:r>
-        <w:rPr>
-          <w:color w:val="ff0000"/>
-        </w:rPr>
-        <w:t xml:space="preserve">, </w:t>
-      </w:r>
-      <w:r>
-        <w:t xml:space="preserve">protocolo</w:t>
-      </w:r>
-      <w:r>
-        <w:t xml:space="preserve"> COMAER </w:t>
-      </w:r>
-      <w:r>
-        <w:rPr>
-          <w:color w:val="ff0000"/>
-        </w:rPr>
-        <w:t xml:space="preserve">N</w:t>
-      </w:r>
-      <w:r>
-        <w:rPr>
-          <w:color w:val="ff0000"/>
-        </w:rPr>
-        <w:t xml:space="preserve">º</w:t>
-      </w:r>
-      <w:r>
-        <w:rPr>
-          <w:color w:val="ff0000"/>
-        </w:rPr>
-        <w:t xml:space="preserve"> {protocolo comaer}</w:t>
-      </w:r>
-      <w:r>
-        <w:rPr>
-          <w:color w:val="ff0000"/>
-        </w:rPr>
-        <w:t xml:space="preserve">, de</w:t>
-      </w:r>
-      <w:r>
-        <w:rPr>
-          <w:color w:val="ff0000"/>
-        </w:rPr>
-        <w:t xml:space="preserve"> {data_oficio}</w:t>
-      </w:r>
-      <w:r>
-        <w:t xml:space="preserve">. Ocorrência realizada no </w:t>
-      </w:r>
-      <w:r>
-        <w:rPr>
-          <w:color w:val="ff0000"/>
-        </w:rPr>
-        <w:t xml:space="preserve">dia</w:t>
-      </w:r>
-      <w:r>
-        <w:rPr>
-          <w:color w:val="ff0000"/>
-        </w:rPr>
-        <w:t xml:space="preserve"> </w:t>
-      </w:r>
-      <w:r>
-        <w:rPr>
-          <w:color w:val="ff0000"/>
-        </w:rPr>
-        <w:t xml:space="preserve">{data da Ocorrencia}</w:t>
-      </w:r>
-      <w:r>
-        <w:t xml:space="preserve">.</w:t>
-      </w:r>
-      <w:r>
-        <w:rPr>
-          <w:color w:val="ff0000"/>
-        </w:rPr>
-      </w:r>
-      <w:r>
-        <w:rPr>
-          <w:color w:val="ff0000"/>
-        </w:rPr>
-      </w:r>
-    </w:p>
-    <w:p>
-      <w:pPr>
-        <w:pStyle w:val="919"/>
-        <w:pBdr/>
-        <w:spacing/>
-        <w:ind/>
-        <w:jc w:val="both"/>
-        <w:rPr/>
-      </w:pPr>
-      <w:r/>
-      <w:r/>
-    </w:p>
-    <w:p>
-      <w:pPr>
-        <w:pStyle w:val="919"/>
-        <w:pBdr/>
-        <w:spacing w:line="276" w:lineRule="auto"/>
-        <w:ind w:firstLine="708"/>
-        <w:jc w:val="both"/>
-        <w:rPr/>
-      </w:pPr>
-      <w:r>
-        <w:t xml:space="preserve">Cumprindo o preconizado no Decreto nº 76.322 de 22 de setembro de 1975 (RDAER) e na </w:t>
-      </w:r>
-      <w:r>
-        <w:t xml:space="preserve">ICA 111-6, aprovada pela Portaria GABAER nº 120/GC3 de </w:t>
-      </w:r>
-      <w:r>
-        <w:t xml:space="preserve">0</w:t>
-      </w:r>
-      <w:r>
-        <w:t xml:space="preserve">9 de julho de 2021</w:t>
-      </w:r>
-      <w:r>
-        <w:t xml:space="preserve">, que aprova a regulamentação da sistemática de apuração de transgressão disciplinar e da aplicação da punição disciplinar, bem como observados os princíp</w:t>
-      </w:r>
-      <w:r>
-        <w:t xml:space="preserve">ios constitucionais do contraditório e da ampla defesa, da presunção de inocência e do devido processo legal, insculpidos no art.5º da Constituição da República Federativa do Brasil de 1988, deu-se a ciência da referida apuração ao militar arrolado, no dia</w:t>
-      </w:r>
-      <w:r>
-        <w:t xml:space="preserve"> </w:t>
-      </w:r>
-      <w:r>
-        <w:rPr>
-          <w:color w:val="ff0000"/>
-        </w:rPr>
-        <w:t xml:space="preserve">{data ciência}</w:t>
-      </w:r>
-      <w:r>
-        <w:t xml:space="preserve">, sendo-lhe concedidos </w:t>
-      </w:r>
-      <w:r>
-        <w:t xml:space="preserve">0</w:t>
-      </w:r>
-      <w:r>
-        <w:t xml:space="preserve">5</w:t>
-      </w:r>
-      <w:r>
-        <w:t xml:space="preserve"> (cinco) dias úteis para apresentar suas alegações de def</w:t>
-      </w:r>
-      <w:r>
-        <w:t xml:space="preserve">esa, na forma do</w:t>
-      </w:r>
-      <w:r>
-        <w:t xml:space="preserve"> item 5.1.2, “b” da ICA 111-6, aprovada pela Portaria GABAER nº 120/GC3 de 9 de julho de 2021</w:t>
-      </w:r>
-      <w:r>
-        <w:t xml:space="preserve">.</w:t>
-      </w:r>
-      <w:r/>
-    </w:p>
-    <w:p>
-      <w:pPr>
-        <w:pStyle w:val="919"/>
-        <w:pBdr/>
-        <w:spacing w:line="276" w:lineRule="auto"/>
-        <w:ind w:firstLine="708"/>
-        <w:jc w:val="both"/>
-        <w:rPr/>
-      </w:pPr>
-      <w:r>
-        <w:t xml:space="preserve">Devidamente cientificado, </w:t>
-      </w:r>
-      <w:r>
-        <w:rPr>
-          <w:b w:val="0"/>
-          <w:bCs w:val="0"/>
-        </w:rPr>
-        <w:t xml:space="preserve">{Militar Arrolado}</w:t>
-      </w:r>
-      <w:r>
-        <w:rPr>
-          <w:b/>
-        </w:rPr>
-        <w:t xml:space="preserve"> </w:t>
-      </w:r>
-      <w:r>
-        <w:rPr>
-          <w:color w:val="ff0000"/>
-        </w:rPr>
-        <w:t xml:space="preserve">(Nº Ord.:</w:t>
-      </w:r>
-      <w:r>
-        <w:rPr>
-          <w:color w:val="ff0000"/>
-        </w:rPr>
-        <w:t xml:space="preserve"> </w:t>
-      </w:r>
-      <w:r>
-        <w:rPr>
-          <w:color w:val="ff0000"/>
-        </w:rPr>
-        <w:t xml:space="preserve">{</w:t>
-      </w:r>
-      <w:r>
-        <w:rPr>
-          <w:b w:val="0"/>
-          <w:bCs w:val="0"/>
-          <w:color w:val="ff0000"/>
-        </w:rPr>
-        <w:t xml:space="preserve">Saram Militar Arrolado</w:t>
-      </w:r>
-      <w:r>
-        <w:rPr>
-          <w:b w:val="0"/>
-          <w:bCs w:val="0"/>
-          <w:color w:val="ff0000"/>
-        </w:rPr>
-        <w:t xml:space="preserve">}</w:t>
-      </w:r>
-      <w:r>
-        <w:rPr>
-          <w:color w:val="ff0000"/>
-        </w:rPr>
-        <w:t xml:space="preserve">)</w:t>
-      </w:r>
-      <w:r>
-        <w:t xml:space="preserve">, </w:t>
-      </w:r>
-      <w:r>
-        <w:t xml:space="preserve">ap</w:t>
-      </w:r>
-      <w:r>
-        <w:t xml:space="preserve">resentou alegações de defesa em</w:t>
-      </w:r>
-      <w:r>
-        <w:t xml:space="preserve"> </w:t>
-      </w:r>
-      <w:r>
-        <w:rPr>
-          <w:color w:val="ff0000"/>
-        </w:rPr>
-        <w:t xml:space="preserve">{</w:t>
-      </w:r>
-      <w:r>
-        <w:rPr>
-          <w:color w:val="ff0000"/>
-        </w:rPr>
-        <w:t xml:space="preserve">D</w:t>
-      </w:r>
-      <w:r>
-        <w:rPr>
-          <w:color w:val="ff0000"/>
-        </w:rPr>
-        <w:t xml:space="preserve">ata</w:t>
-      </w:r>
-      <w:r>
-        <w:rPr>
-          <w:color w:val="ff0000"/>
-        </w:rPr>
-        <w:t xml:space="preserve"> da </w:t>
-      </w:r>
-      <w:r>
-        <w:rPr>
-          <w:color w:val="ff0000"/>
-        </w:rPr>
-        <w:t xml:space="preserve">alegação}</w:t>
-      </w:r>
-      <w:r>
-        <w:t xml:space="preserve">, à fl.</w:t>
-      </w:r>
-      <w:r>
-        <w:rPr>
-          <w:color w:val="ff0000"/>
-        </w:rPr>
-        <w:t xml:space="preserve"> </w:t>
-      </w:r>
-      <w:r>
-        <w:rPr>
-          <w:color w:val="ff0000"/>
-        </w:rPr>
-        <w:t xml:space="preserve">{pagina_alegacao}</w:t>
-      </w:r>
-      <w:r>
-        <w:t xml:space="preserve">, </w:t>
-      </w:r>
-      <w:r>
-        <w:rPr>
-          <w:color w:val="ff0000"/>
-        </w:rPr>
-        <w:t xml:space="preserve">{Alegação_defesa_resumo}</w:t>
-      </w:r>
-      <w:r>
-        <w:t xml:space="preserve">.</w:t>
-      </w:r>
-      <w:r/>
-    </w:p>
-    <w:p>
-      <w:pPr>
-        <w:pStyle w:val="919"/>
-        <w:pBdr/>
-        <w:spacing w:line="276" w:lineRule="auto"/>
-        <w:ind w:firstLine="708"/>
-        <w:jc w:val="both"/>
-        <w:rPr/>
-      </w:pPr>
-      <w:r/>
-      <w:r/>
-    </w:p>
-    <w:p>
-      <w:pPr>
-        <w:pStyle w:val="919"/>
-        <w:pBdr/>
-        <w:spacing w:line="276" w:lineRule="auto"/>
-        <w:ind w:firstLine="708"/>
-        <w:jc w:val="both"/>
-        <w:rPr/>
-      </w:pPr>
-      <w:r>
-        <w:t xml:space="preserve">É o relatório.</w:t>
-      </w:r>
-      <w:r/>
-    </w:p>
-    <w:p>
-      <w:pPr>
-        <w:pStyle w:val="919"/>
-        <w:pBdr/>
-        <w:spacing w:line="276" w:lineRule="auto"/>
-        <w:ind w:firstLine="708"/>
-        <w:jc w:val="both"/>
-        <w:rPr/>
-      </w:pPr>
-      <w:r/>
-      <w:r/>
-    </w:p>
-    <w:p>
-      <w:pPr>
-        <w:pStyle w:val="919"/>
-        <w:pBdr/>
-        <w:spacing w:line="276" w:lineRule="auto"/>
-        <w:ind w:firstLine="708"/>
-        <w:jc w:val="both"/>
-        <w:rPr/>
-      </w:pPr>
-      <w:r>
-        <w:t xml:space="preserve">Da análise dos documentos que compõem os autos, verifica-se </w:t>
-      </w:r>
-      <w:r>
-        <w:t xml:space="preserve">que </w:t>
-      </w:r>
-      <w:r>
-        <w:t xml:space="preserve">o refe</w:t>
-      </w:r>
-      <w:r>
-        <w:t xml:space="preserve">rido militar </w:t>
-      </w:r>
-      <w:r>
-        <w:t xml:space="preserve">realmente</w:t>
-      </w:r>
-      <w:r>
-        <w:t xml:space="preserve"> </w:t>
-      </w:r>
-      <w:r>
-        <w:rPr>
-          <w:color w:val="ff0000"/>
-        </w:rPr>
-        <w:t xml:space="preserve">{comprovante}</w:t>
-      </w:r>
-      <w:r/>
-    </w:p>
-    <w:p>
-      <w:pPr>
-        <w:pStyle w:val="919"/>
-        <w:pBdr/>
-        <w:spacing w:line="276" w:lineRule="auto"/>
-        <w:ind w:firstLine="708"/>
-        <w:jc w:val="both"/>
-        <w:rPr/>
-      </w:pPr>
-      <w:r/>
-      <w:r/>
-    </w:p>
-    <w:p>
-      <w:pPr>
-        <w:pStyle w:val="919"/>
-        <w:pBdr/>
-        <w:spacing w:line="276" w:lineRule="auto"/>
-        <w:ind w:firstLine="708"/>
-        <w:jc w:val="both"/>
-        <w:rPr/>
-      </w:pPr>
-      <w:r>
-        <w:t xml:space="preserve">{texto_relatorio}</w:t>
-      </w:r>
-      <w:r/>
-    </w:p>
-    <w:p>
-      <w:pPr>
-        <w:pStyle w:val="919"/>
-        <w:pBdr/>
-        <w:spacing/>
-        <w:ind/>
-        <w:jc w:val="both"/>
-        <w:rPr/>
-      </w:pPr>
-      <w:r/>
-      <w:r/>
-    </w:p>
-    <w:p>
-      <w:pPr>
-        <w:pStyle w:val="919"/>
-        <w:pBdr/>
-        <w:spacing/>
-        <w:ind/>
-        <w:jc w:val="both"/>
-        <w:rPr/>
-      </w:pPr>
-      <w:r>
-        <w:t xml:space="preserve">         </w:t>
-      </w:r>
-      <w:r>
-        <w:t xml:space="preserve">   </w:t>
-      </w:r>
-      <w:r/>
-    </w:p>
-    <w:p>
-      <w:pPr>
-        <w:pStyle w:val="919"/>
-        <w:pBdr/>
-        <w:spacing/>
-        <w:ind/>
-        <w:jc w:val="both"/>
-        <w:rPr/>
-      </w:pPr>
-      <w:r/>
-      <w:r/>
-    </w:p>
-    <w:p>
-      <w:pPr>
-        <w:pStyle w:val="919"/>
-        <w:pBdr/>
-        <w:spacing/>
-        <w:ind/>
-        <w:jc w:val="both"/>
-        <w:rPr/>
-      </w:pPr>
-      <w:r/>
-      <w:r/>
-    </w:p>
-    <w:p>
-      <w:pPr>
-        <w:pStyle w:val="919"/>
-        <w:pBdr/>
-        <w:spacing/>
-        <w:ind/>
-        <w:jc w:val="both"/>
-        <w:rPr/>
-      </w:pPr>
-      <w:r/>
-      <w:r/>
-    </w:p>
-    <w:p>
-      <w:pPr>
-        <w:pStyle w:val="919"/>
-        <w:pBdr/>
-        <w:spacing/>
-        <w:ind/>
-        <w:jc w:val="both"/>
-        <w:rPr/>
-      </w:pPr>
-      <w:r/>
-      <w:r/>
-    </w:p>
-    <w:p>
-      <w:pPr>
-        <w:pStyle w:val="919"/>
-        <w:pBdr/>
-        <w:spacing/>
-        <w:ind/>
-        <w:jc w:val="both"/>
-        <w:rPr/>
-      </w:pPr>
-      <w:r/>
-      <w:r/>
-    </w:p>
-    <w:p>
-      <w:pPr>
-        <w:pBdr/>
-        <w:spacing/>
-        <w:ind/>
-        <w:rPr/>
-      </w:pPr>
       <w:r>
         <w:rPr>
           <w:rFonts w:eastAsia="Times New Roman"/>
           <w:b/>
           <w:bCs/>
           <w:color w:val="000000" w:themeColor="text1"/>
+          <w:sz w:val="22"/>
+          <w:szCs w:val="22"/>
           <w:lang w:val="en-US"/>
         </w:rPr>
-        <w:t xml:space="preserve">PATD Nº</w:t>
+        <w:t xml:space="preserve"> {N PATD}/BAGL-GSDGL/{DataPatd}</w:t>
+      </w:r>
+      <w:r>
+        <w:rPr>
+          <w:color w:val="000000" w:themeColor="text1"/>
+          <w:sz w:val="22"/>
+          <w:szCs w:val="22"/>
+        </w:rPr>
+        <w:t xml:space="preserve"> </w:t>
+      </w:r>
+      <w:r>
+        <w:rPr>
+          <w:color w:val="000000" w:themeColor="text1"/>
+          <w:sz w:val="22"/>
+          <w:szCs w:val="22"/>
+        </w:rPr>
+      </w:r>
+    </w:p>
+    <w:p>
+      <w:pPr>
+        <w:pStyle w:val="919"/>
+        <w:pBdr/>
+        <w:spacing w:before="0" w:beforeAutospacing="0" w:line="240" w:lineRule="auto"/>
+        <w:ind/>
+        <w:jc w:val="center"/>
+        <w:rPr>
+          <w:sz w:val="24"/>
+          <w:szCs w:val="24"/>
+        </w:rPr>
+      </w:pPr>
+      <w:r>
+        <w:rPr>
+          <w:sz w:val="24"/>
+          <w:szCs w:val="24"/>
+        </w:rPr>
+      </w:r>
+      <w:r>
+        <w:rPr>
+          <w:sz w:val="24"/>
+          <w:szCs w:val="24"/>
+        </w:rPr>
+      </w:r>
+    </w:p>
+    <w:p>
+      <w:pPr>
+        <w:pStyle w:val="919"/>
+        <w:pBdr/>
+        <w:spacing w:before="0" w:beforeAutospacing="0" w:line="240" w:lineRule="auto"/>
+        <w:ind/>
+        <w:jc w:val="both"/>
+        <w:rPr>
+          <w:sz w:val="24"/>
+          <w:szCs w:val="24"/>
+        </w:rPr>
+      </w:pPr>
+      <w:r>
+        <w:rPr>
+          <w:sz w:val="24"/>
+          <w:szCs w:val="24"/>
+        </w:rPr>
+      </w:r>
+      <w:r>
+        <w:rPr>
+          <w:sz w:val="24"/>
+          <w:szCs w:val="24"/>
+        </w:rPr>
+      </w:r>
+    </w:p>
+    <w:p>
+      <w:pPr>
+        <w:pStyle w:val="919"/>
+        <w:pBdr/>
+        <w:spacing w:before="0" w:beforeAutospacing="0" w:line="240" w:lineRule="auto"/>
+        <w:ind/>
+        <w:jc w:val="both"/>
+        <w:rPr>
+          <w:color w:val="000000" w:themeColor="text1"/>
+          <w:sz w:val="24"/>
+          <w:szCs w:val="24"/>
+        </w:rPr>
+      </w:pPr>
+      <w:r>
+        <w:rPr>
+          <w:color w:val="000000" w:themeColor="text1"/>
+          <w:sz w:val="24"/>
+          <w:szCs w:val="24"/>
+        </w:rPr>
+        <w:tab/>
+      </w:r>
+      <w:r>
+        <w:rPr>
+          <w:color w:val="000000" w:themeColor="text1"/>
+          <w:sz w:val="24"/>
+          <w:szCs w:val="24"/>
+        </w:rPr>
+        <w:t xml:space="preserve">O presente PATD foi instaurado com a finalidade de apurar suposta transgressão disciplinar cometida p</w:t>
+      </w:r>
+      <w:r>
+        <w:rPr>
+          <w:color w:val="000000" w:themeColor="text1"/>
+          <w:sz w:val="24"/>
+          <w:szCs w:val="24"/>
+        </w:rPr>
+        <w:t xml:space="preserve">elo</w:t>
+      </w:r>
+      <w:r>
+        <w:rPr>
+          <w:color w:val="000000" w:themeColor="text1"/>
+          <w:sz w:val="24"/>
+          <w:szCs w:val="24"/>
+        </w:rPr>
+        <w:t xml:space="preserve"> </w:t>
+      </w:r>
+      <w:r>
+        <w:rPr>
+          <w:b w:val="0"/>
+          <w:bCs w:val="0"/>
+          <w:color w:val="000000" w:themeColor="text1"/>
+          <w:sz w:val="24"/>
+          <w:szCs w:val="24"/>
+        </w:rPr>
+        <w:t xml:space="preserve">{Militar Arrolado}</w:t>
+      </w:r>
+      <w:r>
+        <w:rPr>
+          <w:b/>
+          <w:color w:val="000000" w:themeColor="text1"/>
+          <w:sz w:val="24"/>
+          <w:szCs w:val="24"/>
+        </w:rPr>
+        <w:t xml:space="preserve"> </w:t>
+      </w:r>
+      <w:r>
+        <w:rPr>
+          <w:color w:val="000000" w:themeColor="text1"/>
+          <w:sz w:val="24"/>
+          <w:szCs w:val="24"/>
+        </w:rPr>
+        <w:t xml:space="preserve">(</w:t>
+      </w:r>
+      <w:r>
+        <w:rPr>
+          <w:b w:val="0"/>
+          <w:bCs w:val="0"/>
+          <w:color w:val="000000" w:themeColor="text1"/>
+          <w:sz w:val="24"/>
+          <w:szCs w:val="24"/>
+        </w:rPr>
+        <w:t xml:space="preserve">Nº Ord</w:t>
+      </w:r>
+      <w:r>
+        <w:rPr>
+          <w:color w:val="000000" w:themeColor="text1"/>
+          <w:sz w:val="24"/>
+          <w:szCs w:val="24"/>
+        </w:rPr>
+        <w:t xml:space="preserve">.:</w:t>
+      </w:r>
+      <w:r>
+        <w:rPr>
+          <w:color w:val="000000" w:themeColor="text1"/>
+          <w:sz w:val="24"/>
+          <w:szCs w:val="24"/>
+        </w:rPr>
+        <w:t xml:space="preserve"> </w:t>
+      </w:r>
+      <w:r>
+        <w:rPr>
+          <w:b w:val="0"/>
+          <w:bCs w:val="0"/>
+          <w:color w:val="000000" w:themeColor="text1"/>
+          <w:sz w:val="24"/>
+          <w:szCs w:val="24"/>
+        </w:rPr>
+        <w:t xml:space="preserve">{</w:t>
+      </w:r>
+      <w:r>
+        <w:rPr>
+          <w:b w:val="0"/>
+          <w:bCs w:val="0"/>
+          <w:color w:val="000000" w:themeColor="text1"/>
+          <w:sz w:val="24"/>
+          <w:szCs w:val="24"/>
+        </w:rPr>
+        <w:t xml:space="preserve">Saram Militar Arrolado}</w:t>
+      </w:r>
+      <w:r>
+        <w:rPr>
+          <w:color w:val="000000" w:themeColor="text1"/>
+          <w:sz w:val="24"/>
+          <w:szCs w:val="24"/>
+        </w:rPr>
+        <w:t xml:space="preserve">)</w:t>
+      </w:r>
+      <w:r>
+        <w:rPr>
+          <w:color w:val="000000" w:themeColor="text1"/>
+          <w:sz w:val="24"/>
+          <w:szCs w:val="24"/>
+        </w:rPr>
+        <w:t xml:space="preserve">,</w:t>
+      </w:r>
+      <w:r>
+        <w:rPr>
+          <w:color w:val="000000" w:themeColor="text1"/>
+          <w:sz w:val="24"/>
+          <w:szCs w:val="24"/>
+        </w:rPr>
+        <w:t xml:space="preserve">{</w:t>
       </w:r>
       <w:r>
         <w:rPr>
           <w:rFonts w:eastAsia="Times New Roman"/>
+          <w:color w:val="000000" w:themeColor="text1"/>
+          <w:sz w:val="24"/>
+          <w:szCs w:val="24"/>
+        </w:rPr>
+        <w:t xml:space="preserve">Ocorrencia reescrita</w:t>
+      </w:r>
+      <w:r>
+        <w:rPr>
+          <w:color w:val="000000" w:themeColor="text1"/>
+          <w:sz w:val="24"/>
+          <w:szCs w:val="24"/>
+        </w:rPr>
+        <w:t xml:space="preserve">}</w:t>
+      </w:r>
+      <w:r>
+        <w:rPr>
+          <w:color w:val="000000" w:themeColor="text1"/>
+          <w:sz w:val="24"/>
+          <w:szCs w:val="24"/>
+        </w:rPr>
+        <w:t xml:space="preserve">, conforme a ocorrência relatada no Ofício </w:t>
+      </w:r>
+      <w:r>
+        <w:rPr>
+          <w:color w:val="000000" w:themeColor="text1"/>
+          <w:sz w:val="24"/>
+          <w:szCs w:val="24"/>
+        </w:rPr>
+        <w:t xml:space="preserve">N</w:t>
+      </w:r>
+      <w:r>
+        <w:rPr>
+          <w:color w:val="000000" w:themeColor="text1"/>
+          <w:sz w:val="24"/>
+          <w:szCs w:val="24"/>
+        </w:rPr>
+        <w:t xml:space="preserve">°</w:t>
+      </w:r>
+      <w:r>
+        <w:rPr>
+          <w:color w:val="000000" w:themeColor="text1"/>
+          <w:sz w:val="24"/>
+          <w:szCs w:val="24"/>
+        </w:rPr>
+        <w:t xml:space="preserve"> {</w:t>
+      </w:r>
+      <w:r>
+        <w:rPr>
+          <w:color w:val="000000" w:themeColor="text1"/>
+          <w:sz w:val="24"/>
+          <w:szCs w:val="24"/>
+        </w:rPr>
+        <w:t xml:space="preserve">Oficio Transgre</w:t>
+      </w:r>
+      <w:r>
+        <w:rPr>
+          <w:color w:val="000000" w:themeColor="text1"/>
+          <w:sz w:val="24"/>
+          <w:szCs w:val="24"/>
+        </w:rPr>
+        <w:t xml:space="preserve">ss</w:t>
+      </w:r>
+      <w:r>
+        <w:rPr>
+          <w:color w:val="000000" w:themeColor="text1"/>
+          <w:sz w:val="24"/>
+          <w:szCs w:val="24"/>
+        </w:rPr>
+        <w:t xml:space="preserve">ao}</w:t>
+      </w:r>
+      <w:r>
+        <w:rPr>
+          <w:color w:val="000000" w:themeColor="text1"/>
+          <w:sz w:val="24"/>
+          <w:szCs w:val="24"/>
+        </w:rPr>
+        <w:t xml:space="preserve">, </w:t>
+      </w:r>
+      <w:r>
+        <w:rPr>
+          <w:color w:val="000000" w:themeColor="text1"/>
+          <w:sz w:val="24"/>
+          <w:szCs w:val="24"/>
+        </w:rPr>
+        <w:t xml:space="preserve">protocolo</w:t>
+      </w:r>
+      <w:r>
+        <w:rPr>
+          <w:color w:val="000000" w:themeColor="text1"/>
+          <w:sz w:val="24"/>
+          <w:szCs w:val="24"/>
+        </w:rPr>
+        <w:t xml:space="preserve"> COMAER </w:t>
+      </w:r>
+      <w:r>
+        <w:rPr>
+          <w:color w:val="000000" w:themeColor="text1"/>
+          <w:sz w:val="24"/>
+          <w:szCs w:val="24"/>
+        </w:rPr>
+        <w:t xml:space="preserve">N</w:t>
+      </w:r>
+      <w:r>
+        <w:rPr>
+          <w:color w:val="000000" w:themeColor="text1"/>
+          <w:sz w:val="24"/>
+          <w:szCs w:val="24"/>
+        </w:rPr>
+        <w:t xml:space="preserve">º</w:t>
+      </w:r>
+      <w:r>
+        <w:rPr>
+          <w:color w:val="000000" w:themeColor="text1"/>
+          <w:sz w:val="24"/>
+          <w:szCs w:val="24"/>
+        </w:rPr>
+        <w:t xml:space="preserve"> {protocolo comaer}</w:t>
+      </w:r>
+      <w:r>
+        <w:rPr>
+          <w:color w:val="000000" w:themeColor="text1"/>
+          <w:sz w:val="24"/>
+          <w:szCs w:val="24"/>
+        </w:rPr>
+        <w:t xml:space="preserve">, de</w:t>
+      </w:r>
+      <w:r>
+        <w:rPr>
+          <w:color w:val="000000" w:themeColor="text1"/>
+          <w:sz w:val="24"/>
+          <w:szCs w:val="24"/>
+        </w:rPr>
+        <w:t xml:space="preserve"> {data_oficio}</w:t>
+      </w:r>
+      <w:r>
+        <w:rPr>
+          <w:color w:val="000000" w:themeColor="text1"/>
+          <w:sz w:val="24"/>
+          <w:szCs w:val="24"/>
+        </w:rPr>
+        <w:t xml:space="preserve">. Ocorrência realizada no </w:t>
+      </w:r>
+      <w:r>
+        <w:rPr>
+          <w:color w:val="000000" w:themeColor="text1"/>
+          <w:sz w:val="24"/>
+          <w:szCs w:val="24"/>
+        </w:rPr>
+        <w:t xml:space="preserve">dia</w:t>
+      </w:r>
+      <w:r>
+        <w:rPr>
+          <w:color w:val="000000" w:themeColor="text1"/>
+          <w:sz w:val="24"/>
+          <w:szCs w:val="24"/>
+        </w:rPr>
+        <w:t xml:space="preserve"> </w:t>
+      </w:r>
+      <w:r>
+        <w:rPr>
+          <w:color w:val="000000" w:themeColor="text1"/>
+          <w:sz w:val="24"/>
+          <w:szCs w:val="24"/>
+        </w:rPr>
+        <w:t xml:space="preserve">{data da Ocorrencia}</w:t>
+      </w:r>
+      <w:r>
+        <w:rPr>
+          <w:color w:val="000000" w:themeColor="text1"/>
+          <w:sz w:val="24"/>
+          <w:szCs w:val="24"/>
+        </w:rPr>
+        <w:t xml:space="preserve">.</w:t>
+      </w:r>
+      <w:r>
+        <w:rPr>
+          <w:color w:val="000000" w:themeColor="text1"/>
+          <w:sz w:val="24"/>
+          <w:szCs w:val="24"/>
+        </w:rPr>
+      </w:r>
+      <w:r>
+        <w:rPr>
+          <w:color w:val="000000" w:themeColor="text1"/>
+          <w:sz w:val="24"/>
+          <w:szCs w:val="24"/>
+        </w:rPr>
+      </w:r>
+    </w:p>
+    <w:p>
+      <w:pPr>
+        <w:pStyle w:val="919"/>
+        <w:pBdr/>
+        <w:spacing w:before="0" w:beforeAutospacing="0" w:line="240" w:lineRule="auto"/>
+        <w:ind/>
+        <w:jc w:val="both"/>
+        <w:rPr>
+          <w:color w:val="000000" w:themeColor="text1"/>
+          <w:sz w:val="24"/>
+          <w:szCs w:val="24"/>
+        </w:rPr>
+      </w:pPr>
+      <w:r>
+        <w:rPr>
+          <w:color w:val="000000" w:themeColor="text1"/>
+          <w:sz w:val="24"/>
+          <w:szCs w:val="24"/>
+        </w:rPr>
+      </w:r>
+      <w:r>
+        <w:rPr>
+          <w:color w:val="000000" w:themeColor="text1"/>
+          <w:sz w:val="24"/>
+          <w:szCs w:val="24"/>
+        </w:rPr>
+      </w:r>
+    </w:p>
+    <w:p>
+      <w:pPr>
+        <w:pStyle w:val="919"/>
+        <w:pBdr/>
+        <w:spacing w:before="0" w:beforeAutospacing="0" w:line="240" w:lineRule="auto"/>
+        <w:ind w:firstLine="708"/>
+        <w:jc w:val="both"/>
+        <w:rPr>
+          <w:color w:val="000000" w:themeColor="text1"/>
+          <w:sz w:val="24"/>
+          <w:szCs w:val="24"/>
+        </w:rPr>
+      </w:pPr>
+      <w:r>
+        <w:rPr>
+          <w:color w:val="000000" w:themeColor="text1"/>
+          <w:sz w:val="24"/>
+          <w:szCs w:val="24"/>
+        </w:rPr>
+        <w:t xml:space="preserve">Cumprindo o preconizado no Decreto nº 76.322 de 22 de setembro de 1975 (RDAER) e na </w:t>
+      </w:r>
+      <w:r>
+        <w:rPr>
+          <w:color w:val="000000" w:themeColor="text1"/>
+          <w:sz w:val="24"/>
+          <w:szCs w:val="24"/>
+        </w:rPr>
+        <w:t xml:space="preserve">ICA 111-6, aprovada pela Portaria GABAER nº 120/GC3 de </w:t>
+      </w:r>
+      <w:r>
+        <w:rPr>
+          <w:color w:val="000000" w:themeColor="text1"/>
+          <w:sz w:val="24"/>
+          <w:szCs w:val="24"/>
+        </w:rPr>
+        <w:t xml:space="preserve">0</w:t>
+      </w:r>
+      <w:r>
+        <w:rPr>
+          <w:color w:val="000000" w:themeColor="text1"/>
+          <w:sz w:val="24"/>
+          <w:szCs w:val="24"/>
+        </w:rPr>
+        <w:t xml:space="preserve">9 de julho de 2021</w:t>
+      </w:r>
+      <w:r>
+        <w:rPr>
+          <w:color w:val="000000" w:themeColor="text1"/>
+          <w:sz w:val="24"/>
+          <w:szCs w:val="24"/>
+        </w:rPr>
+        <w:t xml:space="preserve">, que aprova a regulamentação da sistemática de apuração de transgressão disciplinar e da aplicação da punição disciplinar, bem como observados os princíp</w:t>
+      </w:r>
+      <w:r>
+        <w:rPr>
+          <w:color w:val="000000" w:themeColor="text1"/>
+          <w:sz w:val="24"/>
+          <w:szCs w:val="24"/>
+        </w:rPr>
+        <w:t xml:space="preserve">ios constitucionais do contraditório e da ampla defesa, da presunção de inocência e do devido processo legal, insculpidos no art.5º da Constituição da República Federativa do Brasil de 1988, deu-se a ciência da referida apuração ao militar arrolado, no dia</w:t>
+      </w:r>
+      <w:r>
+        <w:rPr>
+          <w:color w:val="000000" w:themeColor="text1"/>
+          <w:sz w:val="24"/>
+          <w:szCs w:val="24"/>
+        </w:rPr>
+        <w:t xml:space="preserve"> </w:t>
+      </w:r>
+      <w:r>
+        <w:rPr>
+          <w:color w:val="000000" w:themeColor="text1"/>
+          <w:sz w:val="24"/>
+          <w:szCs w:val="24"/>
+        </w:rPr>
+        <w:t xml:space="preserve">{data ciência}</w:t>
+      </w:r>
+      <w:r>
+        <w:rPr>
+          <w:color w:val="000000" w:themeColor="text1"/>
+          <w:sz w:val="24"/>
+          <w:szCs w:val="24"/>
+        </w:rPr>
+        <w:t xml:space="preserve">, sendo-lhe concedidos </w:t>
+      </w:r>
+      <w:r>
+        <w:rPr>
+          <w:color w:val="000000" w:themeColor="text1"/>
+          <w:sz w:val="24"/>
+          <w:szCs w:val="24"/>
+        </w:rPr>
+        <w:t xml:space="preserve">0</w:t>
+      </w:r>
+      <w:r>
+        <w:rPr>
+          <w:color w:val="000000" w:themeColor="text1"/>
+          <w:sz w:val="24"/>
+          <w:szCs w:val="24"/>
+        </w:rPr>
+        <w:t xml:space="preserve">5</w:t>
+      </w:r>
+      <w:r>
+        <w:rPr>
+          <w:color w:val="000000" w:themeColor="text1"/>
+          <w:sz w:val="24"/>
+          <w:szCs w:val="24"/>
+        </w:rPr>
+        <w:t xml:space="preserve"> (cinco) dias úteis para apresentar suas alegações de def</w:t>
+      </w:r>
+      <w:r>
+        <w:rPr>
+          <w:color w:val="000000" w:themeColor="text1"/>
+          <w:sz w:val="24"/>
+          <w:szCs w:val="24"/>
+        </w:rPr>
+        <w:t xml:space="preserve">esa, na forma do</w:t>
+      </w:r>
+      <w:r>
+        <w:rPr>
+          <w:color w:val="000000" w:themeColor="text1"/>
+          <w:sz w:val="24"/>
+          <w:szCs w:val="24"/>
+        </w:rPr>
+        <w:t xml:space="preserve"> item 5.1.2, “b” da ICA 111-6, aprovada pela Portaria GABAER nº 120/GC3 de 9 de julho de 2021</w:t>
+      </w:r>
+      <w:r>
+        <w:rPr>
+          <w:color w:val="000000" w:themeColor="text1"/>
+          <w:sz w:val="24"/>
+          <w:szCs w:val="24"/>
+        </w:rPr>
+        <w:t xml:space="preserve">.</w:t>
+      </w:r>
+      <w:r>
+        <w:rPr>
+          <w:color w:val="000000" w:themeColor="text1"/>
+          <w:sz w:val="24"/>
+          <w:szCs w:val="24"/>
+        </w:rPr>
+      </w:r>
+    </w:p>
+    <w:p>
+      <w:pPr>
+        <w:pStyle w:val="919"/>
+        <w:pBdr/>
+        <w:spacing w:before="0" w:beforeAutospacing="0" w:line="240" w:lineRule="auto"/>
+        <w:ind w:firstLine="708"/>
+        <w:jc w:val="both"/>
+        <w:rPr>
+          <w:color w:val="000000" w:themeColor="text1"/>
+          <w:sz w:val="24"/>
+          <w:szCs w:val="24"/>
+        </w:rPr>
+      </w:pPr>
+      <w:r>
+        <w:rPr>
+          <w:color w:val="000000" w:themeColor="text1"/>
+          <w:sz w:val="24"/>
+          <w:szCs w:val="24"/>
+        </w:rPr>
+        <w:t xml:space="preserve">Devidamente cientificado, </w:t>
+      </w:r>
+      <w:r>
+        <w:rPr>
+          <w:b w:val="0"/>
+          <w:bCs w:val="0"/>
+          <w:color w:val="000000" w:themeColor="text1"/>
+          <w:sz w:val="24"/>
+          <w:szCs w:val="24"/>
+        </w:rPr>
+        <w:t xml:space="preserve">{Militar Arrolado}</w:t>
+      </w:r>
+      <w:r>
+        <w:rPr>
+          <w:b/>
+          <w:color w:val="000000" w:themeColor="text1"/>
+          <w:sz w:val="24"/>
+          <w:szCs w:val="24"/>
+        </w:rPr>
+        <w:t xml:space="preserve"> </w:t>
+      </w:r>
+      <w:r>
+        <w:rPr>
+          <w:color w:val="000000" w:themeColor="text1"/>
+          <w:sz w:val="24"/>
+          <w:szCs w:val="24"/>
+        </w:rPr>
+        <w:t xml:space="preserve">(Nº Ord.:</w:t>
+      </w:r>
+      <w:r>
+        <w:rPr>
+          <w:color w:val="000000" w:themeColor="text1"/>
+          <w:sz w:val="24"/>
+          <w:szCs w:val="24"/>
+        </w:rPr>
+        <w:t xml:space="preserve"> </w:t>
+      </w:r>
+      <w:r>
+        <w:rPr>
+          <w:color w:val="000000" w:themeColor="text1"/>
+          <w:sz w:val="24"/>
+          <w:szCs w:val="24"/>
+        </w:rPr>
+        <w:t xml:space="preserve">{</w:t>
+      </w:r>
+      <w:r>
+        <w:rPr>
+          <w:b w:val="0"/>
+          <w:bCs w:val="0"/>
+          <w:color w:val="000000" w:themeColor="text1"/>
+          <w:sz w:val="24"/>
+          <w:szCs w:val="24"/>
+        </w:rPr>
+        <w:t xml:space="preserve">Saram Militar Arrolado</w:t>
+      </w:r>
+      <w:r>
+        <w:rPr>
+          <w:b w:val="0"/>
+          <w:bCs w:val="0"/>
+          <w:color w:val="000000" w:themeColor="text1"/>
+          <w:sz w:val="24"/>
+          <w:szCs w:val="24"/>
+        </w:rPr>
+        <w:t xml:space="preserve">}</w:t>
+      </w:r>
+      <w:r>
+        <w:rPr>
+          <w:color w:val="000000" w:themeColor="text1"/>
+          <w:sz w:val="24"/>
+          <w:szCs w:val="24"/>
+        </w:rPr>
+        <w:t xml:space="preserve">)</w:t>
+      </w:r>
+      <w:r>
+        <w:rPr>
+          <w:color w:val="000000" w:themeColor="text1"/>
+          <w:sz w:val="24"/>
+          <w:szCs w:val="24"/>
+        </w:rPr>
+        <w:t xml:space="preserve">, </w:t>
+      </w:r>
+      <w:r>
+        <w:rPr>
+          <w:color w:val="000000" w:themeColor="text1"/>
+          <w:sz w:val="24"/>
+          <w:szCs w:val="24"/>
+        </w:rPr>
+        <w:t xml:space="preserve">ap</w:t>
+      </w:r>
+      <w:r>
+        <w:rPr>
+          <w:color w:val="000000" w:themeColor="text1"/>
+          <w:sz w:val="24"/>
+          <w:szCs w:val="24"/>
+        </w:rPr>
+        <w:t xml:space="preserve">resentou alegações de defesa em</w:t>
+      </w:r>
+      <w:r>
+        <w:rPr>
+          <w:color w:val="000000" w:themeColor="text1"/>
+          <w:sz w:val="24"/>
+          <w:szCs w:val="24"/>
+        </w:rPr>
+        <w:t xml:space="preserve"> </w:t>
+      </w:r>
+      <w:r>
+        <w:rPr>
+          <w:color w:val="000000" w:themeColor="text1"/>
+          <w:sz w:val="24"/>
+          <w:szCs w:val="24"/>
+        </w:rPr>
+        <w:t xml:space="preserve">{</w:t>
+      </w:r>
+      <w:r>
+        <w:rPr>
+          <w:color w:val="000000" w:themeColor="text1"/>
+          <w:sz w:val="24"/>
+          <w:szCs w:val="24"/>
+        </w:rPr>
+        <w:t xml:space="preserve">D</w:t>
+      </w:r>
+      <w:r>
+        <w:rPr>
+          <w:color w:val="000000" w:themeColor="text1"/>
+          <w:sz w:val="24"/>
+          <w:szCs w:val="24"/>
+        </w:rPr>
+        <w:t xml:space="preserve">ata</w:t>
+      </w:r>
+      <w:r>
+        <w:rPr>
+          <w:color w:val="000000" w:themeColor="text1"/>
+          <w:sz w:val="24"/>
+          <w:szCs w:val="24"/>
+        </w:rPr>
+        <w:t xml:space="preserve"> da </w:t>
+      </w:r>
+      <w:r>
+        <w:rPr>
+          <w:color w:val="000000" w:themeColor="text1"/>
+          <w:sz w:val="24"/>
+          <w:szCs w:val="24"/>
+        </w:rPr>
+        <w:t xml:space="preserve">alegação}</w:t>
+      </w:r>
+      <w:r>
+        <w:rPr>
+          <w:color w:val="000000" w:themeColor="text1"/>
+          <w:sz w:val="24"/>
+          <w:szCs w:val="24"/>
+        </w:rPr>
+        <w:t xml:space="preserve">, à fl.</w:t>
+      </w:r>
+      <w:r>
+        <w:rPr>
+          <w:color w:val="000000" w:themeColor="text1"/>
+          <w:sz w:val="24"/>
+          <w:szCs w:val="24"/>
+        </w:rPr>
+        <w:t xml:space="preserve"> </w:t>
+      </w:r>
+      <w:r>
+        <w:rPr>
+          <w:color w:val="000000" w:themeColor="text1"/>
+          <w:sz w:val="24"/>
+          <w:szCs w:val="24"/>
+        </w:rPr>
+        <w:t xml:space="preserve">{pagina_alegacao}</w:t>
+      </w:r>
+      <w:r>
+        <w:rPr>
+          <w:color w:val="000000" w:themeColor="text1"/>
+          <w:sz w:val="24"/>
+          <w:szCs w:val="24"/>
+        </w:rPr>
+        <w:t xml:space="preserve">, </w:t>
+      </w:r>
+      <w:r>
+        <w:rPr>
+          <w:color w:val="000000" w:themeColor="text1"/>
+          <w:sz w:val="24"/>
+          <w:szCs w:val="24"/>
+        </w:rPr>
+        <w:t xml:space="preserve">{Alegação_defesa_resumo}</w:t>
+      </w:r>
+      <w:r>
+        <w:rPr>
+          <w:color w:val="000000" w:themeColor="text1"/>
+          <w:sz w:val="24"/>
+          <w:szCs w:val="24"/>
+        </w:rPr>
+        <w:t xml:space="preserve">.</w:t>
+      </w:r>
+      <w:r>
+        <w:rPr>
+          <w:color w:val="000000" w:themeColor="text1"/>
+          <w:sz w:val="24"/>
+          <w:szCs w:val="24"/>
+        </w:rPr>
+      </w:r>
+    </w:p>
+    <w:p>
+      <w:pPr>
+        <w:pStyle w:val="919"/>
+        <w:pBdr/>
+        <w:spacing w:before="0" w:beforeAutospacing="0" w:line="240" w:lineRule="auto"/>
+        <w:ind w:firstLine="708"/>
+        <w:jc w:val="both"/>
+        <w:rPr>
+          <w:color w:val="000000" w:themeColor="text1"/>
+          <w:sz w:val="24"/>
+          <w:szCs w:val="24"/>
+        </w:rPr>
+      </w:pPr>
+      <w:r>
+        <w:rPr>
+          <w:color w:val="000000" w:themeColor="text1"/>
+          <w:sz w:val="24"/>
+          <w:szCs w:val="24"/>
+        </w:rPr>
+      </w:r>
+      <w:r>
+        <w:rPr>
+          <w:color w:val="000000" w:themeColor="text1"/>
+          <w:sz w:val="24"/>
+          <w:szCs w:val="24"/>
+        </w:rPr>
+      </w:r>
+    </w:p>
+    <w:p>
+      <w:pPr>
+        <w:pStyle w:val="919"/>
+        <w:pBdr/>
+        <w:spacing w:before="0" w:beforeAutospacing="0" w:line="240" w:lineRule="auto"/>
+        <w:ind w:firstLine="708"/>
+        <w:jc w:val="both"/>
+        <w:rPr>
+          <w:color w:val="000000" w:themeColor="text1"/>
+          <w:sz w:val="24"/>
+          <w:szCs w:val="24"/>
+        </w:rPr>
+      </w:pPr>
+      <w:r>
+        <w:rPr>
+          <w:color w:val="000000" w:themeColor="text1"/>
+          <w:sz w:val="24"/>
+          <w:szCs w:val="24"/>
+        </w:rPr>
+        <w:t xml:space="preserve">É o relatório.</w:t>
+      </w:r>
+      <w:r>
+        <w:rPr>
+          <w:color w:val="000000" w:themeColor="text1"/>
+          <w:sz w:val="24"/>
+          <w:szCs w:val="24"/>
+        </w:rPr>
+      </w:r>
+    </w:p>
+    <w:p>
+      <w:pPr>
+        <w:pStyle w:val="919"/>
+        <w:pBdr/>
+        <w:spacing w:before="0" w:beforeAutospacing="0" w:line="240" w:lineRule="auto"/>
+        <w:ind w:firstLine="708"/>
+        <w:jc w:val="both"/>
+        <w:rPr>
+          <w:color w:val="000000" w:themeColor="text1"/>
+          <w:sz w:val="24"/>
+          <w:szCs w:val="24"/>
+        </w:rPr>
+      </w:pPr>
+      <w:r>
+        <w:rPr>
+          <w:color w:val="000000" w:themeColor="text1"/>
+          <w:sz w:val="24"/>
+          <w:szCs w:val="24"/>
+        </w:rPr>
+      </w:r>
+      <w:r>
+        <w:rPr>
+          <w:color w:val="000000" w:themeColor="text1"/>
+          <w:sz w:val="24"/>
+          <w:szCs w:val="24"/>
+        </w:rPr>
+      </w:r>
+    </w:p>
+    <w:p>
+      <w:pPr>
+        <w:pStyle w:val="919"/>
+        <w:pBdr/>
+        <w:spacing w:before="0" w:beforeAutospacing="0" w:line="240" w:lineRule="auto"/>
+        <w:ind w:firstLine="708"/>
+        <w:jc w:val="both"/>
+        <w:rPr>
+          <w:color w:val="000000" w:themeColor="text1"/>
+          <w:sz w:val="24"/>
+          <w:szCs w:val="24"/>
+        </w:rPr>
+      </w:pPr>
+      <w:r>
+        <w:rPr>
+          <w:color w:val="000000" w:themeColor="text1"/>
+          <w:sz w:val="24"/>
+          <w:szCs w:val="24"/>
+        </w:rPr>
+        <w:t xml:space="preserve">Da análise dos documentos que compõem os autos, verifica-se </w:t>
+      </w:r>
+      <w:r>
+        <w:rPr>
+          <w:color w:val="000000" w:themeColor="text1"/>
+          <w:sz w:val="24"/>
+          <w:szCs w:val="24"/>
+        </w:rPr>
+        <w:t xml:space="preserve">que </w:t>
+      </w:r>
+      <w:r>
+        <w:rPr>
+          <w:color w:val="000000" w:themeColor="text1"/>
+          <w:sz w:val="24"/>
+          <w:szCs w:val="24"/>
+        </w:rPr>
+        <w:t xml:space="preserve">o refe</w:t>
+      </w:r>
+      <w:r>
+        <w:rPr>
+          <w:color w:val="000000" w:themeColor="text1"/>
+          <w:sz w:val="24"/>
+          <w:szCs w:val="24"/>
+        </w:rPr>
+        <w:t xml:space="preserve">rido militar </w:t>
+      </w:r>
+      <w:r>
+        <w:rPr>
+          <w:color w:val="000000" w:themeColor="text1"/>
+          <w:sz w:val="24"/>
+          <w:szCs w:val="24"/>
+        </w:rPr>
+        <w:t xml:space="preserve">realmente</w:t>
+      </w:r>
+      <w:r>
+        <w:rPr>
+          <w:color w:val="000000" w:themeColor="text1"/>
+          <w:sz w:val="24"/>
+          <w:szCs w:val="24"/>
+        </w:rPr>
+        <w:t xml:space="preserve"> </w:t>
+      </w:r>
+      <w:r>
+        <w:rPr>
+          <w:color w:val="000000" w:themeColor="text1"/>
+          <w:sz w:val="24"/>
+          <w:szCs w:val="24"/>
+        </w:rPr>
+        <w:t xml:space="preserve">{comprovante}</w:t>
+      </w:r>
+      <w:r>
+        <w:rPr>
+          <w:color w:val="000000" w:themeColor="text1"/>
+          <w:sz w:val="24"/>
+          <w:szCs w:val="24"/>
+        </w:rPr>
+      </w:r>
+    </w:p>
+    <w:p>
+      <w:pPr>
+        <w:pStyle w:val="919"/>
+        <w:pBdr/>
+        <w:spacing w:before="0" w:beforeAutospacing="0" w:line="240" w:lineRule="auto"/>
+        <w:ind w:firstLine="708"/>
+        <w:jc w:val="both"/>
+        <w:rPr>
+          <w:color w:val="000000" w:themeColor="text1"/>
+          <w:sz w:val="24"/>
+          <w:szCs w:val="24"/>
+        </w:rPr>
+      </w:pPr>
+      <w:r>
+        <w:rPr>
+          <w:color w:val="000000" w:themeColor="text1"/>
+          <w:sz w:val="24"/>
+          <w:szCs w:val="24"/>
+        </w:rPr>
+      </w:r>
+      <w:r>
+        <w:rPr>
+          <w:color w:val="000000" w:themeColor="text1"/>
+          <w:sz w:val="24"/>
+          <w:szCs w:val="24"/>
+        </w:rPr>
+      </w:r>
+    </w:p>
+    <w:p>
+      <w:pPr>
+        <w:pStyle w:val="919"/>
+        <w:pBdr/>
+        <w:spacing w:before="0" w:beforeAutospacing="0" w:line="240" w:lineRule="auto"/>
+        <w:ind w:firstLine="708"/>
+        <w:jc w:val="both"/>
+        <w:rPr>
+          <w:color w:val="000000" w:themeColor="text1"/>
+          <w:sz w:val="24"/>
+          <w:szCs w:val="24"/>
+        </w:rPr>
+      </w:pPr>
+      <w:r>
+        <w:rPr>
+          <w:color w:val="000000" w:themeColor="text1"/>
+          <w:sz w:val="24"/>
+          <w:szCs w:val="24"/>
+        </w:rPr>
+        <w:t xml:space="preserve">{texto_relatorio}</w:t>
+      </w:r>
+      <w:r>
+        <w:rPr>
+          <w:color w:val="000000" w:themeColor="text1"/>
+          <w:sz w:val="24"/>
+          <w:szCs w:val="24"/>
+        </w:rPr>
+      </w:r>
+      <w:r>
+        <w:rPr>
+          <w:color w:val="000000" w:themeColor="text1"/>
+          <w:sz w:val="24"/>
+          <w:szCs w:val="24"/>
+        </w:rPr>
+      </w:r>
+    </w:p>
+    <w:p>
+      <w:pPr>
+        <w:pStyle w:val="919"/>
+        <w:pBdr/>
+        <w:spacing w:before="0" w:beforeAutospacing="0" w:line="240" w:lineRule="auto"/>
+        <w:ind/>
+        <w:jc w:val="both"/>
+        <w:rPr>
+          <w:color w:val="000000" w:themeColor="text1"/>
+          <w:sz w:val="24"/>
+          <w:szCs w:val="24"/>
+        </w:rPr>
+      </w:pPr>
+      <w:r>
+        <w:rPr>
+          <w:color w:val="000000" w:themeColor="text1"/>
+          <w:sz w:val="24"/>
+          <w:szCs w:val="24"/>
+        </w:rPr>
+      </w:r>
+      <w:r>
+        <w:rPr>
+          <w:color w:val="000000" w:themeColor="text1"/>
+          <w:sz w:val="24"/>
+          <w:szCs w:val="24"/>
+        </w:rPr>
+      </w:r>
+    </w:p>
+    <w:p>
+      <w:pPr>
+        <w:pStyle w:val="919"/>
+        <w:pBdr/>
+        <w:spacing w:before="0" w:beforeAutospacing="0" w:line="240" w:lineRule="auto"/>
+        <w:ind/>
+        <w:jc w:val="both"/>
+        <w:rPr>
+          <w:color w:val="000000" w:themeColor="text1"/>
+          <w:sz w:val="24"/>
+          <w:szCs w:val="24"/>
+        </w:rPr>
+      </w:pPr>
+      <w:r>
+        <w:rPr>
+          <w:color w:val="000000" w:themeColor="text1"/>
+          <w:sz w:val="24"/>
+          <w:szCs w:val="24"/>
+        </w:rPr>
+        <w:t xml:space="preserve">Portan</w:t>
+      </w:r>
+      <w:r>
+        <w:rPr>
+          <w:color w:val="000000" w:themeColor="text1"/>
+          <w:sz w:val="24"/>
+          <w:szCs w:val="24"/>
+        </w:rPr>
+        <w:t xml:space="preserve">to, conclui-se que a conduta </w:t>
+      </w:r>
+      <w:r>
+        <w:rPr>
+          <w:color w:val="000000" w:themeColor="text1"/>
+          <w:sz w:val="24"/>
+          <w:szCs w:val="24"/>
+        </w:rPr>
+        <w:t xml:space="preserve">do </w:t>
+      </w:r>
+      <w:r>
+        <w:rPr>
+          <w:color w:val="000000" w:themeColor="text1"/>
+          <w:sz w:val="24"/>
+          <w:szCs w:val="24"/>
+        </w:rPr>
+        <w:t xml:space="preserve">o</w:t>
+      </w:r>
+      <w:r>
+        <w:rPr>
+          <w:color w:val="000000" w:themeColor="text1"/>
+          <w:sz w:val="24"/>
+          <w:szCs w:val="24"/>
+        </w:rPr>
+        <w:t xml:space="preserve"> </w:t>
+      </w:r>
+      <w:r>
+        <w:rPr>
+          <w:b w:val="0"/>
+          <w:bCs w:val="0"/>
+          <w:color w:val="000000" w:themeColor="text1"/>
+          <w:sz w:val="24"/>
+          <w:szCs w:val="24"/>
+        </w:rPr>
+        <w:t xml:space="preserve">{Militar Arrolado}</w:t>
+      </w:r>
+      <w:r>
+        <w:rPr>
+          <w:b/>
+          <w:color w:val="000000" w:themeColor="text1"/>
+          <w:sz w:val="24"/>
+          <w:szCs w:val="24"/>
+        </w:rPr>
+        <w:t xml:space="preserve"> </w:t>
+      </w:r>
+      <w:r>
+        <w:rPr>
+          <w:color w:val="000000" w:themeColor="text1"/>
+          <w:sz w:val="24"/>
+          <w:szCs w:val="24"/>
+        </w:rPr>
+        <w:t xml:space="preserve">(Nº Ord.:</w:t>
+      </w:r>
+      <w:r>
+        <w:rPr>
+          <w:color w:val="000000" w:themeColor="text1"/>
+          <w:sz w:val="24"/>
+          <w:szCs w:val="24"/>
+        </w:rPr>
+        <w:t xml:space="preserve"> </w:t>
+      </w:r>
+      <w:r>
+        <w:rPr>
+          <w:color w:val="000000" w:themeColor="text1"/>
+          <w:sz w:val="24"/>
+          <w:szCs w:val="24"/>
+        </w:rPr>
+        <w:t xml:space="preserve">{</w:t>
+      </w:r>
+      <w:r>
+        <w:rPr>
+          <w:b w:val="0"/>
+          <w:bCs w:val="0"/>
+          <w:color w:val="000000" w:themeColor="text1"/>
+          <w:sz w:val="24"/>
+          <w:szCs w:val="24"/>
+        </w:rPr>
+        <w:t xml:space="preserve">Saram Militar Arrolado</w:t>
+      </w:r>
+      <w:r>
+        <w:rPr>
+          <w:b w:val="0"/>
+          <w:bCs w:val="0"/>
+          <w:color w:val="000000" w:themeColor="text1"/>
+          <w:sz w:val="24"/>
+          <w:szCs w:val="24"/>
+        </w:rPr>
+        <w:t xml:space="preserve">}</w:t>
+      </w:r>
+      <w:r>
+        <w:rPr>
+          <w:color w:val="000000" w:themeColor="text1"/>
+          <w:sz w:val="24"/>
+          <w:szCs w:val="24"/>
+        </w:rPr>
+        <w:t xml:space="preserve">)</w:t>
+      </w:r>
+      <w:r>
+        <w:rPr>
+          <w:color w:val="000000" w:themeColor="text1"/>
+          <w:sz w:val="24"/>
+          <w:szCs w:val="24"/>
+        </w:rPr>
+        <w:t xml:space="preserve">, </w:t>
+      </w:r>
+      <w:r>
+        <w:rPr>
+          <w:color w:val="000000" w:themeColor="text1"/>
+          <w:sz w:val="24"/>
+          <w:szCs w:val="24"/>
+        </w:rPr>
+        <w:t xml:space="preserve">configura transgressão disciplinar, notadamente</w:t>
+      </w:r>
+      <w:r>
+        <w:rPr>
+          <w:color w:val="000000" w:themeColor="text1"/>
+          <w:sz w:val="24"/>
+          <w:szCs w:val="24"/>
+        </w:rPr>
+        <w:t xml:space="preserve"> </w:t>
+      </w:r>
+      <w:r>
+        <w:rPr>
+          <w:color w:val="000000" w:themeColor="text1"/>
+          <w:sz w:val="24"/>
+          <w:szCs w:val="24"/>
+        </w:rPr>
+        <w:t xml:space="preserve">prevista </w:t>
+      </w:r>
+      <w:r>
+        <w:rPr>
+          <w:color w:val="000000" w:themeColor="text1"/>
+          <w:sz w:val="24"/>
+          <w:szCs w:val="24"/>
+        </w:rPr>
+        <w:t xml:space="preserve">no item n° </w:t>
+      </w:r>
+      <w:r>
+        <w:rPr>
+          <w:color w:val="000000" w:themeColor="text1"/>
+          <w:sz w:val="24"/>
+          <w:szCs w:val="24"/>
+        </w:rPr>
+        <w:t xml:space="preserve">{</w:t>
+      </w:r>
+      <w:r>
+        <w:rPr>
+          <w:rFonts w:eastAsia="Times New Roman"/>
+          <w:color w:val="000000" w:themeColor="text1"/>
+          <w:sz w:val="24"/>
+          <w:szCs w:val="24"/>
+        </w:rPr>
+        <w:t xml:space="preserve">Itens enquadrados</w:t>
+      </w:r>
+      <w:r>
+        <w:rPr>
+          <w:rFonts w:eastAsia="Times New Roman"/>
+          <w:color w:val="000000" w:themeColor="text1"/>
+          <w:sz w:val="24"/>
+          <w:szCs w:val="24"/>
+        </w:rPr>
+        <w:t xml:space="preserve">}</w:t>
+      </w:r>
+      <w:r>
+        <w:rPr>
+          <w:color w:val="000000" w:themeColor="text1"/>
+          <w:sz w:val="24"/>
+          <w:szCs w:val="24"/>
+        </w:rPr>
+        <w:t xml:space="preserve"> </w:t>
+      </w:r>
+      <w:r>
+        <w:rPr>
+          <w:color w:val="000000" w:themeColor="text1"/>
+          <w:sz w:val="24"/>
+          <w:szCs w:val="24"/>
+        </w:rPr>
+        <w:t xml:space="preserve">do </w:t>
+      </w:r>
+      <w:r>
+        <w:rPr>
+          <w:color w:val="000000" w:themeColor="text1"/>
+          <w:sz w:val="24"/>
+          <w:szCs w:val="24"/>
+        </w:rPr>
+        <w:t xml:space="preserve">art. 10 do RDAER</w:t>
+      </w:r>
+      <w:r>
+        <w:rPr>
+          <w:color w:val="000000" w:themeColor="text1"/>
+          <w:sz w:val="24"/>
+          <w:szCs w:val="24"/>
+        </w:rPr>
+        <w:t xml:space="preserve">, </w:t>
+      </w:r>
+      <w:r>
+        <w:rPr>
+          <w:color w:val="000000" w:themeColor="text1"/>
+          <w:sz w:val="24"/>
+          <w:szCs w:val="24"/>
+        </w:rPr>
+        <w:t xml:space="preserve">sendo que suas alegações </w:t>
+      </w:r>
+      <w:r>
+        <w:rPr>
+          <w:color w:val="000000" w:themeColor="text1"/>
+          <w:sz w:val="24"/>
+          <w:szCs w:val="24"/>
+        </w:rPr>
+        <w:t xml:space="preserve">não justificam a transgressão nos termos do mesmo Regulamento</w:t>
+      </w:r>
+      <w:r>
+        <w:rPr>
+          <w:color w:val="000000" w:themeColor="text1"/>
+          <w:sz w:val="24"/>
+          <w:szCs w:val="24"/>
+        </w:rPr>
+        <w:t xml:space="preserve">.</w:t>
+      </w:r>
+      <w:r>
+        <w:rPr>
+          <w:color w:val="000000" w:themeColor="text1"/>
+          <w:sz w:val="24"/>
+          <w:szCs w:val="24"/>
+        </w:rPr>
+      </w:r>
+    </w:p>
+    <w:p>
+      <w:pPr>
+        <w:pStyle w:val="919"/>
+        <w:pBdr/>
+        <w:spacing w:before="0" w:beforeAutospacing="0" w:line="240" w:lineRule="auto"/>
+        <w:ind/>
+        <w:jc w:val="both"/>
+        <w:rPr>
+          <w:color w:val="000000" w:themeColor="text1"/>
+          <w:sz w:val="24"/>
+          <w:szCs w:val="24"/>
+        </w:rPr>
+      </w:pPr>
+      <w:r>
+        <w:rPr>
+          <w:color w:val="000000" w:themeColor="text1"/>
+          <w:sz w:val="24"/>
+          <w:szCs w:val="24"/>
+        </w:rPr>
+      </w:r>
+      <w:r>
+        <w:rPr>
+          <w:color w:val="000000" w:themeColor="text1"/>
+          <w:sz w:val="24"/>
+          <w:szCs w:val="24"/>
+        </w:rPr>
+      </w:r>
+    </w:p>
+    <w:p>
+      <w:pPr>
+        <w:pStyle w:val="919"/>
+        <w:pBdr/>
+        <w:spacing w:before="0" w:beforeAutospacing="0" w:line="240" w:lineRule="auto"/>
+        <w:ind/>
+        <w:jc w:val="both"/>
+        <w:rPr>
+          <w:color w:val="000000" w:themeColor="text1"/>
+          <w:sz w:val="24"/>
+          <w:szCs w:val="24"/>
+        </w:rPr>
+      </w:pPr>
+      <w:r>
+        <w:rPr>
+          <w:color w:val="000000" w:themeColor="text1"/>
+          <w:sz w:val="24"/>
+          <w:szCs w:val="24"/>
+        </w:rPr>
+        <w:t xml:space="preserve">           </w:t>
+      </w:r>
+      <w:r>
+        <w:rPr>
+          <w:color w:val="000000" w:themeColor="text1"/>
+          <w:sz w:val="24"/>
+          <w:szCs w:val="24"/>
+        </w:rPr>
+        <w:t xml:space="preserve"> </w:t>
+      </w:r>
+      <w:r>
+        <w:rPr>
+          <w:color w:val="000000" w:themeColor="text1"/>
+          <w:sz w:val="24"/>
+          <w:szCs w:val="24"/>
+        </w:rPr>
+        <w:t xml:space="preserve">Ante o exposto, tendo em vista que o intuito fundamental da punição disciplinar é reeducar o militar para que o mesmo possa refletir sobre sua conduta e readequá-la aos princípios e normas desta Organização Militar, este apurador SUGERE a aplicação d</w:t>
+      </w:r>
+      <w:r>
+        <w:rPr>
+          <w:color w:val="000000" w:themeColor="text1"/>
+          <w:sz w:val="24"/>
+          <w:szCs w:val="24"/>
+        </w:rPr>
+        <w:t xml:space="preserve">e</w:t>
+      </w:r>
+      <w:r>
+        <w:rPr>
+          <w:color w:val="000000" w:themeColor="text1"/>
+          <w:sz w:val="24"/>
+          <w:szCs w:val="24"/>
+        </w:rPr>
+        <w:t xml:space="preserve"> punição de</w:t>
+      </w:r>
+      <w:r>
+        <w:rPr>
+          <w:color w:val="000000" w:themeColor="text1"/>
+          <w:sz w:val="24"/>
+          <w:szCs w:val="24"/>
+        </w:rPr>
+        <w:t xml:space="preserve"> {punicao}</w:t>
+      </w:r>
+      <w:r>
+        <w:rPr>
+          <w:color w:val="000000" w:themeColor="text1"/>
+          <w:sz w:val="24"/>
+          <w:szCs w:val="24"/>
+        </w:rPr>
+        <w:t xml:space="preserve">, </w:t>
+      </w:r>
+      <w:r>
+        <w:rPr>
+          <w:color w:val="000000" w:themeColor="text1"/>
+          <w:sz w:val="24"/>
+          <w:szCs w:val="24"/>
+        </w:rPr>
+        <w:t xml:space="preserve">pois</w:t>
+      </w:r>
+      <w:r>
+        <w:rPr>
+          <w:color w:val="000000" w:themeColor="text1"/>
+          <w:sz w:val="24"/>
+          <w:szCs w:val="24"/>
+        </w:rPr>
+        <w:t xml:space="preserve"> </w:t>
+      </w:r>
+      <w:r>
+        <w:rPr>
+          <w:color w:val="000000" w:themeColor="text1"/>
+          <w:sz w:val="24"/>
+          <w:szCs w:val="24"/>
+        </w:rPr>
+        <w:t xml:space="preserve">{transgre</w:t>
+      </w:r>
+      <w:r>
+        <w:rPr>
+          <w:color w:val="000000" w:themeColor="text1"/>
+          <w:sz w:val="24"/>
+          <w:szCs w:val="24"/>
+        </w:rPr>
+        <w:t xml:space="preserve">ssa</w:t>
+      </w:r>
+      <w:r>
+        <w:rPr>
+          <w:color w:val="000000" w:themeColor="text1"/>
+          <w:sz w:val="24"/>
+          <w:szCs w:val="24"/>
+        </w:rPr>
+        <w:t xml:space="preserve">o_afirmativa}</w:t>
+      </w:r>
+      <w:r>
+        <w:rPr>
+          <w:color w:val="000000" w:themeColor="text1"/>
+          <w:sz w:val="24"/>
+          <w:szCs w:val="24"/>
+        </w:rPr>
+        <w:t xml:space="preserve">, </w:t>
+      </w:r>
+      <w:r>
+        <w:rPr>
+          <w:color w:val="000000" w:themeColor="text1"/>
+          <w:sz w:val="24"/>
+          <w:szCs w:val="24"/>
+        </w:rPr>
+        <w:t xml:space="preserve">conforme a ocorrência relatada no Ofício </w:t>
+      </w:r>
+      <w:r>
+        <w:rPr>
+          <w:color w:val="000000" w:themeColor="text1"/>
+          <w:sz w:val="24"/>
+          <w:szCs w:val="24"/>
+        </w:rPr>
+        <w:t xml:space="preserve">n°</w:t>
+      </w:r>
+      <w:r>
+        <w:rPr>
+          <w:color w:val="000000" w:themeColor="text1"/>
+          <w:sz w:val="24"/>
+          <w:szCs w:val="24"/>
+        </w:rPr>
+        <w:t xml:space="preserve">{</w:t>
+      </w:r>
+      <w:r>
+        <w:rPr>
+          <w:color w:val="000000" w:themeColor="text1"/>
+          <w:sz w:val="24"/>
+          <w:szCs w:val="24"/>
+        </w:rPr>
+        <w:t xml:space="preserve">Oficio Transgre</w:t>
+      </w:r>
+      <w:r>
+        <w:rPr>
+          <w:color w:val="000000" w:themeColor="text1"/>
+          <w:sz w:val="24"/>
+          <w:szCs w:val="24"/>
+        </w:rPr>
+        <w:t xml:space="preserve">ss</w:t>
+      </w:r>
+      <w:r>
+        <w:rPr>
+          <w:color w:val="000000" w:themeColor="text1"/>
+          <w:sz w:val="24"/>
+          <w:szCs w:val="24"/>
+        </w:rPr>
+        <w:t xml:space="preserve">ao}</w:t>
+      </w:r>
+      <w:r>
+        <w:rPr>
+          <w:color w:val="000000" w:themeColor="text1"/>
+          <w:sz w:val="24"/>
+          <w:szCs w:val="24"/>
+        </w:rPr>
+        <w:t xml:space="preserve">,</w:t>
+      </w:r>
+      <w:r>
+        <w:rPr>
+          <w:color w:val="000000" w:themeColor="text1"/>
+          <w:sz w:val="24"/>
+          <w:szCs w:val="24"/>
+        </w:rPr>
+        <w:t xml:space="preserve"> protocolo COMAER </w:t>
+      </w:r>
+      <w:r>
+        <w:rPr>
+          <w:color w:val="000000" w:themeColor="text1"/>
+          <w:sz w:val="24"/>
+          <w:szCs w:val="24"/>
+        </w:rPr>
+        <w:t xml:space="preserve">N</w:t>
+      </w:r>
+      <w:r>
+        <w:rPr>
+          <w:color w:val="000000" w:themeColor="text1"/>
+          <w:sz w:val="24"/>
+          <w:szCs w:val="24"/>
+        </w:rPr>
+        <w:t xml:space="preserve">º</w:t>
+      </w:r>
+      <w:r>
+        <w:rPr>
+          <w:color w:val="000000" w:themeColor="text1"/>
+          <w:sz w:val="24"/>
+          <w:szCs w:val="24"/>
+        </w:rPr>
+        <w:t xml:space="preserve">{protocolo comaer}</w:t>
+      </w:r>
+      <w:r>
+        <w:rPr>
+          <w:color w:val="000000" w:themeColor="text1"/>
+          <w:sz w:val="24"/>
+          <w:szCs w:val="24"/>
+        </w:rPr>
+        <w:t xml:space="preserve">, de</w:t>
+      </w:r>
+      <w:r>
+        <w:rPr>
+          <w:color w:val="000000" w:themeColor="text1"/>
+          <w:sz w:val="24"/>
+          <w:szCs w:val="24"/>
+        </w:rPr>
+        <w:t xml:space="preserve"> {data_oficio}</w:t>
+      </w:r>
+      <w:r>
+        <w:rPr>
+          <w:color w:val="000000" w:themeColor="text1"/>
+          <w:sz w:val="24"/>
+          <w:szCs w:val="24"/>
+        </w:rPr>
+        <w:t xml:space="preserve">.</w:t>
+      </w:r>
+      <w:r>
+        <w:rPr>
+          <w:color w:val="000000" w:themeColor="text1"/>
+          <w:sz w:val="24"/>
+          <w:szCs w:val="24"/>
+        </w:rPr>
+        <w:t xml:space="preserve"> Ocorrência realizada no dia</w:t>
+      </w:r>
+      <w:r>
+        <w:rPr>
+          <w:color w:val="000000" w:themeColor="text1"/>
+          <w:sz w:val="24"/>
+          <w:szCs w:val="24"/>
+        </w:rPr>
+        <w:t xml:space="preserve"> </w:t>
+      </w:r>
+      <w:r>
+        <w:rPr>
+          <w:color w:val="000000" w:themeColor="text1"/>
+          <w:sz w:val="24"/>
+          <w:szCs w:val="24"/>
+        </w:rPr>
+        <w:t xml:space="preserve">{data da Ocorrencia}</w:t>
+      </w:r>
+      <w:r>
+        <w:rPr>
+          <w:rFonts w:eastAsia="Times New Roman"/>
+          <w:color w:val="000000" w:themeColor="text1"/>
+          <w:sz w:val="24"/>
+          <w:szCs w:val="24"/>
+        </w:rPr>
+        <w:t xml:space="preserve">,</w:t>
+      </w:r>
+      <w:r>
+        <w:rPr>
+          <w:color w:val="000000" w:themeColor="text1"/>
+          <w:sz w:val="24"/>
+          <w:szCs w:val="24"/>
+        </w:rPr>
+        <w:t xml:space="preserve"> </w:t>
+      </w:r>
+      <w:r>
+        <w:rPr>
+          <w:color w:val="000000" w:themeColor="text1"/>
+          <w:sz w:val="24"/>
+          <w:szCs w:val="24"/>
+        </w:rPr>
+        <w:t xml:space="preserve">em desacordo com o RDAER</w:t>
+      </w:r>
+      <w:r>
+        <w:rPr>
+          <w:color w:val="000000" w:themeColor="text1"/>
+          <w:sz w:val="24"/>
+          <w:szCs w:val="24"/>
+        </w:rPr>
+        <w:t xml:space="preserve">,</w:t>
+      </w:r>
+      <w:r>
+        <w:rPr>
+          <w:color w:val="000000" w:themeColor="text1"/>
+          <w:sz w:val="24"/>
+          <w:szCs w:val="24"/>
+        </w:rPr>
+        <w:t xml:space="preserve"> enquadrando-se </w:t>
+      </w:r>
+      <w:r>
+        <w:rPr>
+          <w:color w:val="000000" w:themeColor="text1"/>
+          <w:sz w:val="24"/>
+          <w:szCs w:val="24"/>
+        </w:rPr>
+        <w:t xml:space="preserve">no item n° </w:t>
+      </w:r>
+      <w:r>
+        <w:rPr>
+          <w:color w:val="000000" w:themeColor="text1"/>
+          <w:sz w:val="24"/>
+          <w:szCs w:val="24"/>
+        </w:rPr>
+        <w:t xml:space="preserve">{</w:t>
+      </w:r>
+      <w:r>
+        <w:rPr>
+          <w:rFonts w:eastAsia="Times New Roman"/>
+          <w:color w:val="000000" w:themeColor="text1"/>
+          <w:sz w:val="24"/>
+          <w:szCs w:val="24"/>
+        </w:rPr>
+        <w:t xml:space="preserve">Itens enquadrados}</w:t>
+      </w:r>
+      <w:r>
+        <w:rPr>
+          <w:color w:val="000000" w:themeColor="text1"/>
+          <w:sz w:val="24"/>
+          <w:szCs w:val="24"/>
+        </w:rPr>
+        <w:t xml:space="preserve"> </w:t>
+      </w:r>
+      <w:r>
+        <w:rPr>
+          <w:color w:val="000000" w:themeColor="text1"/>
+          <w:sz w:val="24"/>
+          <w:szCs w:val="24"/>
+        </w:rPr>
+        <w:t xml:space="preserve">do </w:t>
+      </w:r>
+      <w:r>
+        <w:rPr>
+          <w:color w:val="000000" w:themeColor="text1"/>
+          <w:sz w:val="24"/>
+          <w:szCs w:val="24"/>
+        </w:rPr>
+        <w:t xml:space="preserve">art. 10 do RDAER</w:t>
+      </w:r>
+      <w:r>
+        <w:rPr>
+          <w:color w:val="000000" w:themeColor="text1"/>
+          <w:sz w:val="24"/>
+          <w:szCs w:val="24"/>
+        </w:rPr>
+        <w:t xml:space="preserve">, </w:t>
+      </w:r>
+      <w:r>
+        <w:rPr>
+          <w:color w:val="000000" w:themeColor="text1"/>
+          <w:sz w:val="24"/>
+          <w:szCs w:val="24"/>
+        </w:rPr>
+        <w:t xml:space="preserve">com atenuante da letra </w:t>
+      </w:r>
+      <w:r>
+        <w:rPr>
+          <w:color w:val="000000" w:themeColor="text1"/>
+          <w:sz w:val="24"/>
+          <w:szCs w:val="24"/>
+        </w:rPr>
+        <w:t xml:space="preserve">{Atenuante} </w:t>
+      </w:r>
+      <w:r>
+        <w:rPr>
+          <w:color w:val="000000" w:themeColor="text1"/>
+          <w:sz w:val="24"/>
+          <w:szCs w:val="24"/>
+        </w:rPr>
+        <w:t xml:space="preserve">do n° 2 e agravante da letra </w:t>
+      </w:r>
+      <w:r>
+        <w:rPr>
+          <w:color w:val="000000" w:themeColor="text1"/>
+          <w:sz w:val="24"/>
+          <w:szCs w:val="24"/>
+        </w:rPr>
+        <w:t xml:space="preserve">{agravantes} </w:t>
+      </w:r>
+      <w:r>
+        <w:rPr>
+          <w:color w:val="000000" w:themeColor="text1"/>
+          <w:sz w:val="24"/>
+          <w:szCs w:val="24"/>
+        </w:rPr>
+        <w:t xml:space="preserve">do n° 3 do art</w:t>
+      </w:r>
+      <w:r>
+        <w:rPr>
+          <w:rFonts w:cs="Times New Roman"/>
+          <w:color w:val="000000" w:themeColor="text1"/>
+          <w:sz w:val="24"/>
+          <w:szCs w:val="24"/>
+        </w:rPr>
+        <w:t xml:space="preserve">. 13 do RDAER</w:t>
+      </w:r>
+      <w:r>
+        <w:rPr>
+          <w:color w:val="000000" w:themeColor="text1"/>
+          <w:sz w:val="24"/>
+          <w:szCs w:val="24"/>
+        </w:rPr>
+        <w:t xml:space="preserve">.</w:t>
+      </w:r>
+      <w:r>
+        <w:rPr>
+          <w:color w:val="000000" w:themeColor="text1"/>
+          <w:sz w:val="24"/>
+          <w:szCs w:val="24"/>
+        </w:rPr>
+        <w:t xml:space="preserve">, transgressão</w:t>
+      </w:r>
+      <w:r>
+        <w:rPr>
+          <w:color w:val="000000" w:themeColor="text1"/>
+          <w:sz w:val="24"/>
+          <w:szCs w:val="24"/>
+        </w:rPr>
+        <w:t xml:space="preserve"> {natureza_transgre</w:t>
+      </w:r>
+      <w:r>
+        <w:rPr>
+          <w:color w:val="000000" w:themeColor="text1"/>
+          <w:sz w:val="24"/>
+          <w:szCs w:val="24"/>
+        </w:rPr>
+        <w:t xml:space="preserve">ssa</w:t>
+      </w:r>
+      <w:r>
+        <w:rPr>
+          <w:color w:val="000000" w:themeColor="text1"/>
+          <w:sz w:val="24"/>
+          <w:szCs w:val="24"/>
+        </w:rPr>
+        <w:t xml:space="preserve">o}. </w:t>
+      </w:r>
+      <w:r>
+        <w:rPr>
+          <w:color w:val="000000" w:themeColor="text1"/>
+          <w:sz w:val="24"/>
+          <w:szCs w:val="24"/>
+        </w:rPr>
+        <w:t xml:space="preserve">{mudou}</w:t>
+      </w:r>
+      <w:r>
+        <w:rPr>
+          <w:color w:val="000000" w:themeColor="text1"/>
+          <w:sz w:val="24"/>
+          <w:szCs w:val="24"/>
+        </w:rPr>
+        <w:t xml:space="preserve"> no</w:t>
+      </w:r>
+      <w:r>
+        <w:rPr>
+          <w:color w:val="000000" w:themeColor="text1"/>
+          <w:sz w:val="24"/>
+          <w:szCs w:val="24"/>
+        </w:rPr>
+        <w:t xml:space="preserve"> </w:t>
+      </w:r>
+      <w:r>
+        <w:rPr>
+          <w:color w:val="000000" w:themeColor="text1"/>
+          <w:sz w:val="24"/>
+          <w:szCs w:val="24"/>
+        </w:rPr>
+        <w:t xml:space="preserve">{comportamento}</w:t>
+      </w:r>
+      <w:r>
+        <w:rPr>
+          <w:color w:val="000000" w:themeColor="text1"/>
+          <w:sz w:val="24"/>
+          <w:szCs w:val="24"/>
+        </w:rPr>
+      </w:r>
+    </w:p>
+    <w:p>
+      <w:pPr>
+        <w:pStyle w:val="919"/>
+        <w:pBdr/>
+        <w:spacing w:before="0" w:beforeAutospacing="0" w:line="240" w:lineRule="auto"/>
+        <w:ind/>
+        <w:jc w:val="both"/>
+        <w:rPr>
+          <w:sz w:val="24"/>
+          <w:szCs w:val="24"/>
+        </w:rPr>
+      </w:pPr>
+      <w:r>
+        <w:rPr>
+          <w:sz w:val="24"/>
+          <w:szCs w:val="24"/>
+        </w:rPr>
+      </w:r>
+      <w:r>
+        <w:rPr>
+          <w:sz w:val="24"/>
+          <w:szCs w:val="24"/>
+        </w:rPr>
+      </w:r>
+    </w:p>
+    <w:p>
+      <w:pPr>
+        <w:pStyle w:val="919"/>
+        <w:pBdr/>
+        <w:spacing w:before="0" w:beforeAutospacing="0" w:line="240" w:lineRule="auto"/>
+        <w:ind/>
+        <w:jc w:val="both"/>
+        <w:rPr>
+          <w:sz w:val="24"/>
+          <w:szCs w:val="24"/>
+        </w:rPr>
+      </w:pPr>
+      <w:r>
+        <w:rPr>
+          <w:sz w:val="24"/>
+          <w:szCs w:val="24"/>
+        </w:rPr>
+        <w:tab/>
+        <w:t xml:space="preserve">Remeto à autoridade competente para decisão.</w:t>
+      </w:r>
+      <w:r>
+        <w:rPr>
+          <w:sz w:val="24"/>
+          <w:szCs w:val="24"/>
+        </w:rPr>
+      </w:r>
+    </w:p>
+    <w:p>
+      <w:pPr>
+        <w:pStyle w:val="919"/>
+        <w:pBdr/>
+        <w:spacing w:before="0" w:beforeAutospacing="0" w:line="240" w:lineRule="auto"/>
+        <w:ind/>
+        <w:jc w:val="both"/>
+        <w:rPr>
+          <w:sz w:val="24"/>
+          <w:szCs w:val="24"/>
+        </w:rPr>
+      </w:pPr>
+      <w:r>
+        <w:rPr>
+          <w:sz w:val="24"/>
+          <w:szCs w:val="24"/>
+        </w:rPr>
+      </w:r>
+      <w:r>
+        <w:rPr>
+          <w:sz w:val="24"/>
+          <w:szCs w:val="24"/>
+        </w:rPr>
+      </w:r>
+    </w:p>
+    <w:p>
+      <w:pPr>
+        <w:pStyle w:val="919"/>
+        <w:pBdr/>
+        <w:spacing w:before="0" w:beforeAutospacing="0" w:line="240" w:lineRule="auto"/>
+        <w:ind/>
+        <w:jc w:val="both"/>
+        <w:rPr>
+          <w:sz w:val="24"/>
+          <w:szCs w:val="24"/>
+        </w:rPr>
+      </w:pPr>
+      <w:r>
+        <w:rPr>
+          <w:sz w:val="24"/>
+          <w:szCs w:val="24"/>
+        </w:rPr>
+      </w:r>
+      <w:r>
+        <w:rPr>
+          <w:sz w:val="24"/>
+          <w:szCs w:val="24"/>
+        </w:rPr>
+      </w:r>
+    </w:p>
+    <w:p>
+      <w:pPr>
+        <w:pBdr/>
+        <w:spacing w:before="0" w:beforeAutospacing="0" w:line="240" w:lineRule="auto"/>
+        <w:ind/>
+        <w:jc w:val="right"/>
+        <w:rPr>
+          <w:rFonts w:eastAsia="Times New Roman"/>
+          <w:color w:val="ff0000"/>
+          <w:sz w:val="24"/>
+          <w:szCs w:val="24"/>
+        </w:rPr>
+      </w:pPr>
+      <w:r>
+        <w:rPr>
+          <w:rFonts w:eastAsia="Times New Roman"/>
+          <w:color w:val="ff0000"/>
+          <w:sz w:val="24"/>
+          <w:szCs w:val="24"/>
+        </w:rPr>
+      </w:r>
+      <w:r>
+        <w:rPr>
+          <w:rFonts w:eastAsia="Times New Roman"/>
+          <w:color w:val="ff0000"/>
+          <w:sz w:val="24"/>
+          <w:szCs w:val="24"/>
+        </w:rPr>
+      </w:r>
+      <w:r>
+        <w:rPr>
+          <w:rFonts w:eastAsia="Times New Roman"/>
+          <w:color w:val="ff0000"/>
+          <w:sz w:val="24"/>
+          <w:szCs w:val="24"/>
+        </w:rPr>
+      </w:r>
+    </w:p>
+    <w:p>
+      <w:pPr>
+        <w:pBdr/>
+        <w:spacing w:before="0" w:beforeAutospacing="0" w:line="240" w:lineRule="auto"/>
+        <w:ind/>
+        <w:jc w:val="right"/>
+        <w:rPr>
+          <w:color w:val="000000" w:themeColor="text1"/>
+          <w:sz w:val="24"/>
+          <w:szCs w:val="24"/>
+        </w:rPr>
+      </w:pPr>
+      <w:r>
+        <w:rPr>
+          <w:rFonts w:eastAsia="Times New Roman"/>
+          <w:color w:val="000000" w:themeColor="text1"/>
+          <w:sz w:val="24"/>
+          <w:szCs w:val="24"/>
+        </w:rPr>
+        <w:t xml:space="preserve">Rio de Janeiro, {dia} de {Mês} de {Ano}</w:t>
+      </w:r>
+      <w:r>
+        <w:rPr>
+          <w:rFonts w:eastAsia="Times New Roman"/>
+          <w:color w:val="000000" w:themeColor="text1"/>
+          <w:sz w:val="24"/>
+          <w:szCs w:val="24"/>
+        </w:rPr>
+        <w:t xml:space="preserve">.</w:t>
+      </w:r>
+      <w:r>
+        <w:rPr>
+          <w:color w:val="000000" w:themeColor="text1"/>
+          <w:sz w:val="24"/>
+          <w:szCs w:val="24"/>
+        </w:rPr>
+      </w:r>
+    </w:p>
+    <w:p>
+      <w:pPr>
+        <w:pStyle w:val="919"/>
+        <w:pBdr/>
+        <w:spacing w:before="0" w:beforeAutospacing="0" w:line="240" w:lineRule="auto"/>
+        <w:ind/>
+        <w:jc w:val="right"/>
+        <w:rPr>
+          <w:color w:val="000000" w:themeColor="text1"/>
+          <w:sz w:val="24"/>
+          <w:szCs w:val="24"/>
+        </w:rPr>
+      </w:pPr>
+      <w:r>
+        <w:rPr>
+          <w:color w:val="000000" w:themeColor="text1"/>
+          <w:sz w:val="24"/>
+          <w:szCs w:val="24"/>
+        </w:rPr>
+      </w:r>
+      <w:r>
+        <w:rPr>
+          <w:color w:val="000000" w:themeColor="text1"/>
+          <w:sz w:val="24"/>
+          <w:szCs w:val="24"/>
+        </w:rPr>
+      </w:r>
+    </w:p>
+    <w:p>
+      <w:pPr>
+        <w:pStyle w:val="919"/>
+        <w:pBdr/>
+        <w:spacing w:before="0" w:beforeAutospacing="0" w:line="240" w:lineRule="auto"/>
+        <w:ind/>
+        <w:jc w:val="center"/>
+        <w:rPr>
+          <w:sz w:val="24"/>
+          <w:szCs w:val="24"/>
+        </w:rPr>
+      </w:pPr>
+      <w:r>
+        <w:rPr>
+          <w:sz w:val="24"/>
+          <w:szCs w:val="24"/>
+        </w:rPr>
+      </w:r>
+      <w:r>
+        <w:rPr>
+          <w:sz w:val="24"/>
+          <w:szCs w:val="24"/>
+        </w:rPr>
+      </w:r>
+    </w:p>
+    <w:p>
+      <w:pPr>
+        <w:pBdr/>
+        <w:spacing w:before="0" w:beforeAutospacing="0" w:line="240" w:lineRule="auto"/>
+        <w:ind w:firstLine="708" w:left="2832"/>
+        <w:jc w:val="center"/>
+        <w:rPr>
+          <w:rFonts w:eastAsia="Times New Roman"/>
+          <w:sz w:val="24"/>
+          <w:szCs w:val="24"/>
+        </w:rPr>
+      </w:pPr>
+      <w:r>
+        <w:rPr>
+          <w:rFonts w:eastAsia="Times New Roman"/>
+          <w:sz w:val="24"/>
+          <w:szCs w:val="24"/>
+        </w:rPr>
+        <w:t xml:space="preserve">{Assinatura Oficial Apurador}</w:t>
+      </w:r>
+      <w:r>
+        <w:rPr>
+          <w:rFonts w:eastAsia="Times New Roman"/>
+          <w:sz w:val="24"/>
+          <w:szCs w:val="24"/>
+        </w:rPr>
+      </w:r>
+      <w:r>
+        <w:rPr>
+          <w:rFonts w:eastAsia="Times New Roman"/>
+          <w:sz w:val="24"/>
+          <w:szCs w:val="24"/>
+        </w:rPr>
+      </w:r>
+    </w:p>
+    <w:p>
+      <w:pPr>
+        <w:pStyle w:val="919"/>
+        <w:pBdr/>
+        <w:spacing w:before="0" w:beforeAutospacing="0" w:line="240" w:lineRule="auto"/>
+        <w:ind/>
+        <w:jc w:val="center"/>
+        <w:rPr>
+          <w:sz w:val="24"/>
+          <w:szCs w:val="24"/>
+        </w:rPr>
+      </w:pPr>
+      <w:r>
+        <w:rPr>
+          <w:sz w:val="24"/>
+          <w:szCs w:val="24"/>
+        </w:rPr>
+        <w:t xml:space="preserve">____________________________________________________</w:t>
+      </w:r>
+      <w:r>
+        <w:rPr>
+          <w:sz w:val="24"/>
+          <w:szCs w:val="24"/>
+        </w:rPr>
+      </w:r>
+    </w:p>
+    <w:p>
+      <w:pPr>
+        <w:pStyle w:val="919"/>
+        <w:pBdr/>
+        <w:spacing w:before="0" w:beforeAutospacing="0" w:line="240" w:lineRule="auto"/>
+        <w:ind/>
+        <w:jc w:val="center"/>
+        <w:rPr>
+          <w:b w:val="0"/>
+          <w:bCs w:val="0"/>
+          <w:color w:val="000000" w:themeColor="text1"/>
+          <w:sz w:val="24"/>
+          <w:szCs w:val="24"/>
+        </w:rPr>
+      </w:pPr>
+      <w:r>
+        <w:rPr>
+          <w:b w:val="0"/>
+          <w:bCs w:val="0"/>
+          <w:color w:val="000000" w:themeColor="text1"/>
+          <w:sz w:val="24"/>
+          <w:szCs w:val="24"/>
+        </w:rPr>
+        <w:t xml:space="preserve">{Posto/Especialização Oficial Apurador}</w:t>
+      </w:r>
+      <w:r>
+        <w:rPr>
+          <w:b w:val="0"/>
+          <w:bCs w:val="0"/>
+          <w:color w:val="000000" w:themeColor="text1"/>
+          <w:sz w:val="24"/>
+          <w:szCs w:val="24"/>
+        </w:rPr>
+      </w:r>
+      <w:r>
+        <w:rPr>
+          <w:b w:val="0"/>
+          <w:bCs w:val="0"/>
+          <w:color w:val="000000" w:themeColor="text1"/>
+          <w:sz w:val="24"/>
+          <w:szCs w:val="24"/>
+        </w:rPr>
+      </w:r>
+    </w:p>
+    <w:p>
+      <w:pPr>
+        <w:pStyle w:val="919"/>
+        <w:pBdr/>
+        <w:spacing w:before="0" w:beforeAutospacing="0" w:line="240" w:lineRule="auto"/>
+        <w:ind/>
+        <w:jc w:val="center"/>
+        <w:rPr>
+          <w:color w:val="000000"/>
+          <w:sz w:val="24"/>
+          <w:szCs w:val="24"/>
+          <w:highlight w:val="none"/>
+        </w:rPr>
+      </w:pPr>
+      <w:r>
+        <w:rPr>
+          <w:color w:val="000000"/>
+          <w:sz w:val="24"/>
+          <w:szCs w:val="24"/>
+        </w:rPr>
+        <w:t xml:space="preserve">OFICIAL APURADOR</w:t>
+      </w:r>
+      <w:r>
+        <w:rPr>
+          <w:color w:val="000000"/>
+          <w:sz w:val="24"/>
+          <w:szCs w:val="24"/>
+        </w:rPr>
+      </w:r>
+    </w:p>
+    <w:p>
+      <w:pPr>
+        <w:pStyle w:val="919"/>
+        <w:pBdr/>
+        <w:spacing w:before="0" w:beforeAutospacing="0" w:beforeLines="0" w:line="240" w:lineRule="auto"/>
+        <w:ind/>
+        <w:jc w:val="center"/>
+        <w:rPr>
+          <w:color w:val="000000"/>
+          <w:sz w:val="24"/>
+          <w:szCs w:val="24"/>
+        </w:rPr>
+      </w:pPr>
+      <w:r>
+        <w:rPr>
+          <w:color w:val="000000"/>
+          <w:sz w:val="24"/>
+          <w:szCs w:val="24"/>
+        </w:rPr>
+      </w:r>
+      <w:r>
+        <w:rPr>
+          <w:color w:val="000000"/>
+          <w:sz w:val="24"/>
+          <w:szCs w:val="24"/>
+        </w:rPr>
+      </w:r>
+      <w:r>
+        <w:rPr>
+          <w:color w:val="000000"/>
+          <w:sz w:val="24"/>
+          <w:szCs w:val="24"/>
+        </w:rPr>
+      </w:r>
+    </w:p>
+    <w:p>
+      <w:pPr>
+        <w:pStyle w:val="919"/>
+        <w:pBdr/>
+        <w:spacing w:before="0" w:beforeAutospacing="0" w:beforeLines="0" w:line="240" w:lineRule="auto"/>
+        <w:ind/>
+        <w:jc w:val="center"/>
+        <w:rPr>
+          <w:color w:val="000000"/>
+          <w:sz w:val="24"/>
+          <w:szCs w:val="24"/>
+        </w:rPr>
+      </w:pPr>
+      <w:r>
+        <w:rPr>
+          <w:color w:val="000000"/>
+          <w:sz w:val="24"/>
+          <w:szCs w:val="24"/>
+          <w:highlight w:val="none"/>
+        </w:rPr>
+      </w:r>
+      <w:r>
+        <w:rPr>
+          <w:color w:val="000000"/>
+          <w:sz w:val="24"/>
+          <w:szCs w:val="24"/>
+          <w:highlight w:val="none"/>
+        </w:rPr>
+      </w:r>
+      <w:r>
+        <w:rPr>
+          <w:color w:val="000000"/>
+          <w:sz w:val="24"/>
+          <w:szCs w:val="24"/>
+          <w:highlight w:val="none"/>
+        </w:rPr>
+      </w:r>
+    </w:p>
+    <w:p>
+      <w:pPr>
+        <w:pBdr/>
+        <w:spacing w:before="0" w:beforeAutospacing="0" w:line="240" w:lineRule="auto"/>
+        <w:ind w:firstLine="0" w:left="4963"/>
+        <w:rPr>
+          <w:sz w:val="24"/>
+          <w:szCs w:val="24"/>
+        </w:rPr>
+        <w:sectPr>
+          <w:headerReference w:type="default" r:id="rId8"/>
+          <w:footerReference w:type="default" r:id="rId9"/>
+          <w:footnotePr/>
+          <w:endnotePr/>
+          <w:type w:val="nextPage"/>
+          <w:pgSz w:h="16837" w:orient="portrait" w:w="11905"/>
+          <w:pgMar w:top="568" w:right="1134" w:bottom="1134" w:left="1134" w:header="709" w:footer="709" w:gutter="0"/>
+          <w:cols w:num="1" w:sep="0" w:space="720" w:equalWidth="1"/>
+        </w:sectPr>
+      </w:pPr>
+      <w:r>
+        <w:rPr>
+          <w:rFonts w:ascii="Times New Roman" w:hAnsi="Times New Roman" w:eastAsia="Times New Roman" w:cs="Times New Roman"/>
           <w:b/>
           <w:bCs/>
-          <w:color w:val="ff0000"/>
-          <w:lang w:val="en-US"/>
-        </w:rPr>
-        <w:t xml:space="preserve"> {N PATD}/BAGL-GSDGL/{DataPatd}</w:t>
-      </w:r>
-      <w:r>
-        <w:t xml:space="preserve"> </w:t>
+          <w:color w:val="000000" w:themeColor="text1"/>
+          <w:sz w:val="22"/>
+          <w:szCs w:val="22"/>
+        </w:rPr>
+        <w:t xml:space="preserve">PATD Nº</w:t>
+      </w:r>
+      <w:r>
+        <w:rPr>
+          <w:rFonts w:ascii="Times New Roman" w:hAnsi="Times New Roman" w:eastAsia="Times New Roman" w:cs="Times New Roman"/>
+          <w:b/>
+          <w:bCs/>
+          <w:color w:val="000000" w:themeColor="text1"/>
+          <w:sz w:val="22"/>
+          <w:szCs w:val="22"/>
+        </w:rPr>
+        <w:t xml:space="preserve"> {N PATD}</w:t>
+      </w:r>
+      <w:r>
+        <w:rPr>
+          <w:rFonts w:ascii="Times New Roman" w:hAnsi="Times New Roman" w:eastAsia="Times New Roman" w:cs="Times New Roman"/>
+          <w:b/>
+          <w:bCs/>
+          <w:color w:val="000000" w:themeColor="text1"/>
+          <w:sz w:val="22"/>
+          <w:szCs w:val="22"/>
+        </w:rPr>
+        <w:t xml:space="preserve">/BAGL-GSDGL/{DataPatd}</w:t>
+      </w:r>
+      <w:r/>
+      <w:r>
+        <w:rPr>
+          <w:sz w:val="24"/>
+          <w:szCs w:val="24"/>
+        </w:rPr>
+      </w:r>
+      <w:r>
+        <w:rPr>
+          <w:sz w:val="24"/>
+          <w:szCs w:val="24"/>
+        </w:rPr>
+      </w:r>
+      <w:r>
+        <w:rPr>
+          <w:sz w:val="24"/>
+          <w:szCs w:val="24"/>
+        </w:rPr>
+      </w:r>
+    </w:p>
+    <w:p>
+      <w:pPr>
+        <w:pBdr/>
+        <w:spacing w:before="0" w:beforeAutospacing="0" w:beforeLines="0" w:line="240" w:lineRule="auto"/>
+        <w:ind w:firstLine="0" w:left="0"/>
+        <w:rPr>
+          <w:sz w:val="24"/>
+          <w:szCs w:val="24"/>
+        </w:rPr>
+      </w:pPr>
+      <w:r>
+        <w:rPr>
+          <w:sz w:val="24"/>
+          <w:szCs w:val="24"/>
+        </w:rPr>
       </w:r>
       <w:r/>
     </w:p>
     <w:p>
       <w:pPr>
-        <w:pStyle w:val="919"/>
-        <w:pBdr/>
-        <w:spacing/>
-        <w:ind/>
-        <w:jc w:val="both"/>
-        <w:rPr/>
-      </w:pPr>
-      <w:r/>
-      <w:r/>
-    </w:p>
-    <w:p>
-      <w:pPr>
         <w:pBdr/>
         <w:tabs>
           <w:tab w:val="left" w:leader="none" w:pos="7033"/>
         </w:tabs>
-        <w:spacing/>
+        <w:spacing w:before="0" w:beforeAutospacing="0" w:line="240" w:lineRule="auto"/>
         <w:ind/>
         <w:jc w:val="center"/>
         <w:rPr>
@@ -1180,6 +2796,8 @@
           <w:b w:val="0"/>
           <w:bCs w:val="0"/>
           <w:color w:val="ff0000"/>
+          <w:sz w:val="24"/>
+          <w:szCs w:val="24"/>
         </w:rPr>
       </w:pPr>
       <w:r>
@@ -1188,6 +2806,8 @@
           <w:b w:val="0"/>
           <w:bCs w:val="0"/>
           <w:color w:val="ff0000"/>
+          <w:sz w:val="24"/>
+          <w:szCs w:val="24"/>
         </w:rPr>
         <w:t xml:space="preserve">{nova_pagina}</w:t>
       </w:r>
@@ -1197,6 +2817,8 @@
           <w:b w:val="0"/>
           <w:bCs w:val="0"/>
           <w:color w:val="ff0000"/>
+          <w:sz w:val="24"/>
+          <w:szCs w:val="24"/>
         </w:rPr>
       </w:r>
       <w:r>
@@ -1205,6 +2827,8 @@
           <w:b w:val="0"/>
           <w:bCs w:val="0"/>
           <w:color w:val="ff0000"/>
+          <w:sz w:val="24"/>
+          <w:szCs w:val="24"/>
         </w:rPr>
       </w:r>
     </w:p>
@@ -1212,22 +2836,22 @@
       <w:pPr>
         <w:pStyle w:val="926"/>
         <w:pBdr/>
-        <w:spacing/>
+        <w:spacing w:before="0" w:beforeAutospacing="0" w:line="240" w:lineRule="auto"/>
         <w:ind/>
         <w:jc w:val="center"/>
         <w:rPr>
           <w:b/>
           <w:color w:val="ff0000"/>
-          <w:sz w:val="28"/>
-          <w:szCs w:val="28"/>
+          <w:sz w:val="24"/>
+          <w:szCs w:val="24"/>
         </w:rPr>
       </w:pPr>
       <w:r>
         <w:rPr>
           <w:b/>
           <w:color w:val="ff0000"/>
-          <w:sz w:val="28"/>
-          <w:szCs w:val="28"/>
+          <w:sz w:val="24"/>
+          <w:szCs w:val="24"/>
         </w:rPr>
         <w:t xml:space="preserve">INFORMAÇÃO PESSOAL – ACESSO RESTRITO</w:t>
       </w:r>
@@ -1235,16 +2859,16 @@
         <w:rPr>
           <w:b/>
           <w:color w:val="ff0000"/>
-          <w:sz w:val="28"/>
-          <w:szCs w:val="28"/>
+          <w:sz w:val="24"/>
+          <w:szCs w:val="24"/>
         </w:rPr>
       </w:r>
       <w:r>
         <w:rPr>
           <w:b/>
           <w:color w:val="ff0000"/>
-          <w:sz w:val="28"/>
-          <w:szCs w:val="28"/>
+          <w:sz w:val="24"/>
+          <w:szCs w:val="24"/>
         </w:rPr>
       </w:r>
     </w:p>
@@ -1252,1521 +2876,510 @@
       <w:pPr>
         <w:pStyle w:val="926"/>
         <w:pBdr/>
-        <w:spacing/>
+        <w:spacing w:before="0" w:beforeAutospacing="0" w:line="240" w:lineRule="auto"/>
         <w:ind/>
         <w:jc w:val="center"/>
-        <w:rPr>
-          <w:b/>
-          <w:bCs/>
-          <w:color w:val="ff0000"/>
-          <w:sz w:val="18"/>
-          <w:szCs w:val="18"/>
-        </w:rPr>
-      </w:pPr>
-      <w:r>
-        <w:rPr>
-          <w:b/>
-          <w:bCs/>
-          <w:color w:val="ff0000"/>
-          <w:sz w:val="18"/>
-          <w:szCs w:val="18"/>
-        </w:rPr>
-        <w:t xml:space="preserve">Art. 5º, Inciso X, da Constituição Federal do Brasil, de 1988</w:t>
-      </w:r>
-      <w:r>
-        <w:rPr>
-          <w:b/>
-          <w:bCs/>
-          <w:color w:val="ff0000"/>
-          <w:sz w:val="18"/>
-          <w:szCs w:val="18"/>
-        </w:rPr>
-      </w:r>
-      <w:r>
-        <w:rPr>
-          <w:b/>
-          <w:bCs/>
-          <w:color w:val="ff0000"/>
-          <w:sz w:val="18"/>
-          <w:szCs w:val="18"/>
-        </w:rPr>
-      </w:r>
-    </w:p>
-    <w:p>
-      <w:pPr>
-        <w:pStyle w:val="926"/>
-        <w:pBdr/>
-        <w:spacing/>
-        <w:ind/>
-        <w:jc w:val="center"/>
-        <w:rPr>
-          <w:b/>
-          <w:bCs/>
-          <w:color w:val="ff0000"/>
-          <w:sz w:val="18"/>
-          <w:szCs w:val="18"/>
-        </w:rPr>
-      </w:pPr>
-      <w:r>
-        <w:rPr>
-          <w:b/>
-          <w:bCs/>
-          <w:color w:val="ff0000"/>
-          <w:sz w:val="18"/>
-          <w:szCs w:val="18"/>
-        </w:rPr>
-        <w:t xml:space="preserve">Art. 31 da Lei nº 12.527, de 2011</w:t>
-      </w:r>
-      <w:r>
-        <w:rPr>
-          <w:b/>
-          <w:bCs/>
-          <w:color w:val="ff0000"/>
-          <w:sz w:val="18"/>
-          <w:szCs w:val="18"/>
-        </w:rPr>
-      </w:r>
-      <w:r>
-        <w:rPr>
-          <w:b/>
-          <w:bCs/>
-          <w:color w:val="ff0000"/>
-          <w:sz w:val="18"/>
-          <w:szCs w:val="18"/>
-        </w:rPr>
-      </w:r>
-    </w:p>
-    <w:p>
-      <w:pPr>
-        <w:pStyle w:val="926"/>
-        <w:pBdr/>
-        <w:spacing/>
-        <w:ind/>
-        <w:jc w:val="center"/>
-        <w:rPr>
-          <w:b/>
-          <w:bCs/>
-          <w:color w:val="ff0000"/>
-          <w:sz w:val="18"/>
-          <w:szCs w:val="18"/>
-          <w:highlight w:val="none"/>
-        </w:rPr>
-      </w:pPr>
-      <w:r>
-        <w:rPr>
-          <w:b/>
-          <w:bCs/>
-          <w:color w:val="ff0000"/>
-          <w:sz w:val="18"/>
-          <w:szCs w:val="18"/>
-        </w:rPr>
-        <w:t xml:space="preserve">Arts. 55 a  62 do Decreto nº 7.724, de 2012</w:t>
-      </w:r>
-      <w:r>
-        <w:rPr>
-          <w:b/>
-          <w:bCs/>
-          <w:color w:val="ff0000"/>
-          <w:sz w:val="18"/>
-          <w:szCs w:val="18"/>
-          <w:highlight w:val="none"/>
-        </w:rPr>
-      </w:r>
-      <w:r>
-        <w:rPr>
-          <w:b/>
-          <w:bCs/>
-          <w:color w:val="ff0000"/>
-          <w:sz w:val="18"/>
-          <w:szCs w:val="18"/>
-          <w:highlight w:val="none"/>
-        </w:rPr>
-      </w:r>
-    </w:p>
-    <w:p>
-      <w:pPr>
-        <w:pStyle w:val="926"/>
-        <w:pBdr/>
-        <w:spacing/>
-        <w:ind/>
-        <w:jc w:val="center"/>
-        <w:rPr>
-          <w:color w:val="ff0000"/>
-          <w:sz w:val="18"/>
-          <w:szCs w:val="18"/>
-        </w:rPr>
-      </w:pPr>
-      <w:r>
-        <w:rPr>
-          <w:color w:val="ff0000"/>
-          <w:sz w:val="18"/>
-          <w:szCs w:val="18"/>
-        </w:rPr>
-      </w:r>
-      <w:r>
-        <w:rPr>
-          <w:color w:val="ff0000"/>
-          <w:sz w:val="18"/>
-          <w:szCs w:val="18"/>
-        </w:rPr>
-      </w:r>
-      <w:r>
-        <w:rPr>
-          <w:color w:val="ff0000"/>
-          <w:sz w:val="18"/>
-          <w:szCs w:val="18"/>
-        </w:rPr>
-      </w:r>
-    </w:p>
-    <w:p>
-      <w:pPr>
-        <w:pStyle w:val="919"/>
-        <w:pBdr/>
-        <w:spacing w:before="120"/>
-        <w:ind/>
-        <w:jc w:val="center"/>
-        <w:rPr>
-          <w:b/>
-          <w:bCs/>
-        </w:rPr>
-      </w:pPr>
-      <w:r>
-        <w:rPr>
-          <w:rFonts w:eastAsia="Times New Roman"/>
-        </w:rPr>
-        <w:t xml:space="preserve">{Brasao da</w:t>
-      </w:r>
-      <w:r>
-        <w:rPr>
-          <w:rFonts w:eastAsia="Times New Roman"/>
-        </w:rPr>
-        <w:t xml:space="preserve"> </w:t>
-      </w:r>
-      <w:r>
-        <w:rPr>
-          <w:rFonts w:eastAsia="Times New Roman"/>
-        </w:rPr>
-        <w:t xml:space="preserve">Republica}</w:t>
-      </w:r>
-      <w:r>
-        <w:rPr>
-          <w:b/>
-          <w:bCs/>
-        </w:rPr>
-      </w:r>
-      <w:r>
-        <w:rPr>
-          <w:b/>
-          <w:bCs/>
-        </w:rPr>
-      </w:r>
-    </w:p>
-    <w:p>
-      <w:pPr>
-        <w:pStyle w:val="926"/>
-        <w:pBdr/>
-        <w:spacing/>
-        <w:ind/>
-        <w:jc w:val="center"/>
-        <w:rPr>
-          <w:color w:val="ff0000"/>
-          <w:sz w:val="18"/>
-          <w:szCs w:val="18"/>
-        </w:rPr>
-      </w:pPr>
-      <w:r>
-        <w:rPr>
-          <w:color w:val="ff0000"/>
-          <w:sz w:val="18"/>
-          <w:szCs w:val="18"/>
-          <w:highlight w:val="none"/>
-        </w:rPr>
-      </w:r>
-      <w:r>
-        <w:rPr>
-          <w:color w:val="ff0000"/>
-          <w:sz w:val="18"/>
-          <w:szCs w:val="18"/>
-        </w:rPr>
-      </w:r>
-      <w:r>
-        <w:rPr>
-          <w:color w:val="ff0000"/>
-          <w:sz w:val="18"/>
-          <w:szCs w:val="18"/>
-        </w:rPr>
-      </w:r>
-    </w:p>
-    <w:p>
-      <w:pPr>
-        <w:pStyle w:val="919"/>
-        <w:pBdr/>
-        <w:spacing/>
-        <w:ind/>
-        <w:jc w:val="both"/>
-        <w:rPr/>
-      </w:pPr>
-      <w:r/>
-      <w:r/>
-    </w:p>
-    <w:p>
-      <w:pPr>
-        <w:pStyle w:val="919"/>
-        <w:pBdr/>
-        <w:spacing/>
-        <w:ind/>
-        <w:jc w:val="both"/>
-        <w:rPr/>
-      </w:pPr>
-      <w:r>
-        <w:t xml:space="preserve">            </w:t>
-      </w:r>
-      <w:r/>
-    </w:p>
-    <w:p>
-      <w:pPr>
-        <w:pStyle w:val="919"/>
-        <w:pBdr/>
-        <w:spacing/>
-        <w:ind/>
-        <w:jc w:val="both"/>
-        <w:rPr/>
-      </w:pPr>
-      <w:r/>
-      <w:r/>
-    </w:p>
-    <w:p>
-      <w:pPr>
-        <w:pStyle w:val="919"/>
-        <w:pBdr/>
-        <w:spacing/>
-        <w:ind/>
-        <w:jc w:val="both"/>
-        <w:rPr/>
-      </w:pPr>
-      <w:r>
-        <w:t xml:space="preserve">Portan</w:t>
-      </w:r>
-      <w:r>
-        <w:t xml:space="preserve">to, conclui-se que a conduta </w:t>
-      </w:r>
-      <w:r>
-        <w:t xml:space="preserve">do </w:t>
-      </w:r>
-      <w:r>
-        <w:t xml:space="preserve">o</w:t>
-      </w:r>
-      <w:r>
-        <w:t xml:space="preserve"> </w:t>
-      </w:r>
-      <w:r>
-        <w:rPr>
-          <w:b w:val="0"/>
-          <w:bCs w:val="0"/>
-        </w:rPr>
-        <w:t xml:space="preserve">{Militar Arrolado}</w:t>
-      </w:r>
-      <w:r>
-        <w:rPr>
-          <w:b/>
-        </w:rPr>
-        <w:t xml:space="preserve"> </w:t>
-      </w:r>
-      <w:r>
-        <w:rPr>
-          <w:color w:val="ff0000"/>
-        </w:rPr>
-        <w:t xml:space="preserve">(Nº Ord.:</w:t>
-      </w:r>
-      <w:r>
-        <w:rPr>
-          <w:color w:val="ff0000"/>
-        </w:rPr>
-        <w:t xml:space="preserve"> </w:t>
-      </w:r>
-      <w:r>
-        <w:rPr>
-          <w:color w:val="ff0000"/>
-        </w:rPr>
-        <w:t xml:space="preserve">{</w:t>
-      </w:r>
-      <w:r>
         <w:rPr>
           <w:b w:val="0"/>
           <w:bCs w:val="0"/>
           <w:color w:val="ff0000"/>
-        </w:rPr>
-        <w:t xml:space="preserve">Saram Militar Arrolado</w:t>
-      </w:r>
+          <w:sz w:val="24"/>
+          <w:szCs w:val="24"/>
+        </w:rPr>
+      </w:pPr>
       <w:r>
         <w:rPr>
           <w:b w:val="0"/>
           <w:bCs w:val="0"/>
           <w:color w:val="ff0000"/>
-        </w:rPr>
-        <w:t xml:space="preserve">}</w:t>
-      </w:r>
-      <w:r>
-        <w:rPr>
-          <w:color w:val="ff0000"/>
-        </w:rPr>
-        <w:t xml:space="preserve">)</w:t>
-      </w:r>
-      <w:r>
-        <w:t xml:space="preserve">, </w:t>
-      </w:r>
-      <w:r>
-        <w:t xml:space="preserve">configura transgressão disciplinar, notadamente</w:t>
-      </w:r>
-      <w:r>
-        <w:t xml:space="preserve"> </w:t>
-      </w:r>
-      <w:r>
-        <w:t xml:space="preserve">prevista </w:t>
-      </w:r>
-      <w:r>
-        <w:t xml:space="preserve">no item n° </w:t>
-      </w:r>
-      <w:r>
-        <w:t xml:space="preserve">{</w:t>
-      </w:r>
-      <w:r>
-        <w:rPr>
-          <w:rFonts w:eastAsia="Times New Roman"/>
-        </w:rPr>
-        <w:t xml:space="preserve">Itens enquadrados</w:t>
-      </w:r>
-      <w:r>
-        <w:rPr>
-          <w:rFonts w:eastAsia="Times New Roman"/>
-        </w:rPr>
-        <w:t xml:space="preserve">}</w:t>
-      </w:r>
-      <w:r>
-        <w:t xml:space="preserve"> </w:t>
-      </w:r>
-      <w:r>
-        <w:t xml:space="preserve">do </w:t>
-      </w:r>
-      <w:r>
-        <w:t xml:space="preserve">art. 10 do RDAER</w:t>
-      </w:r>
-      <w:r>
-        <w:t xml:space="preserve">, </w:t>
-      </w:r>
-      <w:r>
-        <w:t xml:space="preserve">sendo que suas alegações </w:t>
-      </w:r>
-      <w:r>
-        <w:t xml:space="preserve">não justificam a transgressão nos termos do mesmo Regulamento</w:t>
-      </w:r>
-      <w:r>
-        <w:t xml:space="preserve">.</w:t>
-      </w:r>
-      <w:r/>
-    </w:p>
-    <w:p>
-      <w:pPr>
-        <w:pStyle w:val="919"/>
-        <w:pBdr/>
-        <w:spacing/>
-        <w:ind/>
-        <w:jc w:val="both"/>
-        <w:rPr/>
-      </w:pPr>
-      <w:r/>
-      <w:r/>
-    </w:p>
-    <w:p>
-      <w:pPr>
-        <w:pStyle w:val="919"/>
-        <w:pBdr/>
-        <w:spacing/>
-        <w:ind/>
-        <w:jc w:val="both"/>
-        <w:rPr/>
-      </w:pPr>
-      <w:r>
-        <w:t xml:space="preserve">           </w:t>
-      </w:r>
-      <w:r>
-        <w:t xml:space="preserve"> </w:t>
-      </w:r>
-      <w:r>
-        <w:t xml:space="preserve">Ante o exposto, tendo em vista que o intuito fundamental da punição disciplinar é reeducar o militar para que o mesmo possa refletir sobre sua conduta e readequá-la aos princípios e normas desta Organização Militar, este apurador SUGERE a aplicação d</w:t>
-      </w:r>
-      <w:r>
-        <w:t xml:space="preserve">e</w:t>
-      </w:r>
-      <w:r>
-        <w:t xml:space="preserve"> punição de</w:t>
-      </w:r>
-      <w:r>
-        <w:t xml:space="preserve"> {punicao}</w:t>
-      </w:r>
-      <w:r>
-        <w:t xml:space="preserve">, </w:t>
-      </w:r>
-      <w:r>
-        <w:t xml:space="preserve">pois</w:t>
-      </w:r>
-      <w:r>
-        <w:t xml:space="preserve"> </w:t>
-      </w:r>
-      <w:r>
-        <w:rPr>
-          <w:color w:val="ff0000"/>
-        </w:rPr>
-        <w:t xml:space="preserve">{transgre</w:t>
-      </w:r>
-      <w:r>
-        <w:rPr>
-          <w:color w:val="ff0000"/>
-        </w:rPr>
-        <w:t xml:space="preserve">ssa</w:t>
-      </w:r>
-      <w:r>
-        <w:rPr>
-          <w:color w:val="ff0000"/>
-        </w:rPr>
-        <w:t xml:space="preserve">o_afirmativa}</w:t>
-      </w:r>
-      <w:r>
-        <w:rPr>
-          <w:color w:val="ff0000"/>
-        </w:rPr>
-        <w:t xml:space="preserve">, </w:t>
-      </w:r>
-      <w:r>
-        <w:t xml:space="preserve">conforme a ocorrência relatada no Ofício </w:t>
-      </w:r>
-      <w:r>
-        <w:rPr>
-          <w:color w:val="ff0000"/>
-        </w:rPr>
-        <w:t xml:space="preserve">n°</w:t>
-      </w:r>
-      <w:r>
-        <w:t xml:space="preserve">{</w:t>
-      </w:r>
-      <w:r>
-        <w:rPr>
-          <w:color w:val="ee0000"/>
-        </w:rPr>
-        <w:t xml:space="preserve">Oficio Transgre</w:t>
-      </w:r>
-      <w:r>
-        <w:rPr>
-          <w:color w:val="ee0000"/>
-        </w:rPr>
-        <w:t xml:space="preserve">ss</w:t>
-      </w:r>
-      <w:r>
-        <w:rPr>
-          <w:color w:val="ee0000"/>
-        </w:rPr>
-        <w:t xml:space="preserve">ao}</w:t>
-      </w:r>
-      <w:r>
-        <w:rPr>
-          <w:color w:val="ff0000"/>
-        </w:rPr>
-        <w:t xml:space="preserve">,</w:t>
-      </w:r>
-      <w:r>
-        <w:t xml:space="preserve"> protocolo COMAER </w:t>
-      </w:r>
-      <w:r>
-        <w:t xml:space="preserve">N</w:t>
-      </w:r>
-      <w:r>
-        <w:t xml:space="preserve">º</w:t>
-      </w:r>
-      <w:r>
-        <w:rPr>
-          <w:color w:val="ff0000"/>
-        </w:rPr>
-        <w:t xml:space="preserve">{protocolo comaer}</w:t>
-      </w:r>
-      <w:r>
-        <w:rPr>
-          <w:color w:val="ff0000"/>
-        </w:rPr>
-        <w:t xml:space="preserve">, de</w:t>
-      </w:r>
-      <w:r>
-        <w:rPr>
-          <w:color w:val="ff0000"/>
-        </w:rPr>
-        <w:t xml:space="preserve"> {data_oficio}</w:t>
-      </w:r>
-      <w:r>
-        <w:t xml:space="preserve">.</w:t>
-      </w:r>
-      <w:r>
-        <w:t xml:space="preserve"> Ocorrência realizada no dia</w:t>
-      </w:r>
-      <w:r>
-        <w:t xml:space="preserve"> </w:t>
-      </w:r>
-      <w:r>
-        <w:rPr>
-          <w:color w:val="ff0000"/>
-        </w:rPr>
-        <w:t xml:space="preserve">{data da Ocorrencia}</w:t>
-      </w:r>
-      <w:r>
-        <w:rPr>
-          <w:rFonts w:eastAsia="Times New Roman"/>
-          <w:color w:val="ff0000"/>
-        </w:rPr>
-        <w:t xml:space="preserve">,</w:t>
-      </w:r>
-      <w:r>
-        <w:t xml:space="preserve"> </w:t>
-      </w:r>
-      <w:r>
-        <w:t xml:space="preserve">em desacordo com o RDAER</w:t>
-      </w:r>
-      <w:r>
-        <w:t xml:space="preserve">,</w:t>
-      </w:r>
-      <w:r>
-        <w:t xml:space="preserve"> enquadrando-se </w:t>
-      </w:r>
-      <w:r>
-        <w:t xml:space="preserve">no item n° </w:t>
-      </w:r>
-      <w:r>
-        <w:t xml:space="preserve">{</w:t>
-      </w:r>
-      <w:r>
-        <w:rPr>
-          <w:rFonts w:eastAsia="Times New Roman"/>
-        </w:rPr>
-        <w:t xml:space="preserve">Itens enquadrados}</w:t>
-      </w:r>
-      <w:r>
-        <w:t xml:space="preserve"> </w:t>
-      </w:r>
-      <w:r>
-        <w:t xml:space="preserve">do </w:t>
-      </w:r>
-      <w:r>
-        <w:t xml:space="preserve">art. 10 do RDAER</w:t>
-      </w:r>
-      <w:r>
-        <w:t xml:space="preserve">, </w:t>
-      </w:r>
-      <w:r>
-        <w:rPr>
-          <w:color w:val="ff0000"/>
-        </w:rPr>
-        <w:t xml:space="preserve">com atenuante da letra </w:t>
-      </w:r>
-      <w:r>
-        <w:rPr>
-          <w:color w:val="ff0000"/>
-        </w:rPr>
-        <w:t xml:space="preserve">{Atenuante} </w:t>
-      </w:r>
-      <w:r>
-        <w:rPr>
-          <w:color w:val="ff0000"/>
-        </w:rPr>
-        <w:t xml:space="preserve">do n° 2 e agravante da letra </w:t>
-      </w:r>
-      <w:r>
-        <w:rPr>
-          <w:color w:val="ff0000"/>
-        </w:rPr>
-        <w:t xml:space="preserve">{agravantes} </w:t>
-      </w:r>
-      <w:r>
-        <w:rPr>
-          <w:color w:val="ff0000"/>
-        </w:rPr>
-        <w:t xml:space="preserve">do n° 3 do art</w:t>
-      </w:r>
-      <w:r>
-        <w:rPr>
-          <w:rFonts w:cs="Times New Roman"/>
-          <w:color w:val="ff0000"/>
-        </w:rPr>
-        <w:t xml:space="preserve">. 13 do RDAER</w:t>
-      </w:r>
-      <w:r>
-        <w:t xml:space="preserve">.</w:t>
-      </w:r>
-      <w:r>
-        <w:t xml:space="preserve">, transgressão</w:t>
-      </w:r>
-      <w:r>
-        <w:t xml:space="preserve"> {natureza_transgre</w:t>
-      </w:r>
-      <w:r>
-        <w:t xml:space="preserve">ssa</w:t>
-      </w:r>
-      <w:r>
-        <w:t xml:space="preserve">o}. </w:t>
-      </w:r>
-      <w:r>
-        <w:t xml:space="preserve">{mudou}</w:t>
-      </w:r>
-      <w:r>
-        <w:t xml:space="preserve"> no</w:t>
-      </w:r>
-      <w:r>
-        <w:t xml:space="preserve"> </w:t>
-      </w:r>
-      <w:r>
-        <w:t xml:space="preserve">{comportamento}</w:t>
-      </w:r>
-      <w:r/>
-    </w:p>
-    <w:p>
-      <w:pPr>
-        <w:pStyle w:val="919"/>
-        <w:pBdr/>
-        <w:spacing/>
-        <w:ind/>
-        <w:jc w:val="both"/>
-        <w:rPr/>
-      </w:pPr>
-      <w:r/>
-      <w:r/>
-    </w:p>
-    <w:p>
-      <w:pPr>
-        <w:pStyle w:val="919"/>
-        <w:pBdr/>
-        <w:spacing/>
-        <w:ind/>
-        <w:jc w:val="both"/>
-        <w:rPr/>
-      </w:pPr>
-      <w:r>
-        <w:tab/>
-        <w:t xml:space="preserve">Remeto à autoridade competente para decisão.</w:t>
-      </w:r>
-      <w:r/>
-    </w:p>
-    <w:p>
-      <w:pPr>
-        <w:pStyle w:val="919"/>
-        <w:pBdr/>
-        <w:spacing/>
-        <w:ind/>
-        <w:jc w:val="both"/>
-        <w:rPr/>
-      </w:pPr>
-      <w:r/>
-      <w:r/>
-    </w:p>
-    <w:p>
-      <w:pPr>
-        <w:pStyle w:val="919"/>
-        <w:pBdr/>
-        <w:spacing/>
-        <w:ind/>
-        <w:jc w:val="both"/>
-        <w:rPr/>
-      </w:pPr>
-      <w:r/>
-      <w:r/>
-    </w:p>
-    <w:p>
-      <w:pPr>
-        <w:pBdr/>
-        <w:spacing w:line="203" w:lineRule="exact"/>
-        <w:ind/>
-        <w:jc w:val="right"/>
-        <w:rPr>
-          <w:rFonts w:eastAsia="Times New Roman"/>
-          <w:color w:val="ff0000"/>
-        </w:rPr>
-      </w:pPr>
-      <w:r>
-        <w:rPr>
-          <w:rFonts w:eastAsia="Times New Roman"/>
-          <w:color w:val="ff0000"/>
-        </w:rPr>
-      </w:r>
-      <w:r>
-        <w:rPr>
-          <w:rFonts w:eastAsia="Times New Roman"/>
-          <w:color w:val="ff0000"/>
-        </w:rPr>
-      </w:r>
-      <w:r>
-        <w:rPr>
-          <w:rFonts w:eastAsia="Times New Roman"/>
-          <w:color w:val="ff0000"/>
-        </w:rPr>
-      </w:r>
-    </w:p>
-    <w:p>
-      <w:pPr>
-        <w:pBdr/>
-        <w:spacing w:line="203" w:lineRule="exact"/>
-        <w:ind/>
-        <w:jc w:val="right"/>
-        <w:rPr/>
-      </w:pPr>
-      <w:r>
-        <w:rPr>
-          <w:rFonts w:eastAsia="Times New Roman"/>
-          <w:color w:val="ff0000"/>
-        </w:rPr>
-        <w:t xml:space="preserve">Rio de Janeiro, {dia} de {Mês} de {Ano}</w:t>
-      </w:r>
-      <w:r>
-        <w:rPr>
-          <w:rFonts w:eastAsia="Times New Roman"/>
-        </w:rPr>
-        <w:t xml:space="preserve">.</w:t>
-      </w:r>
-      <w:r/>
-    </w:p>
-    <w:p>
-      <w:pPr>
-        <w:pStyle w:val="919"/>
-        <w:pBdr/>
-        <w:spacing/>
-        <w:ind/>
-        <w:jc w:val="right"/>
-        <w:rPr/>
-      </w:pPr>
-      <w:r/>
-      <w:r/>
-    </w:p>
-    <w:p>
-      <w:pPr>
-        <w:pStyle w:val="919"/>
-        <w:pBdr/>
-        <w:spacing/>
-        <w:ind/>
-        <w:jc w:val="center"/>
-        <w:rPr/>
-      </w:pPr>
-      <w:r/>
-      <w:r/>
-    </w:p>
-    <w:p>
-      <w:pPr>
-        <w:pBdr/>
-        <w:spacing/>
-        <w:ind w:firstLine="708" w:left="2832"/>
-        <w:jc w:val="center"/>
-        <w:rPr>
-          <w:rFonts w:eastAsia="Times New Roman"/>
-        </w:rPr>
-      </w:pPr>
-      <w:r>
-        <w:rPr>
-          <w:rFonts w:eastAsia="Times New Roman"/>
-        </w:rPr>
-        <w:t xml:space="preserve">{Assinatura Oficial Apurador}</w:t>
-      </w:r>
-      <w:r>
-        <w:rPr>
-          <w:rFonts w:eastAsia="Times New Roman"/>
-        </w:rPr>
-      </w:r>
-      <w:r>
-        <w:rPr>
-          <w:rFonts w:eastAsia="Times New Roman"/>
-        </w:rPr>
-      </w:r>
-    </w:p>
-    <w:p>
-      <w:pPr>
-        <w:pStyle w:val="919"/>
-        <w:pBdr/>
-        <w:spacing/>
-        <w:ind/>
-        <w:jc w:val="center"/>
-        <w:rPr/>
-      </w:pPr>
-      <w:r>
-        <w:t xml:space="preserve">____________________________________________________</w:t>
-      </w:r>
-      <w:r/>
-    </w:p>
-    <w:p>
-      <w:pPr>
-        <w:pStyle w:val="919"/>
-        <w:pBdr/>
-        <w:spacing/>
-        <w:ind/>
-        <w:jc w:val="center"/>
-        <w:rPr>
-          <w:b w:val="0"/>
-          <w:bCs w:val="0"/>
-          <w:color w:val="000000"/>
-        </w:rPr>
-      </w:pPr>
+          <w:sz w:val="24"/>
+          <w:szCs w:val="24"/>
+        </w:rPr>
+        <w:t xml:space="preserve">Art. 5º, Inciso X, da Constituição Federal do Brasil, de 1988</w:t>
+      </w:r>
       <w:r>
         <w:rPr>
           <w:b w:val="0"/>
           <w:bCs w:val="0"/>
           <w:color w:val="ff0000"/>
-        </w:rPr>
-        <w:t xml:space="preserve">{Posto/Especialização Oficial Apurador}</w:t>
+          <w:sz w:val="24"/>
+          <w:szCs w:val="24"/>
+        </w:rPr>
       </w:r>
       <w:r>
         <w:rPr>
           <w:b w:val="0"/>
           <w:bCs w:val="0"/>
-          <w:color w:val="000000"/>
-        </w:rPr>
-      </w:r>
-      <w:r>
+          <w:color w:val="ff0000"/>
+          <w:sz w:val="24"/>
+          <w:szCs w:val="24"/>
+        </w:rPr>
+      </w:r>
+    </w:p>
+    <w:p>
+      <w:pPr>
+        <w:pStyle w:val="926"/>
+        <w:pBdr/>
+        <w:spacing w:before="0" w:beforeAutospacing="0" w:line="240" w:lineRule="auto"/>
+        <w:ind/>
+        <w:jc w:val="center"/>
         <w:rPr>
           <w:b w:val="0"/>
           <w:bCs w:val="0"/>
-          <w:color w:val="000000"/>
+          <w:color w:val="ff0000"/>
+          <w:sz w:val="24"/>
+          <w:szCs w:val="24"/>
+        </w:rPr>
+      </w:pPr>
+      <w:r>
+        <w:rPr>
+          <w:b w:val="0"/>
+          <w:bCs w:val="0"/>
+          <w:color w:val="ff0000"/>
+          <w:sz w:val="24"/>
+          <w:szCs w:val="24"/>
+        </w:rPr>
+        <w:t xml:space="preserve">Art. 31 da Lei nº 12.527, de 2011</w:t>
+      </w:r>
+      <w:r>
+        <w:rPr>
+          <w:b w:val="0"/>
+          <w:bCs w:val="0"/>
+          <w:color w:val="ff0000"/>
+          <w:sz w:val="24"/>
+          <w:szCs w:val="24"/>
+        </w:rPr>
+      </w:r>
+      <w:r>
+        <w:rPr>
+          <w:b w:val="0"/>
+          <w:bCs w:val="0"/>
+          <w:color w:val="ff0000"/>
+          <w:sz w:val="24"/>
+          <w:szCs w:val="24"/>
         </w:rPr>
       </w:r>
     </w:p>
     <w:p>
       <w:pPr>
-        <w:pStyle w:val="919"/>
-        <w:pBdr/>
-        <w:spacing/>
+        <w:pStyle w:val="926"/>
+        <w:pBdr/>
+        <w:spacing w:before="0" w:beforeAutospacing="0" w:line="240" w:lineRule="auto"/>
         <w:ind/>
         <w:jc w:val="center"/>
         <w:rPr>
-          <w:color w:val="000000"/>
-        </w:rPr>
-      </w:pPr>
-      <w:r>
-        <w:rPr>
-          <w:color w:val="000000"/>
-        </w:rPr>
-        <w:t xml:space="preserve">OFICIAL APURADOR</w:t>
-      </w:r>
-      <w:r>
-        <w:rPr>
-          <w:color w:val="000000"/>
-        </w:rPr>
-      </w:r>
-      <w:r>
-        <w:rPr>
-          <w:color w:val="000000"/>
+          <w:b w:val="0"/>
+          <w:bCs w:val="0"/>
+          <w:color w:val="ff0000"/>
+          <w:sz w:val="24"/>
+          <w:szCs w:val="24"/>
+        </w:rPr>
+      </w:pPr>
+      <w:r>
+        <w:rPr>
+          <w:b w:val="0"/>
+          <w:bCs w:val="0"/>
+          <w:color w:val="ff0000"/>
+          <w:sz w:val="24"/>
+          <w:szCs w:val="24"/>
+        </w:rPr>
+        <w:t xml:space="preserve">Arts. 55 a  62 do Decreto nº 7.724, de 2012</w:t>
+      </w:r>
+      <w:r>
+        <w:rPr>
+          <w:b w:val="0"/>
+          <w:bCs w:val="0"/>
+          <w:color w:val="ff0000"/>
+          <w:sz w:val="24"/>
+          <w:szCs w:val="24"/>
+        </w:rPr>
+      </w:r>
+      <w:r>
+        <w:rPr>
+          <w:b w:val="0"/>
+          <w:bCs w:val="0"/>
+          <w:color w:val="ff0000"/>
+          <w:sz w:val="24"/>
+          <w:szCs w:val="24"/>
+        </w:rPr>
+      </w:r>
+      <w:r>
+        <w:rPr>
+          <w:sz w:val="24"/>
+          <w:szCs w:val="24"/>
+        </w:rPr>
+      </w:r>
+      <w:r>
+        <w:rPr>
+          <w:sz w:val="24"/>
+          <w:szCs w:val="24"/>
+        </w:rPr>
+      </w:r>
+      <w:r>
+        <w:rPr>
+          <w:sz w:val="24"/>
+          <w:szCs w:val="24"/>
+        </w:rPr>
+      </w:r>
+      <w:r>
+        <w:rPr>
+          <w:b w:val="0"/>
+          <w:bCs w:val="0"/>
+          <w:color w:val="ff0000"/>
+          <w:sz w:val="24"/>
+          <w:szCs w:val="24"/>
         </w:rPr>
       </w:r>
     </w:p>
     <w:p>
       <w:pPr>
-        <w:pStyle w:val="919"/>
-        <w:pBdr/>
-        <w:spacing/>
-        <w:ind/>
+        <w:pStyle w:val="914"/>
+        <w:pBdr/>
+        <w:spacing w:before="0" w:beforeAutospacing="0" w:line="240" w:lineRule="auto"/>
+        <w:ind w:firstLine="0" w:left="0"/>
         <w:jc w:val="center"/>
-        <w:rPr/>
-      </w:pPr>
-      <w:r/>
-      <w:r/>
+        <w:rPr>
+          <w:sz w:val="24"/>
+          <w:szCs w:val="24"/>
+        </w:rPr>
+      </w:pPr>
+      <w:r>
+        <w:rPr>
+          <w:rFonts w:eastAsia="Times New Roman"/>
+          <w:sz w:val="24"/>
+          <w:szCs w:val="24"/>
+        </w:rPr>
+        <w:t xml:space="preserve">{Brasao da Republica}</w:t>
+      </w:r>
+      <w:r>
+        <w:rPr>
+          <w:sz w:val="24"/>
+          <w:szCs w:val="24"/>
+        </w:rPr>
+      </w:r>
+      <w:r>
+        <w:rPr>
+          <w:b/>
+          <w:bCs/>
+          <w:sz w:val="24"/>
+          <w:szCs w:val="24"/>
+        </w:rPr>
+      </w:r>
+      <w:r>
+        <w:rPr>
+          <w:b/>
+          <w:bCs/>
+          <w:sz w:val="24"/>
+          <w:szCs w:val="24"/>
+        </w:rPr>
+      </w:r>
+      <w:r>
+        <w:rPr>
+          <w:b/>
+          <w:bCs/>
+          <w:sz w:val="24"/>
+          <w:szCs w:val="24"/>
+        </w:rPr>
+      </w:r>
+      <w:r>
+        <w:rPr>
+          <w:sz w:val="24"/>
+          <w:szCs w:val="24"/>
+        </w:rPr>
+      </w:r>
     </w:p>
     <w:p>
       <w:pPr>
+        <w:pStyle w:val="915"/>
+        <w:pBdr/>
+        <w:spacing w:after="0" w:before="0" w:beforeAutospacing="0" w:line="240" w:lineRule="auto"/>
+        <w:ind/>
+        <w:contextualSpacing w:val="true"/>
+        <w:rPr>
+          <w:rFonts w:ascii="Times New Roman" w:hAnsi="Times New Roman" w:cs="Times New Roman"/>
+          <w:sz w:val="24"/>
+          <w:szCs w:val="24"/>
+        </w:rPr>
+      </w:pPr>
+      <w:r>
+        <w:rPr>
+          <w:rFonts w:ascii="Times New Roman" w:hAnsi="Times New Roman" w:cs="Times New Roman"/>
+          <w:sz w:val="24"/>
+          <w:szCs w:val="24"/>
+        </w:rPr>
+        <w:t xml:space="preserve">MINISTÉRIO DA DEFESA</w:t>
+      </w:r>
+      <w:r>
+        <w:rPr>
+          <w:rFonts w:ascii="Times New Roman" w:hAnsi="Times New Roman" w:cs="Times New Roman"/>
+          <w:sz w:val="24"/>
+          <w:szCs w:val="24"/>
+        </w:rPr>
+      </w:r>
+      <w:r>
+        <w:rPr>
+          <w:rFonts w:ascii="Times New Roman" w:hAnsi="Times New Roman" w:cs="Times New Roman"/>
+          <w:sz w:val="24"/>
+          <w:szCs w:val="24"/>
+        </w:rPr>
+      </w:r>
+    </w:p>
+    <w:p>
+      <w:pPr>
+        <w:pStyle w:val="915"/>
+        <w:pBdr/>
+        <w:spacing w:after="0" w:before="0" w:beforeAutospacing="0" w:line="240" w:lineRule="auto"/>
+        <w:ind/>
+        <w:contextualSpacing w:val="true"/>
+        <w:rPr>
+          <w:rFonts w:ascii="Times New Roman" w:hAnsi="Times New Roman" w:cs="Times New Roman"/>
+          <w:b w:val="0"/>
+          <w:sz w:val="24"/>
+          <w:szCs w:val="24"/>
+        </w:rPr>
+      </w:pPr>
+      <w:r>
+        <w:rPr>
+          <w:rFonts w:ascii="Times New Roman" w:hAnsi="Times New Roman" w:cs="Times New Roman"/>
+          <w:b w:val="0"/>
+          <w:sz w:val="24"/>
+          <w:szCs w:val="24"/>
+        </w:rPr>
+        <w:t xml:space="preserve">COMANDO DA AERONÁUTICA</w:t>
+      </w:r>
+      <w:r>
+        <w:rPr>
+          <w:rFonts w:ascii="Times New Roman" w:hAnsi="Times New Roman" w:cs="Times New Roman"/>
+          <w:b w:val="0"/>
+          <w:sz w:val="24"/>
+          <w:szCs w:val="24"/>
+        </w:rPr>
+      </w:r>
+      <w:r>
+        <w:rPr>
+          <w:rFonts w:ascii="Times New Roman" w:hAnsi="Times New Roman" w:cs="Times New Roman"/>
+          <w:b w:val="0"/>
+          <w:sz w:val="24"/>
+          <w:szCs w:val="24"/>
+        </w:rPr>
+      </w:r>
+    </w:p>
+    <w:p>
+      <w:pPr>
         <w:pStyle w:val="919"/>
         <w:pBdr/>
-        <w:spacing/>
-        <w:ind/>
-        <w:rPr>
+        <w:spacing w:before="0" w:beforeAutospacing="0" w:line="240" w:lineRule="auto"/>
+        <w:ind/>
+        <w:jc w:val="center"/>
+        <w:rPr>
+          <w:rFonts w:cs="Times New Roman"/>
+          <w:bCs/>
+          <w:sz w:val="24"/>
+          <w:szCs w:val="24"/>
+          <w:u w:val="single"/>
+        </w:rPr>
+      </w:pPr>
+      <w:r>
+        <w:rPr>
+          <w:rFonts w:cs="Times New Roman"/>
+          <w:bCs/>
+          <w:sz w:val="24"/>
+          <w:szCs w:val="24"/>
+          <w:u w:val="single"/>
+        </w:rPr>
+        <w:t xml:space="preserve">GRUPO DE SEGURANÇA E DEFESA DO GALEÃO</w:t>
+      </w:r>
+      <w:r>
+        <w:rPr>
+          <w:rFonts w:cs="Times New Roman"/>
+          <w:bCs/>
+          <w:sz w:val="24"/>
+          <w:szCs w:val="24"/>
+          <w:u w:val="single"/>
+        </w:rPr>
+      </w:r>
+      <w:r>
+        <w:rPr>
+          <w:rFonts w:cs="Times New Roman"/>
+          <w:bCs/>
+          <w:sz w:val="24"/>
+          <w:szCs w:val="24"/>
+          <w:u w:val="single"/>
+        </w:rPr>
+      </w:r>
+    </w:p>
+    <w:p>
+      <w:pPr>
+        <w:pStyle w:val="919"/>
+        <w:pBdr/>
+        <w:spacing w:before="0" w:beforeAutospacing="0" w:line="240" w:lineRule="auto"/>
+        <w:ind/>
+        <w:jc w:val="center"/>
+        <w:rPr>
+          <w:b/>
+          <w:bCs/>
+          <w:sz w:val="24"/>
+          <w:szCs w:val="24"/>
+        </w:rPr>
+      </w:pPr>
+      <w:r>
+        <w:rPr>
+          <w:b/>
+          <w:bCs/>
+          <w:sz w:val="24"/>
+          <w:szCs w:val="24"/>
+        </w:rPr>
+      </w:r>
+      <w:r>
+        <w:rPr>
+          <w:b/>
+          <w:bCs/>
+          <w:sz w:val="24"/>
+          <w:szCs w:val="24"/>
+        </w:rPr>
+      </w:r>
+      <w:r>
+        <w:rPr>
+          <w:b/>
+          <w:bCs/>
+          <w:sz w:val="24"/>
+          <w:szCs w:val="24"/>
+        </w:rPr>
+      </w:r>
+    </w:p>
+    <w:p>
+      <w:pPr>
+        <w:pStyle w:val="919"/>
+        <w:pBdr/>
+        <w:spacing w:before="0" w:beforeAutospacing="0" w:line="240" w:lineRule="auto"/>
+        <w:ind/>
+        <w:jc w:val="center"/>
+        <w:rPr>
+          <w:b/>
+          <w:bCs/>
+          <w:sz w:val="24"/>
+          <w:szCs w:val="24"/>
+        </w:rPr>
+      </w:pPr>
+      <w:r>
+        <w:rPr>
+          <w:b/>
+          <w:bCs/>
+          <w:sz w:val="24"/>
+          <w:szCs w:val="24"/>
+        </w:rPr>
+      </w:r>
+      <w:r>
+        <w:rPr>
+          <w:b/>
+          <w:bCs/>
+          <w:sz w:val="24"/>
+          <w:szCs w:val="24"/>
+        </w:rPr>
+      </w:r>
+      <w:r>
+        <w:rPr>
+          <w:b/>
+          <w:bCs/>
+          <w:sz w:val="24"/>
+          <w:szCs w:val="24"/>
+        </w:rPr>
+      </w:r>
+    </w:p>
+    <w:p>
+      <w:pPr>
+        <w:pStyle w:val="919"/>
+        <w:pBdr/>
+        <w:spacing w:before="0" w:beforeAutospacing="0" w:line="240" w:lineRule="auto"/>
+        <w:ind/>
+        <w:jc w:val="center"/>
+        <w:rPr>
+          <w:b/>
+          <w:bCs/>
+          <w:sz w:val="24"/>
+          <w:szCs w:val="24"/>
+        </w:rPr>
+      </w:pPr>
+      <w:r>
+        <w:rPr>
+          <w:b/>
+          <w:bCs/>
+          <w:sz w:val="24"/>
+          <w:szCs w:val="24"/>
+        </w:rPr>
+      </w:r>
+      <w:r>
+        <w:rPr>
+          <w:b/>
+          <w:bCs/>
+          <w:sz w:val="24"/>
+          <w:szCs w:val="24"/>
+        </w:rPr>
+      </w:r>
+      <w:r>
+        <w:rPr>
+          <w:b/>
+          <w:bCs/>
+          <w:sz w:val="24"/>
+          <w:szCs w:val="24"/>
+        </w:rPr>
+      </w:r>
+    </w:p>
+    <w:p>
+      <w:pPr>
+        <w:pStyle w:val="919"/>
+        <w:pBdr/>
+        <w:spacing w:before="0" w:beforeAutospacing="0" w:line="240" w:lineRule="auto"/>
+        <w:ind/>
+        <w:jc w:val="center"/>
+        <w:rPr>
+          <w:b/>
+          <w:bCs/>
+          <w:color w:val="000000" w:themeColor="text1"/>
+          <w:sz w:val="24"/>
+          <w:szCs w:val="24"/>
+        </w:rPr>
+      </w:pPr>
+      <w:r>
+        <w:rPr>
+          <w:b/>
+          <w:bCs/>
+          <w:color w:val="000000" w:themeColor="text1"/>
+          <w:sz w:val="24"/>
+          <w:szCs w:val="24"/>
+        </w:rPr>
+        <w:t xml:space="preserve">DECISÃO DA AUTORIDADE QUE APLICA A PUNIÇÃO DISCIPLINAR</w:t>
+      </w:r>
+      <w:r>
+        <w:rPr>
+          <w:b/>
+          <w:bCs/>
+          <w:color w:val="000000" w:themeColor="text1"/>
+          <w:sz w:val="24"/>
+          <w:szCs w:val="24"/>
+        </w:rPr>
+      </w:r>
+      <w:r>
+        <w:rPr>
+          <w:b/>
+          <w:bCs/>
+          <w:color w:val="000000" w:themeColor="text1"/>
+          <w:sz w:val="24"/>
+          <w:szCs w:val="24"/>
+        </w:rPr>
+      </w:r>
+    </w:p>
+    <w:p>
+      <w:pPr>
+        <w:pBdr/>
+        <w:spacing w:before="0" w:beforeAutospacing="0" w:line="240" w:lineRule="auto"/>
+        <w:ind/>
+        <w:jc w:val="center"/>
+        <w:rPr>
+          <w:color w:val="000000" w:themeColor="text1"/>
           <w:sz w:val="22"/>
           <w:szCs w:val="22"/>
         </w:rPr>
-      </w:pPr>
-      <w:r>
-        <w:rPr>
-          <w:sz w:val="22"/>
-          <w:szCs w:val="22"/>
-        </w:rPr>
-      </w:r>
-      <w:r>
-        <w:rPr>
-          <w:sz w:val="22"/>
-          <w:szCs w:val="22"/>
-        </w:rPr>
-      </w:r>
-      <w:r>
-        <w:rPr>
-          <w:sz w:val="22"/>
-          <w:szCs w:val="22"/>
-        </w:rPr>
-      </w:r>
-    </w:p>
-    <w:p>
-      <w:pPr>
-        <w:pBdr/>
-        <w:spacing/>
-        <w:ind/>
-        <w:rPr>
-          <w:sz w:val="22"/>
-          <w:szCs w:val="22"/>
-        </w:rPr>
-      </w:pPr>
-      <w:r>
-        <w:rPr>
-          <w:sz w:val="22"/>
-          <w:szCs w:val="22"/>
-        </w:rPr>
-        <w:br w:type="page" w:clear="all"/>
-      </w:r>
-      <w:r>
-        <w:rPr>
-          <w:sz w:val="22"/>
-          <w:szCs w:val="22"/>
-        </w:rPr>
-      </w:r>
-      <w:r>
-        <w:rPr>
-          <w:sz w:val="22"/>
-          <w:szCs w:val="22"/>
-        </w:rPr>
-      </w:r>
-    </w:p>
-    <w:p>
-      <w:pPr>
-        <w:pBdr/>
-        <w:tabs>
-          <w:tab w:val="left" w:leader="none" w:pos="7033"/>
-        </w:tabs>
-        <w:spacing/>
-        <w:ind/>
-        <w:jc w:val="center"/>
-        <w:rPr>
-          <w:rFonts w:eastAsia="Times New Roman"/>
-          <w:b/>
-          <w:bCs/>
-          <w:color w:val="ff0000"/>
-        </w:rPr>
-      </w:pPr>
-      <w:r>
-        <w:rPr>
-          <w:rFonts w:eastAsia="Times New Roman"/>
-          <w:b/>
-          <w:bCs/>
-          <w:color w:val="ff0000"/>
-        </w:rPr>
-        <w:t xml:space="preserve">{nova_pagina}</w:t>
-      </w:r>
-      <w:r>
-        <w:rPr>
-          <w:rFonts w:eastAsia="Times New Roman"/>
-          <w:b/>
-          <w:bCs/>
-          <w:color w:val="ff0000"/>
-        </w:rPr>
-      </w:r>
-      <w:r>
-        <w:rPr>
-          <w:rFonts w:eastAsia="Times New Roman"/>
-          <w:b/>
-          <w:bCs/>
-          <w:color w:val="ff0000"/>
-        </w:rPr>
-      </w:r>
-    </w:p>
-    <w:p>
-      <w:pPr>
-        <w:pStyle w:val="926"/>
-        <w:pBdr/>
-        <w:spacing/>
-        <w:ind/>
-        <w:jc w:val="center"/>
-        <w:rPr>
-          <w:b/>
-          <w:color w:val="ff0000"/>
-          <w:sz w:val="28"/>
-          <w:szCs w:val="28"/>
-        </w:rPr>
-      </w:pPr>
-      <w:r>
-        <w:rPr>
-          <w:b/>
-          <w:color w:val="ff0000"/>
-          <w:sz w:val="28"/>
-          <w:szCs w:val="28"/>
-        </w:rPr>
-        <w:t xml:space="preserve">INFORMAÇÃO PESSOAL – ACESSO RESTRITO</w:t>
-      </w:r>
-      <w:r>
-        <w:rPr>
-          <w:b/>
-          <w:color w:val="ff0000"/>
-          <w:sz w:val="28"/>
-          <w:szCs w:val="28"/>
-        </w:rPr>
-      </w:r>
-      <w:r>
-        <w:rPr>
-          <w:b/>
-          <w:color w:val="ff0000"/>
-          <w:sz w:val="28"/>
-          <w:szCs w:val="28"/>
-        </w:rPr>
-      </w:r>
-    </w:p>
-    <w:p>
-      <w:pPr>
-        <w:pStyle w:val="926"/>
-        <w:pBdr/>
-        <w:spacing/>
-        <w:ind/>
-        <w:jc w:val="center"/>
-        <w:rPr>
-          <w:b/>
-          <w:bCs/>
-          <w:color w:val="ff0000"/>
-          <w:sz w:val="18"/>
-          <w:szCs w:val="18"/>
-        </w:rPr>
-      </w:pPr>
-      <w:r>
-        <w:rPr>
-          <w:b/>
-          <w:bCs/>
-          <w:color w:val="ff0000"/>
-          <w:sz w:val="18"/>
-          <w:szCs w:val="18"/>
-        </w:rPr>
-        <w:t xml:space="preserve">Art. 5º, Inciso X, da Constituição Federal do Brasil, de 1988</w:t>
-      </w:r>
-      <w:r>
-        <w:rPr>
-          <w:b/>
-          <w:bCs/>
-          <w:color w:val="ff0000"/>
-          <w:sz w:val="18"/>
-          <w:szCs w:val="18"/>
-        </w:rPr>
-      </w:r>
-      <w:r>
-        <w:rPr>
-          <w:b/>
-          <w:bCs/>
-          <w:color w:val="ff0000"/>
-          <w:sz w:val="18"/>
-          <w:szCs w:val="18"/>
-        </w:rPr>
-      </w:r>
-    </w:p>
-    <w:p>
-      <w:pPr>
-        <w:pStyle w:val="926"/>
-        <w:pBdr/>
-        <w:spacing/>
-        <w:ind/>
-        <w:jc w:val="center"/>
-        <w:rPr>
-          <w:b/>
-          <w:bCs/>
-          <w:color w:val="ff0000"/>
-          <w:sz w:val="18"/>
-          <w:szCs w:val="18"/>
-        </w:rPr>
-      </w:pPr>
-      <w:r>
-        <w:rPr>
-          <w:b/>
-          <w:bCs/>
-          <w:color w:val="ff0000"/>
-          <w:sz w:val="18"/>
-          <w:szCs w:val="18"/>
-        </w:rPr>
-        <w:t xml:space="preserve">Art. 31 da Lei nº 12.527, de 2011</w:t>
-      </w:r>
-      <w:r>
-        <w:rPr>
-          <w:b/>
-          <w:bCs/>
-          <w:color w:val="ff0000"/>
-          <w:sz w:val="18"/>
-          <w:szCs w:val="18"/>
-        </w:rPr>
-      </w:r>
-      <w:r>
-        <w:rPr>
-          <w:b/>
-          <w:bCs/>
-          <w:color w:val="ff0000"/>
-          <w:sz w:val="18"/>
-          <w:szCs w:val="18"/>
-        </w:rPr>
-      </w:r>
-    </w:p>
-    <w:p>
-      <w:pPr>
-        <w:pStyle w:val="926"/>
-        <w:pBdr/>
-        <w:spacing/>
-        <w:ind/>
-        <w:jc w:val="center"/>
-        <w:rPr>
-          <w:b/>
-          <w:bCs/>
-          <w:color w:val="ff0000"/>
-          <w:sz w:val="18"/>
-          <w:szCs w:val="18"/>
-        </w:rPr>
-      </w:pPr>
-      <w:r>
-        <w:rPr>
-          <w:b/>
-          <w:bCs/>
-          <w:color w:val="ff0000"/>
-          <w:sz w:val="18"/>
-          <w:szCs w:val="18"/>
-        </w:rPr>
-        <w:t xml:space="preserve">Arts. 55 a  62 do Decreto nº 7.724, de 2012</w:t>
-      </w:r>
-      <w:r>
-        <w:rPr>
-          <w:b/>
-          <w:bCs/>
-          <w:color w:val="ff0000"/>
-          <w:sz w:val="18"/>
-          <w:szCs w:val="18"/>
-        </w:rPr>
-      </w:r>
-      <w:r>
-        <w:rPr>
-          <w:b/>
-          <w:bCs/>
-          <w:color w:val="ff0000"/>
-          <w:sz w:val="18"/>
-          <w:szCs w:val="18"/>
-        </w:rPr>
-      </w:r>
-    </w:p>
-    <w:p>
-      <w:pPr>
-        <w:pStyle w:val="919"/>
-        <w:pBdr/>
-        <w:spacing/>
-        <w:ind/>
-        <w:rPr>
-          <w:sz w:val="22"/>
-          <w:szCs w:val="22"/>
-        </w:rPr>
-      </w:pPr>
-      <w:r>
-        <w:rPr>
-          <w:sz w:val="22"/>
-          <w:szCs w:val="22"/>
-        </w:rPr>
-      </w:r>
-      <w:r>
-        <w:rPr>
-          <w:sz w:val="22"/>
-          <w:szCs w:val="22"/>
-        </w:rPr>
-      </w:r>
-      <w:r>
-        <w:rPr>
-          <w:sz w:val="22"/>
-          <w:szCs w:val="22"/>
-        </w:rPr>
-      </w:r>
-    </w:p>
-    <w:p>
-      <w:pPr>
-        <w:pStyle w:val="914"/>
-        <w:pBdr/>
-        <w:spacing w:line="298" w:lineRule="exact"/>
-        <w:ind w:firstLine="708" w:left="2832"/>
-        <w:jc w:val="center"/>
-        <w:rPr/>
-      </w:pPr>
-      <w:r>
-        <w:rPr>
-          <w:rFonts w:eastAsia="Times New Roman"/>
-          <w:sz w:val="24"/>
-          <w:szCs w:val="24"/>
-        </w:rPr>
-        <w:t xml:space="preserve">{Brasao da Republica}</w:t>
-      </w:r>
-      <w:r/>
-    </w:p>
-    <w:p>
-      <w:pPr>
-        <w:pStyle w:val="919"/>
-        <w:pBdr/>
-        <w:spacing/>
-        <w:ind/>
-        <w:jc w:val="center"/>
-        <w:rPr>
-          <w:b/>
-          <w:bCs/>
-        </w:rPr>
-      </w:pPr>
-      <w:r>
-        <w:rPr>
-          <w:b/>
-          <w:bCs/>
-        </w:rPr>
-      </w:r>
-      <w:r>
-        <w:rPr>
-          <w:b/>
-          <w:bCs/>
-        </w:rPr>
-      </w:r>
-      <w:r>
-        <w:rPr>
-          <w:b/>
-          <w:bCs/>
-        </w:rPr>
-      </w:r>
-    </w:p>
-    <w:p>
-      <w:pPr>
-        <w:pStyle w:val="915"/>
-        <w:pBdr/>
-        <w:spacing w:after="0" w:line="240" w:lineRule="auto"/>
-        <w:ind/>
-        <w:contextualSpacing w:val="true"/>
-        <w:rPr>
-          <w:rFonts w:ascii="Times New Roman" w:hAnsi="Times New Roman" w:cs="Times New Roman"/>
-          <w:sz w:val="24"/>
-          <w:szCs w:val="24"/>
-        </w:rPr>
-      </w:pPr>
-      <w:r>
-        <w:rPr>
-          <w:rFonts w:ascii="Times New Roman" w:hAnsi="Times New Roman" w:cs="Times New Roman"/>
-          <w:sz w:val="24"/>
-          <w:szCs w:val="24"/>
-        </w:rPr>
-        <w:t xml:space="preserve">MINISTÉRIO DA DEFESA</w:t>
-      </w:r>
-      <w:r>
-        <w:rPr>
-          <w:rFonts w:ascii="Times New Roman" w:hAnsi="Times New Roman" w:cs="Times New Roman"/>
-          <w:sz w:val="24"/>
-          <w:szCs w:val="24"/>
-        </w:rPr>
-      </w:r>
-      <w:r>
-        <w:rPr>
-          <w:rFonts w:ascii="Times New Roman" w:hAnsi="Times New Roman" w:cs="Times New Roman"/>
-          <w:sz w:val="24"/>
-          <w:szCs w:val="24"/>
-        </w:rPr>
-      </w:r>
-    </w:p>
-    <w:p>
-      <w:pPr>
-        <w:pStyle w:val="915"/>
-        <w:pBdr/>
-        <w:spacing w:after="0" w:line="240" w:lineRule="auto"/>
-        <w:ind/>
-        <w:contextualSpacing w:val="true"/>
-        <w:rPr>
-          <w:rFonts w:ascii="Times New Roman" w:hAnsi="Times New Roman" w:cs="Times New Roman"/>
-          <w:b w:val="0"/>
-          <w:sz w:val="24"/>
-          <w:szCs w:val="24"/>
-        </w:rPr>
-      </w:pPr>
-      <w:r>
-        <w:rPr>
-          <w:rFonts w:ascii="Times New Roman" w:hAnsi="Times New Roman" w:cs="Times New Roman"/>
-          <w:b w:val="0"/>
-          <w:sz w:val="24"/>
-          <w:szCs w:val="24"/>
-        </w:rPr>
-        <w:t xml:space="preserve">COMANDO DA AERONÁUTICA</w:t>
-      </w:r>
-      <w:r>
-        <w:rPr>
-          <w:rFonts w:ascii="Times New Roman" w:hAnsi="Times New Roman" w:cs="Times New Roman"/>
-          <w:b w:val="0"/>
-          <w:sz w:val="24"/>
-          <w:szCs w:val="24"/>
-        </w:rPr>
-      </w:r>
-      <w:r>
-        <w:rPr>
-          <w:rFonts w:ascii="Times New Roman" w:hAnsi="Times New Roman" w:cs="Times New Roman"/>
-          <w:b w:val="0"/>
-          <w:sz w:val="24"/>
-          <w:szCs w:val="24"/>
-        </w:rPr>
-      </w:r>
-    </w:p>
-    <w:p>
-      <w:pPr>
-        <w:pStyle w:val="919"/>
-        <w:pBdr/>
-        <w:spacing/>
-        <w:ind/>
-        <w:jc w:val="center"/>
-        <w:rPr>
-          <w:rFonts w:cs="Times New Roman"/>
-          <w:bCs/>
-          <w:u w:val="single"/>
-        </w:rPr>
-      </w:pPr>
-      <w:r>
-        <w:rPr>
-          <w:rFonts w:cs="Times New Roman"/>
-          <w:bCs/>
-          <w:u w:val="single"/>
-        </w:rPr>
-        <w:t xml:space="preserve">GRUPO DE SEGURANÇA E DEFESA DO GALEÃO</w:t>
-      </w:r>
-      <w:r>
-        <w:rPr>
-          <w:rFonts w:cs="Times New Roman"/>
-          <w:bCs/>
-          <w:u w:val="single"/>
-        </w:rPr>
-      </w:r>
-      <w:r>
-        <w:rPr>
-          <w:rFonts w:cs="Times New Roman"/>
-          <w:bCs/>
-          <w:u w:val="single"/>
-        </w:rPr>
-      </w:r>
-    </w:p>
-    <w:p>
-      <w:pPr>
-        <w:pStyle w:val="919"/>
-        <w:pBdr/>
-        <w:spacing/>
-        <w:ind/>
-        <w:jc w:val="center"/>
-        <w:rPr>
-          <w:b/>
-          <w:bCs/>
-        </w:rPr>
-      </w:pPr>
-      <w:r>
-        <w:rPr>
-          <w:b/>
-          <w:bCs/>
-        </w:rPr>
-      </w:r>
-      <w:r>
-        <w:rPr>
-          <w:b/>
-          <w:bCs/>
-        </w:rPr>
-      </w:r>
-      <w:r>
-        <w:rPr>
-          <w:b/>
-          <w:bCs/>
-        </w:rPr>
-      </w:r>
-    </w:p>
-    <w:p>
-      <w:pPr>
-        <w:pStyle w:val="919"/>
-        <w:pBdr/>
-        <w:spacing/>
-        <w:ind/>
-        <w:jc w:val="center"/>
-        <w:rPr>
-          <w:b/>
-          <w:bCs/>
-        </w:rPr>
-      </w:pPr>
-      <w:r>
-        <w:rPr>
-          <w:b/>
-          <w:bCs/>
-        </w:rPr>
-      </w:r>
-      <w:r>
-        <w:rPr>
-          <w:b/>
-          <w:bCs/>
-        </w:rPr>
-      </w:r>
-      <w:r>
-        <w:rPr>
-          <w:b/>
-          <w:bCs/>
-        </w:rPr>
-      </w:r>
-    </w:p>
-    <w:p>
-      <w:pPr>
-        <w:pStyle w:val="919"/>
-        <w:pBdr/>
-        <w:spacing/>
-        <w:ind/>
-        <w:jc w:val="center"/>
-        <w:rPr>
-          <w:b/>
-          <w:bCs/>
-        </w:rPr>
-      </w:pPr>
-      <w:r>
-        <w:rPr>
-          <w:b/>
-          <w:bCs/>
-        </w:rPr>
-      </w:r>
-      <w:r>
-        <w:rPr>
-          <w:b/>
-          <w:bCs/>
-        </w:rPr>
-      </w:r>
-      <w:r>
-        <w:rPr>
-          <w:b/>
-          <w:bCs/>
-        </w:rPr>
-      </w:r>
-    </w:p>
-    <w:p>
-      <w:pPr>
-        <w:pStyle w:val="919"/>
-        <w:pBdr/>
-        <w:spacing w:before="120"/>
-        <w:ind/>
-        <w:jc w:val="center"/>
-        <w:rPr>
-          <w:b/>
-          <w:bCs/>
-        </w:rPr>
-      </w:pPr>
-      <w:r>
-        <w:rPr>
-          <w:b/>
-          <w:bCs/>
-        </w:rPr>
-        <w:t xml:space="preserve">DECISÃO DA AUTORIDADE QUE APLICA A PUNIÇÃO DISCIPLINAR</w:t>
-      </w:r>
-      <w:r>
-        <w:rPr>
-          <w:b/>
-          <w:bCs/>
-        </w:rPr>
-      </w:r>
-      <w:r>
-        <w:rPr>
-          <w:b/>
-          <w:bCs/>
-        </w:rPr>
-      </w:r>
-    </w:p>
-    <w:p>
-      <w:pPr>
-        <w:pBdr/>
-        <w:spacing/>
-        <w:ind/>
-        <w:jc w:val="center"/>
-        <w:rPr/>
       </w:pPr>
       <w:r>
         <w:rPr>
@@ -2774,6 +3387,8 @@
           <w:b/>
           <w:bCs/>
           <w:color w:val="000000" w:themeColor="text1"/>
+          <w:sz w:val="22"/>
+          <w:szCs w:val="22"/>
           <w:lang w:val="en-US"/>
         </w:rPr>
         <w:t xml:space="preserve">PATD Nº</w:t>
@@ -2783,53 +3398,89 @@
           <w:rFonts w:eastAsia="Times New Roman"/>
           <w:b/>
           <w:bCs/>
-          <w:color w:val="ff0000"/>
+          <w:color w:val="000000" w:themeColor="text1"/>
+          <w:sz w:val="22"/>
+          <w:szCs w:val="22"/>
           <w:lang w:val="en-US"/>
         </w:rPr>
         <w:t xml:space="preserve"> {N PATD}/BAGL-GSDGL/{DataPatd}</w:t>
       </w:r>
-      <w:r/>
+      <w:r>
+        <w:rPr>
+          <w:color w:val="000000" w:themeColor="text1"/>
+          <w:sz w:val="22"/>
+          <w:szCs w:val="22"/>
+        </w:rPr>
+      </w:r>
     </w:p>
     <w:p>
       <w:pPr>
         <w:pStyle w:val="919"/>
         <w:pBdr/>
-        <w:spacing/>
+        <w:spacing w:before="0" w:beforeAutospacing="0" w:line="240" w:lineRule="auto"/>
         <w:ind/>
         <w:jc w:val="center"/>
-        <w:rPr/>
-      </w:pPr>
-      <w:r/>
-      <w:r/>
+        <w:rPr>
+          <w:color w:val="000000" w:themeColor="text1"/>
+          <w:sz w:val="22"/>
+          <w:szCs w:val="22"/>
+        </w:rPr>
+      </w:pPr>
+      <w:r>
+        <w:rPr>
+          <w:color w:val="000000" w:themeColor="text1"/>
+          <w:sz w:val="22"/>
+          <w:szCs w:val="22"/>
+        </w:rPr>
+      </w:r>
+      <w:r>
+        <w:rPr>
+          <w:color w:val="000000" w:themeColor="text1"/>
+          <w:sz w:val="22"/>
+          <w:szCs w:val="22"/>
+        </w:rPr>
+      </w:r>
     </w:p>
     <w:p>
       <w:pPr>
         <w:pStyle w:val="919"/>
         <w:pBdr/>
-        <w:spacing/>
+        <w:spacing w:before="0" w:beforeAutospacing="0" w:line="240" w:lineRule="auto"/>
         <w:ind/>
         <w:jc w:val="center"/>
         <w:rPr>
           <w:b/>
           <w:bCs/>
+          <w:color w:val="000000" w:themeColor="text1"/>
+          <w:sz w:val="24"/>
+          <w:szCs w:val="24"/>
         </w:rPr>
       </w:pPr>
       <w:r>
         <w:rPr>
           <w:b/>
           <w:bCs/>
+          <w:color w:val="000000" w:themeColor="text1"/>
+          <w:sz w:val="24"/>
+          <w:szCs w:val="24"/>
         </w:rPr>
       </w:r>
       <w:r>
         <w:rPr>
           <w:b/>
           <w:bCs/>
+          <w:color w:val="000000" w:themeColor="text1"/>
+          <w:sz w:val="24"/>
+          <w:szCs w:val="24"/>
         </w:rPr>
       </w:r>
       <w:r>
         <w:rPr>
           <w:b/>
           <w:bCs/>
+          <w:color w:val="000000" w:themeColor="text1"/>
+          <w:sz w:val="24"/>
+          <w:szCs w:val="24"/>
         </w:rPr>
       </w:r>
     </w:p>
@@ -2837,26 +3488,39 @@
       <w:pPr>
         <w:pStyle w:val="919"/>
         <w:pBdr/>
-        <w:spacing/>
+        <w:spacing w:before="0" w:beforeAutospacing="0" w:line="240" w:lineRule="auto"/>
         <w:ind/>
         <w:jc w:val="both"/>
-        <w:rPr/>
+        <w:rPr>
+          <w:color w:val="000000" w:themeColor="text1"/>
+          <w:sz w:val="24"/>
+          <w:szCs w:val="24"/>
+        </w:rPr>
       </w:pPr>
       <w:r>
         <w:rPr>
           <w:bCs/>
+          <w:color w:val="000000" w:themeColor="text1"/>
+          <w:sz w:val="24"/>
+          <w:szCs w:val="24"/>
         </w:rPr>
         <w:t xml:space="preserve">          </w:t>
       </w:r>
       <w:r>
         <w:rPr>
           <w:bCs/>
+          <w:color w:val="000000" w:themeColor="text1"/>
+          <w:sz w:val="24"/>
+          <w:szCs w:val="24"/>
         </w:rPr>
         <w:t xml:space="preserve">Diante da apuração feita e da análi</w:t>
       </w:r>
       <w:r>
         <w:rPr>
           <w:bCs/>
+          <w:color w:val="000000" w:themeColor="text1"/>
+          <w:sz w:val="24"/>
+          <w:szCs w:val="24"/>
         </w:rPr>
         <w:t xml:space="preserve">se das alegações apresentadas pelo militar sujeito à apuração disciplinar, em defesa da transgressão que lhe é imputada, bem como considerando as circunstâncias em que os fatos ocorreram, concorda-se com o relatório do oficial apurador e decide-se aplicar </w:t>
       </w:r>
@@ -2864,6 +3528,9 @@
         <w:rPr>
           <w:b w:val="0"/>
           <w:bCs w:val="0"/>
+          <w:color w:val="000000" w:themeColor="text1"/>
+          <w:sz w:val="24"/>
+          <w:szCs w:val="24"/>
         </w:rPr>
         <w:t xml:space="preserve">{Militar Arrolado}</w:t>
       </w:r>
@@ -2871,6 +3538,9 @@
         <w:rPr>
           <w:b w:val="0"/>
           <w:bCs w:val="0"/>
+          <w:color w:val="000000" w:themeColor="text1"/>
+          <w:sz w:val="24"/>
+          <w:szCs w:val="24"/>
         </w:rPr>
         <w:t xml:space="preserve"> </w:t>
       </w:r>
@@ -2878,7 +3548,9 @@
         <w:rPr>
           <w:b w:val="0"/>
           <w:bCs w:val="0"/>
-          <w:color w:val="ff0000"/>
+          <w:color w:val="000000" w:themeColor="text1"/>
+          <w:sz w:val="24"/>
+          <w:szCs w:val="24"/>
         </w:rPr>
         <w:t xml:space="preserve">(Nº Ord.: {</w:t>
       </w:r>
@@ -2886,7 +3558,9 @@
         <w:rPr>
           <w:b w:val="0"/>
           <w:bCs w:val="0"/>
-          <w:color w:val="ff0000"/>
+          <w:color w:val="000000" w:themeColor="text1"/>
+          <w:sz w:val="24"/>
+          <w:szCs w:val="24"/>
         </w:rPr>
         <w:t xml:space="preserve">Saram Militar Arrolado}</w:t>
       </w:r>
@@ -2894,7 +3568,9 @@
         <w:rPr>
           <w:b w:val="0"/>
           <w:bCs w:val="0"/>
-          <w:color w:val="ff0000"/>
+          <w:color w:val="000000" w:themeColor="text1"/>
+          <w:sz w:val="24"/>
+          <w:szCs w:val="24"/>
         </w:rPr>
         <w:t xml:space="preserve">)</w:t>
       </w:r>
@@ -2902,287 +3578,539 @@
         <w:rPr>
           <w:b w:val="0"/>
           <w:bCs w:val="0"/>
+          <w:color w:val="000000" w:themeColor="text1"/>
+          <w:sz w:val="24"/>
+          <w:szCs w:val="24"/>
         </w:rPr>
         <w:t xml:space="preserve">,</w:t>
       </w:r>
       <w:r>
+        <w:rPr>
+          <w:color w:val="000000" w:themeColor="text1"/>
+          <w:sz w:val="24"/>
+          <w:szCs w:val="24"/>
+        </w:rPr>
         <w:t xml:space="preserve"> </w:t>
       </w:r>
       <w:r>
         <w:rPr>
           <w:color w:val="000000" w:themeColor="text1"/>
+          <w:sz w:val="24"/>
+          <w:szCs w:val="24"/>
         </w:rPr>
         <w:t xml:space="preserve">a punição de</w:t>
       </w:r>
       <w:r>
+        <w:rPr>
+          <w:color w:val="000000" w:themeColor="text1"/>
+          <w:sz w:val="24"/>
+          <w:szCs w:val="24"/>
+        </w:rPr>
         <w:t xml:space="preserve"> {puni</w:t>
       </w:r>
       <w:r>
+        <w:rPr>
+          <w:color w:val="000000" w:themeColor="text1"/>
+          <w:sz w:val="24"/>
+          <w:szCs w:val="24"/>
+        </w:rPr>
         <w:t xml:space="preserve">ca</w:t>
       </w:r>
       <w:r>
+        <w:rPr>
+          <w:color w:val="000000" w:themeColor="text1"/>
+          <w:sz w:val="24"/>
+          <w:szCs w:val="24"/>
+        </w:rPr>
         <w:t xml:space="preserve">o},</w:t>
       </w:r>
       <w:r>
+        <w:rPr>
+          <w:color w:val="000000" w:themeColor="text1"/>
+          <w:sz w:val="24"/>
+          <w:szCs w:val="24"/>
+        </w:rPr>
         <w:t xml:space="preserve"> </w:t>
       </w:r>
       <w:r>
+        <w:rPr>
+          <w:color w:val="000000" w:themeColor="text1"/>
+          <w:sz w:val="24"/>
+          <w:szCs w:val="24"/>
+        </w:rPr>
         <w:t xml:space="preserve">pois</w:t>
       </w:r>
       <w:r>
+        <w:rPr>
+          <w:color w:val="000000" w:themeColor="text1"/>
+          <w:sz w:val="24"/>
+          <w:szCs w:val="24"/>
+        </w:rPr>
         <w:t xml:space="preserve"> </w:t>
       </w:r>
       <w:r>
         <w:rPr>
-          <w:color w:val="ff0000"/>
+          <w:color w:val="000000" w:themeColor="text1"/>
+          <w:sz w:val="24"/>
+          <w:szCs w:val="24"/>
         </w:rPr>
         <w:t xml:space="preserve">{transgre</w:t>
       </w:r>
       <w:r>
         <w:rPr>
-          <w:color w:val="ff0000"/>
+          <w:color w:val="000000" w:themeColor="text1"/>
+          <w:sz w:val="24"/>
+          <w:szCs w:val="24"/>
         </w:rPr>
         <w:t xml:space="preserve">ssa</w:t>
       </w:r>
       <w:r>
         <w:rPr>
-          <w:color w:val="ff0000"/>
+          <w:color w:val="000000" w:themeColor="text1"/>
+          <w:sz w:val="24"/>
+          <w:szCs w:val="24"/>
         </w:rPr>
         <w:t xml:space="preserve">o_afirmativa}</w:t>
       </w:r>
       <w:r>
+        <w:rPr>
+          <w:color w:val="000000" w:themeColor="text1"/>
+          <w:sz w:val="24"/>
+          <w:szCs w:val="24"/>
+        </w:rPr>
         <w:t xml:space="preserve">, </w:t>
       </w:r>
       <w:r>
+        <w:rPr>
+          <w:color w:val="000000" w:themeColor="text1"/>
+          <w:sz w:val="24"/>
+          <w:szCs w:val="24"/>
+        </w:rPr>
         <w:t xml:space="preserve">conforme a ocorrência relatada no Ofício </w:t>
       </w:r>
       <w:r>
         <w:rPr>
-          <w:color w:val="ff0000"/>
+          <w:color w:val="000000" w:themeColor="text1"/>
+          <w:sz w:val="24"/>
+          <w:szCs w:val="24"/>
         </w:rPr>
         <w:t xml:space="preserve">n°</w:t>
       </w:r>
       <w:r>
+        <w:rPr>
+          <w:color w:val="000000" w:themeColor="text1"/>
+          <w:sz w:val="24"/>
+          <w:szCs w:val="24"/>
+        </w:rPr>
         <w:t xml:space="preserve">{</w:t>
       </w:r>
       <w:r>
         <w:rPr>
-          <w:color w:val="ee0000"/>
+          <w:color w:val="000000" w:themeColor="text1"/>
+          <w:sz w:val="24"/>
+          <w:szCs w:val="24"/>
         </w:rPr>
         <w:t xml:space="preserve">Oficio Transgre</w:t>
       </w:r>
       <w:r>
         <w:rPr>
-          <w:color w:val="ee0000"/>
+          <w:color w:val="000000" w:themeColor="text1"/>
+          <w:sz w:val="24"/>
+          <w:szCs w:val="24"/>
         </w:rPr>
         <w:t xml:space="preserve">ss</w:t>
       </w:r>
       <w:r>
         <w:rPr>
-          <w:color w:val="ee0000"/>
+          <w:color w:val="000000" w:themeColor="text1"/>
+          <w:sz w:val="24"/>
+          <w:szCs w:val="24"/>
         </w:rPr>
         <w:t xml:space="preserve">ao}</w:t>
       </w:r>
       <w:r>
         <w:rPr>
-          <w:color w:val="ff0000"/>
+          <w:color w:val="000000" w:themeColor="text1"/>
+          <w:sz w:val="24"/>
+          <w:szCs w:val="24"/>
         </w:rPr>
         <w:t xml:space="preserve">,</w:t>
       </w:r>
       <w:r>
+        <w:rPr>
+          <w:color w:val="000000" w:themeColor="text1"/>
+          <w:sz w:val="24"/>
+          <w:szCs w:val="24"/>
+        </w:rPr>
         <w:t xml:space="preserve"> protocolo COMAER Nº</w:t>
       </w:r>
       <w:r>
         <w:rPr>
-          <w:color w:val="ff0000"/>
+          <w:color w:val="000000" w:themeColor="text1"/>
+          <w:sz w:val="24"/>
+          <w:szCs w:val="24"/>
         </w:rPr>
         <w:t xml:space="preserve">{protocolo comaer}</w:t>
       </w:r>
       <w:r>
         <w:rPr>
-          <w:color w:val="ff0000"/>
+          <w:color w:val="000000" w:themeColor="text1"/>
+          <w:sz w:val="24"/>
+          <w:szCs w:val="24"/>
         </w:rPr>
         <w:t xml:space="preserve">, de</w:t>
       </w:r>
       <w:r>
         <w:rPr>
-          <w:color w:val="ff0000"/>
+          <w:color w:val="000000" w:themeColor="text1"/>
+          <w:sz w:val="24"/>
+          <w:szCs w:val="24"/>
         </w:rPr>
         <w:t xml:space="preserve"> {data_oficio}</w:t>
       </w:r>
       <w:r>
+        <w:rPr>
+          <w:color w:val="000000" w:themeColor="text1"/>
+          <w:sz w:val="24"/>
+          <w:szCs w:val="24"/>
+        </w:rPr>
         <w:t xml:space="preserve">.. Ocorrência realizada no dia</w:t>
       </w:r>
       <w:r>
+        <w:rPr>
+          <w:color w:val="000000" w:themeColor="text1"/>
+          <w:sz w:val="24"/>
+          <w:szCs w:val="24"/>
+        </w:rPr>
         <w:t xml:space="preserve"> </w:t>
       </w:r>
       <w:r>
         <w:rPr>
-          <w:color w:val="ff0000"/>
+          <w:color w:val="000000" w:themeColor="text1"/>
+          <w:sz w:val="24"/>
+          <w:szCs w:val="24"/>
         </w:rPr>
         <w:t xml:space="preserve">{data da Ocorrencia}</w:t>
       </w:r>
       <w:r>
         <w:rPr>
           <w:rFonts w:eastAsia="Times New Roman"/>
-          <w:color w:val="ff0000"/>
+          <w:color w:val="000000" w:themeColor="text1"/>
+          <w:sz w:val="24"/>
+          <w:szCs w:val="24"/>
         </w:rPr>
         <w:t xml:space="preserve">,</w:t>
       </w:r>
       <w:r>
+        <w:rPr>
+          <w:color w:val="000000" w:themeColor="text1"/>
+          <w:sz w:val="24"/>
+          <w:szCs w:val="24"/>
+        </w:rPr>
         <w:t xml:space="preserve"> </w:t>
       </w:r>
       <w:r>
+        <w:rPr>
+          <w:color w:val="000000" w:themeColor="text1"/>
+          <w:sz w:val="24"/>
+          <w:szCs w:val="24"/>
+        </w:rPr>
         <w:t xml:space="preserve">em desacordo com o RDAER, enquadrando-se no item n° </w:t>
       </w:r>
       <w:r>
+        <w:rPr>
+          <w:color w:val="000000" w:themeColor="text1"/>
+          <w:sz w:val="24"/>
+          <w:szCs w:val="24"/>
+        </w:rPr>
         <w:t xml:space="preserve">{</w:t>
       </w:r>
       <w:r>
         <w:rPr>
           <w:rFonts w:eastAsia="Times New Roman"/>
+          <w:color w:val="000000" w:themeColor="text1"/>
+          <w:sz w:val="24"/>
+          <w:szCs w:val="24"/>
         </w:rPr>
         <w:t xml:space="preserve">Itens enquadrados}</w:t>
       </w:r>
       <w:r>
+        <w:rPr>
+          <w:color w:val="000000" w:themeColor="text1"/>
+          <w:sz w:val="24"/>
+          <w:szCs w:val="24"/>
+        </w:rPr>
         <w:t xml:space="preserve"> </w:t>
       </w:r>
       <w:r>
+        <w:rPr>
+          <w:color w:val="000000" w:themeColor="text1"/>
+          <w:sz w:val="24"/>
+          <w:szCs w:val="24"/>
+        </w:rPr>
         <w:t xml:space="preserve">do </w:t>
       </w:r>
       <w:r>
+        <w:rPr>
+          <w:color w:val="000000" w:themeColor="text1"/>
+          <w:sz w:val="24"/>
+          <w:szCs w:val="24"/>
+        </w:rPr>
         <w:t xml:space="preserve">art. 10 do RDAER, </w:t>
       </w:r>
       <w:r>
         <w:rPr>
-          <w:color w:val="ff0000"/>
+          <w:color w:val="000000" w:themeColor="text1"/>
+          <w:sz w:val="24"/>
+          <w:szCs w:val="24"/>
         </w:rPr>
         <w:t xml:space="preserve">com atenuante da letra </w:t>
       </w:r>
       <w:r>
         <w:rPr>
-          <w:color w:val="ff0000"/>
+          <w:color w:val="000000" w:themeColor="text1"/>
+          <w:sz w:val="24"/>
+          <w:szCs w:val="24"/>
         </w:rPr>
         <w:t xml:space="preserve">{Atenuante} </w:t>
       </w:r>
       <w:r>
         <w:rPr>
-          <w:color w:val="ff0000"/>
+          <w:color w:val="000000" w:themeColor="text1"/>
+          <w:sz w:val="24"/>
+          <w:szCs w:val="24"/>
         </w:rPr>
         <w:t xml:space="preserve">do n° 2 e agravante da letra </w:t>
       </w:r>
       <w:r>
         <w:rPr>
-          <w:color w:val="ff0000"/>
+          <w:color w:val="000000" w:themeColor="text1"/>
+          <w:sz w:val="24"/>
+          <w:szCs w:val="24"/>
         </w:rPr>
         <w:t xml:space="preserve">{agravantes} </w:t>
       </w:r>
       <w:r>
         <w:rPr>
-          <w:color w:val="ff0000"/>
+          <w:color w:val="000000" w:themeColor="text1"/>
+          <w:sz w:val="24"/>
+          <w:szCs w:val="24"/>
         </w:rPr>
         <w:t xml:space="preserve">do n° 3 do art</w:t>
       </w:r>
       <w:r>
         <w:rPr>
           <w:rFonts w:cs="Times New Roman"/>
-          <w:color w:val="ff0000"/>
+          <w:color w:val="000000" w:themeColor="text1"/>
+          <w:sz w:val="24"/>
+          <w:szCs w:val="24"/>
         </w:rPr>
         <w:t xml:space="preserve">. 13 do RDAER</w:t>
       </w:r>
       <w:r>
+        <w:rPr>
+          <w:color w:val="000000" w:themeColor="text1"/>
+          <w:sz w:val="24"/>
+          <w:szCs w:val="24"/>
+        </w:rPr>
         <w:t xml:space="preserve">., transgressão {natureza_transgr</w:t>
       </w:r>
       <w:r>
+        <w:rPr>
+          <w:color w:val="000000" w:themeColor="text1"/>
+          <w:sz w:val="24"/>
+          <w:szCs w:val="24"/>
+        </w:rPr>
         <w:t xml:space="preserve">essa</w:t>
       </w:r>
       <w:r>
+        <w:rPr>
+          <w:color w:val="000000" w:themeColor="text1"/>
+          <w:sz w:val="24"/>
+          <w:szCs w:val="24"/>
+        </w:rPr>
         <w:t xml:space="preserve">o}. </w:t>
       </w:r>
       <w:r>
+        <w:rPr>
+          <w:color w:val="000000" w:themeColor="text1"/>
+          <w:sz w:val="24"/>
+          <w:szCs w:val="24"/>
+        </w:rPr>
         <w:t xml:space="preserve">{mudou} </w:t>
       </w:r>
       <w:r>
+        <w:rPr>
+          <w:color w:val="000000" w:themeColor="text1"/>
+          <w:sz w:val="24"/>
+          <w:szCs w:val="24"/>
+        </w:rPr>
         <w:t xml:space="preserve">no </w:t>
       </w:r>
       <w:r>
+        <w:rPr>
+          <w:color w:val="000000" w:themeColor="text1"/>
+          <w:sz w:val="24"/>
+          <w:szCs w:val="24"/>
+        </w:rPr>
         <w:t xml:space="preserve">{comportamento}</w:t>
       </w:r>
-      <w:r/>
+      <w:r>
+        <w:rPr>
+          <w:color w:val="000000" w:themeColor="text1"/>
+          <w:sz w:val="24"/>
+          <w:szCs w:val="24"/>
+        </w:rPr>
+      </w:r>
     </w:p>
     <w:p>
       <w:pPr>
         <w:pStyle w:val="919"/>
         <w:pBdr/>
-        <w:spacing/>
+        <w:spacing w:before="0" w:beforeAutospacing="0" w:line="240" w:lineRule="auto"/>
         <w:ind/>
         <w:jc w:val="both"/>
-        <w:rPr/>
-      </w:pPr>
-      <w:r/>
-      <w:r/>
+        <w:rPr>
+          <w:color w:val="000000" w:themeColor="text1"/>
+          <w:sz w:val="24"/>
+          <w:szCs w:val="24"/>
+        </w:rPr>
+      </w:pPr>
+      <w:r>
+        <w:rPr>
+          <w:color w:val="000000" w:themeColor="text1"/>
+          <w:sz w:val="24"/>
+          <w:szCs w:val="24"/>
+        </w:rPr>
+      </w:r>
+      <w:r>
+        <w:rPr>
+          <w:color w:val="000000" w:themeColor="text1"/>
+          <w:sz w:val="24"/>
+          <w:szCs w:val="24"/>
+        </w:rPr>
+      </w:r>
     </w:p>
     <w:p>
       <w:pPr>
         <w:pStyle w:val="919"/>
         <w:pBdr/>
-        <w:spacing/>
+        <w:spacing w:before="0" w:beforeAutospacing="0" w:line="240" w:lineRule="auto"/>
         <w:ind/>
         <w:jc w:val="both"/>
-        <w:rPr/>
-      </w:pPr>
-      <w:r/>
-      <w:r/>
+        <w:rPr>
+          <w:color w:val="000000" w:themeColor="text1"/>
+          <w:sz w:val="24"/>
+          <w:szCs w:val="24"/>
+        </w:rPr>
+      </w:pPr>
+      <w:r>
+        <w:rPr>
+          <w:color w:val="000000" w:themeColor="text1"/>
+          <w:sz w:val="24"/>
+          <w:szCs w:val="24"/>
+        </w:rPr>
+      </w:r>
+      <w:r>
+        <w:rPr>
+          <w:color w:val="000000" w:themeColor="text1"/>
+          <w:sz w:val="24"/>
+          <w:szCs w:val="24"/>
+        </w:rPr>
+      </w:r>
     </w:p>
     <w:p>
       <w:pPr>
         <w:pStyle w:val="919"/>
         <w:pBdr/>
-        <w:spacing/>
+        <w:spacing w:before="0" w:beforeAutospacing="0" w:line="240" w:lineRule="auto"/>
         <w:ind/>
         <w:jc w:val="both"/>
-        <w:rPr/>
-      </w:pPr>
-      <w:r/>
-      <w:r/>
+        <w:rPr>
+          <w:color w:val="000000" w:themeColor="text1"/>
+          <w:sz w:val="24"/>
+          <w:szCs w:val="24"/>
+        </w:rPr>
+      </w:pPr>
+      <w:r>
+        <w:rPr>
+          <w:color w:val="000000" w:themeColor="text1"/>
+          <w:sz w:val="24"/>
+          <w:szCs w:val="24"/>
+        </w:rPr>
+      </w:r>
+      <w:r>
+        <w:rPr>
+          <w:color w:val="000000" w:themeColor="text1"/>
+          <w:sz w:val="24"/>
+          <w:szCs w:val="24"/>
+        </w:rPr>
+      </w:r>
     </w:p>
     <w:p>
       <w:pPr>
         <w:pStyle w:val="919"/>
         <w:pBdr/>
-        <w:spacing/>
+        <w:spacing w:before="0" w:beforeAutospacing="0" w:line="240" w:lineRule="auto"/>
         <w:ind/>
         <w:jc w:val="both"/>
-        <w:rPr/>
-      </w:pPr>
-      <w:r>
+        <w:rPr>
+          <w:color w:val="000000" w:themeColor="text1"/>
+          <w:sz w:val="24"/>
+          <w:szCs w:val="24"/>
+        </w:rPr>
+      </w:pPr>
+      <w:r>
+        <w:rPr>
+          <w:color w:val="000000" w:themeColor="text1"/>
+          <w:sz w:val="24"/>
+          <w:szCs w:val="24"/>
+        </w:rPr>
         <w:t xml:space="preserve"> </w:t>
       </w:r>
-      <w:r/>
+      <w:r>
+        <w:rPr>
+          <w:color w:val="000000" w:themeColor="text1"/>
+          <w:sz w:val="24"/>
+          <w:szCs w:val="24"/>
+        </w:rPr>
+      </w:r>
     </w:p>
     <w:p>
       <w:pPr>
         <w:pStyle w:val="919"/>
         <w:pBdr/>
-        <w:spacing/>
+        <w:spacing w:before="0" w:beforeAutospacing="0" w:line="240" w:lineRule="auto"/>
         <w:ind/>
         <w:rPr>
           <w:bCs/>
+          <w:color w:val="000000" w:themeColor="text1"/>
+          <w:sz w:val="24"/>
+          <w:szCs w:val="24"/>
         </w:rPr>
       </w:pPr>
       <w:r>
         <w:rPr>
           <w:bCs/>
+          <w:color w:val="000000" w:themeColor="text1"/>
+          <w:sz w:val="24"/>
+          <w:szCs w:val="24"/>
         </w:rPr>
       </w:r>
       <w:r>
         <w:rPr>
           <w:bCs/>
+          <w:color w:val="000000" w:themeColor="text1"/>
+          <w:sz w:val="24"/>
+          <w:szCs w:val="24"/>
         </w:rPr>
       </w:r>
       <w:r>
         <w:rPr>
           <w:bCs/>
+          <w:color w:val="000000" w:themeColor="text1"/>
+          <w:sz w:val="24"/>
+          <w:szCs w:val="24"/>
         </w:rPr>
       </w:r>
     </w:p>
@@ -3190,26 +4118,38 @@
       <w:pPr>
         <w:pStyle w:val="919"/>
         <w:pBdr/>
-        <w:spacing/>
+        <w:spacing w:before="0" w:beforeAutospacing="0" w:line="240" w:lineRule="auto"/>
         <w:ind/>
         <w:jc w:val="both"/>
         <w:rPr>
           <w:bCs/>
+          <w:color w:val="000000" w:themeColor="text1"/>
+          <w:sz w:val="24"/>
+          <w:szCs w:val="24"/>
         </w:rPr>
       </w:pPr>
       <w:r>
         <w:rPr>
           <w:bCs/>
+          <w:color w:val="000000" w:themeColor="text1"/>
+          <w:sz w:val="24"/>
+          <w:szCs w:val="24"/>
         </w:rPr>
       </w:r>
       <w:r>
         <w:rPr>
           <w:bCs/>
+          <w:color w:val="000000" w:themeColor="text1"/>
+          <w:sz w:val="24"/>
+          <w:szCs w:val="24"/>
         </w:rPr>
       </w:r>
       <w:r>
         <w:rPr>
           <w:bCs/>
+          <w:color w:val="000000" w:themeColor="text1"/>
+          <w:sz w:val="24"/>
+          <w:szCs w:val="24"/>
         </w:rPr>
       </w:r>
     </w:p>
@@ -3217,94 +4157,168 @@
       <w:pPr>
         <w:pStyle w:val="919"/>
         <w:pBdr/>
-        <w:spacing/>
+        <w:spacing w:before="0" w:beforeAutospacing="0" w:line="240" w:lineRule="auto"/>
         <w:ind/>
         <w:jc w:val="right"/>
-        <w:rPr/>
-      </w:pPr>
-      <w:r/>
-      <w:r/>
+        <w:rPr>
+          <w:color w:val="000000" w:themeColor="text1"/>
+          <w:sz w:val="24"/>
+          <w:szCs w:val="24"/>
+        </w:rPr>
+      </w:pPr>
+      <w:r>
+        <w:rPr>
+          <w:color w:val="000000" w:themeColor="text1"/>
+          <w:sz w:val="24"/>
+          <w:szCs w:val="24"/>
+        </w:rPr>
+      </w:r>
+      <w:r>
+        <w:rPr>
+          <w:color w:val="000000" w:themeColor="text1"/>
+          <w:sz w:val="24"/>
+          <w:szCs w:val="24"/>
+        </w:rPr>
+      </w:r>
     </w:p>
     <w:p>
       <w:pPr>
         <w:pBdr/>
-        <w:spacing w:line="203" w:lineRule="exact"/>
+        <w:spacing w:before="0" w:beforeAutospacing="0" w:line="240" w:lineRule="auto"/>
         <w:ind/>
         <w:jc w:val="right"/>
         <w:rPr>
           <w:rFonts w:eastAsia="Times New Roman"/>
+          <w:color w:val="000000" w:themeColor="text1"/>
+          <w:sz w:val="24"/>
+          <w:szCs w:val="24"/>
         </w:rPr>
       </w:pPr>
       <w:r>
         <w:rPr>
           <w:rFonts w:eastAsia="Times New Roman"/>
-          <w:color w:val="ff0000"/>
+          <w:color w:val="000000" w:themeColor="text1"/>
+          <w:sz w:val="24"/>
+          <w:szCs w:val="24"/>
         </w:rPr>
         <w:t xml:space="preserve">Rio de Janeiro, {dia} de {Mês} de {Ano}</w:t>
       </w:r>
       <w:r>
         <w:rPr>
           <w:rFonts w:eastAsia="Times New Roman"/>
+          <w:color w:val="000000" w:themeColor="text1"/>
+          <w:sz w:val="24"/>
+          <w:szCs w:val="24"/>
         </w:rPr>
         <w:t xml:space="preserve">.</w:t>
       </w:r>
       <w:r>
         <w:rPr>
           <w:rFonts w:eastAsia="Times New Roman"/>
+          <w:color w:val="000000" w:themeColor="text1"/>
+          <w:sz w:val="24"/>
+          <w:szCs w:val="24"/>
         </w:rPr>
       </w:r>
       <w:r>
         <w:rPr>
           <w:rFonts w:eastAsia="Times New Roman"/>
+          <w:color w:val="000000" w:themeColor="text1"/>
+          <w:sz w:val="24"/>
+          <w:szCs w:val="24"/>
         </w:rPr>
       </w:r>
     </w:p>
     <w:p>
       <w:pPr>
         <w:pBdr/>
-        <w:spacing w:line="203" w:lineRule="exact"/>
+        <w:spacing w:before="0" w:beforeAutospacing="0" w:line="240" w:lineRule="auto"/>
         <w:ind/>
         <w:jc w:val="right"/>
-        <w:rPr/>
-      </w:pPr>
-      <w:r/>
-      <w:r/>
+        <w:rPr>
+          <w:color w:val="000000" w:themeColor="text1"/>
+          <w:sz w:val="24"/>
+          <w:szCs w:val="24"/>
+        </w:rPr>
+      </w:pPr>
+      <w:r>
+        <w:rPr>
+          <w:color w:val="000000" w:themeColor="text1"/>
+          <w:sz w:val="24"/>
+          <w:szCs w:val="24"/>
+        </w:rPr>
+      </w:r>
+      <w:r>
+        <w:rPr>
+          <w:color w:val="000000" w:themeColor="text1"/>
+          <w:sz w:val="24"/>
+          <w:szCs w:val="24"/>
+        </w:rPr>
+      </w:r>
     </w:p>
     <w:p>
       <w:pPr>
         <w:pBdr/>
-        <w:spacing w:line="203" w:lineRule="exact"/>
+        <w:spacing w:before="0" w:beforeAutospacing="0" w:line="240" w:lineRule="auto"/>
         <w:ind/>
         <w:jc w:val="right"/>
-        <w:rPr/>
-      </w:pPr>
-      <w:r/>
-      <w:r/>
+        <w:rPr>
+          <w:color w:val="000000" w:themeColor="text1"/>
+          <w:sz w:val="24"/>
+          <w:szCs w:val="24"/>
+        </w:rPr>
+      </w:pPr>
+      <w:r>
+        <w:rPr>
+          <w:color w:val="000000" w:themeColor="text1"/>
+          <w:sz w:val="24"/>
+          <w:szCs w:val="24"/>
+        </w:rPr>
+      </w:r>
+      <w:r>
+        <w:rPr>
+          <w:color w:val="000000" w:themeColor="text1"/>
+          <w:sz w:val="24"/>
+          <w:szCs w:val="24"/>
+        </w:rPr>
+      </w:r>
     </w:p>
     <w:p>
       <w:pPr>
         <w:pStyle w:val="919"/>
         <w:pBdr/>
-        <w:spacing/>
+        <w:spacing w:before="0" w:beforeAutospacing="0" w:line="240" w:lineRule="auto"/>
         <w:ind/>
         <w:jc w:val="right"/>
         <w:rPr>
           <w:bCs/>
+          <w:color w:val="000000" w:themeColor="text1"/>
+          <w:sz w:val="24"/>
+          <w:szCs w:val="24"/>
         </w:rPr>
       </w:pPr>
       <w:r>
         <w:rPr>
           <w:bCs/>
+          <w:color w:val="000000" w:themeColor="text1"/>
+          <w:sz w:val="24"/>
+          <w:szCs w:val="24"/>
         </w:rPr>
       </w:r>
       <w:r>
         <w:rPr>
           <w:bCs/>
+          <w:color w:val="000000" w:themeColor="text1"/>
+          <w:sz w:val="24"/>
+          <w:szCs w:val="24"/>
         </w:rPr>
       </w:r>
       <w:r>
         <w:rPr>
           <w:bCs/>
+          <w:color w:val="000000" w:themeColor="text1"/>
+          <w:sz w:val="24"/>
+          <w:szCs w:val="24"/>
         </w:rPr>
       </w:r>
     </w:p>
@@ -3312,82 +4326,130 @@
       <w:pPr>
         <w:pStyle w:val="919"/>
         <w:pBdr/>
-        <w:spacing/>
+        <w:spacing w:before="0" w:beforeAutospacing="0" w:line="240" w:lineRule="auto"/>
         <w:ind/>
         <w:jc w:val="center"/>
-        <w:rPr/>
-      </w:pPr>
-      <w:r>
+        <w:rPr>
+          <w:color w:val="000000" w:themeColor="text1"/>
+          <w:sz w:val="24"/>
+          <w:szCs w:val="24"/>
+        </w:rPr>
+      </w:pPr>
+      <w:r>
+        <w:rPr>
+          <w:color w:val="000000" w:themeColor="text1"/>
+          <w:sz w:val="24"/>
+          <w:szCs w:val="24"/>
+        </w:rPr>
         <w:t xml:space="preserve">{Assinatura Comandante do GSD}</w:t>
       </w:r>
-      <w:r/>
+      <w:r>
+        <w:rPr>
+          <w:color w:val="000000" w:themeColor="text1"/>
+          <w:sz w:val="24"/>
+          <w:szCs w:val="24"/>
+        </w:rPr>
+      </w:r>
     </w:p>
     <w:p>
       <w:pPr>
         <w:pStyle w:val="919"/>
         <w:pBdr/>
-        <w:spacing/>
+        <w:spacing w:before="0" w:beforeAutospacing="0" w:line="240" w:lineRule="auto"/>
         <w:ind/>
         <w:jc w:val="center"/>
-        <w:rPr/>
-      </w:pPr>
-      <w:r>
-        <w:rPr>
-          <w:color w:val="ff0000"/>
+        <w:rPr>
+          <w:color w:val="000000" w:themeColor="text1"/>
+          <w:sz w:val="24"/>
+          <w:szCs w:val="24"/>
+        </w:rPr>
+      </w:pPr>
+      <w:r>
+        <w:rPr>
+          <w:color w:val="000000" w:themeColor="text1"/>
+          <w:sz w:val="24"/>
+          <w:szCs w:val="24"/>
         </w:rPr>
         <w:t xml:space="preserve">{Comandante /Posto/Especialização}</w:t>
       </w:r>
-      <w:r/>
+      <w:r>
+        <w:rPr>
+          <w:color w:val="000000" w:themeColor="text1"/>
+          <w:sz w:val="24"/>
+          <w:szCs w:val="24"/>
+        </w:rPr>
+      </w:r>
     </w:p>
     <w:p>
       <w:pPr>
         <w:pStyle w:val="919"/>
         <w:pBdr/>
-        <w:spacing/>
+        <w:spacing w:before="0" w:beforeAutospacing="0" w:line="240" w:lineRule="auto"/>
         <w:ind/>
         <w:jc w:val="center"/>
-        <w:rPr/>
-      </w:pPr>
-      <w:r>
+        <w:rPr>
+          <w:color w:val="000000" w:themeColor="text1"/>
+          <w:sz w:val="24"/>
+          <w:szCs w:val="24"/>
+        </w:rPr>
+      </w:pPr>
+      <w:r>
+        <w:rPr>
+          <w:color w:val="000000" w:themeColor="text1"/>
+          <w:sz w:val="24"/>
+          <w:szCs w:val="24"/>
+        </w:rPr>
         <w:t xml:space="preserve">COMANDANTE DO GSD-GL</w:t>
       </w:r>
-      <w:r/>
+      <w:r>
+        <w:rPr>
+          <w:color w:val="000000" w:themeColor="text1"/>
+          <w:sz w:val="24"/>
+          <w:szCs w:val="24"/>
+        </w:rPr>
+      </w:r>
     </w:p>
     <w:p>
       <w:pPr>
         <w:pStyle w:val="919"/>
         <w:pBdr/>
-        <w:spacing/>
+        <w:spacing w:before="0" w:beforeAutospacing="0" w:line="240" w:lineRule="auto"/>
         <w:ind/>
         <w:jc w:val="center"/>
         <w:rPr>
           <w:color w:val="000000"/>
+          <w:sz w:val="24"/>
+          <w:szCs w:val="24"/>
         </w:rPr>
       </w:pPr>
       <w:r>
         <w:rPr>
           <w:color w:val="000000"/>
+          <w:sz w:val="24"/>
+          <w:szCs w:val="24"/>
         </w:rPr>
       </w:r>
       <w:r>
         <w:rPr>
           <w:color w:val="000000"/>
+          <w:sz w:val="24"/>
+          <w:szCs w:val="24"/>
         </w:rPr>
       </w:r>
       <w:r>
         <w:rPr>
           <w:color w:val="000000"/>
+          <w:sz w:val="24"/>
+          <w:szCs w:val="24"/>
         </w:rPr>
       </w:r>
     </w:p>
     <w:sectPr>
-      <w:headerReference w:type="default" r:id="rId8"/>
-      <w:footerReference w:type="default" r:id="rId9"/>
       <w:footnotePr/>
       <w:endnotePr/>
       <w:type w:val="nextPage"/>
       <w:pgSz w:h="16837" w:orient="portrait" w:w="11905"/>
-      <w:pgMar w:top="993" w:right="1134" w:bottom="1134" w:left="1134" w:header="720" w:footer="457" w:gutter="0"/>
+      <w:pgMar w:top="568" w:right="1134" w:bottom="1134" w:left="1134" w:header="720" w:footer="457" w:gutter="0"/>
       <w:cols w:num="1" w:sep="0" w:space="720" w:equalWidth="1"/>
     </w:sectPr>
   </w:body>

--- a/GsdAutomatico/pdf/RELATORIO_DELTA.docx
+++ b/GsdAutomatico/pdf/RELATORIO_DELTA.docx
@@ -6,7 +6,7 @@
       <w:pPr>
         <w:pStyle w:val="926"/>
         <w:pBdr/>
-        <w:spacing w:before="0" w:beforeAutospacing="0" w:line="240" w:lineRule="auto"/>
+        <w:spacing w:after="28" w:afterAutospacing="0" w:before="0" w:beforeAutospacing="0" w:line="240" w:lineRule="auto"/>
         <w:ind/>
         <w:jc w:val="center"/>
         <w:rPr>
@@ -41,7 +41,7 @@
       <w:pPr>
         <w:pStyle w:val="926"/>
         <w:pBdr/>
-        <w:spacing w:before="0" w:beforeAutospacing="0" w:line="240" w:lineRule="auto"/>
+        <w:spacing w:after="28" w:afterAutospacing="0" w:before="0" w:beforeAutospacing="0" w:line="240" w:lineRule="auto"/>
         <w:ind/>
         <w:jc w:val="center"/>
         <w:rPr>
@@ -83,7 +83,7 @@
       <w:pPr>
         <w:pStyle w:val="926"/>
         <w:pBdr/>
-        <w:spacing w:before="0" w:beforeAutospacing="0" w:line="240" w:lineRule="auto"/>
+        <w:spacing w:after="28" w:afterAutospacing="0" w:before="0" w:beforeAutospacing="0" w:line="240" w:lineRule="auto"/>
         <w:ind/>
         <w:jc w:val="center"/>
         <w:rPr>
@@ -125,7 +125,7 @@
       <w:pPr>
         <w:pStyle w:val="926"/>
         <w:pBdr/>
-        <w:spacing w:before="0" w:beforeAutospacing="0" w:line="240" w:lineRule="auto"/>
+        <w:spacing w:after="28" w:afterAutospacing="0" w:before="0" w:beforeAutospacing="0" w:line="240" w:lineRule="auto"/>
         <w:ind/>
         <w:jc w:val="center"/>
         <w:rPr>
@@ -173,7 +173,7 @@
       <w:pPr>
         <w:pStyle w:val="919"/>
         <w:pBdr/>
-        <w:spacing w:before="0" w:beforeAutospacing="0" w:line="240" w:lineRule="auto"/>
+        <w:spacing w:after="28" w:afterAutospacing="0" w:before="0" w:beforeAutospacing="0" w:line="240" w:lineRule="auto"/>
         <w:ind/>
         <w:jc w:val="center"/>
         <w:rPr>
@@ -231,7 +231,7 @@
         <w:tabs>
           <w:tab w:val="left" w:leader="none" w:pos="0"/>
         </w:tabs>
-        <w:spacing w:before="0" w:beforeAutospacing="0" w:line="240" w:lineRule="auto"/>
+        <w:spacing w:after="28" w:afterAutospacing="0" w:before="0" w:beforeAutospacing="0" w:line="240" w:lineRule="auto"/>
         <w:ind/>
         <w:rPr>
           <w:sz w:val="24"/>
@@ -264,7 +264,7 @@
       <w:pPr>
         <w:pStyle w:val="928"/>
         <w:pBdr/>
-        <w:spacing w:before="0" w:beforeAutospacing="0" w:line="240" w:lineRule="auto"/>
+        <w:spacing w:after="28" w:afterAutospacing="0" w:before="0" w:beforeAutospacing="0" w:line="240" w:lineRule="auto"/>
         <w:ind/>
         <w:jc w:val="center"/>
         <w:rPr>
@@ -300,7 +300,7 @@
           <w:tab w:val="left" w:leader="none" w:pos="0"/>
           <w:tab w:val="left" w:leader="none" w:pos="10348"/>
         </w:tabs>
-        <w:spacing w:before="0" w:beforeAutospacing="0" w:line="240" w:lineRule="auto"/>
+        <w:spacing w:after="28" w:afterAutospacing="0" w:before="0" w:beforeAutospacing="0" w:line="240" w:lineRule="auto"/>
         <w:ind/>
         <w:jc w:val="center"/>
         <w:rPr>
@@ -336,7 +336,7 @@
       <w:pPr>
         <w:pStyle w:val="919"/>
         <w:pBdr/>
-        <w:spacing w:before="0" w:beforeAutospacing="0" w:line="240" w:lineRule="auto"/>
+        <w:spacing w:after="28" w:afterAutospacing="0" w:before="0" w:beforeAutospacing="0" w:line="240" w:lineRule="auto"/>
         <w:ind/>
         <w:jc w:val="center"/>
         <w:rPr>
@@ -375,7 +375,7 @@
       <w:pPr>
         <w:pStyle w:val="919"/>
         <w:pBdr/>
-        <w:spacing w:before="0" w:beforeAutospacing="0" w:line="240" w:lineRule="auto"/>
+        <w:spacing w:after="28" w:afterAutospacing="0" w:before="0" w:beforeAutospacing="0" w:line="240" w:lineRule="auto"/>
         <w:ind/>
         <w:jc w:val="center"/>
         <w:rPr>
@@ -414,7 +414,7 @@
     <w:p>
       <w:pPr>
         <w:pBdr/>
-        <w:spacing w:before="0" w:beforeAutospacing="0" w:line="240" w:lineRule="auto"/>
+        <w:spacing w:after="28" w:afterAutospacing="0" w:before="0" w:beforeAutospacing="0" w:line="240" w:lineRule="auto"/>
         <w:ind/>
         <w:jc w:val="center"/>
         <w:rPr>
@@ -462,12 +462,19 @@
           <w:szCs w:val="22"/>
         </w:rPr>
       </w:r>
+      <w:r>
+        <w:rPr>
+          <w:color w:val="000000" w:themeColor="text1"/>
+          <w:sz w:val="22"/>
+          <w:szCs w:val="22"/>
+        </w:rPr>
+      </w:r>
     </w:p>
     <w:p>
       <w:pPr>
         <w:pStyle w:val="919"/>
         <w:pBdr/>
-        <w:spacing w:before="0" w:beforeAutospacing="0" w:line="240" w:lineRule="auto"/>
+        <w:spacing w:after="28" w:afterAutospacing="0" w:before="0" w:beforeAutospacing="0" w:line="240" w:lineRule="auto"/>
         <w:ind/>
         <w:jc w:val="center"/>
         <w:rPr>
@@ -475,6 +482,12 @@
           <w:szCs w:val="24"/>
         </w:rPr>
       </w:pPr>
+      <w:r>
+        <w:rPr>
+          <w:sz w:val="24"/>
+          <w:szCs w:val="24"/>
+        </w:rPr>
+      </w:r>
       <w:r>
         <w:rPr>
           <w:sz w:val="24"/>
@@ -492,7 +505,7 @@
       <w:pPr>
         <w:pStyle w:val="919"/>
         <w:pBdr/>
-        <w:spacing w:before="0" w:beforeAutospacing="0" w:line="240" w:lineRule="auto"/>
+        <w:spacing w:after="28" w:afterAutospacing="0" w:before="0" w:beforeAutospacing="0" w:line="240" w:lineRule="auto"/>
         <w:ind/>
         <w:jc w:val="both"/>
         <w:rPr>
@@ -500,6 +513,12 @@
           <w:szCs w:val="24"/>
         </w:rPr>
       </w:pPr>
+      <w:r>
+        <w:rPr>
+          <w:sz w:val="24"/>
+          <w:szCs w:val="24"/>
+        </w:rPr>
+      </w:r>
       <w:r>
         <w:rPr>
           <w:sz w:val="24"/>
@@ -517,7 +536,7 @@
       <w:pPr>
         <w:pStyle w:val="919"/>
         <w:pBdr/>
-        <w:spacing w:before="0" w:beforeAutospacing="0" w:line="240" w:lineRule="auto"/>
+        <w:spacing w:after="28" w:afterAutospacing="0" w:before="0" w:beforeAutospacing="0" w:line="240" w:lineRule="auto"/>
         <w:ind/>
         <w:jc w:val="both"/>
         <w:rPr>
@@ -851,7 +870,7 @@
       <w:pPr>
         <w:pStyle w:val="919"/>
         <w:pBdr/>
-        <w:spacing w:before="0" w:beforeAutospacing="0" w:line="240" w:lineRule="auto"/>
+        <w:spacing w:after="28" w:afterAutospacing="0" w:before="0" w:beforeAutospacing="0" w:line="240" w:lineRule="auto"/>
         <w:ind/>
         <w:jc w:val="both"/>
         <w:rPr>
@@ -860,6 +879,13 @@
           <w:szCs w:val="24"/>
         </w:rPr>
       </w:pPr>
+      <w:r>
+        <w:rPr>
+          <w:color w:val="000000" w:themeColor="text1"/>
+          <w:sz w:val="24"/>
+          <w:szCs w:val="24"/>
+        </w:rPr>
+      </w:r>
       <w:r>
         <w:rPr>
           <w:color w:val="000000" w:themeColor="text1"/>
@@ -879,7 +905,7 @@
       <w:pPr>
         <w:pStyle w:val="919"/>
         <w:pBdr/>
-        <w:spacing w:before="0" w:beforeAutospacing="0" w:line="240" w:lineRule="auto"/>
+        <w:spacing w:after="28" w:afterAutospacing="0" w:before="0" w:beforeAutospacing="0" w:line="240" w:lineRule="auto"/>
         <w:ind w:firstLine="708"/>
         <w:jc w:val="both"/>
         <w:rPr>
@@ -1015,12 +1041,19 @@
           <w:szCs w:val="24"/>
         </w:rPr>
       </w:r>
+      <w:r>
+        <w:rPr>
+          <w:color w:val="000000" w:themeColor="text1"/>
+          <w:sz w:val="24"/>
+          <w:szCs w:val="24"/>
+        </w:rPr>
+      </w:r>
     </w:p>
     <w:p>
       <w:pPr>
         <w:pStyle w:val="919"/>
         <w:pBdr/>
-        <w:spacing w:before="0" w:beforeAutospacing="0" w:line="240" w:lineRule="auto"/>
+        <w:spacing w:after="28" w:afterAutospacing="0" w:before="0" w:beforeAutospacing="0" w:line="240" w:lineRule="auto"/>
         <w:ind w:firstLine="708"/>
         <w:jc w:val="both"/>
         <w:rPr>
@@ -1235,12 +1268,19 @@
           <w:szCs w:val="24"/>
         </w:rPr>
       </w:r>
+      <w:r>
+        <w:rPr>
+          <w:color w:val="000000" w:themeColor="text1"/>
+          <w:sz w:val="24"/>
+          <w:szCs w:val="24"/>
+        </w:rPr>
+      </w:r>
     </w:p>
     <w:p>
       <w:pPr>
         <w:pStyle w:val="919"/>
         <w:pBdr/>
-        <w:spacing w:before="0" w:beforeAutospacing="0" w:line="240" w:lineRule="auto"/>
+        <w:spacing w:after="28" w:afterAutospacing="0" w:before="0" w:beforeAutospacing="0" w:line="240" w:lineRule="auto"/>
         <w:ind w:firstLine="708"/>
         <w:jc w:val="both"/>
         <w:rPr>
@@ -1263,12 +1303,19 @@
           <w:szCs w:val="24"/>
         </w:rPr>
       </w:r>
+      <w:r>
+        <w:rPr>
+          <w:color w:val="000000" w:themeColor="text1"/>
+          <w:sz w:val="24"/>
+          <w:szCs w:val="24"/>
+        </w:rPr>
+      </w:r>
     </w:p>
     <w:p>
       <w:pPr>
         <w:pStyle w:val="919"/>
         <w:pBdr/>
-        <w:spacing w:before="0" w:beforeAutospacing="0" w:line="240" w:lineRule="auto"/>
+        <w:spacing w:after="28" w:afterAutospacing="0" w:before="0" w:beforeAutospacing="0" w:line="240" w:lineRule="auto"/>
         <w:ind w:firstLine="708"/>
         <w:jc w:val="both"/>
         <w:rPr>
@@ -1292,12 +1339,19 @@
           <w:szCs w:val="24"/>
         </w:rPr>
       </w:r>
+      <w:r>
+        <w:rPr>
+          <w:color w:val="000000" w:themeColor="text1"/>
+          <w:sz w:val="24"/>
+          <w:szCs w:val="24"/>
+        </w:rPr>
+      </w:r>
     </w:p>
     <w:p>
       <w:pPr>
         <w:pStyle w:val="919"/>
         <w:pBdr/>
-        <w:spacing w:before="0" w:beforeAutospacing="0" w:line="240" w:lineRule="auto"/>
+        <w:spacing w:after="28" w:afterAutospacing="0" w:before="0" w:beforeAutospacing="0" w:line="240" w:lineRule="auto"/>
         <w:ind w:firstLine="708"/>
         <w:jc w:val="both"/>
         <w:rPr>
@@ -1320,12 +1374,19 @@
           <w:szCs w:val="24"/>
         </w:rPr>
       </w:r>
+      <w:r>
+        <w:rPr>
+          <w:color w:val="000000" w:themeColor="text1"/>
+          <w:sz w:val="24"/>
+          <w:szCs w:val="24"/>
+        </w:rPr>
+      </w:r>
     </w:p>
     <w:p>
       <w:pPr>
         <w:pStyle w:val="919"/>
         <w:pBdr/>
-        <w:spacing w:before="0" w:beforeAutospacing="0" w:line="240" w:lineRule="auto"/>
+        <w:spacing w:after="28" w:afterAutospacing="0" w:before="0" w:beforeAutospacing="0" w:line="240" w:lineRule="auto"/>
         <w:ind w:firstLine="708"/>
         <w:jc w:val="both"/>
         <w:rPr>
@@ -1397,12 +1458,19 @@
           <w:szCs w:val="24"/>
         </w:rPr>
       </w:r>
+      <w:r>
+        <w:rPr>
+          <w:color w:val="000000" w:themeColor="text1"/>
+          <w:sz w:val="24"/>
+          <w:szCs w:val="24"/>
+        </w:rPr>
+      </w:r>
     </w:p>
     <w:p>
       <w:pPr>
         <w:pStyle w:val="919"/>
         <w:pBdr/>
-        <w:spacing w:before="0" w:beforeAutospacing="0" w:line="240" w:lineRule="auto"/>
+        <w:spacing w:after="28" w:afterAutospacing="0" w:before="0" w:beforeAutospacing="0" w:line="240" w:lineRule="auto"/>
         <w:ind w:firstLine="708"/>
         <w:jc w:val="both"/>
         <w:rPr>
@@ -1425,12 +1493,19 @@
           <w:szCs w:val="24"/>
         </w:rPr>
       </w:r>
+      <w:r>
+        <w:rPr>
+          <w:color w:val="000000" w:themeColor="text1"/>
+          <w:sz w:val="24"/>
+          <w:szCs w:val="24"/>
+        </w:rPr>
+      </w:r>
     </w:p>
     <w:p>
       <w:pPr>
         <w:pStyle w:val="919"/>
         <w:pBdr/>
-        <w:spacing w:before="0" w:beforeAutospacing="0" w:line="240" w:lineRule="auto"/>
+        <w:spacing w:after="28" w:afterAutospacing="0" w:before="0" w:beforeAutospacing="0" w:line="240" w:lineRule="auto"/>
         <w:ind w:firstLine="708"/>
         <w:jc w:val="both"/>
         <w:rPr>
@@ -1466,7 +1541,7 @@
       <w:pPr>
         <w:pStyle w:val="919"/>
         <w:pBdr/>
-        <w:spacing w:before="0" w:beforeAutospacing="0" w:line="240" w:lineRule="auto"/>
+        <w:spacing w:after="28" w:afterAutospacing="0" w:before="0" w:beforeAutospacing="0" w:line="240" w:lineRule="auto"/>
         <w:ind/>
         <w:jc w:val="both"/>
         <w:rPr>
@@ -1475,6 +1550,13 @@
           <w:szCs w:val="24"/>
         </w:rPr>
       </w:pPr>
+      <w:r>
+        <w:rPr>
+          <w:color w:val="000000" w:themeColor="text1"/>
+          <w:sz w:val="24"/>
+          <w:szCs w:val="24"/>
+        </w:rPr>
+      </w:r>
       <w:r>
         <w:rPr>
           <w:color w:val="000000" w:themeColor="text1"/>
@@ -1494,13 +1576,14 @@
       <w:pPr>
         <w:pStyle w:val="919"/>
         <w:pBdr/>
-        <w:spacing w:before="0" w:beforeAutospacing="0" w:line="240" w:lineRule="auto"/>
+        <w:spacing w:after="28" w:afterAutospacing="0" w:before="0" w:beforeAutospacing="0" w:line="240" w:lineRule="auto"/>
         <w:ind/>
         <w:jc w:val="both"/>
         <w:rPr>
           <w:color w:val="000000" w:themeColor="text1"/>
           <w:sz w:val="24"/>
           <w:szCs w:val="24"/>
+          <w:highlight w:val="none"/>
         </w:rPr>
       </w:pPr>
       <w:r>
@@ -1748,7 +1831,7 @@
       <w:pPr>
         <w:pStyle w:val="919"/>
         <w:pBdr/>
-        <w:spacing w:before="0" w:beforeAutospacing="0" w:line="240" w:lineRule="auto"/>
+        <w:spacing w:after="28" w:afterAutospacing="0" w:afterLines="0" w:before="0" w:beforeAutospacing="0" w:line="240" w:lineRule="auto"/>
         <w:ind/>
         <w:jc w:val="both"/>
         <w:rPr>
@@ -1762,13 +1845,23 @@
           <w:color w:val="000000" w:themeColor="text1"/>
           <w:sz w:val="24"/>
           <w:szCs w:val="24"/>
-        </w:rPr>
-      </w:r>
-      <w:r>
-        <w:rPr>
-          <w:color w:val="000000" w:themeColor="text1"/>
-          <w:sz w:val="24"/>
-          <w:szCs w:val="24"/>
+          <w:highlight w:val="none"/>
+        </w:rPr>
+      </w:r>
+      <w:r>
+        <w:rPr>
+          <w:color w:val="000000" w:themeColor="text1"/>
+          <w:sz w:val="24"/>
+          <w:szCs w:val="24"/>
+          <w:highlight w:val="none"/>
+        </w:rPr>
+      </w:r>
+      <w:r>
+        <w:rPr>
+          <w:color w:val="000000" w:themeColor="text1"/>
+          <w:sz w:val="24"/>
+          <w:szCs w:val="24"/>
+          <w:highlight w:val="none"/>
         </w:rPr>
       </w:r>
     </w:p>
@@ -1776,7 +1869,7 @@
       <w:pPr>
         <w:pStyle w:val="919"/>
         <w:pBdr/>
-        <w:spacing w:before="0" w:beforeAutospacing="0" w:line="240" w:lineRule="auto"/>
+        <w:spacing w:after="28" w:afterAutospacing="0" w:before="0" w:beforeAutospacing="0" w:line="240" w:lineRule="auto"/>
         <w:ind/>
         <w:jc w:val="both"/>
         <w:rPr>
@@ -2243,6 +2336,13 @@
           <w:szCs w:val="24"/>
         </w:rPr>
         <w:t xml:space="preserve">{comportamento}</w:t>
+      </w:r>
+      <w:r>
+        <w:rPr>
+          <w:color w:val="000000" w:themeColor="text1"/>
+          <w:sz w:val="24"/>
+          <w:szCs w:val="24"/>
+        </w:rPr>
       </w:r>
       <w:r>
         <w:rPr>
@@ -2256,7 +2356,7 @@
       <w:pPr>
         <w:pStyle w:val="919"/>
         <w:pBdr/>
-        <w:spacing w:before="0" w:beforeAutospacing="0" w:line="240" w:lineRule="auto"/>
+        <w:spacing w:after="28" w:afterAutospacing="0" w:before="0" w:beforeAutospacing="0" w:line="240" w:lineRule="auto"/>
         <w:ind/>
         <w:jc w:val="both"/>
         <w:rPr>
@@ -2264,6 +2364,12 @@
           <w:szCs w:val="24"/>
         </w:rPr>
       </w:pPr>
+      <w:r>
+        <w:rPr>
+          <w:sz w:val="24"/>
+          <w:szCs w:val="24"/>
+        </w:rPr>
+      </w:r>
       <w:r>
         <w:rPr>
           <w:sz w:val="24"/>
@@ -2281,7 +2387,7 @@
       <w:pPr>
         <w:pStyle w:val="919"/>
         <w:pBdr/>
-        <w:spacing w:before="0" w:beforeAutospacing="0" w:line="240" w:lineRule="auto"/>
+        <w:spacing w:after="28" w:afterAutospacing="0" w:before="0" w:beforeAutospacing="0" w:line="240" w:lineRule="auto"/>
         <w:ind/>
         <w:jc w:val="both"/>
         <w:rPr>
@@ -2303,12 +2409,18 @@
           <w:szCs w:val="24"/>
         </w:rPr>
       </w:r>
+      <w:r>
+        <w:rPr>
+          <w:sz w:val="24"/>
+          <w:szCs w:val="24"/>
+        </w:rPr>
+      </w:r>
     </w:p>
     <w:p>
       <w:pPr>
         <w:pStyle w:val="919"/>
         <w:pBdr/>
-        <w:spacing w:before="0" w:beforeAutospacing="0" w:line="240" w:lineRule="auto"/>
+        <w:spacing w:after="28" w:afterAutospacing="0" w:before="0" w:beforeAutospacing="0" w:line="240" w:lineRule="auto"/>
         <w:ind/>
         <w:jc w:val="both"/>
         <w:rPr>
@@ -2316,6 +2428,12 @@
           <w:szCs w:val="24"/>
         </w:rPr>
       </w:pPr>
+      <w:r>
+        <w:rPr>
+          <w:sz w:val="24"/>
+          <w:szCs w:val="24"/>
+        </w:rPr>
+      </w:r>
       <w:r>
         <w:rPr>
           <w:sz w:val="24"/>
@@ -2333,7 +2451,7 @@
       <w:pPr>
         <w:pStyle w:val="919"/>
         <w:pBdr/>
-        <w:spacing w:before="0" w:beforeAutospacing="0" w:line="240" w:lineRule="auto"/>
+        <w:spacing w:after="28" w:afterAutospacing="0" w:before="0" w:beforeAutospacing="0" w:line="240" w:lineRule="auto"/>
         <w:ind/>
         <w:jc w:val="both"/>
         <w:rPr>
@@ -2341,6 +2459,12 @@
           <w:szCs w:val="24"/>
         </w:rPr>
       </w:pPr>
+      <w:r>
+        <w:rPr>
+          <w:sz w:val="24"/>
+          <w:szCs w:val="24"/>
+        </w:rPr>
+      </w:r>
       <w:r>
         <w:rPr>
           <w:sz w:val="24"/>
@@ -2357,7 +2481,7 @@
     <w:p>
       <w:pPr>
         <w:pBdr/>
-        <w:spacing w:before="0" w:beforeAutospacing="0" w:line="240" w:lineRule="auto"/>
+        <w:spacing w:after="28" w:afterAutospacing="0" w:before="0" w:beforeAutospacing="0" w:line="240" w:lineRule="auto"/>
         <w:ind/>
         <w:jc w:val="right"/>
         <w:rPr>
@@ -2395,7 +2519,7 @@
     <w:p>
       <w:pPr>
         <w:pBdr/>
-        <w:spacing w:before="0" w:beforeAutospacing="0" w:line="240" w:lineRule="auto"/>
+        <w:spacing w:after="28" w:afterAutospacing="0" w:before="0" w:beforeAutospacing="0" w:line="240" w:lineRule="auto"/>
         <w:ind/>
         <w:jc w:val="right"/>
         <w:rPr>
@@ -2421,6 +2545,13 @@
           <w:szCs w:val="24"/>
         </w:rPr>
         <w:t xml:space="preserve">.</w:t>
+      </w:r>
+      <w:r>
+        <w:rPr>
+          <w:color w:val="000000" w:themeColor="text1"/>
+          <w:sz w:val="24"/>
+          <w:szCs w:val="24"/>
+        </w:rPr>
       </w:r>
       <w:r>
         <w:rPr>
@@ -2434,7 +2565,7 @@
       <w:pPr>
         <w:pStyle w:val="919"/>
         <w:pBdr/>
-        <w:spacing w:before="0" w:beforeAutospacing="0" w:line="240" w:lineRule="auto"/>
+        <w:spacing w:after="28" w:afterAutospacing="0" w:before="0" w:beforeAutospacing="0" w:line="240" w:lineRule="auto"/>
         <w:ind/>
         <w:jc w:val="right"/>
         <w:rPr>
@@ -2443,6 +2574,13 @@
           <w:szCs w:val="24"/>
         </w:rPr>
       </w:pPr>
+      <w:r>
+        <w:rPr>
+          <w:color w:val="000000" w:themeColor="text1"/>
+          <w:sz w:val="24"/>
+          <w:szCs w:val="24"/>
+        </w:rPr>
+      </w:r>
       <w:r>
         <w:rPr>
           <w:color w:val="000000" w:themeColor="text1"/>
@@ -2462,7 +2600,7 @@
       <w:pPr>
         <w:pStyle w:val="919"/>
         <w:pBdr/>
-        <w:spacing w:before="0" w:beforeAutospacing="0" w:line="240" w:lineRule="auto"/>
+        <w:spacing w:after="28" w:afterAutospacing="0" w:before="0" w:beforeAutospacing="0" w:line="240" w:lineRule="auto"/>
         <w:ind/>
         <w:jc w:val="center"/>
         <w:rPr>
@@ -2470,6 +2608,12 @@
           <w:szCs w:val="24"/>
         </w:rPr>
       </w:pPr>
+      <w:r>
+        <w:rPr>
+          <w:sz w:val="24"/>
+          <w:szCs w:val="24"/>
+        </w:rPr>
+      </w:r>
       <w:r>
         <w:rPr>
           <w:sz w:val="24"/>
@@ -2486,7 +2630,7 @@
     <w:p>
       <w:pPr>
         <w:pBdr/>
-        <w:spacing w:before="0" w:beforeAutospacing="0" w:line="240" w:lineRule="auto"/>
+        <w:spacing w:after="28" w:afterAutospacing="0" w:before="0" w:beforeAutospacing="0" w:line="240" w:lineRule="auto"/>
         <w:ind w:firstLine="708" w:left="2832"/>
         <w:jc w:val="center"/>
         <w:rPr>
@@ -2522,7 +2666,7 @@
       <w:pPr>
         <w:pStyle w:val="919"/>
         <w:pBdr/>
-        <w:spacing w:before="0" w:beforeAutospacing="0" w:line="240" w:lineRule="auto"/>
+        <w:spacing w:after="28" w:afterAutospacing="0" w:before="0" w:beforeAutospacing="0" w:line="240" w:lineRule="auto"/>
         <w:ind/>
         <w:jc w:val="center"/>
         <w:rPr>
@@ -2536,6 +2680,12 @@
           <w:szCs w:val="24"/>
         </w:rPr>
         <w:t xml:space="preserve">____________________________________________________</w:t>
+      </w:r>
+      <w:r>
+        <w:rPr>
+          <w:sz w:val="24"/>
+          <w:szCs w:val="24"/>
+        </w:rPr>
       </w:r>
       <w:r>
         <w:rPr>
@@ -2548,7 +2698,7 @@
       <w:pPr>
         <w:pStyle w:val="919"/>
         <w:pBdr/>
-        <w:spacing w:before="0" w:beforeAutospacing="0" w:line="240" w:lineRule="auto"/>
+        <w:spacing w:after="28" w:afterAutospacing="0" w:before="0" w:beforeAutospacing="0" w:line="240" w:lineRule="auto"/>
         <w:ind/>
         <w:jc w:val="center"/>
         <w:rPr>
@@ -2592,7 +2742,7 @@
       <w:pPr>
         <w:pStyle w:val="919"/>
         <w:pBdr/>
-        <w:spacing w:before="0" w:beforeAutospacing="0" w:line="240" w:lineRule="auto"/>
+        <w:spacing w:after="28" w:afterAutospacing="0" w:before="0" w:beforeAutospacing="0" w:line="240" w:lineRule="auto"/>
         <w:ind/>
         <w:jc w:val="center"/>
         <w:rPr>
@@ -2615,6 +2765,14 @@
           <w:color w:val="000000"/>
           <w:sz w:val="24"/>
           <w:szCs w:val="24"/>
+        </w:rPr>
+      </w:r>
+      <w:r>
+        <w:rPr>
+          <w:color w:val="000000"/>
+          <w:sz w:val="24"/>
+          <w:szCs w:val="24"/>
+          <w:highlight w:val="none"/>
         </w:rPr>
       </w:r>
     </w:p>
@@ -2622,7 +2780,7 @@
       <w:pPr>
         <w:pStyle w:val="919"/>
         <w:pBdr/>
-        <w:spacing w:before="0" w:beforeAutospacing="0" w:beforeLines="0" w:line="240" w:lineRule="auto"/>
+        <w:spacing w:after="28" w:afterAutospacing="0" w:before="0" w:beforeAutospacing="0" w:beforeLines="0" w:line="240" w:lineRule="auto"/>
         <w:ind/>
         <w:jc w:val="center"/>
         <w:rPr>
@@ -2657,7 +2815,7 @@
       <w:pPr>
         <w:pStyle w:val="919"/>
         <w:pBdr/>
-        <w:spacing w:before="0" w:beforeAutospacing="0" w:beforeLines="0" w:line="240" w:lineRule="auto"/>
+        <w:spacing w:after="28" w:afterAutospacing="0" w:before="0" w:beforeAutospacing="0" w:beforeLines="0" w:line="240" w:lineRule="auto"/>
         <w:ind/>
         <w:jc w:val="center"/>
         <w:rPr>
@@ -2687,14 +2845,13 @@
           <w:color w:val="000000"/>
           <w:sz w:val="24"/>
           <w:szCs w:val="24"/>
-          <w:highlight w:val="none"/>
         </w:rPr>
       </w:r>
     </w:p>
     <w:p>
       <w:pPr>
         <w:pBdr/>
-        <w:spacing w:before="0" w:beforeAutospacing="0" w:line="240" w:lineRule="auto"/>
+        <w:spacing w:after="28" w:afterAutospacing="0" w:before="0" w:beforeAutospacing="0" w:line="240" w:lineRule="auto"/>
         <w:ind w:firstLine="0" w:left="4963"/>
         <w:rPr>
           <w:sz w:val="24"/>
@@ -2744,13 +2901,6 @@
         </w:rPr>
         <w:t xml:space="preserve">/BAGL-GSDGL/{DataPatd}</w:t>
       </w:r>
-      <w:r/>
-      <w:r>
-        <w:rPr>
-          <w:sz w:val="24"/>
-          <w:szCs w:val="24"/>
-        </w:rPr>
-      </w:r>
       <w:r>
         <w:rPr>
           <w:sz w:val="24"/>
@@ -2767,7 +2917,7 @@
     <w:p>
       <w:pPr>
         <w:pBdr/>
-        <w:spacing w:before="0" w:beforeAutospacing="0" w:beforeLines="0" w:line="240" w:lineRule="auto"/>
+        <w:spacing w:after="28" w:afterAutospacing="0" w:before="0" w:beforeAutospacing="0" w:beforeLines="0" w:line="240" w:lineRule="auto"/>
         <w:ind w:firstLine="0" w:left="0"/>
         <w:rPr>
           <w:sz w:val="24"/>
@@ -2780,7 +2930,12 @@
           <w:szCs w:val="24"/>
         </w:rPr>
       </w:r>
-      <w:r/>
+      <w:r>
+        <w:rPr>
+          <w:sz w:val="24"/>
+          <w:szCs w:val="24"/>
+        </w:rPr>
+      </w:r>
     </w:p>
     <w:p>
       <w:pPr>
@@ -2788,7 +2943,7 @@
         <w:tabs>
           <w:tab w:val="left" w:leader="none" w:pos="7033"/>
         </w:tabs>
-        <w:spacing w:before="0" w:beforeAutospacing="0" w:line="240" w:lineRule="auto"/>
+        <w:spacing w:after="28" w:afterAutospacing="0" w:before="0" w:beforeAutospacing="0" w:line="240" w:lineRule="auto"/>
         <w:ind/>
         <w:jc w:val="center"/>
         <w:rPr>
@@ -2836,7 +2991,7 @@
       <w:pPr>
         <w:pStyle w:val="926"/>
         <w:pBdr/>
-        <w:spacing w:before="0" w:beforeAutospacing="0" w:line="240" w:lineRule="auto"/>
+        <w:spacing w:after="28" w:afterAutospacing="0" w:before="0" w:beforeAutospacing="0" w:line="240" w:lineRule="auto"/>
         <w:ind/>
         <w:jc w:val="center"/>
         <w:rPr>
@@ -2876,7 +3031,7 @@
       <w:pPr>
         <w:pStyle w:val="926"/>
         <w:pBdr/>
-        <w:spacing w:before="0" w:beforeAutospacing="0" w:line="240" w:lineRule="auto"/>
+        <w:spacing w:after="28" w:afterAutospacing="0" w:before="0" w:beforeAutospacing="0" w:line="240" w:lineRule="auto"/>
         <w:ind/>
         <w:jc w:val="center"/>
         <w:rPr>
@@ -2920,7 +3075,7 @@
       <w:pPr>
         <w:pStyle w:val="926"/>
         <w:pBdr/>
-        <w:spacing w:before="0" w:beforeAutospacing="0" w:line="240" w:lineRule="auto"/>
+        <w:spacing w:after="28" w:afterAutospacing="0" w:before="0" w:beforeAutospacing="0" w:line="240" w:lineRule="auto"/>
         <w:ind/>
         <w:jc w:val="center"/>
         <w:rPr>
@@ -2964,7 +3119,7 @@
       <w:pPr>
         <w:pStyle w:val="926"/>
         <w:pBdr/>
-        <w:spacing w:before="0" w:beforeAutospacing="0" w:line="240" w:lineRule="auto"/>
+        <w:spacing w:after="28" w:afterAutospacing="0" w:before="0" w:beforeAutospacing="0" w:line="240" w:lineRule="auto"/>
         <w:ind/>
         <w:jc w:val="center"/>
         <w:rPr>
@@ -3003,39 +3158,12 @@
           <w:szCs w:val="24"/>
         </w:rPr>
       </w:r>
-      <w:r>
-        <w:rPr>
-          <w:sz w:val="24"/>
-          <w:szCs w:val="24"/>
-        </w:rPr>
-      </w:r>
-      <w:r>
-        <w:rPr>
-          <w:sz w:val="24"/>
-          <w:szCs w:val="24"/>
-        </w:rPr>
-      </w:r>
-      <w:r>
-        <w:rPr>
-          <w:sz w:val="24"/>
-          <w:szCs w:val="24"/>
-        </w:rPr>
-      </w:r>
-      <w:r>
-        <w:rPr>
-          <w:b w:val="0"/>
-          <w:bCs w:val="0"/>
-          <w:color w:val="ff0000"/>
-          <w:sz w:val="24"/>
-          <w:szCs w:val="24"/>
-        </w:rPr>
-      </w:r>
     </w:p>
     <w:p>
       <w:pPr>
         <w:pStyle w:val="914"/>
         <w:pBdr/>
-        <w:spacing w:before="0" w:beforeAutospacing="0" w:line="240" w:lineRule="auto"/>
+        <w:spacing w:after="28" w:afterAutospacing="0" w:before="0" w:beforeAutospacing="0" w:line="240" w:lineRule="auto"/>
         <w:ind w:firstLine="0" w:left="0"/>
         <w:jc w:val="center"/>
         <w:rPr>
@@ -3059,12 +3187,145 @@
       </w:r>
       <w:r>
         <w:rPr>
+          <w:sz w:val="24"/>
+          <w:szCs w:val="24"/>
+        </w:rPr>
+      </w:r>
+    </w:p>
+    <w:p>
+      <w:pPr>
+        <w:pStyle w:val="915"/>
+        <w:pBdr/>
+        <w:spacing w:after="28" w:afterAutospacing="0" w:before="0" w:beforeAutospacing="0" w:line="240" w:lineRule="auto"/>
+        <w:ind/>
+        <w:contextualSpacing w:val="true"/>
+        <w:rPr>
+          <w:rFonts w:ascii="Times New Roman" w:hAnsi="Times New Roman" w:cs="Times New Roman"/>
+          <w:sz w:val="24"/>
+          <w:szCs w:val="24"/>
+        </w:rPr>
+      </w:pPr>
+      <w:r>
+        <w:rPr>
+          <w:rFonts w:ascii="Times New Roman" w:hAnsi="Times New Roman" w:cs="Times New Roman"/>
+          <w:sz w:val="24"/>
+          <w:szCs w:val="24"/>
+        </w:rPr>
+        <w:t xml:space="preserve">MINISTÉRIO DA DEFESA</w:t>
+      </w:r>
+      <w:r>
+        <w:rPr>
+          <w:rFonts w:ascii="Times New Roman" w:hAnsi="Times New Roman" w:cs="Times New Roman"/>
+          <w:sz w:val="24"/>
+          <w:szCs w:val="24"/>
+        </w:rPr>
+      </w:r>
+      <w:r>
+        <w:rPr>
+          <w:rFonts w:ascii="Times New Roman" w:hAnsi="Times New Roman" w:cs="Times New Roman"/>
+          <w:sz w:val="24"/>
+          <w:szCs w:val="24"/>
+        </w:rPr>
+      </w:r>
+    </w:p>
+    <w:p>
+      <w:pPr>
+        <w:pStyle w:val="915"/>
+        <w:pBdr/>
+        <w:spacing w:after="28" w:afterAutospacing="0" w:before="0" w:beforeAutospacing="0" w:line="240" w:lineRule="auto"/>
+        <w:ind/>
+        <w:contextualSpacing w:val="true"/>
+        <w:rPr>
+          <w:rFonts w:ascii="Times New Roman" w:hAnsi="Times New Roman" w:cs="Times New Roman"/>
+          <w:b w:val="0"/>
+          <w:sz w:val="24"/>
+          <w:szCs w:val="24"/>
+        </w:rPr>
+      </w:pPr>
+      <w:r>
+        <w:rPr>
+          <w:rFonts w:ascii="Times New Roman" w:hAnsi="Times New Roman" w:cs="Times New Roman"/>
+          <w:b w:val="0"/>
+          <w:sz w:val="24"/>
+          <w:szCs w:val="24"/>
+        </w:rPr>
+        <w:t xml:space="preserve">COMANDO DA AERONÁUTICA</w:t>
+      </w:r>
+      <w:r>
+        <w:rPr>
+          <w:rFonts w:ascii="Times New Roman" w:hAnsi="Times New Roman" w:cs="Times New Roman"/>
+          <w:b w:val="0"/>
+          <w:sz w:val="24"/>
+          <w:szCs w:val="24"/>
+        </w:rPr>
+      </w:r>
+      <w:r>
+        <w:rPr>
+          <w:rFonts w:ascii="Times New Roman" w:hAnsi="Times New Roman" w:cs="Times New Roman"/>
+          <w:b w:val="0"/>
+          <w:sz w:val="24"/>
+          <w:szCs w:val="24"/>
+        </w:rPr>
+      </w:r>
+    </w:p>
+    <w:p>
+      <w:pPr>
+        <w:pStyle w:val="919"/>
+        <w:pBdr/>
+        <w:spacing w:after="28" w:afterAutospacing="0" w:before="0" w:beforeAutospacing="0" w:line="240" w:lineRule="auto"/>
+        <w:ind/>
+        <w:jc w:val="center"/>
+        <w:rPr>
+          <w:rFonts w:cs="Times New Roman"/>
+          <w:bCs/>
+          <w:sz w:val="24"/>
+          <w:szCs w:val="24"/>
+          <w:u w:val="single"/>
+        </w:rPr>
+      </w:pPr>
+      <w:r>
+        <w:rPr>
+          <w:rFonts w:cs="Times New Roman"/>
+          <w:bCs/>
+          <w:sz w:val="24"/>
+          <w:szCs w:val="24"/>
+          <w:u w:val="single"/>
+        </w:rPr>
+        <w:t xml:space="preserve">GRUPO DE SEGURANÇA E DEFESA DO GALEÃO</w:t>
+      </w:r>
+      <w:r>
+        <w:rPr>
+          <w:rFonts w:cs="Times New Roman"/>
+          <w:bCs/>
+          <w:sz w:val="24"/>
+          <w:szCs w:val="24"/>
+          <w:u w:val="single"/>
+        </w:rPr>
+      </w:r>
+      <w:r>
+        <w:rPr>
+          <w:rFonts w:cs="Times New Roman"/>
+          <w:bCs/>
+          <w:sz w:val="24"/>
+          <w:szCs w:val="24"/>
+          <w:u w:val="single"/>
+        </w:rPr>
+      </w:r>
+    </w:p>
+    <w:p>
+      <w:pPr>
+        <w:pStyle w:val="919"/>
+        <w:pBdr/>
+        <w:spacing w:after="28" w:afterAutospacing="0" w:before="0" w:beforeAutospacing="0" w:line="240" w:lineRule="auto"/>
+        <w:ind/>
+        <w:jc w:val="center"/>
+        <w:rPr>
           <w:b/>
           <w:bCs/>
           <w:sz w:val="24"/>
           <w:szCs w:val="24"/>
         </w:rPr>
-      </w:r>
+      </w:pPr>
       <w:r>
         <w:rPr>
           <w:b/>
@@ -3083,6 +3344,8 @@
       </w:r>
       <w:r>
         <w:rPr>
+          <w:b/>
+          <w:bCs/>
           <w:sz w:val="24"/>
           <w:szCs w:val="24"/>
         </w:rPr>
@@ -3090,35 +3353,38 @@
     </w:p>
     <w:p>
       <w:pPr>
-        <w:pStyle w:val="915"/>
-        <w:pBdr/>
-        <w:spacing w:after="0" w:before="0" w:beforeAutospacing="0" w:line="240" w:lineRule="auto"/>
-        <w:ind/>
-        <w:contextualSpacing w:val="true"/>
-        <w:rPr>
-          <w:rFonts w:ascii="Times New Roman" w:hAnsi="Times New Roman" w:cs="Times New Roman"/>
-          <w:sz w:val="24"/>
-          <w:szCs w:val="24"/>
-        </w:rPr>
-      </w:pPr>
-      <w:r>
-        <w:rPr>
-          <w:rFonts w:ascii="Times New Roman" w:hAnsi="Times New Roman" w:cs="Times New Roman"/>
-          <w:sz w:val="24"/>
-          <w:szCs w:val="24"/>
-        </w:rPr>
-        <w:t xml:space="preserve">MINISTÉRIO DA DEFESA</w:t>
-      </w:r>
-      <w:r>
-        <w:rPr>
-          <w:rFonts w:ascii="Times New Roman" w:hAnsi="Times New Roman" w:cs="Times New Roman"/>
-          <w:sz w:val="24"/>
-          <w:szCs w:val="24"/>
-        </w:rPr>
-      </w:r>
-      <w:r>
-        <w:rPr>
-          <w:rFonts w:ascii="Times New Roman" w:hAnsi="Times New Roman" w:cs="Times New Roman"/>
+        <w:pStyle w:val="919"/>
+        <w:pBdr/>
+        <w:spacing w:after="28" w:afterAutospacing="0" w:before="0" w:beforeAutospacing="0" w:line="240" w:lineRule="auto"/>
+        <w:ind/>
+        <w:jc w:val="center"/>
+        <w:rPr>
+          <w:b/>
+          <w:bCs/>
+          <w:sz w:val="24"/>
+          <w:szCs w:val="24"/>
+        </w:rPr>
+      </w:pPr>
+      <w:r>
+        <w:rPr>
+          <w:b/>
+          <w:bCs/>
+          <w:sz w:val="24"/>
+          <w:szCs w:val="24"/>
+        </w:rPr>
+      </w:r>
+      <w:r>
+        <w:rPr>
+          <w:b/>
+          <w:bCs/>
+          <w:sz w:val="24"/>
+          <w:szCs w:val="24"/>
+        </w:rPr>
+      </w:r>
+      <w:r>
+        <w:rPr>
+          <w:b/>
+          <w:bCs/>
           <w:sz w:val="24"/>
           <w:szCs w:val="24"/>
         </w:rPr>
@@ -3126,39 +3392,38 @@
     </w:p>
     <w:p>
       <w:pPr>
-        <w:pStyle w:val="915"/>
-        <w:pBdr/>
-        <w:spacing w:after="0" w:before="0" w:beforeAutospacing="0" w:line="240" w:lineRule="auto"/>
-        <w:ind/>
-        <w:contextualSpacing w:val="true"/>
-        <w:rPr>
-          <w:rFonts w:ascii="Times New Roman" w:hAnsi="Times New Roman" w:cs="Times New Roman"/>
-          <w:b w:val="0"/>
-          <w:sz w:val="24"/>
-          <w:szCs w:val="24"/>
-        </w:rPr>
-      </w:pPr>
-      <w:r>
-        <w:rPr>
-          <w:rFonts w:ascii="Times New Roman" w:hAnsi="Times New Roman" w:cs="Times New Roman"/>
-          <w:b w:val="0"/>
-          <w:sz w:val="24"/>
-          <w:szCs w:val="24"/>
-        </w:rPr>
-        <w:t xml:space="preserve">COMANDO DA AERONÁUTICA</w:t>
-      </w:r>
-      <w:r>
-        <w:rPr>
-          <w:rFonts w:ascii="Times New Roman" w:hAnsi="Times New Roman" w:cs="Times New Roman"/>
-          <w:b w:val="0"/>
-          <w:sz w:val="24"/>
-          <w:szCs w:val="24"/>
-        </w:rPr>
-      </w:r>
-      <w:r>
-        <w:rPr>
-          <w:rFonts w:ascii="Times New Roman" w:hAnsi="Times New Roman" w:cs="Times New Roman"/>
-          <w:b w:val="0"/>
+        <w:pStyle w:val="919"/>
+        <w:pBdr/>
+        <w:spacing w:after="28" w:afterAutospacing="0" w:before="0" w:beforeAutospacing="0" w:line="240" w:lineRule="auto"/>
+        <w:ind/>
+        <w:jc w:val="center"/>
+        <w:rPr>
+          <w:b/>
+          <w:bCs/>
+          <w:sz w:val="24"/>
+          <w:szCs w:val="24"/>
+        </w:rPr>
+      </w:pPr>
+      <w:r>
+        <w:rPr>
+          <w:b/>
+          <w:bCs/>
+          <w:sz w:val="24"/>
+          <w:szCs w:val="24"/>
+        </w:rPr>
+      </w:r>
+      <w:r>
+        <w:rPr>
+          <w:b/>
+          <w:bCs/>
+          <w:sz w:val="24"/>
+          <w:szCs w:val="24"/>
+        </w:rPr>
+      </w:r>
+      <w:r>
+        <w:rPr>
+          <w:b/>
+          <w:bCs/>
           <w:sz w:val="24"/>
           <w:szCs w:val="24"/>
         </w:rPr>
@@ -3168,211 +3433,50 @@
       <w:pPr>
         <w:pStyle w:val="919"/>
         <w:pBdr/>
-        <w:spacing w:before="0" w:beforeAutospacing="0" w:line="240" w:lineRule="auto"/>
+        <w:spacing w:after="28" w:afterAutospacing="0" w:before="0" w:beforeAutospacing="0" w:line="240" w:lineRule="auto"/>
         <w:ind/>
         <w:jc w:val="center"/>
         <w:rPr>
-          <w:rFonts w:cs="Times New Roman"/>
+          <w:b/>
           <w:bCs/>
-          <w:sz w:val="24"/>
-          <w:szCs w:val="24"/>
-          <w:u w:val="single"/>
-        </w:rPr>
-      </w:pPr>
-      <w:r>
-        <w:rPr>
-          <w:rFonts w:cs="Times New Roman"/>
+          <w:color w:val="000000" w:themeColor="text1"/>
+          <w:sz w:val="24"/>
+          <w:szCs w:val="24"/>
+        </w:rPr>
+      </w:pPr>
+      <w:r>
+        <w:rPr>
+          <w:b/>
           <w:bCs/>
-          <w:sz w:val="24"/>
-          <w:szCs w:val="24"/>
-          <w:u w:val="single"/>
-        </w:rPr>
-        <w:t xml:space="preserve">GRUPO DE SEGURANÇA E DEFESA DO GALEÃO</w:t>
-      </w:r>
-      <w:r>
-        <w:rPr>
-          <w:rFonts w:cs="Times New Roman"/>
+          <w:color w:val="000000" w:themeColor="text1"/>
+          <w:sz w:val="24"/>
+          <w:szCs w:val="24"/>
+        </w:rPr>
+        <w:t xml:space="preserve">DECISÃO DA AUTORIDADE QUE APLICA A PUNIÇÃO DISCIPLINAR</w:t>
+      </w:r>
+      <w:r>
+        <w:rPr>
+          <w:b/>
           <w:bCs/>
-          <w:sz w:val="24"/>
-          <w:szCs w:val="24"/>
-          <w:u w:val="single"/>
-        </w:rPr>
-      </w:r>
-      <w:r>
-        <w:rPr>
-          <w:rFonts w:cs="Times New Roman"/>
+          <w:color w:val="000000" w:themeColor="text1"/>
+          <w:sz w:val="24"/>
+          <w:szCs w:val="24"/>
+        </w:rPr>
+      </w:r>
+      <w:r>
+        <w:rPr>
+          <w:b/>
           <w:bCs/>
-          <w:sz w:val="24"/>
-          <w:szCs w:val="24"/>
-          <w:u w:val="single"/>
+          <w:color w:val="000000" w:themeColor="text1"/>
+          <w:sz w:val="24"/>
+          <w:szCs w:val="24"/>
         </w:rPr>
       </w:r>
     </w:p>
     <w:p>
       <w:pPr>
-        <w:pStyle w:val="919"/>
-        <w:pBdr/>
-        <w:spacing w:before="0" w:beforeAutospacing="0" w:line="240" w:lineRule="auto"/>
-        <w:ind/>
-        <w:jc w:val="center"/>
-        <w:rPr>
-          <w:b/>
-          <w:bCs/>
-          <w:sz w:val="24"/>
-          <w:szCs w:val="24"/>
-        </w:rPr>
-      </w:pPr>
-      <w:r>
-        <w:rPr>
-          <w:b/>
-          <w:bCs/>
-          <w:sz w:val="24"/>
-          <w:szCs w:val="24"/>
-        </w:rPr>
-      </w:r>
-      <w:r>
-        <w:rPr>
-          <w:b/>
-          <w:bCs/>
-          <w:sz w:val="24"/>
-          <w:szCs w:val="24"/>
-        </w:rPr>
-      </w:r>
-      <w:r>
-        <w:rPr>
-          <w:b/>
-          <w:bCs/>
-          <w:sz w:val="24"/>
-          <w:szCs w:val="24"/>
-        </w:rPr>
-      </w:r>
-    </w:p>
-    <w:p>
-      <w:pPr>
-        <w:pStyle w:val="919"/>
-        <w:pBdr/>
-        <w:spacing w:before="0" w:beforeAutospacing="0" w:line="240" w:lineRule="auto"/>
-        <w:ind/>
-        <w:jc w:val="center"/>
-        <w:rPr>
-          <w:b/>
-          <w:bCs/>
-          <w:sz w:val="24"/>
-          <w:szCs w:val="24"/>
-        </w:rPr>
-      </w:pPr>
-      <w:r>
-        <w:rPr>
-          <w:b/>
-          <w:bCs/>
-          <w:sz w:val="24"/>
-          <w:szCs w:val="24"/>
-        </w:rPr>
-      </w:r>
-      <w:r>
-        <w:rPr>
-          <w:b/>
-          <w:bCs/>
-          <w:sz w:val="24"/>
-          <w:szCs w:val="24"/>
-        </w:rPr>
-      </w:r>
-      <w:r>
-        <w:rPr>
-          <w:b/>
-          <w:bCs/>
-          <w:sz w:val="24"/>
-          <w:szCs w:val="24"/>
-        </w:rPr>
-      </w:r>
-    </w:p>
-    <w:p>
-      <w:pPr>
-        <w:pStyle w:val="919"/>
-        <w:pBdr/>
-        <w:spacing w:before="0" w:beforeAutospacing="0" w:line="240" w:lineRule="auto"/>
-        <w:ind/>
-        <w:jc w:val="center"/>
-        <w:rPr>
-          <w:b/>
-          <w:bCs/>
-          <w:sz w:val="24"/>
-          <w:szCs w:val="24"/>
-        </w:rPr>
-      </w:pPr>
-      <w:r>
-        <w:rPr>
-          <w:b/>
-          <w:bCs/>
-          <w:sz w:val="24"/>
-          <w:szCs w:val="24"/>
-        </w:rPr>
-      </w:r>
-      <w:r>
-        <w:rPr>
-          <w:b/>
-          <w:bCs/>
-          <w:sz w:val="24"/>
-          <w:szCs w:val="24"/>
-        </w:rPr>
-      </w:r>
-      <w:r>
-        <w:rPr>
-          <w:b/>
-          <w:bCs/>
-          <w:sz w:val="24"/>
-          <w:szCs w:val="24"/>
-        </w:rPr>
-      </w:r>
-    </w:p>
-    <w:p>
-      <w:pPr>
-        <w:pStyle w:val="919"/>
-        <w:pBdr/>
-        <w:spacing w:before="0" w:beforeAutospacing="0" w:line="240" w:lineRule="auto"/>
-        <w:ind/>
-        <w:jc w:val="center"/>
-        <w:rPr>
-          <w:b/>
-          <w:bCs/>
-          <w:color w:val="000000" w:themeColor="text1"/>
-          <w:sz w:val="24"/>
-          <w:szCs w:val="24"/>
-        </w:rPr>
-      </w:pPr>
-      <w:r>
-        <w:rPr>
-          <w:b/>
-          <w:bCs/>
-          <w:color w:val="000000" w:themeColor="text1"/>
-          <w:sz w:val="24"/>
-          <w:szCs w:val="24"/>
-        </w:rPr>
-        <w:t xml:space="preserve">DECISÃO DA AUTORIDADE QUE APLICA A PUNIÇÃO DISCIPLINAR</w:t>
-      </w:r>
-      <w:r>
-        <w:rPr>
-          <w:b/>
-          <w:bCs/>
-          <w:color w:val="000000" w:themeColor="text1"/>
-          <w:sz w:val="24"/>
-          <w:szCs w:val="24"/>
-        </w:rPr>
-      </w:r>
-      <w:r>
-        <w:rPr>
-          <w:b/>
-          <w:bCs/>
-          <w:color w:val="000000" w:themeColor="text1"/>
-          <w:sz w:val="24"/>
-          <w:szCs w:val="24"/>
-        </w:rPr>
-      </w:r>
-    </w:p>
-    <w:p>
-      <w:pPr>
-        <w:pBdr/>
-        <w:spacing w:before="0" w:beforeAutospacing="0" w:line="240" w:lineRule="auto"/>
+        <w:pBdr/>
+        <w:spacing w:after="28" w:afterAutospacing="0" w:before="0" w:beforeAutospacing="0" w:line="240" w:lineRule="auto"/>
         <w:ind/>
         <w:jc w:val="center"/>
         <w:rPr>
@@ -3412,12 +3516,19 @@
           <w:szCs w:val="22"/>
         </w:rPr>
       </w:r>
+      <w:r>
+        <w:rPr>
+          <w:color w:val="000000" w:themeColor="text1"/>
+          <w:sz w:val="22"/>
+          <w:szCs w:val="22"/>
+        </w:rPr>
+      </w:r>
     </w:p>
     <w:p>
       <w:pPr>
         <w:pStyle w:val="919"/>
         <w:pBdr/>
-        <w:spacing w:before="0" w:beforeAutospacing="0" w:line="240" w:lineRule="auto"/>
+        <w:spacing w:after="28" w:afterAutospacing="0" w:before="0" w:beforeAutospacing="0" w:line="240" w:lineRule="auto"/>
         <w:ind/>
         <w:jc w:val="center"/>
         <w:rPr>
@@ -3440,12 +3551,19 @@
           <w:szCs w:val="22"/>
         </w:rPr>
       </w:r>
+      <w:r>
+        <w:rPr>
+          <w:color w:val="000000" w:themeColor="text1"/>
+          <w:sz w:val="22"/>
+          <w:szCs w:val="22"/>
+        </w:rPr>
+      </w:r>
     </w:p>
     <w:p>
       <w:pPr>
         <w:pStyle w:val="919"/>
         <w:pBdr/>
-        <w:spacing w:before="0" w:beforeAutospacing="0" w:line="240" w:lineRule="auto"/>
+        <w:spacing w:after="28" w:afterAutospacing="0" w:before="0" w:beforeAutospacing="0" w:line="240" w:lineRule="auto"/>
         <w:ind/>
         <w:jc w:val="center"/>
         <w:rPr>
@@ -3488,7 +3606,7 @@
       <w:pPr>
         <w:pStyle w:val="919"/>
         <w:pBdr/>
-        <w:spacing w:before="0" w:beforeAutospacing="0" w:line="240" w:lineRule="auto"/>
+        <w:spacing w:after="28" w:afterAutospacing="0" w:before="0" w:beforeAutospacing="0" w:line="240" w:lineRule="auto"/>
         <w:ind/>
         <w:jc w:val="both"/>
         <w:rPr>
@@ -3962,12 +4080,19 @@
           <w:szCs w:val="24"/>
         </w:rPr>
       </w:r>
+      <w:r>
+        <w:rPr>
+          <w:color w:val="000000" w:themeColor="text1"/>
+          <w:sz w:val="24"/>
+          <w:szCs w:val="24"/>
+        </w:rPr>
+      </w:r>
     </w:p>
     <w:p>
       <w:pPr>
         <w:pStyle w:val="919"/>
         <w:pBdr/>
-        <w:spacing w:before="0" w:beforeAutospacing="0" w:line="240" w:lineRule="auto"/>
+        <w:spacing w:after="28" w:afterAutospacing="0" w:before="0" w:beforeAutospacing="0" w:line="240" w:lineRule="auto"/>
         <w:ind/>
         <w:jc w:val="both"/>
         <w:rPr>
@@ -3976,6 +4101,13 @@
           <w:szCs w:val="24"/>
         </w:rPr>
       </w:pPr>
+      <w:r>
+        <w:rPr>
+          <w:color w:val="000000" w:themeColor="text1"/>
+          <w:sz w:val="24"/>
+          <w:szCs w:val="24"/>
+        </w:rPr>
+      </w:r>
       <w:r>
         <w:rPr>
           <w:color w:val="000000" w:themeColor="text1"/>
@@ -3995,7 +4127,7 @@
       <w:pPr>
         <w:pStyle w:val="919"/>
         <w:pBdr/>
-        <w:spacing w:before="0" w:beforeAutospacing="0" w:line="240" w:lineRule="auto"/>
+        <w:spacing w:after="28" w:afterAutospacing="0" w:before="0" w:beforeAutospacing="0" w:line="240" w:lineRule="auto"/>
         <w:ind/>
         <w:jc w:val="both"/>
         <w:rPr>
@@ -4004,6 +4136,13 @@
           <w:szCs w:val="24"/>
         </w:rPr>
       </w:pPr>
+      <w:r>
+        <w:rPr>
+          <w:color w:val="000000" w:themeColor="text1"/>
+          <w:sz w:val="24"/>
+          <w:szCs w:val="24"/>
+        </w:rPr>
+      </w:r>
       <w:r>
         <w:rPr>
           <w:color w:val="000000" w:themeColor="text1"/>
@@ -4023,7 +4162,7 @@
       <w:pPr>
         <w:pStyle w:val="919"/>
         <w:pBdr/>
-        <w:spacing w:before="0" w:beforeAutospacing="0" w:line="240" w:lineRule="auto"/>
+        <w:spacing w:after="28" w:afterAutospacing="0" w:before="0" w:beforeAutospacing="0" w:line="240" w:lineRule="auto"/>
         <w:ind/>
         <w:jc w:val="both"/>
         <w:rPr>
@@ -4032,6 +4171,13 @@
           <w:szCs w:val="24"/>
         </w:rPr>
       </w:pPr>
+      <w:r>
+        <w:rPr>
+          <w:color w:val="000000" w:themeColor="text1"/>
+          <w:sz w:val="24"/>
+          <w:szCs w:val="24"/>
+        </w:rPr>
+      </w:r>
       <w:r>
         <w:rPr>
           <w:color w:val="000000" w:themeColor="text1"/>
@@ -4051,7 +4197,7 @@
       <w:pPr>
         <w:pStyle w:val="919"/>
         <w:pBdr/>
-        <w:spacing w:before="0" w:beforeAutospacing="0" w:line="240" w:lineRule="auto"/>
+        <w:spacing w:after="28" w:afterAutospacing="0" w:before="0" w:beforeAutospacing="0" w:line="240" w:lineRule="auto"/>
         <w:ind/>
         <w:jc w:val="both"/>
         <w:rPr>
@@ -4067,6 +4213,13 @@
           <w:szCs w:val="24"/>
         </w:rPr>
         <w:t xml:space="preserve"> </w:t>
+      </w:r>
+      <w:r>
+        <w:rPr>
+          <w:color w:val="000000" w:themeColor="text1"/>
+          <w:sz w:val="24"/>
+          <w:szCs w:val="24"/>
+        </w:rPr>
       </w:r>
       <w:r>
         <w:rPr>
@@ -4080,7 +4233,7 @@
       <w:pPr>
         <w:pStyle w:val="919"/>
         <w:pBdr/>
-        <w:spacing w:before="0" w:beforeAutospacing="0" w:line="240" w:lineRule="auto"/>
+        <w:spacing w:after="28" w:afterAutospacing="0" w:before="0" w:beforeAutospacing="0" w:line="240" w:lineRule="auto"/>
         <w:ind/>
         <w:rPr>
           <w:bCs/>
@@ -4118,7 +4271,7 @@
       <w:pPr>
         <w:pStyle w:val="919"/>
         <w:pBdr/>
-        <w:spacing w:before="0" w:beforeAutospacing="0" w:line="240" w:lineRule="auto"/>
+        <w:spacing w:after="28" w:afterAutospacing="0" w:before="0" w:beforeAutospacing="0" w:line="240" w:lineRule="auto"/>
         <w:ind/>
         <w:jc w:val="both"/>
         <w:rPr>
@@ -4157,7 +4310,7 @@
       <w:pPr>
         <w:pStyle w:val="919"/>
         <w:pBdr/>
-        <w:spacing w:before="0" w:beforeAutospacing="0" w:line="240" w:lineRule="auto"/>
+        <w:spacing w:after="28" w:afterAutospacing="0" w:before="0" w:beforeAutospacing="0" w:line="240" w:lineRule="auto"/>
         <w:ind/>
         <w:jc w:val="right"/>
         <w:rPr>
@@ -4166,6 +4319,13 @@
           <w:szCs w:val="24"/>
         </w:rPr>
       </w:pPr>
+      <w:r>
+        <w:rPr>
+          <w:color w:val="000000" w:themeColor="text1"/>
+          <w:sz w:val="24"/>
+          <w:szCs w:val="24"/>
+        </w:rPr>
+      </w:r>
       <w:r>
         <w:rPr>
           <w:color w:val="000000" w:themeColor="text1"/>
@@ -4184,7 +4344,7 @@
     <w:p>
       <w:pPr>
         <w:pBdr/>
-        <w:spacing w:before="0" w:beforeAutospacing="0" w:line="240" w:lineRule="auto"/>
+        <w:spacing w:after="28" w:afterAutospacing="0" w:before="0" w:beforeAutospacing="0" w:line="240" w:lineRule="auto"/>
         <w:ind/>
         <w:jc w:val="right"/>
         <w:rPr>
@@ -4232,7 +4392,7 @@
     <w:p>
       <w:pPr>
         <w:pBdr/>
-        <w:spacing w:before="0" w:beforeAutospacing="0" w:line="240" w:lineRule="auto"/>
+        <w:spacing w:after="28" w:afterAutospacing="0" w:before="0" w:beforeAutospacing="0" w:line="240" w:lineRule="auto"/>
         <w:ind/>
         <w:jc w:val="right"/>
         <w:rPr>
@@ -4241,6 +4401,13 @@
           <w:szCs w:val="24"/>
         </w:rPr>
       </w:pPr>
+      <w:r>
+        <w:rPr>
+          <w:color w:val="000000" w:themeColor="text1"/>
+          <w:sz w:val="24"/>
+          <w:szCs w:val="24"/>
+        </w:rPr>
+      </w:r>
       <w:r>
         <w:rPr>
           <w:color w:val="000000" w:themeColor="text1"/>
@@ -4259,7 +4426,7 @@
     <w:p>
       <w:pPr>
         <w:pBdr/>
-        <w:spacing w:before="0" w:beforeAutospacing="0" w:line="240" w:lineRule="auto"/>
+        <w:spacing w:after="28" w:afterAutospacing="0" w:before="0" w:beforeAutospacing="0" w:line="240" w:lineRule="auto"/>
         <w:ind/>
         <w:jc w:val="right"/>
         <w:rPr>
@@ -4268,6 +4435,13 @@
           <w:szCs w:val="24"/>
         </w:rPr>
       </w:pPr>
+      <w:r>
+        <w:rPr>
+          <w:color w:val="000000" w:themeColor="text1"/>
+          <w:sz w:val="24"/>
+          <w:szCs w:val="24"/>
+        </w:rPr>
+      </w:r>
       <w:r>
         <w:rPr>
           <w:color w:val="000000" w:themeColor="text1"/>
@@ -4287,7 +4461,7 @@
       <w:pPr>
         <w:pStyle w:val="919"/>
         <w:pBdr/>
-        <w:spacing w:before="0" w:beforeAutospacing="0" w:line="240" w:lineRule="auto"/>
+        <w:spacing w:after="28" w:afterAutospacing="0" w:before="0" w:beforeAutospacing="0" w:line="240" w:lineRule="auto"/>
         <w:ind/>
         <w:jc w:val="right"/>
         <w:rPr>
@@ -4326,7 +4500,7 @@
       <w:pPr>
         <w:pStyle w:val="919"/>
         <w:pBdr/>
-        <w:spacing w:before="0" w:beforeAutospacing="0" w:line="240" w:lineRule="auto"/>
+        <w:spacing w:after="28" w:afterAutospacing="0" w:before="0" w:beforeAutospacing="0" w:line="240" w:lineRule="auto"/>
         <w:ind/>
         <w:jc w:val="center"/>
         <w:rPr>
@@ -4342,6 +4516,13 @@
           <w:szCs w:val="24"/>
         </w:rPr>
         <w:t xml:space="preserve">{Assinatura Comandante do GSD}</w:t>
+      </w:r>
+      <w:r>
+        <w:rPr>
+          <w:color w:val="000000" w:themeColor="text1"/>
+          <w:sz w:val="24"/>
+          <w:szCs w:val="24"/>
+        </w:rPr>
       </w:r>
       <w:r>
         <w:rPr>
@@ -4355,7 +4536,7 @@
       <w:pPr>
         <w:pStyle w:val="919"/>
         <w:pBdr/>
-        <w:spacing w:before="0" w:beforeAutospacing="0" w:line="240" w:lineRule="auto"/>
+        <w:spacing w:after="28" w:afterAutospacing="0" w:before="0" w:beforeAutospacing="0" w:line="240" w:lineRule="auto"/>
         <w:ind/>
         <w:jc w:val="center"/>
         <w:rPr>
@@ -4371,6 +4552,13 @@
           <w:szCs w:val="24"/>
         </w:rPr>
         <w:t xml:space="preserve">{Comandante /Posto/Especialização}</w:t>
+      </w:r>
+      <w:r>
+        <w:rPr>
+          <w:color w:val="000000" w:themeColor="text1"/>
+          <w:sz w:val="24"/>
+          <w:szCs w:val="24"/>
+        </w:rPr>
       </w:r>
       <w:r>
         <w:rPr>
@@ -4384,7 +4572,7 @@
       <w:pPr>
         <w:pStyle w:val="919"/>
         <w:pBdr/>
-        <w:spacing w:before="0" w:beforeAutospacing="0" w:line="240" w:lineRule="auto"/>
+        <w:spacing w:after="28" w:afterAutospacing="0" w:before="0" w:beforeAutospacing="0" w:line="240" w:lineRule="auto"/>
         <w:ind/>
         <w:jc w:val="center"/>
         <w:rPr>
@@ -4400,6 +4588,13 @@
           <w:szCs w:val="24"/>
         </w:rPr>
         <w:t xml:space="preserve">COMANDANTE DO GSD-GL</w:t>
+      </w:r>
+      <w:r>
+        <w:rPr>
+          <w:color w:val="000000" w:themeColor="text1"/>
+          <w:sz w:val="24"/>
+          <w:szCs w:val="24"/>
+        </w:rPr>
       </w:r>
       <w:r>
         <w:rPr>
@@ -4413,7 +4608,7 @@
       <w:pPr>
         <w:pStyle w:val="919"/>
         <w:pBdr/>
-        <w:spacing w:before="0" w:beforeAutospacing="0" w:line="240" w:lineRule="auto"/>
+        <w:spacing w:after="28" w:afterAutospacing="0" w:before="0" w:beforeAutospacing="0" w:line="240" w:lineRule="auto"/>
         <w:ind/>
         <w:jc w:val="center"/>
         <w:rPr>
